--- a/hw/hw7/113598009_7.docx
+++ b/hw/hw7/113598009_7.docx
@@ -2939,6 +2939,60 @@
                 <w:sz w:val="20"/>
               </w:rPr>
               <w:t>Iteration II implementation: UC-02 (Define Style Profile) and UC-03 (Check with Interactive Fix Suggestions). Add Design, Implementation Class Model, Programming, and Unit Testing sections. 7 new classes, 6 modified classes, 28 JUnit 5 tests all pass.</w:t>
+            </w:r>
+          </w:p>
+        </w:tc>
+      </w:tr>
+      <w:tr>
+        <w:tc>
+          <w:tcPr>
+            <w:tcW w:type="dxa" w:w="1040"/>
+          </w:tcPr>
+          <w:p>
+            <w:r>
+              <w:rPr>
+                <w:sz w:val="20"/>
+              </w:rPr>
+              <w:t>9.0</w:t>
+            </w:r>
+          </w:p>
+        </w:tc>
+        <w:tc>
+          <w:tcPr>
+            <w:tcW w:type="dxa" w:w="1494"/>
+          </w:tcPr>
+          <w:p>
+            <w:r>
+              <w:rPr>
+                <w:sz w:val="20"/>
+              </w:rPr>
+              <w:t>2026-06-14</w:t>
+            </w:r>
+          </w:p>
+        </w:tc>
+        <w:tc>
+          <w:tcPr>
+            <w:tcW w:type="dxa" w:w="1495"/>
+          </w:tcPr>
+          <w:p>
+            <w:r>
+              <w:rPr>
+                <w:sz w:val="20"/>
+              </w:rPr>
+              <w:t>FrankLi</w:t>
+            </w:r>
+          </w:p>
+        </w:tc>
+        <w:tc>
+          <w:tcPr>
+            <w:tcW w:type="dxa" w:w="4997"/>
+          </w:tcPr>
+          <w:p>
+            <w:r>
+              <w:rPr>
+                <w:sz w:val="20"/>
+              </w:rPr>
+              <w:t>Iteration II 實作：UC-02（Define Style Profile）與 UC-03（Check with Interactive Fix Suggestions）。新增 Design、Implementation Class Model、Programming、Unit Testing 章節。7 個新類別、6 個修改類別，28 個 JUnit 5 測試全部通過。</w:t>
             </w:r>
           </w:p>
         </w:tc>
@@ -19253,7 +19307,7 @@
         <w:pStyle w:val="1"/>
       </w:pPr>
       <w:r>
-        <w:t>3. Design [new]</w:t>
+        <w:t>3. Design</w:t>
       </w:r>
     </w:p>
     <w:p>
@@ -19261,13 +19315,13 @@
         <w:pStyle w:val="2"/>
       </w:pPr>
       <w:r>
-        <w:t>3.1 Logical Architecture with UML Package Diagram [new]</w:t>
+        <w:t>3.1 Logical Architecture</w:t>
       </w:r>
     </w:p>
     <w:p>
       <w:pPr/>
       <w:r>
-        <w:t>The arch-checker system is organised into four horizontal layers: CLI, Application, Domain, and Infrastructure. The CLI layer depends on the Application layer for business logic and on the Infrastructure layer for concrete adapters; it uses picocli as the CLI framework. The Application layer defines interfaces (CodeParser, ProfileLoader, SuppressionStore, Reporter) that the Infrastructure layer implements, following the Dependency Inversion Principle. The Domain layer contains pure business objects with no outward dependencies. Iteration II adds FixCommand, ProfileCommand, ProfileInitCommand, ProfileValidateCommand (CLI layer) and InteractiveFixer, ProfileTemplateService, ProfileValidateService (Application layer).</w:t>
+        <w:t>arch-checker 為單一使用者的 CLI 工具（無 GUI、無資料庫後端）。本節以 UML package diagram 方式呈現 Iteration II 系統的組織架構，並說明各 package 之職責與相依方向。系統分為四個水平層：CLI 層使用 picocli 框架處理指令；Application 層定義業務邏輯與介面（CodeParser、ProfileLoader、SuppressionStore、Reporter）；Domain 層包含純粹的領域物件，無對外依賴；Infrastructure 層實作 Application 層所定義的 port 介面，遵循相依反轉原則（Dependency Inversion Principle）。Iteration II 於 CLI 層新增 FixCommand、ProfileCommand、ProfileInitCommand、ProfileValidateCommand，於 Application 層新增 InteractiveFixer、ProfileTemplateService、ProfileValidateService。</w:t>
       </w:r>
     </w:p>
     <w:p>
@@ -19318,7 +19372,7 @@
           <w:i/>
           <w:sz w:val="20"/>
         </w:rPr>
-        <w:t>Figure 3.1 — Logical Architecture (UML Package Diagram)</w:t>
+        <w:t>圖 3-1 Logical Architecture（UML Package Diagram）</w:t>
       </w:r>
     </w:p>
     <w:p>
@@ -19326,7 +19380,7 @@
         <w:pStyle w:val="2"/>
       </w:pPr>
       <w:r>
-        <w:t>3.2 Use-Case Realizations with GRASP Patterns [new]</w:t>
+        <w:t>3.2 Use-Case Realizations with GRASP Patterns</w:t>
       </w:r>
     </w:p>
     <w:p>
@@ -19340,7 +19394,7 @@
     <w:p>
       <w:pPr/>
       <w:r>
-        <w:t>UC-02 is the most significant new use case in Iteration II. It exposes two system events: initProfile(outputPath) generates a YAML template, and validateProfile(yamlPath) validates an edited profile and reports how many rules were loaded.</w:t>
+        <w:t>UC-02 為 Iteration II 最重要的新增使用案例。本節以 System Sequence Diagram（SSD）識別系統事件，共有兩個系統事件：initProfile(outputPath) 產生 YAML 範本檔，validateProfile(yamlPath) 驗證已編輯的 Profile 並回報成功載入的規則數量。</w:t>
       </w:r>
     </w:p>
     <w:p>
@@ -19391,7 +19445,7 @@
           <w:i/>
           <w:sz w:val="20"/>
         </w:rPr>
-        <w:t>Figure 3.2.1 — SSD for UC-02 Define Style Profile</w:t>
+        <w:t>圖 3-2.1 UC-02 Define Style Profile — System Sequence Diagram</w:t>
       </w:r>
     </w:p>
     <w:p>
@@ -19405,31 +19459,31 @@
     <w:p>
       <w:pPr/>
       <w:r>
-        <w:t>System Event 1: initProfile(outputPath)</w:t>
+        <w:t>系統事件 1：initProfile(outputPath)</w:t>
       </w:r>
     </w:p>
     <w:p>
       <w:pPr/>
       <w:r>
-        <w:t>GRASP patterns applied:</w:t>
+        <w:t>GRASP 模式應用：</w:t>
       </w:r>
     </w:p>
     <w:p>
       <w:pPr/>
       <w:r>
-        <w:t>• Controller: ProfileInitCommand handles the initProfile system event as a use-case controller (one controller per use case).</w:t>
+        <w:t>• Controller：ProfileInitCommand 作為 use-case controller 處理 initProfile 系統事件（一個 use case 對應一個 controller）。</w:t>
       </w:r>
     </w:p>
     <w:p>
       <w:pPr/>
       <w:r>
-        <w:t>• Information Expert + Creator: ProfileTemplateService has full knowledge of the template structure and is responsible for creating and writing the YAML file.</w:t>
+        <w:t>• Information Expert + Creator：ProfileTemplateService 具備範本結構的完整知識，負責建立並寫出 YAML 檔案。</w:t>
       </w:r>
     </w:p>
     <w:p>
       <w:pPr/>
       <w:r>
-        <w:t>• Low Coupling: ProfileInitCommand creates ProfileTemplateService locally, keeping the CLI independent of file-system details.</w:t>
+        <w:t>• Low Coupling：ProfileInitCommand 於本地建立 ProfileTemplateService，使 CLI 層與檔案系統細節保持獨立。</w:t>
       </w:r>
     </w:p>
     <w:p>
@@ -19480,7 +19534,7 @@
           <w:i/>
           <w:sz w:val="20"/>
         </w:rPr>
-        <w:t>Figure 3.2.2a — SD for initProfile() with GRASP labels</w:t>
+        <w:t>圖 3-2.2a SD for initProfile()（標示 GRASP 模式）</w:t>
       </w:r>
     </w:p>
     <w:p>
@@ -19489,37 +19543,37 @@
     <w:p>
       <w:pPr/>
       <w:r>
-        <w:t>System Event 2: validateProfile(yamlPath)</w:t>
+        <w:t>系統事件 2：validateProfile(yamlPath)</w:t>
       </w:r>
     </w:p>
     <w:p>
       <w:pPr/>
       <w:r>
-        <w:t>GRASP patterns applied:</w:t>
+        <w:t>GRASP 模式應用：</w:t>
       </w:r>
     </w:p>
     <w:p>
       <w:pPr/>
       <w:r>
-        <w:t>• Controller: ProfileValidateCommand handles the validateProfile event.</w:t>
+        <w:t>• Controller：ProfileValidateCommand 處理 validateProfile 系統事件。</w:t>
       </w:r>
     </w:p>
     <w:p>
       <w:pPr/>
       <w:r>
-        <w:t>• Information Expert: ProfileValidateService knows validation orchestration; YamlProfileLoader is the expert on YAML parsing and StyleProfile creation.</w:t>
+        <w:t>• Information Expert：ProfileValidateService 掌握驗證的業務邏輯；YamlProfileLoader 為解析 YAML 與建立 StyleProfile 的資訊專家。</w:t>
       </w:r>
     </w:p>
     <w:p>
       <w:pPr/>
       <w:r>
-        <w:t>• Creator: YamlProfileLoader creates StyleProfile and ComplianceRule objects since it holds the parsed YAML data.</w:t>
+        <w:t>• Creator：YamlProfileLoader 持有已解析的 YAML 資料，因此負責建立 StyleProfile與 ComplianceRule 物件。</w:t>
       </w:r>
     </w:p>
     <w:p>
       <w:pPr/>
       <w:r>
-        <w:t>• Low Coupling: ProfileValidateService depends on the ProfileLoader interface, not on YamlProfileLoader directly, enabling easy substitution.</w:t>
+        <w:t>• Low Coupling：ProfileValidateService 依賴 ProfileLoader 介面，而非直接依賴 YamlProfileLoader，便於替換實作。</w:t>
       </w:r>
     </w:p>
     <w:p>
@@ -19570,7 +19624,7 @@
           <w:i/>
           <w:sz w:val="20"/>
         </w:rPr>
-        <w:t>Figure 3.2.2b — SD for validateProfile() with GRASP labels</w:t>
+        <w:t>圖 3-2.2b SD for validateProfile()（標示 GRASP 模式）</w:t>
       </w:r>
     </w:p>
     <w:p>
@@ -19578,13 +19632,13 @@
         <w:pStyle w:val="2"/>
       </w:pPr>
       <w:r>
-        <w:t>3.3 Design Class Model [new]</w:t>
+        <w:t>3.3 Design Class Model</w:t>
       </w:r>
     </w:p>
     <w:p>
       <w:pPr/>
       <w:r>
-        <w:t>The Design Class Diagram (DCD) below shows all classes, attributes, and key methods of the system after Iteration II. Classes marked [new] are new additions; those marked [mod] have been modified. The four ComplianceRule subclasses now include suggestion messages on each Violation they produce, supporting UC-03's interactive display.</w:t>
+        <w:t>下圖為 Iteration II 之 Design Class Diagram（DCD），涵蓋系統所有類別、屬性與主要方法。標示 [new] 者為新增類別，標示 [mod] 者為已修改之類別。四個 ComplianceRule 子類別（NamingRule、DependencyRule、SupertypeRule、PackageRule）在其產生的每個 Violation 上加入 suggestion 訊息，以支援 UC-03 的互動式修復顯示。</w:t>
       </w:r>
     </w:p>
     <w:p>
@@ -19635,7 +19689,7 @@
           <w:i/>
           <w:sz w:val="20"/>
         </w:rPr>
-        <w:t>Figure 3.3 — Design Class Diagram (Iteration II)</w:t>
+        <w:t>圖 3-3 Design Class Diagram（Iteration II）</w:t>
       </w:r>
     </w:p>
     <w:p>
@@ -19643,7 +19697,13 @@
         <w:pStyle w:val="1"/>
       </w:pPr>
       <w:r>
-        <w:t>4. Implementation Class Model [new]</w:t>
+        <w:t>4. Implementation Class Model</w:t>
+      </w:r>
+    </w:p>
+    <w:p>
+      <w:pPr/>
+      <w:r>
+        <w:t>本章節依實作完成之 Java 程式碼繪製 Implementation Class Diagram（4.1），與 §3.3 之 Design Class Model 進行差異比較（4.2），最後以 Lines of Code 量化實作規模（4.3）。</w:t>
       </w:r>
     </w:p>
     <w:p>
@@ -19651,13 +19711,13 @@
         <w:pStyle w:val="2"/>
       </w:pPr>
       <w:r>
-        <w:t>4.1 Implementation Class Diagram [new]</w:t>
+        <w:t>4.1 Implementation Class Diagram</w:t>
       </w:r>
     </w:p>
     <w:p>
       <w:pPr/>
       <w:r>
-        <w:t>The Implementation Class Diagram (ICD) reflects the actual compiled structure of the system. Because we followed the DCD closely, the ICD is structurally identical to Figure 3.3. The key additions compared to Iteration I are the seven new classes (FixCommand, ProfileCommand, ProfileInitCommand, ProfileValidateCommand, InteractiveFixer, ProfileTemplateService, ProfileValidateService) and the suggestion field on Violation.</w:t>
+        <w:t>下圖為 arch-checker 之 Implementation Class Diagram（ICD），反映系統實際編譯後的結構。由於實作緊跟 DCD，ICD 在結構上與圖 3-3 相同。與 Iteration I 相比，主要新增為七個新類別（FixCommand、ProfileCommand、ProfileInitCommand、ProfileValidateCommand、InteractiveFixer、ProfileTemplateService、ProfileValidateService）以及 Violation 上的 suggestion 欄位。</w:t>
       </w:r>
     </w:p>
     <w:p>
@@ -19708,7 +19768,7 @@
           <w:i/>
           <w:sz w:val="20"/>
         </w:rPr>
-        <w:t>Figure 4.1 — Implementation Class Diagram (same structure as DCD; Iteration II additions highlighted in green)</w:t>
+        <w:t>圖 4-1 Implementation Class Diagram（與 DCD 結構相同；Iteration II 新增以綠色標示）</w:t>
       </w:r>
     </w:p>
     <w:p>
@@ -19716,13 +19776,21 @@
         <w:pStyle w:val="2"/>
       </w:pPr>
       <w:r>
-        <w:t>4.2 Comparison: Design vs Implementation [new]</w:t>
+        <w:t>4.2 Differences between Design and Implementation Class Model</w:t>
+      </w:r>
+    </w:p>
+    <w:p>
+      <w:pPr>
+        <w:pStyle w:val="3"/>
+      </w:pPr>
+      <w:r>
+        <w:t>Table 4.2.1: Comparison of Design and Implementation (Iteration II changes)</w:t>
       </w:r>
     </w:p>
     <w:p>
       <w:pPr/>
       <w:r>
-        <w:t>Table 4.2.1 lists all classes and selected methods that were added or changed in Iteration II, comparing the DCD (Design) with the actual code (Implementation). 'Yes' means the class/method exists in that artifact.</w:t>
+        <w:t>下表逐一列出 Iteration II 新增或修改的所有類別與選定方法，比較 DCD（設計）與實際程式碼（實作）之差異。「Yes」表示該類別／方法存在於該成品中。</w:t>
       </w:r>
     </w:p>
     <w:tbl>
@@ -19754,7 +19822,7 @@
                 <w:b/>
                 <w:sz w:val="20"/>
               </w:rPr>
-              <w:t>Class</w:t>
+              <w:t>類別</w:t>
             </w:r>
           </w:p>
         </w:tc>
@@ -19775,7 +19843,7 @@
                 <w:b/>
                 <w:sz w:val="20"/>
               </w:rPr>
-              <w:t>Method / Attribute</w:t>
+              <w:t>方法 / 屬性</w:t>
             </w:r>
           </w:p>
         </w:tc>
@@ -19796,7 +19864,7 @@
                 <w:b/>
                 <w:sz w:val="20"/>
               </w:rPr>
-              <w:t>Design</w:t>
+              <w:t>設計</w:t>
             </w:r>
           </w:p>
         </w:tc>
@@ -19817,7 +19885,7 @@
                 <w:b/>
                 <w:sz w:val="20"/>
               </w:rPr>
-              <w:t>Imp.</w:t>
+              <w:t>實作</w:t>
             </w:r>
           </w:p>
         </w:tc>
@@ -20715,7 +20783,7 @@
               <w:rPr>
                 <w:sz w:val="20"/>
               </w:rPr>
-              <w:t>suggestion: String [0..1]  (new attribute)</w:t>
+              <w:t>suggestion: String [0..1]（新增屬性）</w:t>
             </w:r>
           </w:p>
         </w:tc>
@@ -20793,7 +20861,7 @@
               <w:rPr>
                 <w:sz w:val="20"/>
               </w:rPr>
-              <w:t>getSuggestion(): String  (new method)</w:t>
+              <w:t>getSuggestion(): String（新增方法）</w:t>
             </w:r>
           </w:p>
         </w:tc>
@@ -20871,7 +20939,7 @@
               <w:rPr>
                 <w:sz w:val="20"/>
               </w:rPr>
-              <w:t>hasSuggestion(): boolean  (new method)</w:t>
+              <w:t>hasSuggestion(): boolean（新增方法）</w:t>
             </w:r>
           </w:p>
         </w:tc>
@@ -20949,7 +21017,7 @@
               <w:rPr>
                 <w:sz w:val="20"/>
               </w:rPr>
-              <w:t>validate(): now sets suggestion on Violation</w:t>
+              <w:t>validate()：現於 Violation 上設定 suggestion</w:t>
             </w:r>
           </w:p>
         </w:tc>
@@ -21027,7 +21095,7 @@
               <w:rPr>
                 <w:sz w:val="20"/>
               </w:rPr>
-              <w:t>validate(): now sets suggestion on Violation</w:t>
+              <w:t>validate()：現於 Violation 上設定 suggestion</w:t>
             </w:r>
           </w:p>
         </w:tc>
@@ -21105,7 +21173,7 @@
               <w:rPr>
                 <w:sz w:val="20"/>
               </w:rPr>
-              <w:t>validate(): now sets suggestion on Violation</w:t>
+              <w:t>validate()：現於 Violation 上設定 suggestion</w:t>
             </w:r>
           </w:p>
         </w:tc>
@@ -21183,7 +21251,7 @@
               <w:rPr>
                 <w:sz w:val="20"/>
               </w:rPr>
-              <w:t>validate(): now sets suggestion on Violation</w:t>
+              <w:t>validate()：現於 Violation 上設定 suggestion</w:t>
             </w:r>
           </w:p>
         </w:tc>
@@ -21261,7 +21329,7 @@
               <w:rPr>
                 <w:sz w:val="20"/>
               </w:rPr>
-              <w:t>subcommands: added ProfileCommand, FixCommand</w:t>
+              <w:t>subcommands：新增 ProfileCommand、FixCommand</w:t>
             </w:r>
           </w:p>
         </w:tc>
@@ -21306,24 +21374,20 @@
       </w:tr>
     </w:tbl>
     <w:p>
-      <w:pPr>
-        <w:jc w:val="center"/>
-      </w:pPr>
-      <w:r>
-        <w:rPr>
-          <w:i/>
-          <w:sz w:val="20"/>
-        </w:rPr>
-        <w:t>Table 4.2.1 — Comparison of Design vs Implementation (Iteration II changes)</w:t>
-      </w:r>
-    </w:p>
-    <w:p>
       <w:pPr/>
     </w:p>
     <w:p>
+      <w:pPr>
+        <w:pStyle w:val="3"/>
+      </w:pPr>
+      <w:r>
+        <w:t>Table 4.2.2: Summary of Implementation Class/Method Changes</w:t>
+      </w:r>
+    </w:p>
+    <w:p>
       <w:pPr/>
       <w:r>
-        <w:t>Table 4.2.2 summarises the overall count of changes.</w:t>
+        <w:t>下表統計 Iteration II 整體之類別與方法變動數量。</w:t>
       </w:r>
     </w:p>
     <w:tbl>
@@ -21375,7 +21439,7 @@
                 <w:b/>
                 <w:sz w:val="20"/>
               </w:rPr>
-              <w:t>Added</w:t>
+              <w:t>新增</w:t>
             </w:r>
           </w:p>
         </w:tc>
@@ -21396,7 +21460,7 @@
                 <w:b/>
                 <w:sz w:val="20"/>
               </w:rPr>
-              <w:t>Removed</w:t>
+              <w:t>移除</w:t>
             </w:r>
           </w:p>
         </w:tc>
@@ -21417,7 +21481,7 @@
                 <w:b/>
                 <w:sz w:val="20"/>
               </w:rPr>
-              <w:t>Modified (signature change)</w:t>
+              <w:t>修改（簽章變更）</w:t>
             </w:r>
           </w:p>
         </w:tc>
@@ -21438,7 +21502,7 @@
               <w:rPr>
                 <w:sz w:val="20"/>
               </w:rPr>
-              <w:t>Class</w:t>
+              <w:t>類別</w:t>
             </w:r>
           </w:p>
         </w:tc>
@@ -21495,7 +21559,7 @@
               <w:rPr>
                 <w:sz w:val="20"/>
               </w:rPr>
-              <w:t>6 (Main, Violation, NamingRule, DependencyRule, SupertypeRule, PackageRule)</w:t>
+              <w:t>6（Main、Violation、NamingRule、DependencyRule、SupertypeRule、PackageRule）</w:t>
             </w:r>
           </w:p>
         </w:tc>
@@ -21516,7 +21580,7 @@
               <w:rPr>
                 <w:sz w:val="20"/>
               </w:rPr>
-              <w:t>Method / Attribute</w:t>
+              <w:t>方法 / 屬性</w:t>
             </w:r>
           </w:p>
         </w:tc>
@@ -21581,28 +21645,24 @@
     </w:tbl>
     <w:p>
       <w:pPr>
-        <w:jc w:val="center"/>
-      </w:pPr>
-      <w:r>
-        <w:rPr>
-          <w:i/>
-          <w:sz w:val="20"/>
-        </w:rPr>
-        <w:t>Table 4.2.2 — Summary of Implementation Class/Method Changes</w:t>
-      </w:r>
-    </w:p>
-    <w:p>
-      <w:pPr>
         <w:pStyle w:val="2"/>
       </w:pPr>
       <w:r>
-        <w:t>4.3 Line of Code [new]</w:t>
+        <w:t>4.3 Calculate Line of Code</w:t>
+      </w:r>
+    </w:p>
+    <w:p>
+      <w:pPr>
+        <w:pStyle w:val="3"/>
+      </w:pPr>
+      <w:r>
+        <w:t>Table 4.3.1: Line of Code of Classes</w:t>
       </w:r>
     </w:p>
     <w:p>
       <w:pPr/>
       <w:r>
-        <w:t>The following table counts non-blank, non-comment lines of code for each production class (without test code). Classes new in Iteration II are marked [new]; modified ones are marked [mod].</w:t>
+        <w:t>LOC 採「排除空行與單行 // 註解、整段 /* … */ 區塊」之計算方式；method 數含 public、private、protected 之具體方法（不計 abstract 宣告與建構子，但計入介面方法）。Iteration II 新增之類別標示 [new]，修改之類別標示 [mod]。</w:t>
       </w:r>
     </w:p>
     <w:tbl>
@@ -21655,7 +21715,7 @@
                 <w:b/>
                 <w:sz w:val="20"/>
               </w:rPr>
-              <w:t>Class Name</w:t>
+              <w:t>類別名稱</w:t>
             </w:r>
           </w:p>
         </w:tc>
@@ -21676,7 +21736,7 @@
                 <w:b/>
                 <w:sz w:val="20"/>
               </w:rPr>
-              <w:t># Methods</w:t>
+              <w:t>方法數</w:t>
             </w:r>
           </w:p>
         </w:tc>
@@ -21697,7 +21757,7 @@
                 <w:b/>
                 <w:sz w:val="20"/>
               </w:rPr>
-              <w:t>LOC (excl. comments/blanks)</w:t>
+              <w:t>LOC（不含註解／空行）</w:t>
             </w:r>
           </w:p>
         </w:tc>
@@ -24310,7 +24370,7 @@
               <w:rPr>
                 <w:sz w:val="20"/>
               </w:rPr>
-              <w:t>Sum</w:t>
+              <w:t>合計</w:t>
             </w:r>
           </w:p>
         </w:tc>
@@ -24356,22 +24416,16 @@
     </w:tbl>
     <w:p>
       <w:pPr>
-        <w:jc w:val="center"/>
-      </w:pPr>
-      <w:r>
-        <w:rPr>
-          <w:i/>
-          <w:sz w:val="20"/>
-        </w:rPr>
-        <w:t>Table 4.3 — Line of Code per Production Class</w:t>
-      </w:r>
-    </w:p>
-    <w:p>
-      <w:pPr>
         <w:pStyle w:val="1"/>
       </w:pPr>
       <w:r>
-        <w:t>5. Programming [new]</w:t>
+        <w:t>5. Programming</w:t>
+      </w:r>
+    </w:p>
+    <w:p>
+      <w:pPr/>
+      <w:r>
+        <w:t>本章節依需求 5.1 提供系統執行畫面截圖，並於 5.2 節錄 Iteration II 最具代表性之原始碼。</w:t>
       </w:r>
     </w:p>
     <w:p>
@@ -24379,13 +24433,13 @@
         <w:pStyle w:val="2"/>
       </w:pPr>
       <w:r>
-        <w:t>5.1 Snapshots of System Execution [new]</w:t>
+        <w:t>5.1 Snapshots of System Execution</w:t>
       </w:r>
     </w:p>
     <w:p>
       <w:pPr/>
       <w:r>
-        <w:t>UC-02: profile init and validate</w:t>
+        <w:t>UC-02 profile init 與 validate 執行畫面：</w:t>
       </w:r>
     </w:p>
     <w:p>
@@ -24501,7 +24555,7 @@
     <w:p>
       <w:pPr/>
       <w:r>
-        <w:t>UC-01: check compliance (running tool on its own source with the generated template — expected violations because the template uses a strict NamingRule requiring all classes to end with 'Service'):</w:t>
+        <w:t>UC-01 架構合規檢查執行畫面（使用產生的 profile 範本對自身原始碼進行檢查；因範本的 NamingRule 要求所有類別以 'Service' 結尾，故預期出現多筆違規）：</w:t>
       </w:r>
     </w:p>
     <w:p>
@@ -24561,7 +24615,7 @@
           <w:rFonts w:ascii="Courier New" w:hAnsi="Courier New"/>
           <w:sz w:val="16"/>
         </w:rPr>
-        <w:t>... (36 violations total)</w:t>
+        <w:t>... (共 36 筆違規)</w:t>
       </w:r>
     </w:p>
     <w:p>
@@ -24593,13 +24647,13 @@
         <w:pStyle w:val="2"/>
       </w:pPr>
       <w:r>
-        <w:t>5.2 Source Code Listing [new]</w:t>
+        <w:t>5.2 Source Code Listing</w:t>
       </w:r>
     </w:p>
     <w:p>
       <w:pPr/>
       <w:r>
-        <w:t>The following listings show the most important source files for Iteration II (new / modified). For the full source, see the project repository.</w:t>
+        <w:t>下列依序列出 Iteration II 最重要的原始碼（新增或修改之類別）。完整原始碼請參見專案儲存庫。</w:t>
       </w:r>
     </w:p>
     <w:p>
@@ -24608,7 +24662,7 @@
         <w:rPr>
           <w:b/>
         </w:rPr>
-        <w:t>— Violation.java [mod] — suggestion field added</w:t>
+        <w:t>— Violation.java [mod]（新增 suggestion 欄位）</w:t>
       </w:r>
     </w:p>
     <w:p>
@@ -28918,7 +28972,7 @@
         <w:pStyle w:val="1"/>
       </w:pPr>
       <w:r>
-        <w:t>6. Unit Testing [new]</w:t>
+        <w:t>6. Unit Testing</w:t>
       </w:r>
     </w:p>
     <w:p>
@@ -28926,7 +28980,13 @@
         <w:pStyle w:val="2"/>
       </w:pPr>
       <w:r>
-        <w:t>6.1 Snapshots of Testing Result [new]</w:t>
+        <w:t>6.1 Snapshots of Testing Result</w:t>
+      </w:r>
+    </w:p>
+    <w:p>
+      <w:pPr/>
+      <w:r>
+        <w:t>以下為 mvn test 執行結果截圖，共 28 個 JUnit 5 測試全數通過：</w:t>
       </w:r>
     </w:p>
     <w:p>
@@ -28962,7 +29022,7 @@
           <w:rFonts w:ascii="Courier New" w:hAnsi="Courier New"/>
           <w:sz w:val="16"/>
         </w:rPr>
-        <w:t>[INFO] Tests run: 3, Failures: 0, Errors: 0, Skipped: 0  ✓</w:t>
+        <w:t>[INFO] Tests run: 3, Failures: 0, Errors: 0, Skipped: 0  OK</w:t>
       </w:r>
     </w:p>
     <w:p>
@@ -28986,7 +29046,7 @@
           <w:rFonts w:ascii="Courier New" w:hAnsi="Courier New"/>
           <w:sz w:val="16"/>
         </w:rPr>
-        <w:t>[INFO] Tests run: 4, Failures: 0, Errors: 0, Skipped: 0  ✓</w:t>
+        <w:t>[INFO] Tests run: 4, Failures: 0, Errors: 0, Skipped: 0  OK</w:t>
       </w:r>
     </w:p>
     <w:p>
@@ -29010,7 +29070,7 @@
           <w:rFonts w:ascii="Courier New" w:hAnsi="Courier New"/>
           <w:sz w:val="16"/>
         </w:rPr>
-        <w:t>[INFO] Tests run: 3, Failures: 0, Errors: 0, Skipped: 0  ✓</w:t>
+        <w:t>[INFO] Tests run: 3, Failures: 0, Errors: 0, Skipped: 0  OK</w:t>
       </w:r>
     </w:p>
     <w:p>
@@ -29034,7 +29094,7 @@
           <w:rFonts w:ascii="Courier New" w:hAnsi="Courier New"/>
           <w:sz w:val="16"/>
         </w:rPr>
-        <w:t>[INFO] Tests run: 2, Failures: 0, Errors: 0, Skipped: 0  ✓</w:t>
+        <w:t>[INFO] Tests run: 2, Failures: 0, Errors: 0, Skipped: 0  OK</w:t>
       </w:r>
     </w:p>
     <w:p>
@@ -29058,7 +29118,7 @@
           <w:rFonts w:ascii="Courier New" w:hAnsi="Courier New"/>
           <w:sz w:val="16"/>
         </w:rPr>
-        <w:t>[INFO] Tests run: 3, Failures: 0, Errors: 0, Skipped: 0  ✓</w:t>
+        <w:t>[INFO] Tests run: 3, Failures: 0, Errors: 0, Skipped: 0  OK</w:t>
       </w:r>
     </w:p>
     <w:p>
@@ -29082,7 +29142,7 @@
           <w:rFonts w:ascii="Courier New" w:hAnsi="Courier New"/>
           <w:sz w:val="16"/>
         </w:rPr>
-        <w:t>[INFO] Tests run: 3, Failures: 0, Errors: 0, Skipped: 0  ✓</w:t>
+        <w:t>[INFO] Tests run: 3, Failures: 0, Errors: 0, Skipped: 0  OK</w:t>
       </w:r>
     </w:p>
     <w:p>
@@ -29106,7 +29166,7 @@
           <w:rFonts w:ascii="Courier New" w:hAnsi="Courier New"/>
           <w:sz w:val="16"/>
         </w:rPr>
-        <w:t>[INFO] Tests run: 2, Failures: 0, Errors: 0, Skipped: 0  ✓</w:t>
+        <w:t>[INFO] Tests run: 2, Failures: 0, Errors: 0, Skipped: 0  OK</w:t>
       </w:r>
     </w:p>
     <w:p>
@@ -29130,7 +29190,7 @@
           <w:rFonts w:ascii="Courier New" w:hAnsi="Courier New"/>
           <w:sz w:val="16"/>
         </w:rPr>
-        <w:t>[INFO] Tests run: 2, Failures: 0, Errors: 0, Skipped: 0  ✓</w:t>
+        <w:t>[INFO] Tests run: 2, Failures: 0, Errors: 0, Skipped: 0  OK</w:t>
       </w:r>
     </w:p>
     <w:p>
@@ -29154,7 +29214,7 @@
           <w:rFonts w:ascii="Courier New" w:hAnsi="Courier New"/>
           <w:sz w:val="16"/>
         </w:rPr>
-        <w:t>[INFO] Tests run: 3, Failures: 0, Errors: 0, Skipped: 0  ✓</w:t>
+        <w:t>[INFO] Tests run: 3, Failures: 0, Errors: 0, Skipped: 0  OK</w:t>
       </w:r>
     </w:p>
     <w:p>
@@ -29178,7 +29238,7 @@
           <w:rFonts w:ascii="Courier New" w:hAnsi="Courier New"/>
           <w:sz w:val="16"/>
         </w:rPr>
-        <w:t>[INFO] Tests run: 3, Failures: 0, Errors: 0, Skipped: 0  ✓</w:t>
+        <w:t>[INFO] Tests run: 3, Failures: 0, Errors: 0, Skipped: 0  OK</w:t>
       </w:r>
     </w:p>
     <w:p>
@@ -29210,13 +29270,13 @@
         <w:pStyle w:val="2"/>
       </w:pPr>
       <w:r>
-        <w:t>6.2 Unit Testing Code Listing [new]</w:t>
+        <w:t>6.2 Unit Testing Code Listing</w:t>
       </w:r>
     </w:p>
     <w:p>
       <w:pPr/>
       <w:r>
-        <w:t>The following test files cover the new Iteration II functionality:</w:t>
+        <w:t>下列測試檔案涵蓋 Iteration II 的新增功能：</w:t>
       </w:r>
     </w:p>
     <w:p>
@@ -29225,7 +29285,7 @@
         <w:rPr>
           <w:b/>
         </w:rPr>
-        <w:t>— InteractiveFixerTest.java [new] — UC-03 interactive fixer</w:t>
+        <w:t>— InteractiveFixerTest.java [new]（UC-03 互動式修復）</w:t>
       </w:r>
     </w:p>
     <w:p>
@@ -30704,7 +30764,7 @@
         <w:rPr>
           <w:b/>
         </w:rPr>
-        <w:t>— ProfileTemplateServiceTest.java [new] — UC-02 template generation</w:t>
+        <w:t>— ProfileTemplateServiceTest.java [new]（UC-02 範本產生）</w:t>
       </w:r>
     </w:p>
     <w:p>
@@ -31327,7 +31387,7 @@
         <w:rPr>
           <w:b/>
         </w:rPr>
-        <w:t>— ComplianceCheckServiceTest.java — core compliance check</w:t>
+        <w:t>— ComplianceCheckServiceTest.java（核心合規檢查）</w:t>
       </w:r>
     </w:p>
     <w:p>
@@ -32628,7 +32688,7 @@
         <w:rPr>
           <w:b/>
         </w:rPr>
-        <w:t>— NamingRuleTest.java — NamingRule with suggestion</w:t>
+        <w:t>— NamingRuleTest.java（NamingRule 含 suggestion）</w:t>
       </w:r>
     </w:p>
     <w:p>
@@ -33333,7 +33393,7 @@
         <w:rPr>
           <w:b/>
         </w:rPr>
-        <w:t>— DependencyRuleTest.java — DependencyRule with suggestion</w:t>
+        <w:t>— DependencyRuleTest.java（DependencyRule 含 suggestion）</w:t>
       </w:r>
     </w:p>
     <w:p>
@@ -36073,6 +36133,73 @@
                 <w:rFonts w:eastAsia="標楷體"/>
               </w:rPr>
               <w:t>3.5H</w:t>
+            </w:r>
+          </w:p>
+        </w:tc>
+      </w:tr>
+      <w:tr>
+        <w:tc>
+          <w:tcPr>
+            <w:tcW w:type="dxa" w:w="1800"/>
+          </w:tcPr>
+          <w:p>
+            <w:r>
+              <w:rPr>
+                <w:sz w:val="20"/>
+              </w:rPr>
+              <w:t>113598009</w:t>
+            </w:r>
+          </w:p>
+        </w:tc>
+        <w:tc>
+          <w:tcPr>
+            <w:tcW w:type="dxa" w:w="1500"/>
+          </w:tcPr>
+          <w:p>
+            <w:r>
+              <w:rPr>
+                <w:sz w:val="20"/>
+              </w:rPr>
+              <w:t>FrankLi</w:t>
+            </w:r>
+          </w:p>
+        </w:tc>
+        <w:tc>
+          <w:tcPr>
+            <w:tcW w:type="dxa" w:w="1200"/>
+          </w:tcPr>
+          <w:p>
+            <w:r>
+              <w:rPr>
+                <w:sz w:val="20"/>
+              </w:rPr>
+              <w:t>HW#7</w:t>
+            </w:r>
+          </w:p>
+        </w:tc>
+        <w:tc>
+          <w:tcPr>
+            <w:tcW w:type="dxa" w:w="2526"/>
+          </w:tcPr>
+          <w:p>
+            <w:r>
+              <w:rPr>
+                <w:sz w:val="20"/>
+              </w:rPr>
+              <w:t>115/06/14  20:00 ~ 23:59</w:t>
+            </w:r>
+          </w:p>
+        </w:tc>
+        <w:tc>
+          <w:tcPr>
+            <w:tcW w:type="dxa" w:w="2000"/>
+          </w:tcPr>
+          <w:p>
+            <w:r>
+              <w:rPr>
+                <w:sz w:val="20"/>
+              </w:rPr>
+              <w:t>4H</w:t>
             </w:r>
           </w:p>
         </w:tc>

--- a/hw/hw7/113598009_7.docx
+++ b/hw/hw7/113598009_7.docx
@@ -2939,6 +2939,60 @@
                 <w:sz w:val="20"/>
               </w:rPr>
               <w:t>Iteration II implementation: UC-02 (Define Style Profile) and UC-03 (Check with Interactive Fix Suggestions). Add Design, Implementation Class Model, Programming, and Unit Testing sections. 7 new classes, 6 modified classes, 28 JUnit 5 tests all pass.</w:t>
+            </w:r>
+          </w:p>
+        </w:tc>
+      </w:tr>
+      <w:tr>
+        <w:tc>
+          <w:tcPr>
+            <w:tcW w:type="dxa" w:w="1040"/>
+          </w:tcPr>
+          <w:p>
+            <w:r>
+              <w:rPr>
+                <w:sz w:val="20"/>
+              </w:rPr>
+              <w:t>9.0</w:t>
+            </w:r>
+          </w:p>
+        </w:tc>
+        <w:tc>
+          <w:tcPr>
+            <w:tcW w:type="dxa" w:w="1494"/>
+          </w:tcPr>
+          <w:p>
+            <w:r>
+              <w:rPr>
+                <w:sz w:val="20"/>
+              </w:rPr>
+              <w:t>2026-06-14</w:t>
+            </w:r>
+          </w:p>
+        </w:tc>
+        <w:tc>
+          <w:tcPr>
+            <w:tcW w:type="dxa" w:w="1495"/>
+          </w:tcPr>
+          <w:p>
+            <w:r>
+              <w:rPr>
+                <w:sz w:val="20"/>
+              </w:rPr>
+              <w:t>FrankLi</w:t>
+            </w:r>
+          </w:p>
+        </w:tc>
+        <w:tc>
+          <w:tcPr>
+            <w:tcW w:type="dxa" w:w="4997"/>
+          </w:tcPr>
+          <w:p>
+            <w:r>
+              <w:rPr>
+                <w:sz w:val="20"/>
+              </w:rPr>
+              <w:t>Iteration II 實作：UC-02（Define Style Profile）與 UC-03（Check with Interactive Fix Suggestions）。新增 Design、Implementation Class Model、Programming、Unit Testing 章節。7 個新類別、6 個修改類別，28 個 JUnit 5 測試全部通過。</w:t>
             </w:r>
           </w:p>
         </w:tc>
@@ -19331,7 +19385,7 @@
       <w:r>
         <w:drawing>
           <wp:inline xmlns:a="http://schemas.openxmlformats.org/drawingml/2006/main" xmlns:pic="http://schemas.openxmlformats.org/drawingml/2006/picture">
-            <wp:extent cx="5486400" cy="6504156"/>
+            <wp:extent cx="5486400" cy="8326741"/>
             <wp:docPr id="1473456421" name="Picture 1473456421"/>
             <wp:cNvGraphicFramePr>
               <a:graphicFrameLocks noChangeAspect="1"/>
@@ -19340,11 +19394,11 @@
               <a:graphicData uri="http://schemas.openxmlformats.org/drawingml/2006/picture">
                 <pic:pic>
                   <pic:nvPicPr>
-                    <pic:cNvPr id="0" name="image.png"/>
+                    <pic:cNvPr id="0" name="logical_arch.png"/>
                     <pic:cNvPicPr/>
                   </pic:nvPicPr>
                   <pic:blipFill>
-                    <a:blip r:embed="rId11"/>
+                    <a:blip r:embed="rId16"/>
                     <a:stretch>
                       <a:fillRect/>
                     </a:stretch>
@@ -19352,7 +19406,7 @@
                   <pic:spPr>
                     <a:xfrm>
                       <a:off x="0" y="0"/>
-                      <a:ext cx="5486400" cy="6504156"/>
+                      <a:ext cx="5486400" cy="8326741"/>
                     </a:xfrm>
                     <a:prstGeom prst="rect"/>
                   </pic:spPr>
@@ -19404,7 +19458,7 @@
       <w:r>
         <w:drawing>
           <wp:inline xmlns:a="http://schemas.openxmlformats.org/drawingml/2006/main" xmlns:pic="http://schemas.openxmlformats.org/drawingml/2006/picture">
-            <wp:extent cx="5486400" cy="4578970"/>
+            <wp:extent cx="5486400" cy="4027413"/>
             <wp:docPr id="1473456421" name="Picture 1473456421"/>
             <wp:cNvGraphicFramePr>
               <a:graphicFrameLocks noChangeAspect="1"/>
@@ -19413,11 +19467,11 @@
               <a:graphicData uri="http://schemas.openxmlformats.org/drawingml/2006/picture">
                 <pic:pic>
                   <pic:nvPicPr>
-                    <pic:cNvPr id="0" name="image.png"/>
+                    <pic:cNvPr id="0" name="uc02_ssd.png"/>
                     <pic:cNvPicPr/>
                   </pic:nvPicPr>
                   <pic:blipFill>
-                    <a:blip r:embed="rId12"/>
+                    <a:blip r:embed="rId17"/>
                     <a:stretch>
                       <a:fillRect/>
                     </a:stretch>
@@ -19425,7 +19479,7 @@
                   <pic:spPr>
                     <a:xfrm>
                       <a:off x="0" y="0"/>
-                      <a:ext cx="5486400" cy="4578970"/>
+                      <a:ext cx="5486400" cy="4027413"/>
                     </a:xfrm>
                     <a:prstGeom prst="rect"/>
                   </pic:spPr>
@@ -19493,7 +19547,7 @@
       <w:r>
         <w:drawing>
           <wp:inline xmlns:a="http://schemas.openxmlformats.org/drawingml/2006/main" xmlns:pic="http://schemas.openxmlformats.org/drawingml/2006/picture">
-            <wp:extent cx="5669280" cy="3576007"/>
+            <wp:extent cx="5669280" cy="3061732"/>
             <wp:docPr id="1473456421" name="Picture 1473456421"/>
             <wp:cNvGraphicFramePr>
               <a:graphicFrameLocks noChangeAspect="1"/>
@@ -19502,11 +19556,11 @@
               <a:graphicData uri="http://schemas.openxmlformats.org/drawingml/2006/picture">
                 <pic:pic>
                   <pic:nvPicPr>
-                    <pic:cNvPr id="0" name="image.png"/>
+                    <pic:cNvPr id="0" name="uc02_sd_init.png"/>
                     <pic:cNvPicPr/>
                   </pic:nvPicPr>
                   <pic:blipFill>
-                    <a:blip r:embed="rId13"/>
+                    <a:blip r:embed="rId18"/>
                     <a:stretch>
                       <a:fillRect/>
                     </a:stretch>
@@ -19514,7 +19568,7 @@
                   <pic:spPr>
                     <a:xfrm>
                       <a:off x="0" y="0"/>
-                      <a:ext cx="5669280" cy="3576007"/>
+                      <a:ext cx="5669280" cy="3061732"/>
                     </a:xfrm>
                     <a:prstGeom prst="rect"/>
                   </pic:spPr>
@@ -19583,7 +19637,7 @@
       <w:r>
         <w:drawing>
           <wp:inline xmlns:a="http://schemas.openxmlformats.org/drawingml/2006/main" xmlns:pic="http://schemas.openxmlformats.org/drawingml/2006/picture">
-            <wp:extent cx="5669280" cy="3342736"/>
+            <wp:extent cx="5669280" cy="2755962"/>
             <wp:docPr id="1473456421" name="Picture 1473456421"/>
             <wp:cNvGraphicFramePr>
               <a:graphicFrameLocks noChangeAspect="1"/>
@@ -19592,11 +19646,11 @@
               <a:graphicData uri="http://schemas.openxmlformats.org/drawingml/2006/picture">
                 <pic:pic>
                   <pic:nvPicPr>
-                    <pic:cNvPr id="0" name="image.png"/>
+                    <pic:cNvPr id="0" name="uc02_sd_validate.png"/>
                     <pic:cNvPicPr/>
                   </pic:nvPicPr>
                   <pic:blipFill>
-                    <a:blip r:embed="rId14"/>
+                    <a:blip r:embed="rId19"/>
                     <a:stretch>
                       <a:fillRect/>
                     </a:stretch>
@@ -19604,7 +19658,7 @@
                   <pic:spPr>
                     <a:xfrm>
                       <a:off x="0" y="0"/>
-                      <a:ext cx="5669280" cy="3342736"/>
+                      <a:ext cx="5669280" cy="2755962"/>
                     </a:xfrm>
                     <a:prstGeom prst="rect"/>
                   </pic:spPr>
@@ -19648,7 +19702,7 @@
       <w:r>
         <w:drawing>
           <wp:inline xmlns:a="http://schemas.openxmlformats.org/drawingml/2006/main" xmlns:pic="http://schemas.openxmlformats.org/drawingml/2006/picture">
-            <wp:extent cx="5760720" cy="4221799"/>
+            <wp:extent cx="5760720" cy="5470973"/>
             <wp:docPr id="1473456421" name="Picture 1473456421"/>
             <wp:cNvGraphicFramePr>
               <a:graphicFrameLocks noChangeAspect="1"/>
@@ -19657,11 +19711,11 @@
               <a:graphicData uri="http://schemas.openxmlformats.org/drawingml/2006/picture">
                 <pic:pic>
                   <pic:nvPicPr>
-                    <pic:cNvPr id="0" name="image.png"/>
+                    <pic:cNvPr id="0" name="dcd.png"/>
                     <pic:cNvPicPr/>
                   </pic:nvPicPr>
                   <pic:blipFill>
-                    <a:blip r:embed="rId15"/>
+                    <a:blip r:embed="rId20"/>
                     <a:stretch>
                       <a:fillRect/>
                     </a:stretch>
@@ -19669,7 +19723,7 @@
                   <pic:spPr>
                     <a:xfrm>
                       <a:off x="0" y="0"/>
-                      <a:ext cx="5760720" cy="4221799"/>
+                      <a:ext cx="5760720" cy="5470973"/>
                     </a:xfrm>
                     <a:prstGeom prst="rect"/>
                   </pic:spPr>
@@ -19727,7 +19781,7 @@
       <w:r>
         <w:drawing>
           <wp:inline xmlns:a="http://schemas.openxmlformats.org/drawingml/2006/main" xmlns:pic="http://schemas.openxmlformats.org/drawingml/2006/picture">
-            <wp:extent cx="5760720" cy="4221799"/>
+            <wp:extent cx="5760720" cy="5470973"/>
             <wp:docPr id="1473456421" name="Picture 1473456421"/>
             <wp:cNvGraphicFramePr>
               <a:graphicFrameLocks noChangeAspect="1"/>
@@ -19736,11 +19790,11 @@
               <a:graphicData uri="http://schemas.openxmlformats.org/drawingml/2006/picture">
                 <pic:pic>
                   <pic:nvPicPr>
-                    <pic:cNvPr id="0" name="image.png"/>
+                    <pic:cNvPr id="0" name="dcd.png"/>
                     <pic:cNvPicPr/>
                   </pic:nvPicPr>
                   <pic:blipFill>
-                    <a:blip r:embed="rId15"/>
+                    <a:blip r:embed="rId20"/>
                     <a:stretch>
                       <a:fillRect/>
                     </a:stretch>
@@ -19748,7 +19802,7 @@
                   <pic:spPr>
                     <a:xfrm>
                       <a:off x="0" y="0"/>
-                      <a:ext cx="5760720" cy="4221799"/>
+                      <a:ext cx="5760720" cy="5470973"/>
                     </a:xfrm>
                     <a:prstGeom prst="rect"/>
                   </pic:spPr>
@@ -36133,6 +36187,73 @@
                 <w:rFonts w:eastAsia="標楷體"/>
               </w:rPr>
               <w:t>3.5H</w:t>
+            </w:r>
+          </w:p>
+        </w:tc>
+      </w:tr>
+      <w:tr>
+        <w:tc>
+          <w:tcPr>
+            <w:tcW w:type="dxa" w:w="1800"/>
+          </w:tcPr>
+          <w:p>
+            <w:r>
+              <w:rPr>
+                <w:sz w:val="20"/>
+              </w:rPr>
+              <w:t>113598009</w:t>
+            </w:r>
+          </w:p>
+        </w:tc>
+        <w:tc>
+          <w:tcPr>
+            <w:tcW w:type="dxa" w:w="1500"/>
+          </w:tcPr>
+          <w:p>
+            <w:r>
+              <w:rPr>
+                <w:sz w:val="20"/>
+              </w:rPr>
+              <w:t>FrankLi</w:t>
+            </w:r>
+          </w:p>
+        </w:tc>
+        <w:tc>
+          <w:tcPr>
+            <w:tcW w:type="dxa" w:w="1200"/>
+          </w:tcPr>
+          <w:p>
+            <w:r>
+              <w:rPr>
+                <w:sz w:val="20"/>
+              </w:rPr>
+              <w:t>HW#7</w:t>
+            </w:r>
+          </w:p>
+        </w:tc>
+        <w:tc>
+          <w:tcPr>
+            <w:tcW w:type="dxa" w:w="2526"/>
+          </w:tcPr>
+          <w:p>
+            <w:r>
+              <w:rPr>
+                <w:sz w:val="20"/>
+              </w:rPr>
+              <w:t>115/06/14  20:00 ~ 23:59</w:t>
+            </w:r>
+          </w:p>
+        </w:tc>
+        <w:tc>
+          <w:tcPr>
+            <w:tcW w:type="dxa" w:w="2000"/>
+          </w:tcPr>
+          <w:p>
+            <w:r>
+              <w:rPr>
+                <w:sz w:val="20"/>
+              </w:rPr>
+              <w:t>4H</w:t>
             </w:r>
           </w:p>
         </w:tc>

--- a/hw/hw7/113598009_7.docx
+++ b/hw/hw7/113598009_7.docx
@@ -212,31 +212,7 @@
           <w:sz w:val="40"/>
           <w:szCs w:val="40"/>
         </w:rPr>
-        <w:t xml:space="preserve">113598009  </w:t>
-      </w:r>
-      <w:r>
-        <w:rPr>
-          <w:rFonts w:eastAsia="標楷體"/>
-          <w:sz w:val="40"/>
-          <w:szCs w:val="40"/>
-        </w:rPr>
-        <w:t>資工碩二</w:t>
-      </w:r>
-      <w:r>
-        <w:rPr>
-          <w:rFonts w:eastAsia="標楷體"/>
-          <w:sz w:val="40"/>
-          <w:szCs w:val="40"/>
-        </w:rPr>
-        <w:t xml:space="preserve">  </w:t>
-      </w:r>
-      <w:r>
-        <w:rPr>
-          <w:rFonts w:eastAsia="標楷體"/>
-          <w:sz w:val="40"/>
-          <w:szCs w:val="40"/>
-        </w:rPr>
-        <w:t>李俊威</w:t>
+        <w:t>113598009  資工碩二  李俊威</w:t>
       </w:r>
     </w:p>
     <w:p>
@@ -320,17 +296,7 @@
               <w:rFonts w:eastAsia="標楷體"/>
             </w:rPr>
             <w:fldChar w:fldCharType="begin"/>
-          </w:r>
-          <w:r>
-            <w:rPr>
-              <w:rFonts w:eastAsia="標楷體"/>
-            </w:rPr>
             <w:instrText xml:space="preserve"> TOC \o "1-2" \h \z \u </w:instrText>
-          </w:r>
-          <w:r>
-            <w:rPr>
-              <w:rFonts w:eastAsia="標楷體"/>
-            </w:rPr>
             <w:fldChar w:fldCharType="separate"/>
           </w:r>
           <w:hyperlink w:anchor="_Toc228913142" w:history="1">
@@ -347,46 +313,10 @@
                 <w:webHidden/>
               </w:rPr>
               <w:tab/>
-            </w:r>
-            <w:r>
-              <w:rPr>
-                <w:noProof/>
-                <w:webHidden/>
-              </w:rPr>
               <w:fldChar w:fldCharType="begin"/>
-            </w:r>
-            <w:r>
-              <w:rPr>
-                <w:noProof/>
-                <w:webHidden/>
-              </w:rPr>
               <w:instrText xml:space="preserve"> PAGEREF _Toc228913142 \h </w:instrText>
-            </w:r>
-            <w:r>
-              <w:rPr>
-                <w:noProof/>
-                <w:webHidden/>
-              </w:rPr>
-            </w:r>
-            <w:r>
-              <w:rPr>
-                <w:noProof/>
-                <w:webHidden/>
-              </w:rPr>
               <w:fldChar w:fldCharType="separate"/>
-            </w:r>
-            <w:r>
-              <w:rPr>
-                <w:noProof/>
-                <w:webHidden/>
-              </w:rPr>
               <w:t>3</w:t>
-            </w:r>
-            <w:r>
-              <w:rPr>
-                <w:noProof/>
-                <w:webHidden/>
-              </w:rPr>
               <w:fldChar w:fldCharType="end"/>
             </w:r>
           </w:hyperlink>
@@ -418,46 +348,10 @@
                 <w:webHidden/>
               </w:rPr>
               <w:tab/>
-            </w:r>
-            <w:r>
-              <w:rPr>
-                <w:noProof/>
-                <w:webHidden/>
-              </w:rPr>
               <w:fldChar w:fldCharType="begin"/>
-            </w:r>
-            <w:r>
-              <w:rPr>
-                <w:noProof/>
-                <w:webHidden/>
-              </w:rPr>
               <w:instrText xml:space="preserve"> PAGEREF _Toc228913143 \h </w:instrText>
-            </w:r>
-            <w:r>
-              <w:rPr>
-                <w:noProof/>
-                <w:webHidden/>
-              </w:rPr>
-            </w:r>
-            <w:r>
-              <w:rPr>
-                <w:noProof/>
-                <w:webHidden/>
-              </w:rPr>
               <w:fldChar w:fldCharType="separate"/>
-            </w:r>
-            <w:r>
-              <w:rPr>
-                <w:noProof/>
-                <w:webHidden/>
-              </w:rPr>
               <w:t>3</w:t>
-            </w:r>
-            <w:r>
-              <w:rPr>
-                <w:noProof/>
-                <w:webHidden/>
-              </w:rPr>
               <w:fldChar w:fldCharType="end"/>
             </w:r>
           </w:hyperlink>
@@ -489,46 +383,10 @@
                 <w:webHidden/>
               </w:rPr>
               <w:tab/>
-            </w:r>
-            <w:r>
-              <w:rPr>
-                <w:noProof/>
-                <w:webHidden/>
-              </w:rPr>
               <w:fldChar w:fldCharType="begin"/>
-            </w:r>
-            <w:r>
-              <w:rPr>
-                <w:noProof/>
-                <w:webHidden/>
-              </w:rPr>
               <w:instrText xml:space="preserve"> PAGEREF _Toc228913144 \h </w:instrText>
-            </w:r>
-            <w:r>
-              <w:rPr>
-                <w:noProof/>
-                <w:webHidden/>
-              </w:rPr>
-            </w:r>
-            <w:r>
-              <w:rPr>
-                <w:noProof/>
-                <w:webHidden/>
-              </w:rPr>
               <w:fldChar w:fldCharType="separate"/>
-            </w:r>
-            <w:r>
-              <w:rPr>
-                <w:noProof/>
-                <w:webHidden/>
-              </w:rPr>
               <w:t>3</w:t>
-            </w:r>
-            <w:r>
-              <w:rPr>
-                <w:noProof/>
-                <w:webHidden/>
-              </w:rPr>
               <w:fldChar w:fldCharType="end"/>
             </w:r>
           </w:hyperlink>
@@ -560,46 +418,10 @@
                 <w:webHidden/>
               </w:rPr>
               <w:tab/>
-            </w:r>
-            <w:r>
-              <w:rPr>
-                <w:noProof/>
-                <w:webHidden/>
-              </w:rPr>
               <w:fldChar w:fldCharType="begin"/>
-            </w:r>
-            <w:r>
-              <w:rPr>
-                <w:noProof/>
-                <w:webHidden/>
-              </w:rPr>
               <w:instrText xml:space="preserve"> PAGEREF _Toc228913145 \h </w:instrText>
-            </w:r>
-            <w:r>
-              <w:rPr>
-                <w:noProof/>
-                <w:webHidden/>
-              </w:rPr>
-            </w:r>
-            <w:r>
-              <w:rPr>
-                <w:noProof/>
-                <w:webHidden/>
-              </w:rPr>
               <w:fldChar w:fldCharType="separate"/>
-            </w:r>
-            <w:r>
-              <w:rPr>
-                <w:noProof/>
-                <w:webHidden/>
-              </w:rPr>
               <w:t>4</w:t>
-            </w:r>
-            <w:r>
-              <w:rPr>
-                <w:noProof/>
-                <w:webHidden/>
-              </w:rPr>
               <w:fldChar w:fldCharType="end"/>
             </w:r>
           </w:hyperlink>
@@ -631,46 +453,10 @@
                 <w:webHidden/>
               </w:rPr>
               <w:tab/>
-            </w:r>
-            <w:r>
-              <w:rPr>
-                <w:noProof/>
-                <w:webHidden/>
-              </w:rPr>
               <w:fldChar w:fldCharType="begin"/>
-            </w:r>
-            <w:r>
-              <w:rPr>
-                <w:noProof/>
-                <w:webHidden/>
-              </w:rPr>
               <w:instrText xml:space="preserve"> PAGEREF _Toc228913146 \h </w:instrText>
-            </w:r>
-            <w:r>
-              <w:rPr>
-                <w:noProof/>
-                <w:webHidden/>
-              </w:rPr>
-            </w:r>
-            <w:r>
-              <w:rPr>
-                <w:noProof/>
-                <w:webHidden/>
-              </w:rPr>
               <w:fldChar w:fldCharType="separate"/>
-            </w:r>
-            <w:r>
-              <w:rPr>
-                <w:noProof/>
-                <w:webHidden/>
-              </w:rPr>
               <w:t>4</w:t>
-            </w:r>
-            <w:r>
-              <w:rPr>
-                <w:noProof/>
-                <w:webHidden/>
-              </w:rPr>
               <w:fldChar w:fldCharType="end"/>
             </w:r>
           </w:hyperlink>
@@ -702,46 +488,10 @@
                 <w:webHidden/>
               </w:rPr>
               <w:tab/>
-            </w:r>
-            <w:r>
-              <w:rPr>
-                <w:noProof/>
-                <w:webHidden/>
-              </w:rPr>
               <w:fldChar w:fldCharType="begin"/>
-            </w:r>
-            <w:r>
-              <w:rPr>
-                <w:noProof/>
-                <w:webHidden/>
-              </w:rPr>
               <w:instrText xml:space="preserve"> PAGEREF _Toc228913147 \h </w:instrText>
-            </w:r>
-            <w:r>
-              <w:rPr>
-                <w:noProof/>
-                <w:webHidden/>
-              </w:rPr>
-            </w:r>
-            <w:r>
-              <w:rPr>
-                <w:noProof/>
-                <w:webHidden/>
-              </w:rPr>
               <w:fldChar w:fldCharType="separate"/>
-            </w:r>
-            <w:r>
-              <w:rPr>
-                <w:noProof/>
-                <w:webHidden/>
-              </w:rPr>
               <w:t>5</w:t>
-            </w:r>
-            <w:r>
-              <w:rPr>
-                <w:noProof/>
-                <w:webHidden/>
-              </w:rPr>
               <w:fldChar w:fldCharType="end"/>
             </w:r>
           </w:hyperlink>
@@ -773,46 +523,10 @@
                 <w:webHidden/>
               </w:rPr>
               <w:tab/>
-            </w:r>
-            <w:r>
-              <w:rPr>
-                <w:noProof/>
-                <w:webHidden/>
-              </w:rPr>
               <w:fldChar w:fldCharType="begin"/>
-            </w:r>
-            <w:r>
-              <w:rPr>
-                <w:noProof/>
-                <w:webHidden/>
-              </w:rPr>
               <w:instrText xml:space="preserve"> PAGEREF _Toc228913148 \h </w:instrText>
-            </w:r>
-            <w:r>
-              <w:rPr>
-                <w:noProof/>
-                <w:webHidden/>
-              </w:rPr>
-            </w:r>
-            <w:r>
-              <w:rPr>
-                <w:noProof/>
-                <w:webHidden/>
-              </w:rPr>
               <w:fldChar w:fldCharType="separate"/>
-            </w:r>
-            <w:r>
-              <w:rPr>
-                <w:noProof/>
-                <w:webHidden/>
-              </w:rPr>
               <w:t>10</w:t>
-            </w:r>
-            <w:r>
-              <w:rPr>
-                <w:noProof/>
-                <w:webHidden/>
-              </w:rPr>
               <w:fldChar w:fldCharType="end"/>
             </w:r>
           </w:hyperlink>
@@ -844,46 +558,10 @@
                 <w:webHidden/>
               </w:rPr>
               <w:tab/>
-            </w:r>
-            <w:r>
-              <w:rPr>
-                <w:noProof/>
-                <w:webHidden/>
-              </w:rPr>
               <w:fldChar w:fldCharType="begin"/>
-            </w:r>
-            <w:r>
-              <w:rPr>
-                <w:noProof/>
-                <w:webHidden/>
-              </w:rPr>
               <w:instrText xml:space="preserve"> PAGEREF _Toc228913149 \h </w:instrText>
-            </w:r>
-            <w:r>
-              <w:rPr>
-                <w:noProof/>
-                <w:webHidden/>
-              </w:rPr>
-            </w:r>
-            <w:r>
-              <w:rPr>
-                <w:noProof/>
-                <w:webHidden/>
-              </w:rPr>
               <w:fldChar w:fldCharType="separate"/>
-            </w:r>
-            <w:r>
-              <w:rPr>
-                <w:noProof/>
-                <w:webHidden/>
-              </w:rPr>
               <w:t>10</w:t>
-            </w:r>
-            <w:r>
-              <w:rPr>
-                <w:noProof/>
-                <w:webHidden/>
-              </w:rPr>
               <w:fldChar w:fldCharType="end"/>
             </w:r>
           </w:hyperlink>
@@ -915,46 +593,10 @@
                 <w:webHidden/>
               </w:rPr>
               <w:tab/>
-            </w:r>
-            <w:r>
-              <w:rPr>
-                <w:noProof/>
-                <w:webHidden/>
-              </w:rPr>
               <w:fldChar w:fldCharType="begin"/>
-            </w:r>
-            <w:r>
-              <w:rPr>
-                <w:noProof/>
-                <w:webHidden/>
-              </w:rPr>
               <w:instrText xml:space="preserve"> PAGEREF _Toc228913150 \h </w:instrText>
-            </w:r>
-            <w:r>
-              <w:rPr>
-                <w:noProof/>
-                <w:webHidden/>
-              </w:rPr>
-            </w:r>
-            <w:r>
-              <w:rPr>
-                <w:noProof/>
-                <w:webHidden/>
-              </w:rPr>
               <w:fldChar w:fldCharType="separate"/>
-            </w:r>
-            <w:r>
-              <w:rPr>
-                <w:noProof/>
-                <w:webHidden/>
-              </w:rPr>
               <w:t>11</w:t>
-            </w:r>
-            <w:r>
-              <w:rPr>
-                <w:noProof/>
-                <w:webHidden/>
-              </w:rPr>
               <w:fldChar w:fldCharType="end"/>
             </w:r>
           </w:hyperlink>
@@ -986,46 +628,10 @@
                 <w:webHidden/>
               </w:rPr>
               <w:tab/>
-            </w:r>
-            <w:r>
-              <w:rPr>
-                <w:noProof/>
-                <w:webHidden/>
-              </w:rPr>
               <w:fldChar w:fldCharType="begin"/>
-            </w:r>
-            <w:r>
-              <w:rPr>
-                <w:noProof/>
-                <w:webHidden/>
-              </w:rPr>
               <w:instrText xml:space="preserve"> PAGEREF _Toc228913151 \h </w:instrText>
-            </w:r>
-            <w:r>
-              <w:rPr>
-                <w:noProof/>
-                <w:webHidden/>
-              </w:rPr>
-            </w:r>
-            <w:r>
-              <w:rPr>
-                <w:noProof/>
-                <w:webHidden/>
-              </w:rPr>
               <w:fldChar w:fldCharType="separate"/>
-            </w:r>
-            <w:r>
-              <w:rPr>
-                <w:noProof/>
-                <w:webHidden/>
-              </w:rPr>
               <w:t>11</w:t>
-            </w:r>
-            <w:r>
-              <w:rPr>
-                <w:noProof/>
-                <w:webHidden/>
-              </w:rPr>
               <w:fldChar w:fldCharType="end"/>
             </w:r>
           </w:hyperlink>
@@ -1057,46 +663,10 @@
                 <w:webHidden/>
               </w:rPr>
               <w:tab/>
-            </w:r>
-            <w:r>
-              <w:rPr>
-                <w:noProof/>
-                <w:webHidden/>
-              </w:rPr>
               <w:fldChar w:fldCharType="begin"/>
-            </w:r>
-            <w:r>
-              <w:rPr>
-                <w:noProof/>
-                <w:webHidden/>
-              </w:rPr>
               <w:instrText xml:space="preserve"> PAGEREF _Toc228913152 \h </w:instrText>
-            </w:r>
-            <w:r>
-              <w:rPr>
-                <w:noProof/>
-                <w:webHidden/>
-              </w:rPr>
-            </w:r>
-            <w:r>
-              <w:rPr>
-                <w:noProof/>
-                <w:webHidden/>
-              </w:rPr>
               <w:fldChar w:fldCharType="separate"/>
-            </w:r>
-            <w:r>
-              <w:rPr>
-                <w:noProof/>
-                <w:webHidden/>
-              </w:rPr>
               <w:t>11</w:t>
-            </w:r>
-            <w:r>
-              <w:rPr>
-                <w:noProof/>
-                <w:webHidden/>
-              </w:rPr>
               <w:fldChar w:fldCharType="end"/>
             </w:r>
           </w:hyperlink>
@@ -1128,46 +698,10 @@
                 <w:webHidden/>
               </w:rPr>
               <w:tab/>
-            </w:r>
-            <w:r>
-              <w:rPr>
-                <w:noProof/>
-                <w:webHidden/>
-              </w:rPr>
               <w:fldChar w:fldCharType="begin"/>
-            </w:r>
-            <w:r>
-              <w:rPr>
-                <w:noProof/>
-                <w:webHidden/>
-              </w:rPr>
               <w:instrText xml:space="preserve"> PAGEREF _Toc228913153 \h </w:instrText>
-            </w:r>
-            <w:r>
-              <w:rPr>
-                <w:noProof/>
-                <w:webHidden/>
-              </w:rPr>
-            </w:r>
-            <w:r>
-              <w:rPr>
-                <w:noProof/>
-                <w:webHidden/>
-              </w:rPr>
               <w:fldChar w:fldCharType="separate"/>
-            </w:r>
-            <w:r>
-              <w:rPr>
-                <w:noProof/>
-                <w:webHidden/>
-              </w:rPr>
               <w:t>13</w:t>
-            </w:r>
-            <w:r>
-              <w:rPr>
-                <w:noProof/>
-                <w:webHidden/>
-              </w:rPr>
               <w:fldChar w:fldCharType="end"/>
             </w:r>
           </w:hyperlink>
@@ -1199,46 +733,10 @@
                 <w:webHidden/>
               </w:rPr>
               <w:tab/>
-            </w:r>
-            <w:r>
-              <w:rPr>
-                <w:noProof/>
-                <w:webHidden/>
-              </w:rPr>
               <w:fldChar w:fldCharType="begin"/>
-            </w:r>
-            <w:r>
-              <w:rPr>
-                <w:noProof/>
-                <w:webHidden/>
-              </w:rPr>
               <w:instrText xml:space="preserve"> PAGEREF _Toc228913154 \h </w:instrText>
-            </w:r>
-            <w:r>
-              <w:rPr>
-                <w:noProof/>
-                <w:webHidden/>
-              </w:rPr>
-            </w:r>
-            <w:r>
-              <w:rPr>
-                <w:noProof/>
-                <w:webHidden/>
-              </w:rPr>
               <w:fldChar w:fldCharType="separate"/>
-            </w:r>
-            <w:r>
-              <w:rPr>
-                <w:noProof/>
-                <w:webHidden/>
-              </w:rPr>
               <w:t>14</w:t>
-            </w:r>
-            <w:r>
-              <w:rPr>
-                <w:noProof/>
-                <w:webHidden/>
-              </w:rPr>
               <w:fldChar w:fldCharType="end"/>
             </w:r>
           </w:hyperlink>
@@ -1270,46 +768,10 @@
                 <w:webHidden/>
               </w:rPr>
               <w:tab/>
-            </w:r>
-            <w:r>
-              <w:rPr>
-                <w:noProof/>
-                <w:webHidden/>
-              </w:rPr>
               <w:fldChar w:fldCharType="begin"/>
-            </w:r>
-            <w:r>
-              <w:rPr>
-                <w:noProof/>
-                <w:webHidden/>
-              </w:rPr>
               <w:instrText xml:space="preserve"> PAGEREF _Toc228913170 \h </w:instrText>
-            </w:r>
-            <w:r>
-              <w:rPr>
-                <w:noProof/>
-                <w:webHidden/>
-              </w:rPr>
-            </w:r>
-            <w:r>
-              <w:rPr>
-                <w:noProof/>
-                <w:webHidden/>
-              </w:rPr>
               <w:fldChar w:fldCharType="separate"/>
-            </w:r>
-            <w:r>
-              <w:rPr>
-                <w:noProof/>
-                <w:webHidden/>
-              </w:rPr>
               <w:t>1</w:t>
-            </w:r>
-            <w:r>
-              <w:rPr>
-                <w:noProof/>
-                <w:webHidden/>
-              </w:rPr>
               <w:fldChar w:fldCharType="end"/>
             </w:r>
           </w:hyperlink>
@@ -1341,46 +803,10 @@
                 <w:webHidden/>
               </w:rPr>
               <w:tab/>
-            </w:r>
-            <w:r>
-              <w:rPr>
-                <w:noProof/>
-                <w:webHidden/>
-              </w:rPr>
               <w:fldChar w:fldCharType="begin"/>
-            </w:r>
-            <w:r>
-              <w:rPr>
-                <w:noProof/>
-                <w:webHidden/>
-              </w:rPr>
               <w:instrText xml:space="preserve"> PAGEREF _Toc228913169 \h </w:instrText>
-            </w:r>
-            <w:r>
-              <w:rPr>
-                <w:noProof/>
-                <w:webHidden/>
-              </w:rPr>
-            </w:r>
-            <w:r>
-              <w:rPr>
-                <w:noProof/>
-                <w:webHidden/>
-              </w:rPr>
               <w:fldChar w:fldCharType="separate"/>
-            </w:r>
-            <w:r>
-              <w:rPr>
-                <w:noProof/>
-                <w:webHidden/>
-              </w:rPr>
               <w:t>51</w:t>
-            </w:r>
-            <w:r>
-              <w:rPr>
-                <w:noProof/>
-                <w:webHidden/>
-              </w:rPr>
               <w:fldChar w:fldCharType="end"/>
             </w:r>
           </w:hyperlink>
@@ -2362,115 +1788,7 @@
               <w:rPr>
                 <w:rFonts w:eastAsia="標楷體"/>
               </w:rPr>
-              <w:t>新增</w:t>
-            </w:r>
-            <w:r>
-              <w:rPr>
-                <w:rFonts w:eastAsia="標楷體"/>
-              </w:rPr>
-              <w:t xml:space="preserve"> Implementation Class Model</w:t>
-            </w:r>
-            <w:r>
-              <w:rPr>
-                <w:rFonts w:eastAsia="標楷體"/>
-              </w:rPr>
-              <w:t>、</w:t>
-            </w:r>
-            <w:r>
-              <w:rPr>
-                <w:rFonts w:eastAsia="標楷體"/>
-              </w:rPr>
-              <w:t>Programming</w:t>
-            </w:r>
-            <w:r>
-              <w:rPr>
-                <w:rFonts w:eastAsia="標楷體"/>
-              </w:rPr>
-              <w:t>、</w:t>
-            </w:r>
-            <w:r>
-              <w:rPr>
-                <w:rFonts w:eastAsia="標楷體"/>
-              </w:rPr>
-              <w:t xml:space="preserve">Unit Testing </w:t>
-            </w:r>
-            <w:r>
-              <w:rPr>
-                <w:rFonts w:eastAsia="標楷體"/>
-              </w:rPr>
-              <w:t>三章節（</w:t>
-            </w:r>
-            <w:r>
-              <w:rPr>
-                <w:rFonts w:eastAsia="標楷體"/>
-              </w:rPr>
-              <w:t>HW5</w:t>
-            </w:r>
-            <w:r>
-              <w:rPr>
-                <w:rFonts w:eastAsia="標楷體"/>
-              </w:rPr>
-              <w:t>）；系統以</w:t>
-            </w:r>
-            <w:r>
-              <w:rPr>
-                <w:rFonts w:eastAsia="標楷體"/>
-              </w:rPr>
-              <w:t xml:space="preserve"> Maven </w:t>
-            </w:r>
-            <w:r>
-              <w:rPr>
-                <w:rFonts w:eastAsia="標楷體"/>
-              </w:rPr>
-              <w:t>專案交付，使用</w:t>
-            </w:r>
-            <w:r>
-              <w:rPr>
-                <w:rFonts w:eastAsia="標楷體"/>
-              </w:rPr>
-              <w:t xml:space="preserve"> JavaParser</w:t>
-            </w:r>
-            <w:r>
-              <w:rPr>
-                <w:rFonts w:eastAsia="標楷體"/>
-              </w:rPr>
-              <w:t>、</w:t>
-            </w:r>
-            <w:r>
-              <w:rPr>
-                <w:rFonts w:eastAsia="標楷體"/>
-              </w:rPr>
-              <w:t>SnakeYAML</w:t>
-            </w:r>
-            <w:r>
-              <w:rPr>
-                <w:rFonts w:eastAsia="標楷體"/>
-              </w:rPr>
-              <w:t>、</w:t>
-            </w:r>
-            <w:r>
-              <w:rPr>
-                <w:rFonts w:eastAsia="標楷體"/>
-              </w:rPr>
-              <w:t>picocli</w:t>
-            </w:r>
-            <w:r>
-              <w:rPr>
-                <w:rFonts w:eastAsia="標楷體"/>
-              </w:rPr>
-              <w:t>、</w:t>
-            </w:r>
-            <w:r>
-              <w:rPr>
-                <w:rFonts w:eastAsia="標楷體"/>
-              </w:rPr>
-              <w:t>JUnit 5</w:t>
-            </w:r>
-            <w:r>
-              <w:rPr>
-                <w:rFonts w:eastAsia="標楷體"/>
-              </w:rPr>
-              <w:t>。</w:t>
+              <w:t>新增 Implementation Class Model、Programming、Unit Testing 三章節（HW5）；系統以 Maven 專案交付，使用 JavaParser、SnakeYAML、picocli、JUnit 5。</w:t>
             </w:r>
           </w:p>
         </w:tc>
@@ -2549,79 +1867,7 @@
               <w:rPr>
                 <w:rFonts w:eastAsia="標楷體"/>
               </w:rPr>
-              <w:t>重新命名介面與類別以更精確反映職責：</w:t>
-            </w:r>
-            <w:r>
-              <w:rPr>
-                <w:rFonts w:eastAsia="標楷體"/>
-              </w:rPr>
-              <w:t>ProfileRepository→ProfileLoader</w:t>
-            </w:r>
-            <w:r>
-              <w:rPr>
-                <w:rFonts w:eastAsia="標楷體"/>
-              </w:rPr>
-              <w:t>、</w:t>
-            </w:r>
-            <w:r>
-              <w:rPr>
-                <w:rFonts w:eastAsia="標楷體"/>
-              </w:rPr>
-              <w:t>SuppressionRepository→SuppressionStore</w:t>
-            </w:r>
-            <w:r>
-              <w:rPr>
-                <w:rFonts w:eastAsia="標楷體"/>
-              </w:rPr>
-              <w:t>、</w:t>
-            </w:r>
-            <w:r>
-              <w:rPr>
-                <w:rFonts w:eastAsia="標楷體"/>
-              </w:rPr>
-              <w:t>ArchitectureConstraint→ComplianceRule</w:t>
-            </w:r>
-            <w:r>
-              <w:rPr>
-                <w:rFonts w:eastAsia="標楷體"/>
-              </w:rPr>
-              <w:t>（套件</w:t>
-            </w:r>
-            <w:r>
-              <w:rPr>
-                <w:rFonts w:eastAsia="標楷體"/>
-              </w:rPr>
-              <w:t xml:space="preserve"> domain.constraint→domain.rule</w:t>
-            </w:r>
-            <w:r>
-              <w:rPr>
-                <w:rFonts w:eastAsia="標楷體"/>
-              </w:rPr>
-              <w:t>）；同步更新</w:t>
-            </w:r>
-            <w:r>
-              <w:rPr>
-                <w:rFonts w:eastAsia="標楷體"/>
-              </w:rPr>
-              <w:t xml:space="preserve"> Implementation Class Diagram</w:t>
-            </w:r>
-            <w:r>
-              <w:rPr>
-                <w:rFonts w:eastAsia="標楷體"/>
-              </w:rPr>
-              <w:t>、</w:t>
-            </w:r>
-            <w:r>
-              <w:rPr>
-                <w:rFonts w:eastAsia="標楷體"/>
-              </w:rPr>
-              <w:t xml:space="preserve">Sequence Diagrams </w:t>
-            </w:r>
-            <w:r>
-              <w:rPr>
-                <w:rFonts w:eastAsia="標楷體"/>
-              </w:rPr>
-              <w:t>與內文敘述。</w:t>
+              <w:t>重新命名介面與類別以更精確反映職責：ProfileRepository→ProfileLoader、SuppressionRepository→SuppressionStore、ArchitectureConstraint→ComplianceRule（套件 domain.constraint→domain.rule）；同步更新 Implementation Class Diagram、Sequence Diagrams 與內文敘述。</w:t>
             </w:r>
           </w:p>
         </w:tc>
@@ -2709,182 +1955,7 @@
                 <w:rFonts w:eastAsia="標楷體"/>
                 <w:highlight w:val="yellow"/>
               </w:rPr>
-              <w:t>Iteration II</w:t>
-            </w:r>
-            <w:r>
-              <w:rPr>
-                <w:rFonts w:eastAsia="標楷體"/>
-                <w:highlight w:val="yellow"/>
-              </w:rPr>
-              <w:t>：選定</w:t>
-            </w:r>
-            <w:r>
-              <w:rPr>
-                <w:rFonts w:eastAsia="標楷體"/>
-                <w:highlight w:val="yellow"/>
-              </w:rPr>
-              <w:t xml:space="preserve"> UC-02 Define Style Profile </w:t>
-            </w:r>
-            <w:r>
-              <w:rPr>
-                <w:rFonts w:eastAsia="標楷體"/>
-                <w:highlight w:val="yellow"/>
-              </w:rPr>
-              <w:t>與</w:t>
-            </w:r>
-            <w:r>
-              <w:rPr>
-                <w:rFonts w:eastAsia="標楷體"/>
-                <w:highlight w:val="yellow"/>
-              </w:rPr>
-              <w:t xml:space="preserve"> UC-03 Check with Interactive Fix Suggestions </w:t>
-            </w:r>
-            <w:r>
-              <w:rPr>
-                <w:rFonts w:eastAsia="標楷體"/>
-                <w:highlight w:val="yellow"/>
-              </w:rPr>
-              <w:t>為本迭代要實作之</w:t>
-            </w:r>
-            <w:r>
-              <w:rPr>
-                <w:rFonts w:eastAsia="標楷體"/>
-                <w:highlight w:val="yellow"/>
-              </w:rPr>
-              <w:t xml:space="preserve"> use cases</w:t>
-            </w:r>
-            <w:r>
-              <w:rPr>
-                <w:rFonts w:eastAsia="標楷體"/>
-                <w:highlight w:val="yellow"/>
-              </w:rPr>
-              <w:t>；於</w:t>
-            </w:r>
-            <w:r>
-              <w:rPr>
-                <w:rFonts w:eastAsia="標楷體"/>
-                <w:highlight w:val="yellow"/>
-              </w:rPr>
-              <w:t xml:space="preserve"> Domain Model </w:t>
-            </w:r>
-            <w:r>
-              <w:rPr>
-                <w:rFonts w:eastAsia="標楷體"/>
-                <w:highlight w:val="yellow"/>
-              </w:rPr>
-              <w:t>新增</w:t>
-            </w:r>
-            <w:r>
-              <w:rPr>
-                <w:rFonts w:eastAsia="標楷體"/>
-                <w:highlight w:val="yellow"/>
-              </w:rPr>
-              <w:t xml:space="preserve"> Violation.suggestion [0..1] </w:t>
-            </w:r>
-            <w:r>
-              <w:rPr>
-                <w:rFonts w:eastAsia="標楷體"/>
-                <w:highlight w:val="yellow"/>
-              </w:rPr>
-              <w:t>屬性以支援</w:t>
-            </w:r>
-            <w:r>
-              <w:rPr>
-                <w:rFonts w:eastAsia="標楷體"/>
-                <w:highlight w:val="yellow"/>
-              </w:rPr>
-              <w:t xml:space="preserve"> UC-03 </w:t>
-            </w:r>
-            <w:r>
-              <w:rPr>
-                <w:rFonts w:eastAsia="標楷體"/>
-                <w:highlight w:val="yellow"/>
-              </w:rPr>
-              <w:t>顯示修正建議；依</w:t>
-            </w:r>
-            <w:r>
-              <w:rPr>
-                <w:rFonts w:eastAsia="標楷體"/>
-                <w:highlight w:val="yellow"/>
-              </w:rPr>
-              <w:t xml:space="preserve"> HW6 </w:t>
-            </w:r>
-            <w:r>
-              <w:rPr>
-                <w:rFonts w:eastAsia="標楷體"/>
-                <w:highlight w:val="yellow"/>
-              </w:rPr>
-              <w:t>規定移除</w:t>
-            </w:r>
-            <w:r>
-              <w:rPr>
-                <w:rFonts w:eastAsia="標楷體"/>
-                <w:highlight w:val="yellow"/>
-              </w:rPr>
-              <w:t xml:space="preserve"> Design</w:t>
-            </w:r>
-            <w:r>
-              <w:rPr>
-                <w:rFonts w:eastAsia="標楷體"/>
-                <w:highlight w:val="yellow"/>
-              </w:rPr>
-              <w:t>／</w:t>
-            </w:r>
-            <w:r>
-              <w:rPr>
-                <w:rFonts w:eastAsia="標楷體"/>
-                <w:highlight w:val="yellow"/>
-              </w:rPr>
-              <w:t>Implementation</w:t>
-            </w:r>
-            <w:r>
-              <w:rPr>
-                <w:rFonts w:eastAsia="標楷體"/>
-                <w:highlight w:val="yellow"/>
-              </w:rPr>
-              <w:t>／</w:t>
-            </w:r>
-            <w:r>
-              <w:rPr>
-                <w:rFonts w:eastAsia="標楷體"/>
-                <w:highlight w:val="yellow"/>
-              </w:rPr>
-              <w:t>Programming</w:t>
-            </w:r>
-            <w:r>
-              <w:rPr>
-                <w:rFonts w:eastAsia="標楷體"/>
-                <w:highlight w:val="yellow"/>
-              </w:rPr>
-              <w:t>／</w:t>
-            </w:r>
-            <w:r>
-              <w:rPr>
-                <w:rFonts w:eastAsia="標楷體"/>
-                <w:highlight w:val="yellow"/>
-              </w:rPr>
-              <w:t xml:space="preserve">Unit Testing </w:t>
-            </w:r>
-            <w:r>
-              <w:rPr>
-                <w:rFonts w:eastAsia="標楷體"/>
-                <w:highlight w:val="yellow"/>
-              </w:rPr>
-              <w:t>四章節，留待</w:t>
-            </w:r>
-            <w:r>
-              <w:rPr>
-                <w:rFonts w:eastAsia="標楷體"/>
-                <w:highlight w:val="yellow"/>
-              </w:rPr>
-              <w:t xml:space="preserve"> HW7 </w:t>
-            </w:r>
-            <w:r>
-              <w:rPr>
-                <w:rFonts w:eastAsia="標楷體"/>
-                <w:highlight w:val="yellow"/>
-              </w:rPr>
-              <w:t>提交。</w:t>
+              <w:t>Iteration II：選定 UC-02 Define Style Profile 與 UC-03 Check with Interactive Fix Suggestions 為本迭代要實作之 use cases；於 Domain Model 新增 Violation.suggestion [0..1] 屬性以支援 UC-03 顯示修正建議；依 HW6 規定移除 Design／Implementation／Programming／Unit Testing 四章節，留待 HW7 提交。</w:t>
             </w:r>
           </w:p>
         </w:tc>
@@ -3082,139 +2153,7 @@
           <w:rFonts w:eastAsia="標楷體"/>
         </w:rPr>
         <w:lastRenderedPageBreak/>
-        <w:t>隨著軟體系統規模擴大與</w:t>
-      </w:r>
-      <w:r>
-        <w:rPr>
-          <w:rFonts w:eastAsia="標楷體"/>
-        </w:rPr>
-        <w:t xml:space="preserve"> AI </w:t>
-      </w:r>
-      <w:r>
-        <w:rPr>
-          <w:rFonts w:eastAsia="標楷體"/>
-        </w:rPr>
-        <w:t>輔助程式碼生成的普及，人工驗證架構風格合規性日益困難，成為開發週期的瓶頸。現有工具（如</w:t>
-      </w:r>
-      <w:r>
-        <w:rPr>
-          <w:rFonts w:eastAsia="標楷體"/>
-        </w:rPr>
-        <w:t xml:space="preserve"> ArchUnit</w:t>
-      </w:r>
-      <w:r>
-        <w:rPr>
-          <w:rFonts w:eastAsia="標楷體"/>
-        </w:rPr>
-        <w:t>）雖可將架構限制寫成測試規則，但使用門檻較高，開發者需熟悉底層</w:t>
-      </w:r>
-      <w:r>
-        <w:rPr>
-          <w:rFonts w:eastAsia="標楷體"/>
-        </w:rPr>
-        <w:t xml:space="preserve"> API </w:t>
-      </w:r>
-      <w:r>
-        <w:rPr>
-          <w:rFonts w:eastAsia="標楷體"/>
-        </w:rPr>
-        <w:t>並撰寫大量樣板程式碼，缺乏以風格為中心的高階抽象。</w:t>
-      </w:r>
-      <w:r>
-        <w:rPr>
-          <w:rFonts w:eastAsia="標楷體"/>
-        </w:rPr>
-        <w:t xml:space="preserve">arch-checker </w:t>
-      </w:r>
-      <w:r>
-        <w:rPr>
-          <w:rFonts w:eastAsia="標楷體"/>
-        </w:rPr>
-        <w:t>是一套專為</w:t>
-      </w:r>
-      <w:r>
-        <w:rPr>
-          <w:rFonts w:eastAsia="標楷體"/>
-        </w:rPr>
-        <w:t xml:space="preserve"> Java </w:t>
-      </w:r>
-      <w:r>
-        <w:rPr>
-          <w:rFonts w:eastAsia="標楷體"/>
-        </w:rPr>
-        <w:t>開發者設計的命令列工具，用於自動驗證</w:t>
-      </w:r>
-      <w:r>
-        <w:rPr>
-          <w:rFonts w:eastAsia="標楷體"/>
-        </w:rPr>
-        <w:t xml:space="preserve"> Java </w:t>
-      </w:r>
-      <w:r>
-        <w:rPr>
-          <w:rFonts w:eastAsia="標楷體"/>
-        </w:rPr>
-        <w:t>專案的架構風格合規性。使用者可透過宣告式</w:t>
-      </w:r>
-      <w:r>
-        <w:rPr>
-          <w:rFonts w:eastAsia="標楷體"/>
-        </w:rPr>
-        <w:t xml:space="preserve"> API </w:t>
-      </w:r>
-      <w:r>
-        <w:rPr>
-          <w:rFonts w:eastAsia="標楷體"/>
-        </w:rPr>
-        <w:t>以</w:t>
-      </w:r>
-      <w:r>
-        <w:rPr>
-          <w:rFonts w:eastAsia="標楷體"/>
-        </w:rPr>
-        <w:t xml:space="preserve"> YAML </w:t>
-      </w:r>
-      <w:r>
-        <w:rPr>
-          <w:rFonts w:eastAsia="標楷體"/>
-        </w:rPr>
-        <w:t>定義架構風格設定檔（</w:t>
-      </w:r>
-      <w:r>
-        <w:rPr>
-          <w:rFonts w:eastAsia="標楷體"/>
-        </w:rPr>
-        <w:t>Style Profile</w:t>
-      </w:r>
-      <w:r>
-        <w:rPr>
-          <w:rFonts w:eastAsia="標楷體"/>
-        </w:rPr>
-        <w:t>），將命名、依賴、繼承等規則封裝為可重複使用的風格單元。系統透過</w:t>
-      </w:r>
-      <w:r>
-        <w:rPr>
-          <w:rFonts w:eastAsia="標楷體"/>
-        </w:rPr>
-        <w:t xml:space="preserve"> Java </w:t>
-      </w:r>
-      <w:r>
-        <w:rPr>
-          <w:rFonts w:eastAsia="標楷體"/>
-        </w:rPr>
-        <w:t>原始碼的</w:t>
-      </w:r>
-      <w:r>
-        <w:rPr>
-          <w:rFonts w:eastAsia="標楷體"/>
-        </w:rPr>
-        <w:t xml:space="preserve"> AST </w:t>
-      </w:r>
-      <w:r>
-        <w:rPr>
-          <w:rFonts w:eastAsia="標楷體"/>
-        </w:rPr>
-        <w:t>解析，精確偵測結構性違規，並產出含檔案路徑、行號與錯誤描述的完整報告，適用於本地開發、程式碼審查與持續整合情境。</w:t>
+        <w:t>隨著軟體系統規模擴大與 AI 輔助程式碼生成的普及，人工驗證架構風格合規性日益困難，成為開發週期的瓶頸。現有工具（如 ArchUnit）雖可將架構限制寫成測試規則，但使用門檻較高，開發者需熟悉底層 API 並撰寫大量樣板程式碼，缺乏以風格為中心的高階抽象。arch-checker 是一套專為 Java 開發者設計的命令列工具，用於自動驗證 Java 專案的架構風格合規性。使用者可透過宣告式 API 以 YAML 定義架構風格設定檔（Style Profile），將命名、依賴、繼承等規則封裝為可重複使用的風格單元。系統透過 Java 原始碼的 AST 解析，精確偵測結構性違規，並產出含檔案路徑、行號與錯誤描述的完整報告，適用於本地開發、程式碼審查與持續整合情境。</w:t>
       </w:r>
     </w:p>
     <w:p>
@@ -3508,31 +2447,7 @@
               <w:rPr>
                 <w:rFonts w:eastAsia="標楷體"/>
               </w:rPr>
-              <w:t>掃描</w:t>
-            </w:r>
-            <w:r>
-              <w:rPr>
-                <w:rFonts w:eastAsia="標楷體"/>
-              </w:rPr>
-              <w:t xml:space="preserve"> Java </w:t>
-            </w:r>
-            <w:r>
-              <w:rPr>
-                <w:rFonts w:eastAsia="標楷體"/>
-              </w:rPr>
-              <w:t>專案目錄，依使用者定義的</w:t>
-            </w:r>
-            <w:r>
-              <w:rPr>
-                <w:rFonts w:eastAsia="標楷體"/>
-              </w:rPr>
-              <w:t xml:space="preserve"> Style Profile </w:t>
-            </w:r>
-            <w:r>
-              <w:rPr>
-                <w:rFonts w:eastAsia="標楷體"/>
-              </w:rPr>
-              <w:t>偵測違規</w:t>
+              <w:t>掃描 Java 專案目錄，依使用者定義的 Style Profile 偵測違規</w:t>
             </w:r>
           </w:p>
         </w:tc>
@@ -3654,67 +2569,7 @@
               <w:rPr>
                 <w:rFonts w:eastAsia="標楷體"/>
               </w:rPr>
-              <w:t>使用者以</w:t>
-            </w:r>
-            <w:r>
-              <w:rPr>
-                <w:rFonts w:eastAsia="標楷體"/>
-              </w:rPr>
-              <w:t xml:space="preserve"> YAML </w:t>
-            </w:r>
-            <w:r>
-              <w:rPr>
-                <w:rFonts w:eastAsia="標楷體"/>
-              </w:rPr>
-              <w:t>格式定義任意架構風格規則（</w:t>
-            </w:r>
-            <w:r>
-              <w:rPr>
-                <w:rFonts w:eastAsia="標楷體"/>
-              </w:rPr>
-              <w:t>DependencyRule</w:t>
-            </w:r>
-            <w:r>
-              <w:rPr>
-                <w:rFonts w:eastAsia="標楷體"/>
-              </w:rPr>
-              <w:t>、</w:t>
-            </w:r>
-            <w:r>
-              <w:rPr>
-                <w:rFonts w:eastAsia="標楷體"/>
-              </w:rPr>
-              <w:t>NamingRule</w:t>
-            </w:r>
-            <w:r>
-              <w:rPr>
-                <w:rFonts w:eastAsia="標楷體"/>
-              </w:rPr>
-              <w:t>、</w:t>
-            </w:r>
-            <w:r>
-              <w:rPr>
-                <w:rFonts w:eastAsia="標楷體"/>
-              </w:rPr>
-              <w:t>SupertypeRule</w:t>
-            </w:r>
-            <w:r>
-              <w:rPr>
-                <w:rFonts w:eastAsia="標楷體"/>
-              </w:rPr>
-              <w:t>、</w:t>
-            </w:r>
-            <w:r>
-              <w:rPr>
-                <w:rFonts w:eastAsia="標楷體"/>
-              </w:rPr>
-              <w:t>PackageRule</w:t>
-            </w:r>
-            <w:r>
-              <w:rPr>
-                <w:rFonts w:eastAsia="標楷體"/>
-              </w:rPr>
-              <w:t>）；工具不預設任何內建風格</w:t>
+              <w:t>使用者以 YAML 格式定義任意架構風格規則（DependencyRule、NamingRule、SupertypeRule、PackageRule）；工具不預設任何內建風格</w:t>
             </w:r>
           </w:p>
         </w:tc>
@@ -3836,19 +2691,7 @@
               <w:rPr>
                 <w:rFonts w:eastAsia="標楷體"/>
               </w:rPr>
-              <w:t>輸出含檔案路徑、行號、規則</w:t>
-            </w:r>
-            <w:r>
-              <w:rPr>
-                <w:rFonts w:eastAsia="標楷體"/>
-              </w:rPr>
-              <w:t xml:space="preserve"> ID</w:t>
-            </w:r>
-            <w:r>
-              <w:rPr>
-                <w:rFonts w:eastAsia="標楷體"/>
-              </w:rPr>
-              <w:t>、說明的違規報告</w:t>
+              <w:t>輸出含檔案路徑、行號、規則 ID、說明的違規報告</w:t>
             </w:r>
           </w:p>
         </w:tc>
@@ -3970,31 +2813,7 @@
               <w:rPr>
                 <w:rFonts w:eastAsia="標楷體"/>
               </w:rPr>
-              <w:t>支援</w:t>
-            </w:r>
-            <w:r>
-              <w:rPr>
-                <w:rFonts w:eastAsia="標楷體"/>
-              </w:rPr>
-              <w:t xml:space="preserve"> Console </w:t>
-            </w:r>
-            <w:r>
-              <w:rPr>
-                <w:rFonts w:eastAsia="標楷體"/>
-              </w:rPr>
-              <w:t>與</w:t>
-            </w:r>
-            <w:r>
-              <w:rPr>
-                <w:rFonts w:eastAsia="標楷體"/>
-              </w:rPr>
-              <w:t xml:space="preserve"> JSON </w:t>
-            </w:r>
-            <w:r>
-              <w:rPr>
-                <w:rFonts w:eastAsia="標楷體"/>
-              </w:rPr>
-              <w:t>兩種輸出格式</w:t>
+              <w:t>支援 Console 與 JSON 兩種輸出格式</w:t>
             </w:r>
           </w:p>
         </w:tc>
@@ -4223,69 +3042,21 @@
         <w:rPr>
           <w:rFonts w:eastAsia="標楷體"/>
         </w:rPr>
-        <w:t xml:space="preserve">  Developer (Primary)</w:t>
-      </w:r>
-      <w:r>
+        <w:t xml:space="preserve">  Developer (Primary)：使用工具定義架構規則並檢查 Java 專案的開發者</w:t>
+      </w:r>
+    </w:p>
+    <w:p>
+      <w:pPr>
+        <w:spacing w:before="40" w:after="80"/>
         <w:rPr>
           <w:rFonts w:eastAsia="標楷體"/>
         </w:rPr>
-        <w:t>：使用工具定義架構規則並檢查</w:t>
-      </w:r>
+      </w:pPr>
       <w:r>
         <w:rPr>
           <w:rFonts w:eastAsia="標楷體"/>
         </w:rPr>
-        <w:t xml:space="preserve"> Java </w:t>
-      </w:r>
-      <w:r>
-        <w:rPr>
-          <w:rFonts w:eastAsia="標楷體"/>
-        </w:rPr>
-        <w:t>專案的開發者</w:t>
-      </w:r>
-    </w:p>
-    <w:p>
-      <w:pPr>
-        <w:spacing w:before="40" w:after="80"/>
-        <w:rPr>
-          <w:rFonts w:eastAsia="標楷體"/>
-        </w:rPr>
-      </w:pPr>
-      <w:r>
-        <w:rPr>
-          <w:rFonts w:eastAsia="標楷體"/>
-        </w:rPr>
-        <w:t xml:space="preserve">  CI System (Secondary)</w:t>
-      </w:r>
-      <w:r>
-        <w:rPr>
-          <w:rFonts w:eastAsia="標楷體"/>
-        </w:rPr>
-        <w:t>：在</w:t>
-      </w:r>
-      <w:r>
-        <w:rPr>
-          <w:rFonts w:eastAsia="標楷體"/>
-        </w:rPr>
-        <w:t xml:space="preserve"> CI/CD pipeline </w:t>
-      </w:r>
-      <w:r>
-        <w:rPr>
-          <w:rFonts w:eastAsia="標楷體"/>
-        </w:rPr>
-        <w:t>中自動觸發合規檢查，依賴</w:t>
-      </w:r>
-      <w:r>
-        <w:rPr>
-          <w:rFonts w:eastAsia="標楷體"/>
-        </w:rPr>
-        <w:t xml:space="preserve"> exit code </w:t>
-      </w:r>
-      <w:r>
-        <w:rPr>
-          <w:rFonts w:eastAsia="標楷體"/>
-        </w:rPr>
-        <w:t>判斷結果</w:t>
+        <w:t xml:space="preserve">  CI System (Secondary)：在 CI/CD pipeline 中自動觸發合規檢查，依賴 exit code 判斷結果</w:t>
       </w:r>
     </w:p>
     <w:tbl>
@@ -5696,13 +4467,7 @@
               <w:rPr>
                 <w:rFonts w:eastAsia="標楷體"/>
               </w:rPr>
-              <w:t>Developer</w:t>
-            </w:r>
-            <w:r>
-              <w:rPr>
-                <w:rFonts w:eastAsia="標楷體"/>
-              </w:rPr>
-              <w:t>：想要取得準確且詳細的違規報告，包含檔案路徑與行號，以便快速找出不符合規範的類別，避免費時的人工審查。</w:t>
+              <w:t>Developer：想要取得準確且詳細的違規報告，包含檔案路徑與行號，以便快速找出不符合規範的類別，避免費時的人工審查。</w:t>
             </w:r>
           </w:p>
           <w:p>
@@ -5716,13 +4481,7 @@
               <w:rPr>
                 <w:rFonts w:eastAsia="標楷體"/>
               </w:rPr>
-              <w:t>Team Lead / Architect</w:t>
-            </w:r>
-            <w:r>
-              <w:rPr>
-                <w:rFonts w:eastAsia="標楷體"/>
-              </w:rPr>
-              <w:t>：想確保整個程式碼庫符合團隊定義的架構規則，零違規代表架構一致性獲得維護。</w:t>
+              <w:t>Team Lead / Architect：想確保整個程式碼庫符合團隊定義的架構規則，零違規代表架構一致性獲得維護。</w:t>
             </w:r>
           </w:p>
           <w:p>
@@ -5736,49 +4495,7 @@
               <w:rPr>
                 <w:rFonts w:eastAsia="標楷體"/>
               </w:rPr>
-              <w:t>CI System</w:t>
-            </w:r>
-            <w:r>
-              <w:rPr>
-                <w:rFonts w:eastAsia="標楷體"/>
-              </w:rPr>
-              <w:t>（次要）：想要可靠的</w:t>
-            </w:r>
-            <w:r>
-              <w:rPr>
-                <w:rFonts w:eastAsia="標楷體"/>
-              </w:rPr>
-              <w:t xml:space="preserve"> POSIX exit code</w:t>
-            </w:r>
-            <w:r>
-              <w:rPr>
-                <w:rFonts w:eastAsia="標楷體"/>
-              </w:rPr>
-              <w:t>（</w:t>
-            </w:r>
-            <w:r>
-              <w:rPr>
-                <w:rFonts w:eastAsia="標楷體"/>
-              </w:rPr>
-              <w:t>0/1/2</w:t>
-            </w:r>
-            <w:r>
-              <w:rPr>
-                <w:rFonts w:eastAsia="標楷體"/>
-              </w:rPr>
-              <w:t>）來判斷</w:t>
-            </w:r>
-            <w:r>
-              <w:rPr>
-                <w:rFonts w:eastAsia="標楷體"/>
-              </w:rPr>
-              <w:t xml:space="preserve"> pipeline </w:t>
-            </w:r>
-            <w:r>
-              <w:rPr>
-                <w:rFonts w:eastAsia="標楷體"/>
-              </w:rPr>
-              <w:t>是否通過，不需要解讀報告內文。</w:t>
+              <w:t>CI System（次要）：想要可靠的 POSIX exit code（0/1/2）來判斷 pipeline 是否通過，不需要解讀報告內文。</w:t>
             </w:r>
           </w:p>
         </w:tc>
@@ -5844,13 +4561,7 @@
               <w:rPr>
                 <w:rFonts w:eastAsia="標楷體"/>
               </w:rPr>
-              <w:t xml:space="preserve">1. arch-checker </w:t>
-            </w:r>
-            <w:r>
-              <w:rPr>
-                <w:rFonts w:eastAsia="標楷體"/>
-              </w:rPr>
-              <w:t>已安裝並可在系統中存取</w:t>
+              <w:t>1. arch-checker 已安裝並可在系統中存取</w:t>
             </w:r>
           </w:p>
           <w:p>
@@ -5864,25 +4575,7 @@
               <w:rPr>
                 <w:rFonts w:eastAsia="標楷體"/>
               </w:rPr>
-              <w:t xml:space="preserve">2. </w:t>
-            </w:r>
-            <w:r>
-              <w:rPr>
-                <w:rFonts w:eastAsia="標楷體"/>
-              </w:rPr>
-              <w:t>目標</w:t>
-            </w:r>
-            <w:r>
-              <w:rPr>
-                <w:rFonts w:eastAsia="標楷體"/>
-              </w:rPr>
-              <w:t xml:space="preserve"> Java </w:t>
-            </w:r>
-            <w:r>
-              <w:rPr>
-                <w:rFonts w:eastAsia="標楷體"/>
-              </w:rPr>
-              <w:t>專案目錄存在且可讀取</w:t>
+              <w:t>2. 目標 Java 專案目錄存在且可讀取</w:t>
             </w:r>
           </w:p>
           <w:p>
@@ -5896,13 +4589,7 @@
               <w:rPr>
                 <w:rFonts w:eastAsia="標楷體"/>
               </w:rPr>
-              <w:t xml:space="preserve">3. Style Profile YAML </w:t>
-            </w:r>
-            <w:r>
-              <w:rPr>
-                <w:rFonts w:eastAsia="標楷體"/>
-              </w:rPr>
-              <w:t>檔案存在且語法正確</w:t>
+              <w:t>3. Style Profile YAML 檔案存在且語法正確</w:t>
             </w:r>
           </w:p>
         </w:tc>
@@ -5968,67 +4655,7 @@
               <w:rPr>
                 <w:rFonts w:eastAsia="標楷體"/>
               </w:rPr>
-              <w:t>系統產生完整的</w:t>
-            </w:r>
-            <w:r>
-              <w:rPr>
-                <w:rFonts w:eastAsia="標楷體"/>
-              </w:rPr>
-              <w:t xml:space="preserve"> ViolationReport</w:t>
-            </w:r>
-            <w:r>
-              <w:rPr>
-                <w:rFonts w:eastAsia="標楷體"/>
-              </w:rPr>
-              <w:t>，包含：已檢查檔案數、違規清單、</w:t>
-            </w:r>
-            <w:r>
-              <w:rPr>
-                <w:rFonts w:eastAsia="標楷體"/>
-              </w:rPr>
-              <w:t>suppressedCount</w:t>
-            </w:r>
-            <w:r>
-              <w:rPr>
-                <w:rFonts w:eastAsia="標楷體"/>
-              </w:rPr>
-              <w:t>；並回傳</w:t>
-            </w:r>
-            <w:r>
-              <w:rPr>
-                <w:rFonts w:eastAsia="標楷體"/>
-              </w:rPr>
-              <w:t xml:space="preserve"> POSIX exit code</w:t>
-            </w:r>
-            <w:r>
-              <w:rPr>
-                <w:rFonts w:eastAsia="標楷體"/>
-              </w:rPr>
-              <w:t>（</w:t>
-            </w:r>
-            <w:r>
-              <w:rPr>
-                <w:rFonts w:eastAsia="標楷體"/>
-              </w:rPr>
-              <w:t>0 = pass</w:t>
-            </w:r>
-            <w:r>
-              <w:rPr>
-                <w:rFonts w:eastAsia="標楷體"/>
-              </w:rPr>
-              <w:t>，</w:t>
-            </w:r>
-            <w:r>
-              <w:rPr>
-                <w:rFonts w:eastAsia="標楷體"/>
-              </w:rPr>
-              <w:t>1 = violations found</w:t>
-            </w:r>
-            <w:r>
-              <w:rPr>
-                <w:rFonts w:eastAsia="標楷體"/>
-              </w:rPr>
-              <w:t>）</w:t>
+              <w:t>系統產生完整的 ViolationReport，包含：已檢查檔案數、違規清單、suppressedCount；並回傳 POSIX exit code（0 = pass，1 = violations found）</w:t>
             </w:r>
           </w:p>
         </w:tc>
@@ -6094,19 +4721,7 @@
               <w:rPr>
                 <w:rFonts w:eastAsia="標楷體"/>
               </w:rPr>
-              <w:t xml:space="preserve">1. Developer </w:t>
-            </w:r>
-            <w:r>
-              <w:rPr>
-                <w:rFonts w:eastAsia="標楷體"/>
-              </w:rPr>
-              <w:t>發出對指定專案目錄進行架構合規檢查的要求，並指定要使用的</w:t>
-            </w:r>
-            <w:r>
-              <w:rPr>
-                <w:rFonts w:eastAsia="標楷體"/>
-              </w:rPr>
-              <w:t xml:space="preserve"> Style Profile</w:t>
+              <w:t>1. Developer 發出對指定專案目錄進行架構合規檢查的要求，並指定要使用的 Style Profile</w:t>
             </w:r>
           </w:p>
           <w:p>
@@ -6120,13 +4735,7 @@
               <w:rPr>
                 <w:rFonts w:eastAsia="標楷體"/>
               </w:rPr>
-              <w:t xml:space="preserve">2. </w:t>
-            </w:r>
-            <w:r>
-              <w:rPr>
-                <w:rFonts w:eastAsia="標楷體"/>
-              </w:rPr>
-              <w:t>系統確認專案目錄存在</w:t>
+              <w:t>2. 系統確認專案目錄存在</w:t>
             </w:r>
           </w:p>
           <w:p>
@@ -6140,25 +4749,7 @@
               <w:rPr>
                 <w:rFonts w:eastAsia="標楷體"/>
               </w:rPr>
-              <w:t xml:space="preserve">3. </w:t>
-            </w:r>
-            <w:r>
-              <w:rPr>
-                <w:rFonts w:eastAsia="標楷體"/>
-              </w:rPr>
-              <w:t>系統讀取並解析指定的</w:t>
-            </w:r>
-            <w:r>
-              <w:rPr>
-                <w:rFonts w:eastAsia="標楷體"/>
-              </w:rPr>
-              <w:t xml:space="preserve"> Style Profile YAML </w:t>
-            </w:r>
-            <w:r>
-              <w:rPr>
-                <w:rFonts w:eastAsia="標楷體"/>
-              </w:rPr>
-              <w:t>檔案</w:t>
+              <w:t>3. 系統讀取並解析指定的 Style Profile YAML 檔案</w:t>
             </w:r>
           </w:p>
           <w:p>
@@ -6172,25 +4763,7 @@
               <w:rPr>
                 <w:rFonts w:eastAsia="標楷體"/>
               </w:rPr>
-              <w:t xml:space="preserve">4. </w:t>
-            </w:r>
-            <w:r>
-              <w:rPr>
-                <w:rFonts w:eastAsia="標楷體"/>
-              </w:rPr>
-              <w:t>系統遞迴掃描專案目錄下所有</w:t>
-            </w:r>
-            <w:r>
-              <w:rPr>
-                <w:rFonts w:eastAsia="標楷體"/>
-              </w:rPr>
-              <w:t xml:space="preserve"> .java </w:t>
-            </w:r>
-            <w:r>
-              <w:rPr>
-                <w:rFonts w:eastAsia="標楷體"/>
-              </w:rPr>
-              <w:t>檔案</w:t>
+              <w:t>4. 系統遞迴掃描專案目錄下所有 .java 檔案</w:t>
             </w:r>
           </w:p>
           <w:p>
@@ -6204,61 +4777,7 @@
               <w:rPr>
                 <w:rFonts w:eastAsia="標楷體"/>
               </w:rPr>
-              <w:t xml:space="preserve">5. </w:t>
-            </w:r>
-            <w:r>
-              <w:rPr>
-                <w:rFonts w:eastAsia="標楷體"/>
-              </w:rPr>
-              <w:t>系統以</w:t>
-            </w:r>
-            <w:r>
-              <w:rPr>
-                <w:rFonts w:eastAsia="標楷體"/>
-              </w:rPr>
-              <w:t xml:space="preserve"> JavaParser </w:t>
-            </w:r>
-            <w:r>
-              <w:rPr>
-                <w:rFonts w:eastAsia="標楷體"/>
-              </w:rPr>
-              <w:t>將每個</w:t>
-            </w:r>
-            <w:r>
-              <w:rPr>
-                <w:rFonts w:eastAsia="標楷體"/>
-              </w:rPr>
-              <w:t xml:space="preserve"> .java </w:t>
-            </w:r>
-            <w:r>
-              <w:rPr>
-                <w:rFonts w:eastAsia="標楷體"/>
-              </w:rPr>
-              <w:t>檔解析為</w:t>
-            </w:r>
-            <w:r>
-              <w:rPr>
-                <w:rFonts w:eastAsia="標楷體"/>
-              </w:rPr>
-              <w:t xml:space="preserve"> AST</w:t>
-            </w:r>
-            <w:r>
-              <w:rPr>
-                <w:rFonts w:eastAsia="標楷體"/>
-              </w:rPr>
-              <w:t>（</w:t>
-            </w:r>
-            <w:r>
-              <w:rPr>
-                <w:rFonts w:eastAsia="標楷體"/>
-              </w:rPr>
-              <w:t>CompilationUnit</w:t>
-            </w:r>
-            <w:r>
-              <w:rPr>
-                <w:rFonts w:eastAsia="標楷體"/>
-              </w:rPr>
-              <w:t>）</w:t>
+              <w:t>5. 系統以 JavaParser 將每個 .java 檔解析為 AST（CompilationUnit）</w:t>
             </w:r>
           </w:p>
           <w:p>
@@ -6272,49 +4791,7 @@
               <w:rPr>
                 <w:rFonts w:eastAsia="標楷體"/>
               </w:rPr>
-              <w:t xml:space="preserve">6. </w:t>
-            </w:r>
-            <w:r>
-              <w:rPr>
-                <w:rFonts w:eastAsia="標楷體"/>
-              </w:rPr>
-              <w:t>系統對每個</w:t>
-            </w:r>
-            <w:r>
-              <w:rPr>
-                <w:rFonts w:eastAsia="標楷體"/>
-              </w:rPr>
-              <w:t xml:space="preserve"> CompilationUnit </w:t>
-            </w:r>
-            <w:r>
-              <w:rPr>
-                <w:rFonts w:eastAsia="標楷體"/>
-              </w:rPr>
-              <w:t>套用</w:t>
-            </w:r>
-            <w:r>
-              <w:rPr>
-                <w:rFonts w:eastAsia="標楷體"/>
-              </w:rPr>
-              <w:t xml:space="preserve"> Profile </w:t>
-            </w:r>
-            <w:r>
-              <w:rPr>
-                <w:rFonts w:eastAsia="標楷體"/>
-              </w:rPr>
-              <w:t>中所有</w:t>
-            </w:r>
-            <w:r>
-              <w:rPr>
-                <w:rFonts w:eastAsia="標楷體"/>
-              </w:rPr>
-              <w:t xml:space="preserve"> ComplianceRule </w:t>
-            </w:r>
-            <w:r>
-              <w:rPr>
-                <w:rFonts w:eastAsia="標楷體"/>
-              </w:rPr>
-              <w:t>規則</w:t>
+              <w:t>6. 系統對每個 CompilationUnit 套用 Profile 中所有 ComplianceRule 規則</w:t>
             </w:r>
           </w:p>
           <w:p>
@@ -6328,37 +4805,7 @@
               <w:rPr>
                 <w:rFonts w:eastAsia="標楷體"/>
               </w:rPr>
-              <w:t xml:space="preserve">7. </w:t>
-            </w:r>
-            <w:r>
-              <w:rPr>
-                <w:rFonts w:eastAsia="標楷體"/>
-              </w:rPr>
-              <w:t>系統收集所有</w:t>
-            </w:r>
-            <w:r>
-              <w:rPr>
-                <w:rFonts w:eastAsia="標楷體"/>
-              </w:rPr>
-              <w:t xml:space="preserve"> Violation</w:t>
-            </w:r>
-            <w:r>
-              <w:rPr>
-                <w:rFonts w:eastAsia="標楷體"/>
-              </w:rPr>
-              <w:t>，每筆包含：檔案路徑、行號、規則</w:t>
-            </w:r>
-            <w:r>
-              <w:rPr>
-                <w:rFonts w:eastAsia="標楷體"/>
-              </w:rPr>
-              <w:t xml:space="preserve"> ID</w:t>
-            </w:r>
-            <w:r>
-              <w:rPr>
-                <w:rFonts w:eastAsia="標楷體"/>
-              </w:rPr>
-              <w:t>、說明文字</w:t>
+              <w:t>7. 系統收集所有 Violation，每筆包含：檔案路徑、行號、規則 ID、說明文字</w:t>
             </w:r>
           </w:p>
           <w:p>
@@ -6372,31 +4819,7 @@
               <w:rPr>
                 <w:rFonts w:eastAsia="標楷體"/>
               </w:rPr>
-              <w:t xml:space="preserve">8. </w:t>
-            </w:r>
-            <w:r>
-              <w:rPr>
-                <w:rFonts w:eastAsia="標楷體"/>
-              </w:rPr>
-              <w:t>系統過濾已被</w:t>
-            </w:r>
-            <w:r>
-              <w:rPr>
-                <w:rFonts w:eastAsia="標楷體"/>
-              </w:rPr>
-              <w:t xml:space="preserve"> suppress </w:t>
-            </w:r>
-            <w:r>
-              <w:rPr>
-                <w:rFonts w:eastAsia="標楷體"/>
-              </w:rPr>
-              <w:t>的</w:t>
-            </w:r>
-            <w:r>
-              <w:rPr>
-                <w:rFonts w:eastAsia="標楷體"/>
-              </w:rPr>
-              <w:t xml:space="preserve"> Violation</w:t>
+              <w:t>8. 系統過濾已被 suppress 的 Violation</w:t>
             </w:r>
           </w:p>
           <w:p>
@@ -6410,49 +4833,7 @@
               <w:rPr>
                 <w:rFonts w:eastAsia="標楷體"/>
               </w:rPr>
-              <w:t xml:space="preserve">9. </w:t>
-            </w:r>
-            <w:r>
-              <w:rPr>
-                <w:rFonts w:eastAsia="標楷體"/>
-              </w:rPr>
-              <w:t>系統以</w:t>
-            </w:r>
-            <w:r>
-              <w:rPr>
-                <w:rFonts w:eastAsia="標楷體"/>
-              </w:rPr>
-              <w:t xml:space="preserve"> Console </w:t>
-            </w:r>
-            <w:r>
-              <w:rPr>
-                <w:rFonts w:eastAsia="標楷體"/>
-              </w:rPr>
-              <w:t>格式輸出</w:t>
-            </w:r>
-            <w:r>
-              <w:rPr>
-                <w:rFonts w:eastAsia="標楷體"/>
-              </w:rPr>
-              <w:t xml:space="preserve"> ViolationReport</w:t>
-            </w:r>
-            <w:r>
-              <w:rPr>
-                <w:rFonts w:eastAsia="標楷體"/>
-              </w:rPr>
-              <w:t>（含違規清單與</w:t>
-            </w:r>
-            <w:r>
-              <w:rPr>
-                <w:rFonts w:eastAsia="標楷體"/>
-              </w:rPr>
-              <w:t xml:space="preserve"> summary</w:t>
-            </w:r>
-            <w:r>
-              <w:rPr>
-                <w:rFonts w:eastAsia="標楷體"/>
-              </w:rPr>
-              <w:t>）</w:t>
+              <w:t>9. 系統以 Console 格式輸出 ViolationReport（含違規清單與 summary）</w:t>
             </w:r>
           </w:p>
           <w:p>
@@ -6466,43 +4847,7 @@
               <w:rPr>
                 <w:rFonts w:eastAsia="標楷體"/>
               </w:rPr>
-              <w:t xml:space="preserve">10. </w:t>
-            </w:r>
-            <w:r>
-              <w:rPr>
-                <w:rFonts w:eastAsia="標楷體"/>
-              </w:rPr>
-              <w:t>系統回傳</w:t>
-            </w:r>
-            <w:r>
-              <w:rPr>
-                <w:rFonts w:eastAsia="標楷體"/>
-              </w:rPr>
-              <w:t xml:space="preserve"> exit code</w:t>
-            </w:r>
-            <w:r>
-              <w:rPr>
-                <w:rFonts w:eastAsia="標楷體"/>
-              </w:rPr>
-              <w:t>：無違規則</w:t>
-            </w:r>
-            <w:r>
-              <w:rPr>
-                <w:rFonts w:eastAsia="標楷體"/>
-              </w:rPr>
-              <w:t xml:space="preserve"> 0</w:t>
-            </w:r>
-            <w:r>
-              <w:rPr>
-                <w:rFonts w:eastAsia="標楷體"/>
-              </w:rPr>
-              <w:t>，有違規則</w:t>
-            </w:r>
-            <w:r>
-              <w:rPr>
-                <w:rFonts w:eastAsia="標楷體"/>
-              </w:rPr>
-              <w:t xml:space="preserve"> 1</w:t>
+              <w:t>10. 系統回傳 exit code：無違規則 0，有違規則 1</w:t>
             </w:r>
           </w:p>
         </w:tc>
@@ -6568,25 +4913,7 @@
               <w:rPr>
                 <w:rFonts w:eastAsia="標楷體"/>
               </w:rPr>
-              <w:t xml:space="preserve">2a. </w:t>
-            </w:r>
-            <w:r>
-              <w:rPr>
-                <w:rFonts w:eastAsia="標楷體"/>
-              </w:rPr>
-              <w:t>專案目錄不存在：系統輸出錯誤訊息，</w:t>
-            </w:r>
-            <w:r>
-              <w:rPr>
-                <w:rFonts w:eastAsia="標楷體"/>
-              </w:rPr>
-              <w:t>exit code 2</w:t>
-            </w:r>
-            <w:r>
-              <w:rPr>
-                <w:rFonts w:eastAsia="標楷體"/>
-              </w:rPr>
-              <w:t>，終止</w:t>
+              <w:t>2a. 專案目錄不存在：系統輸出錯誤訊息，exit code 2，終止</w:t>
             </w:r>
           </w:p>
           <w:p>
@@ -6600,25 +4927,7 @@
               <w:rPr>
                 <w:rFonts w:eastAsia="標楷體"/>
               </w:rPr>
-              <w:t xml:space="preserve">3a. Style Profile </w:t>
-            </w:r>
-            <w:r>
-              <w:rPr>
-                <w:rFonts w:eastAsia="標楷體"/>
-              </w:rPr>
-              <w:t>檔案不存在：系統輸出錯誤訊息，</w:t>
-            </w:r>
-            <w:r>
-              <w:rPr>
-                <w:rFonts w:eastAsia="標楷體"/>
-              </w:rPr>
-              <w:t>exit code 2</w:t>
-            </w:r>
-            <w:r>
-              <w:rPr>
-                <w:rFonts w:eastAsia="標楷體"/>
-              </w:rPr>
-              <w:t>，終止</w:t>
+              <w:t>3a. Style Profile 檔案不存在：系統輸出錯誤訊息，exit code 2，終止</w:t>
             </w:r>
           </w:p>
           <w:p>
@@ -6632,37 +4941,7 @@
               <w:rPr>
                 <w:rFonts w:eastAsia="標楷體"/>
               </w:rPr>
-              <w:t xml:space="preserve">3b. YAML </w:t>
-            </w:r>
-            <w:r>
-              <w:rPr>
-                <w:rFonts w:eastAsia="標楷體"/>
-              </w:rPr>
-              <w:t>語法錯誤：系統輸出</w:t>
-            </w:r>
-            <w:r>
-              <w:rPr>
-                <w:rFonts w:eastAsia="標楷體"/>
-              </w:rPr>
-              <w:t xml:space="preserve"> YAML </w:t>
-            </w:r>
-            <w:r>
-              <w:rPr>
-                <w:rFonts w:eastAsia="標楷體"/>
-              </w:rPr>
-              <w:t>解析錯誤與行號，</w:t>
-            </w:r>
-            <w:r>
-              <w:rPr>
-                <w:rFonts w:eastAsia="標楷體"/>
-              </w:rPr>
-              <w:t>exit code 2</w:t>
-            </w:r>
-            <w:r>
-              <w:rPr>
-                <w:rFonts w:eastAsia="標楷體"/>
-              </w:rPr>
-              <w:t>，終止</w:t>
+              <w:t>3b. YAML 語法錯誤：系統輸出 YAML 解析錯誤與行號，exit code 2，終止</w:t>
             </w:r>
           </w:p>
           <w:p>
@@ -6676,49 +4955,7 @@
               <w:rPr>
                 <w:rFonts w:eastAsia="標楷體"/>
               </w:rPr>
-              <w:t xml:space="preserve">3c. YAML </w:t>
-            </w:r>
-            <w:r>
-              <w:rPr>
-                <w:rFonts w:eastAsia="標楷體"/>
-              </w:rPr>
-              <w:t>語法正確但規則定義無效（如未知的</w:t>
-            </w:r>
-            <w:r>
-              <w:rPr>
-                <w:rFonts w:eastAsia="標楷體"/>
-              </w:rPr>
-              <w:t xml:space="preserve"> rule type</w:t>
-            </w:r>
-            <w:r>
-              <w:rPr>
-                <w:rFonts w:eastAsia="標楷體"/>
-              </w:rPr>
-              <w:t>）：系統輸出</w:t>
-            </w:r>
-            <w:r>
-              <w:rPr>
-                <w:rFonts w:eastAsia="標楷體"/>
-              </w:rPr>
-              <w:t xml:space="preserve"> validation </w:t>
-            </w:r>
-            <w:r>
-              <w:rPr>
-                <w:rFonts w:eastAsia="標楷體"/>
-              </w:rPr>
-              <w:t>錯誤清單，</w:t>
-            </w:r>
-            <w:r>
-              <w:rPr>
-                <w:rFonts w:eastAsia="標楷體"/>
-              </w:rPr>
-              <w:t>exit code 2</w:t>
-            </w:r>
-            <w:r>
-              <w:rPr>
-                <w:rFonts w:eastAsia="標楷體"/>
-              </w:rPr>
-              <w:t>，終止</w:t>
+              <w:t>3c. YAML 語法正確但規則定義無效（如未知的 rule type）：系統輸出 validation 錯誤清單，exit code 2，終止</w:t>
             </w:r>
           </w:p>
           <w:p>
@@ -6732,37 +4969,7 @@
               <w:rPr>
                 <w:rFonts w:eastAsia="標楷體"/>
               </w:rPr>
-              <w:t xml:space="preserve">4a. </w:t>
-            </w:r>
-            <w:r>
-              <w:rPr>
-                <w:rFonts w:eastAsia="標楷體"/>
-              </w:rPr>
-              <w:t>專案目錄下無</w:t>
-            </w:r>
-            <w:r>
-              <w:rPr>
-                <w:rFonts w:eastAsia="標楷體"/>
-              </w:rPr>
-              <w:t xml:space="preserve"> .java </w:t>
-            </w:r>
-            <w:r>
-              <w:rPr>
-                <w:rFonts w:eastAsia="標楷體"/>
-              </w:rPr>
-              <w:t>檔：系統輸出警告訊息，</w:t>
-            </w:r>
-            <w:r>
-              <w:rPr>
-                <w:rFonts w:eastAsia="標楷體"/>
-              </w:rPr>
-              <w:t>exit code 0</w:t>
-            </w:r>
-            <w:r>
-              <w:rPr>
-                <w:rFonts w:eastAsia="標楷體"/>
-              </w:rPr>
-              <w:t>，終止</w:t>
+              <w:t>4a. 專案目錄下無 .java 檔：系統輸出警告訊息，exit code 0，終止</w:t>
             </w:r>
           </w:p>
           <w:p>
@@ -6777,25 +4984,7 @@
                 <w:rFonts w:eastAsia="標楷體"/>
               </w:rPr>
               <w:lastRenderedPageBreak/>
-              <w:t xml:space="preserve">5a. </w:t>
-            </w:r>
-            <w:r>
-              <w:rPr>
-                <w:rFonts w:eastAsia="標楷體"/>
-              </w:rPr>
-              <w:t>某</w:t>
-            </w:r>
-            <w:r>
-              <w:rPr>
-                <w:rFonts w:eastAsia="標楷體"/>
-              </w:rPr>
-              <w:t xml:space="preserve"> .java </w:t>
-            </w:r>
-            <w:r>
-              <w:rPr>
-                <w:rFonts w:eastAsia="標楷體"/>
-              </w:rPr>
-              <w:t>檔語法錯誤無法解析：系統記錄警告訊息，跳過該檔案，繼續處理其餘檔案</w:t>
+              <w:t>5a. 某 .java 檔語法錯誤無法解析：系統記錄警告訊息，跳過該檔案，繼續處理其餘檔案</w:t>
             </w:r>
           </w:p>
           <w:p>
@@ -6809,43 +4998,7 @@
               <w:rPr>
                 <w:rFonts w:eastAsia="標楷體"/>
               </w:rPr>
-              <w:t xml:space="preserve">8a. </w:t>
-            </w:r>
-            <w:r>
-              <w:rPr>
-                <w:rFonts w:eastAsia="標楷體"/>
-              </w:rPr>
-              <w:t>所有</w:t>
-            </w:r>
-            <w:r>
-              <w:rPr>
-                <w:rFonts w:eastAsia="標楷體"/>
-              </w:rPr>
-              <w:t xml:space="preserve"> Violation </w:t>
-            </w:r>
-            <w:r>
-              <w:rPr>
-                <w:rFonts w:eastAsia="標楷體"/>
-              </w:rPr>
-              <w:t>皆已被</w:t>
-            </w:r>
-            <w:r>
-              <w:rPr>
-                <w:rFonts w:eastAsia="標楷體"/>
-              </w:rPr>
-              <w:t xml:space="preserve"> suppress</w:t>
-            </w:r>
-            <w:r>
-              <w:rPr>
-                <w:rFonts w:eastAsia="標楷體"/>
-              </w:rPr>
-              <w:t>：報告顯示全部通過（含已抑制數量），</w:t>
-            </w:r>
-            <w:r>
-              <w:rPr>
-                <w:rFonts w:eastAsia="標楷體"/>
-              </w:rPr>
-              <w:t>exit code 0</w:t>
+              <w:t>8a. 所有 Violation 皆已被 suppress：報告顯示全部通過（含已抑制數量），exit code 0</w:t>
             </w:r>
           </w:p>
         </w:tc>
@@ -6912,61 +5065,7 @@
               <w:rPr>
                 <w:rFonts w:eastAsia="標楷體"/>
               </w:rPr>
-              <w:t>NFR-01</w:t>
-            </w:r>
-            <w:r>
-              <w:rPr>
-                <w:rFonts w:eastAsia="標楷體"/>
-              </w:rPr>
-              <w:t>（</w:t>
-            </w:r>
-            <w:r>
-              <w:rPr>
-                <w:rFonts w:eastAsia="標楷體"/>
-              </w:rPr>
-              <w:t>Performance</w:t>
-            </w:r>
-            <w:r>
-              <w:rPr>
-                <w:rFonts w:eastAsia="標楷體"/>
-              </w:rPr>
-              <w:t>）：掃描</w:t>
-            </w:r>
-            <w:r>
-              <w:rPr>
-                <w:rFonts w:eastAsia="標楷體"/>
-              </w:rPr>
-              <w:t xml:space="preserve"> 1,000 </w:t>
-            </w:r>
-            <w:r>
-              <w:rPr>
-                <w:rFonts w:eastAsia="標楷體"/>
-              </w:rPr>
-              <w:t>個</w:t>
-            </w:r>
-            <w:r>
-              <w:rPr>
-                <w:rFonts w:eastAsia="標楷體"/>
-              </w:rPr>
-              <w:t xml:space="preserve"> .java </w:t>
-            </w:r>
-            <w:r>
-              <w:rPr>
-                <w:rFonts w:eastAsia="標楷體"/>
-              </w:rPr>
-              <w:t>檔案必須在</w:t>
-            </w:r>
-            <w:r>
-              <w:rPr>
-                <w:rFonts w:eastAsia="標楷體"/>
-              </w:rPr>
-              <w:t xml:space="preserve"> 10 </w:t>
-            </w:r>
-            <w:r>
-              <w:rPr>
-                <w:rFonts w:eastAsia="標楷體"/>
-              </w:rPr>
-              <w:t>秒內完成（一般開發機）</w:t>
+              <w:t>NFR-01（Performance）：掃描 1,000 個 .java 檔案必須在 10 秒內完成（一般開發機）</w:t>
             </w:r>
           </w:p>
           <w:p>
@@ -6980,37 +5079,7 @@
               <w:rPr>
                 <w:rFonts w:eastAsia="標楷體"/>
               </w:rPr>
-              <w:t>NFR-02</w:t>
-            </w:r>
-            <w:r>
-              <w:rPr>
-                <w:rFonts w:eastAsia="標楷體"/>
-              </w:rPr>
-              <w:t>（</w:t>
-            </w:r>
-            <w:r>
-              <w:rPr>
-                <w:rFonts w:eastAsia="標楷體"/>
-              </w:rPr>
-              <w:t>Usability</w:t>
-            </w:r>
-            <w:r>
-              <w:rPr>
-                <w:rFonts w:eastAsia="標楷體"/>
-              </w:rPr>
-              <w:t>）：所有錯誤訊息必須包含：錯誤原因、位置（檔案</w:t>
-            </w:r>
-            <w:r>
-              <w:rPr>
-                <w:rFonts w:eastAsia="標楷體"/>
-              </w:rPr>
-              <w:t>/</w:t>
-            </w:r>
-            <w:r>
-              <w:rPr>
-                <w:rFonts w:eastAsia="標楷體"/>
-              </w:rPr>
-              <w:t>行號）、建議修正動作</w:t>
+              <w:t>NFR-02（Usability）：所有錯誤訊息必須包含：錯誤原因、位置（檔案/行號）、建議修正動作</w:t>
             </w:r>
           </w:p>
           <w:p>
@@ -7024,55 +5093,7 @@
               <w:rPr>
                 <w:rFonts w:eastAsia="標楷體"/>
               </w:rPr>
-              <w:t>NFR-05</w:t>
-            </w:r>
-            <w:r>
-              <w:rPr>
-                <w:rFonts w:eastAsia="標楷體"/>
-              </w:rPr>
-              <w:t>（</w:t>
-            </w:r>
-            <w:r>
-              <w:rPr>
-                <w:rFonts w:eastAsia="標楷體"/>
-              </w:rPr>
-              <w:t>CI Compatibility</w:t>
-            </w:r>
-            <w:r>
-              <w:rPr>
-                <w:rFonts w:eastAsia="標楷體"/>
-              </w:rPr>
-              <w:t>）：</w:t>
-            </w:r>
-            <w:r>
-              <w:rPr>
-                <w:rFonts w:eastAsia="標楷體"/>
-              </w:rPr>
-              <w:t xml:space="preserve">exit code </w:t>
-            </w:r>
-            <w:r>
-              <w:rPr>
-                <w:rFonts w:eastAsia="標楷體"/>
-              </w:rPr>
-              <w:t>遵循</w:t>
-            </w:r>
-            <w:r>
-              <w:rPr>
-                <w:rFonts w:eastAsia="標楷體"/>
-              </w:rPr>
-              <w:t xml:space="preserve"> POSIX </w:t>
-            </w:r>
-            <w:r>
-              <w:rPr>
-                <w:rFonts w:eastAsia="標楷體"/>
-              </w:rPr>
-              <w:t>標準，可直接整合</w:t>
-            </w:r>
-            <w:r>
-              <w:rPr>
-                <w:rFonts w:eastAsia="標楷體"/>
-              </w:rPr>
-              <w:t xml:space="preserve"> GitHub Actions / Jenkins</w:t>
+              <w:t>NFR-05（CI Compatibility）：exit code 遵循 POSIX 標準，可直接整合 GitHub Actions / Jenkins</w:t>
             </w:r>
           </w:p>
         </w:tc>
@@ -7138,25 +5159,7 @@
               <w:rPr>
                 <w:rFonts w:eastAsia="標楷體"/>
               </w:rPr>
-              <w:t xml:space="preserve">*a. Style Profile </w:t>
-            </w:r>
-            <w:r>
-              <w:rPr>
-                <w:rFonts w:eastAsia="標楷體"/>
-              </w:rPr>
-              <w:t>接受任意</w:t>
-            </w:r>
-            <w:r>
-              <w:rPr>
-                <w:rFonts w:eastAsia="標楷體"/>
-              </w:rPr>
-              <w:t xml:space="preserve"> YAML </w:t>
-            </w:r>
-            <w:r>
-              <w:rPr>
-                <w:rFonts w:eastAsia="標楷體"/>
-              </w:rPr>
-              <w:t>檔案路徑，不支援內建名稱</w:t>
+              <w:t>*a. Style Profile 接受任意 YAML 檔案路徑，不支援內建名稱</w:t>
             </w:r>
           </w:p>
           <w:p>
@@ -7170,37 +5173,7 @@
               <w:rPr>
                 <w:rFonts w:eastAsia="標楷體"/>
               </w:rPr>
-              <w:t xml:space="preserve">*b. </w:t>
-            </w:r>
-            <w:r>
-              <w:rPr>
-                <w:rFonts w:eastAsia="標楷體"/>
-              </w:rPr>
-              <w:t>輸出格式可切換為</w:t>
-            </w:r>
-            <w:r>
-              <w:rPr>
-                <w:rFonts w:eastAsia="標楷體"/>
-              </w:rPr>
-              <w:t xml:space="preserve"> JSON</w:t>
-            </w:r>
-            <w:r>
-              <w:rPr>
-                <w:rFonts w:eastAsia="標楷體"/>
-              </w:rPr>
-              <w:t>，預設為</w:t>
-            </w:r>
-            <w:r>
-              <w:rPr>
-                <w:rFonts w:eastAsia="標楷體"/>
-              </w:rPr>
-              <w:t xml:space="preserve"> Console </w:t>
-            </w:r>
-            <w:r>
-              <w:rPr>
-                <w:rFonts w:eastAsia="標楷體"/>
-              </w:rPr>
-              <w:t>文字格式</w:t>
+              <w:t>*b. 輸出格式可切換為 JSON，預設為 Console 文字格式</w:t>
             </w:r>
           </w:p>
           <w:p>
@@ -7214,13 +5187,7 @@
               <w:rPr>
                 <w:rFonts w:eastAsia="標楷體"/>
               </w:rPr>
-              <w:t xml:space="preserve">4a. Java </w:t>
-            </w:r>
-            <w:r>
-              <w:rPr>
-                <w:rFonts w:eastAsia="標楷體"/>
-              </w:rPr>
-              <w:t>檔案掃描採遞迴深度優先走訪</w:t>
+              <w:t>4a. Java 檔案掃描採遞迴深度優先走訪</w:t>
             </w:r>
           </w:p>
         </w:tc>
@@ -7286,25 +5253,7 @@
               <w:rPr>
                 <w:rFonts w:eastAsia="標楷體"/>
               </w:rPr>
-              <w:t xml:space="preserve">CI </w:t>
-            </w:r>
-            <w:r>
-              <w:rPr>
-                <w:rFonts w:eastAsia="標楷體"/>
-              </w:rPr>
-              <w:t>環境：每次</w:t>
-            </w:r>
-            <w:r>
-              <w:rPr>
-                <w:rFonts w:eastAsia="標楷體"/>
-              </w:rPr>
-              <w:t xml:space="preserve"> push </w:t>
-            </w:r>
-            <w:r>
-              <w:rPr>
-                <w:rFonts w:eastAsia="標楷體"/>
-              </w:rPr>
-              <w:t>觸發，每日可達數十次；本地開發：每小時數次</w:t>
+              <w:t>CI 環境：每次 push 觸發，每日可達數十次；本地開發：每小時數次</w:t>
             </w:r>
           </w:p>
         </w:tc>
@@ -7370,31 +5319,7 @@
               <w:rPr>
                 <w:rFonts w:eastAsia="標楷體"/>
               </w:rPr>
-              <w:t>是否需支援</w:t>
-            </w:r>
-            <w:r>
-              <w:rPr>
-                <w:rFonts w:eastAsia="標楷體"/>
-              </w:rPr>
-              <w:t xml:space="preserve"> multi-module Maven </w:t>
-            </w:r>
-            <w:r>
-              <w:rPr>
-                <w:rFonts w:eastAsia="標楷體"/>
-              </w:rPr>
-              <w:t>專案（多個</w:t>
-            </w:r>
-            <w:r>
-              <w:rPr>
-                <w:rFonts w:eastAsia="標楷體"/>
-              </w:rPr>
-              <w:t xml:space="preserve"> src/main/java </w:t>
-            </w:r>
-            <w:r>
-              <w:rPr>
-                <w:rFonts w:eastAsia="標楷體"/>
-              </w:rPr>
-              <w:t>子目錄）？</w:t>
+              <w:t>是否需支援 multi-module Maven 專案（多個 src/main/java 子目錄）？</w:t>
             </w:r>
           </w:p>
           <w:p>
@@ -7408,31 +5333,7 @@
               <w:rPr>
                 <w:rFonts w:eastAsia="標楷體"/>
               </w:rPr>
-              <w:t>大型專案（</w:t>
-            </w:r>
-            <w:r>
-              <w:rPr>
-                <w:rFonts w:eastAsia="標楷體"/>
-              </w:rPr>
-              <w:t xml:space="preserve">&gt;10,000 </w:t>
-            </w:r>
-            <w:r>
-              <w:rPr>
-                <w:rFonts w:eastAsia="標楷體"/>
-              </w:rPr>
-              <w:t>個</w:t>
-            </w:r>
-            <w:r>
-              <w:rPr>
-                <w:rFonts w:eastAsia="標楷體"/>
-              </w:rPr>
-              <w:t xml:space="preserve"> .java </w:t>
-            </w:r>
-            <w:r>
-              <w:rPr>
-                <w:rFonts w:eastAsia="標楷體"/>
-              </w:rPr>
-              <w:t>檔）是否需要增量掃描機制？</w:t>
+              <w:t>大型專案（&gt;10,000 個 .java 檔）是否需要增量掃描機制？</w:t>
             </w:r>
           </w:p>
         </w:tc>
@@ -7471,29 +5372,7 @@
           <w:szCs w:val="26"/>
           <w:highlight w:val="yellow"/>
         </w:rPr>
-        <w:t xml:space="preserve">　</w:t>
-      </w:r>
-      <w:r>
-        <w:rPr>
-          <w:rFonts w:eastAsia="標楷體"/>
-          <w:b/>
-          <w:bCs/>
-          <w:sz w:val="26"/>
-          <w:szCs w:val="26"/>
-          <w:highlight w:val="yellow"/>
-        </w:rPr>
-        <w:t>← Iteration II</w:t>
-      </w:r>
-      <w:r>
-        <w:rPr>
-          <w:rFonts w:eastAsia="標楷體"/>
-          <w:b/>
-          <w:bCs/>
-          <w:sz w:val="26"/>
-          <w:szCs w:val="26"/>
-          <w:highlight w:val="yellow"/>
-        </w:rPr>
-        <w:t>（本迭代實作）</w:t>
+        <w:t>　← Iteration II（本迭代實作）</w:t>
       </w:r>
     </w:p>
     <w:tbl>
@@ -7908,25 +5787,7 @@
               <w:rPr>
                 <w:rFonts w:eastAsia="標楷體"/>
               </w:rPr>
-              <w:t>Developer</w:t>
-            </w:r>
-            <w:r>
-              <w:rPr>
-                <w:rFonts w:eastAsia="標楷體"/>
-              </w:rPr>
-              <w:t>：想用最少工夫定義出可重複使用的架構規則，希望工具提供模板降低手寫</w:t>
-            </w:r>
-            <w:r>
-              <w:rPr>
-                <w:rFonts w:eastAsia="標楷體"/>
-              </w:rPr>
-              <w:t xml:space="preserve"> YAML </w:t>
-            </w:r>
-            <w:r>
-              <w:rPr>
-                <w:rFonts w:eastAsia="標楷體"/>
-              </w:rPr>
-              <w:t>的門檻，並在儲存前即時得知格式是否正確。</w:t>
+              <w:t>Developer：想用最少工夫定義出可重複使用的架構規則，希望工具提供模板降低手寫 YAML 的門檻，並在儲存前即時得知格式是否正確。</w:t>
             </w:r>
           </w:p>
           <w:p>
@@ -7940,37 +5801,7 @@
               <w:rPr>
                 <w:rFonts w:eastAsia="標楷體"/>
               </w:rPr>
-              <w:t>Team Lead</w:t>
-            </w:r>
-            <w:r>
-              <w:rPr>
-                <w:rFonts w:eastAsia="標楷體"/>
-              </w:rPr>
-              <w:t>：想要團隊共享一份統一的</w:t>
-            </w:r>
-            <w:r>
-              <w:rPr>
-                <w:rFonts w:eastAsia="標楷體"/>
-              </w:rPr>
-              <w:t xml:space="preserve"> Profile </w:t>
-            </w:r>
-            <w:r>
-              <w:rPr>
-                <w:rFonts w:eastAsia="標楷體"/>
-              </w:rPr>
-              <w:t>並版本控制於</w:t>
-            </w:r>
-            <w:r>
-              <w:rPr>
-                <w:rFonts w:eastAsia="標楷體"/>
-              </w:rPr>
-              <w:t xml:space="preserve"> Git</w:t>
-            </w:r>
-            <w:r>
-              <w:rPr>
-                <w:rFonts w:eastAsia="標楷體"/>
-              </w:rPr>
-              <w:t>，確保規則描述清楚且長期可維護。</w:t>
+              <w:t>Team Lead：想要團隊共享一份統一的 Profile 並版本控制於 Git，確保規則描述清楚且長期可維護。</w:t>
             </w:r>
           </w:p>
         </w:tc>
@@ -8036,13 +5867,7 @@
               <w:rPr>
                 <w:rFonts w:eastAsia="標楷體"/>
               </w:rPr>
-              <w:t xml:space="preserve">arch-checker </w:t>
-            </w:r>
-            <w:r>
-              <w:rPr>
-                <w:rFonts w:eastAsia="標楷體"/>
-              </w:rPr>
-              <w:t>已安裝並可在系統中存取</w:t>
+              <w:t>arch-checker 已安裝並可在系統中存取</w:t>
             </w:r>
           </w:p>
         </w:tc>
@@ -8108,43 +5933,7 @@
               <w:rPr>
                 <w:rFonts w:eastAsia="標楷體"/>
               </w:rPr>
-              <w:t>一個語法正確、至少含</w:t>
-            </w:r>
-            <w:r>
-              <w:rPr>
-                <w:rFonts w:eastAsia="標楷體"/>
-              </w:rPr>
-              <w:t xml:space="preserve"> 1 </w:t>
-            </w:r>
-            <w:r>
-              <w:rPr>
-                <w:rFonts w:eastAsia="標楷體"/>
-              </w:rPr>
-              <w:t>條規則的</w:t>
-            </w:r>
-            <w:r>
-              <w:rPr>
-                <w:rFonts w:eastAsia="標楷體"/>
-              </w:rPr>
-              <w:t xml:space="preserve"> .yaml Profile </w:t>
-            </w:r>
-            <w:r>
-              <w:rPr>
-                <w:rFonts w:eastAsia="標楷體"/>
-              </w:rPr>
-              <w:t>檔案存在於磁碟，且可被</w:t>
-            </w:r>
-            <w:r>
-              <w:rPr>
-                <w:rFonts w:eastAsia="標楷體"/>
-              </w:rPr>
-              <w:t xml:space="preserve"> UC-01 </w:t>
-            </w:r>
-            <w:r>
-              <w:rPr>
-                <w:rFonts w:eastAsia="標楷體"/>
-              </w:rPr>
-              <w:t>成功載入使用</w:t>
+              <w:t>一個語法正確、至少含 1 條規則的 .yaml Profile 檔案存在於磁碟，且可被 UC-01 成功載入使用</w:t>
             </w:r>
           </w:p>
         </w:tc>
@@ -8210,25 +5999,7 @@
               <w:rPr>
                 <w:rFonts w:eastAsia="標楷體"/>
               </w:rPr>
-              <w:t xml:space="preserve">1. Developer </w:t>
-            </w:r>
-            <w:r>
-              <w:rPr>
-                <w:rFonts w:eastAsia="標楷體"/>
-              </w:rPr>
-              <w:t>發出建立新</w:t>
-            </w:r>
-            <w:r>
-              <w:rPr>
-                <w:rFonts w:eastAsia="標楷體"/>
-              </w:rPr>
-              <w:t xml:space="preserve"> Style Profile </w:t>
-            </w:r>
-            <w:r>
-              <w:rPr>
-                <w:rFonts w:eastAsia="標楷體"/>
-              </w:rPr>
-              <w:t>模板的要求，並指定輸出位置</w:t>
+              <w:t>1. Developer 發出建立新 Style Profile 模板的要求，並指定輸出位置</w:t>
             </w:r>
           </w:p>
           <w:p>
@@ -8243,25 +6014,7 @@
                 <w:rFonts w:eastAsia="標楷體"/>
               </w:rPr>
               <w:lastRenderedPageBreak/>
-              <w:t xml:space="preserve">2. </w:t>
-            </w:r>
-            <w:r>
-              <w:rPr>
-                <w:rFonts w:eastAsia="標楷體"/>
-              </w:rPr>
-              <w:t>系統產生含預設結構與欄位說明註解的空白</w:t>
-            </w:r>
-            <w:r>
-              <w:rPr>
-                <w:rFonts w:eastAsia="標楷體"/>
-              </w:rPr>
-              <w:t xml:space="preserve"> YAML </w:t>
-            </w:r>
-            <w:r>
-              <w:rPr>
-                <w:rFonts w:eastAsia="標楷體"/>
-              </w:rPr>
-              <w:t>模板，寫入指定位置</w:t>
+              <w:t>2. 系統產生含預設結構與欄位說明註解的空白 YAML 模板，寫入指定位置</w:t>
             </w:r>
           </w:p>
           <w:p>
@@ -8275,37 +6028,7 @@
               <w:rPr>
                 <w:rFonts w:eastAsia="標楷體"/>
               </w:rPr>
-              <w:t xml:space="preserve">3. Developer </w:t>
-            </w:r>
-            <w:r>
-              <w:rPr>
-                <w:rFonts w:eastAsia="標楷體"/>
-              </w:rPr>
-              <w:t>完成</w:t>
-            </w:r>
-            <w:r>
-              <w:rPr>
-                <w:rFonts w:eastAsia="標楷體"/>
-              </w:rPr>
-              <w:t xml:space="preserve"> YAML </w:t>
-            </w:r>
-            <w:r>
-              <w:rPr>
-                <w:rFonts w:eastAsia="標楷體"/>
-              </w:rPr>
-              <w:t>編輯後，發出驗證</w:t>
-            </w:r>
-            <w:r>
-              <w:rPr>
-                <w:rFonts w:eastAsia="標楷體"/>
-              </w:rPr>
-              <w:t xml:space="preserve"> Style Profile </w:t>
-            </w:r>
-            <w:r>
-              <w:rPr>
-                <w:rFonts w:eastAsia="標楷體"/>
-              </w:rPr>
-              <w:t>的要求</w:t>
+              <w:t>3. Developer 完成 YAML 編輯後，發出驗證 Style Profile 的要求</w:t>
             </w:r>
           </w:p>
           <w:p>
@@ -8319,25 +6042,7 @@
               <w:rPr>
                 <w:rFonts w:eastAsia="標楷體"/>
               </w:rPr>
-              <w:t xml:space="preserve">4. </w:t>
-            </w:r>
-            <w:r>
-              <w:rPr>
-                <w:rFonts w:eastAsia="標楷體"/>
-              </w:rPr>
-              <w:t>系統讀取並解析</w:t>
-            </w:r>
-            <w:r>
-              <w:rPr>
-                <w:rFonts w:eastAsia="標楷體"/>
-              </w:rPr>
-              <w:t xml:space="preserve"> YAML </w:t>
-            </w:r>
-            <w:r>
-              <w:rPr>
-                <w:rFonts w:eastAsia="標楷體"/>
-              </w:rPr>
-              <w:t>檔</w:t>
+              <w:t>4. 系統讀取並解析 YAML 檔</w:t>
             </w:r>
           </w:p>
           <w:p>
@@ -8351,37 +6056,7 @@
               <w:rPr>
                 <w:rFonts w:eastAsia="標楷體"/>
               </w:rPr>
-              <w:t xml:space="preserve">5. </w:t>
-            </w:r>
-            <w:r>
-              <w:rPr>
-                <w:rFonts w:eastAsia="標楷體"/>
-              </w:rPr>
-              <w:t>系統驗證每條規則的</w:t>
-            </w:r>
-            <w:r>
-              <w:rPr>
-                <w:rFonts w:eastAsia="標楷體"/>
-              </w:rPr>
-              <w:t xml:space="preserve"> type</w:t>
-            </w:r>
-            <w:r>
-              <w:rPr>
-                <w:rFonts w:eastAsia="標楷體"/>
-              </w:rPr>
-              <w:t>（</w:t>
-            </w:r>
-            <w:r>
-              <w:rPr>
-                <w:rFonts w:eastAsia="標楷體"/>
-              </w:rPr>
-              <w:t>NamingRule / DependencyRule / SupertypeRule / PackageRule</w:t>
-            </w:r>
-            <w:r>
-              <w:rPr>
-                <w:rFonts w:eastAsia="標楷體"/>
-              </w:rPr>
-              <w:t>）與所有必填欄位</w:t>
+              <w:t>5. 系統驗證每條規則的 type（NamingRule / DependencyRule / SupertypeRule / PackageRule）與所有必填欄位</w:t>
             </w:r>
           </w:p>
           <w:p>
@@ -8395,49 +6070,7 @@
               <w:rPr>
                 <w:rFonts w:eastAsia="標楷體"/>
               </w:rPr>
-              <w:t xml:space="preserve">6. </w:t>
-            </w:r>
-            <w:r>
-              <w:rPr>
-                <w:rFonts w:eastAsia="標楷體"/>
-              </w:rPr>
-              <w:t>系統驗證每個</w:t>
-            </w:r>
-            <w:r>
-              <w:rPr>
-                <w:rFonts w:eastAsia="標楷體"/>
-              </w:rPr>
-              <w:t xml:space="preserve"> package pattern </w:t>
-            </w:r>
-            <w:r>
-              <w:rPr>
-                <w:rFonts w:eastAsia="標楷體"/>
-              </w:rPr>
-              <w:t>的語法（只允許英數字、</w:t>
-            </w:r>
-            <w:r>
-              <w:rPr>
-                <w:rFonts w:eastAsia="標楷體"/>
-              </w:rPr>
-              <w:t>*</w:t>
-            </w:r>
-            <w:r>
-              <w:rPr>
-                <w:rFonts w:eastAsia="標楷體"/>
-              </w:rPr>
-              <w:t>、</w:t>
-            </w:r>
-            <w:r>
-              <w:rPr>
-                <w:rFonts w:eastAsia="標楷體"/>
-              </w:rPr>
-              <w:t>.</w:t>
-            </w:r>
-            <w:r>
-              <w:rPr>
-                <w:rFonts w:eastAsia="標楷體"/>
-              </w:rPr>
-              <w:t>）</w:t>
+              <w:t>6. 系統驗證每個 package pattern 的語法（只允許英數字、*、.）</w:t>
             </w:r>
           </w:p>
           <w:p>
@@ -8451,13 +6084,7 @@
               <w:rPr>
                 <w:rFonts w:eastAsia="標楷體"/>
               </w:rPr>
-              <w:t xml:space="preserve">7. </w:t>
-            </w:r>
-            <w:r>
-              <w:rPr>
-                <w:rFonts w:eastAsia="標楷體"/>
-              </w:rPr>
-              <w:t>系統輸出驗證成功訊息，顯示載入的規則數量</w:t>
+              <w:t>7. 系統輸出驗證成功訊息，顯示載入的規則數量</w:t>
             </w:r>
           </w:p>
           <w:p>
@@ -8471,31 +6098,7 @@
               <w:rPr>
                 <w:rFonts w:eastAsia="標楷體"/>
               </w:rPr>
-              <w:t xml:space="preserve">8. Developer </w:t>
-            </w:r>
-            <w:r>
-              <w:rPr>
-                <w:rFonts w:eastAsia="標楷體"/>
-              </w:rPr>
-              <w:t>在執行</w:t>
-            </w:r>
-            <w:r>
-              <w:rPr>
-                <w:rFonts w:eastAsia="標楷體"/>
-              </w:rPr>
-              <w:t xml:space="preserve"> UC-01 </w:t>
-            </w:r>
-            <w:r>
-              <w:rPr>
-                <w:rFonts w:eastAsia="標楷體"/>
-              </w:rPr>
-              <w:t>時指定此</w:t>
-            </w:r>
-            <w:r>
-              <w:rPr>
-                <w:rFonts w:eastAsia="標楷體"/>
-              </w:rPr>
-              <w:t xml:space="preserve"> Profile</w:t>
+              <w:t>8. Developer 在執行 UC-01 時指定此 Profile</w:t>
             </w:r>
           </w:p>
         </w:tc>
@@ -8562,37 +6165,7 @@
               <w:rPr>
                 <w:rFonts w:eastAsia="標楷體"/>
               </w:rPr>
-              <w:t xml:space="preserve">3a. Developer </w:t>
-            </w:r>
-            <w:r>
-              <w:rPr>
-                <w:rFonts w:eastAsia="標楷體"/>
-              </w:rPr>
-              <w:t>跳過模板建立步驟，直接對已存在的</w:t>
-            </w:r>
-            <w:r>
-              <w:rPr>
-                <w:rFonts w:eastAsia="標楷體"/>
-              </w:rPr>
-              <w:t xml:space="preserve"> YAML </w:t>
-            </w:r>
-            <w:r>
-              <w:rPr>
-                <w:rFonts w:eastAsia="標楷體"/>
-              </w:rPr>
-              <w:t>發出驗證要求：從</w:t>
-            </w:r>
-            <w:r>
-              <w:rPr>
-                <w:rFonts w:eastAsia="標楷體"/>
-              </w:rPr>
-              <w:t xml:space="preserve"> Step 4 </w:t>
-            </w:r>
-            <w:r>
-              <w:rPr>
-                <w:rFonts w:eastAsia="標楷體"/>
-              </w:rPr>
-              <w:t>開始，正常執行</w:t>
+              <w:t>3a. Developer 跳過模板建立步驟，直接對已存在的 YAML 發出驗證要求：從 Step 4 開始，正常執行</w:t>
             </w:r>
           </w:p>
           <w:p>
@@ -8606,13 +6179,7 @@
               <w:rPr>
                 <w:rFonts w:eastAsia="標楷體"/>
               </w:rPr>
-              <w:t xml:space="preserve">4a. </w:t>
-            </w:r>
-            <w:r>
-              <w:rPr>
-                <w:rFonts w:eastAsia="標楷體"/>
-              </w:rPr>
-              <w:t>指定檔案不存在：系統輸出錯誤訊息，終止</w:t>
+              <w:t>4a. 指定檔案不存在：系統輸出錯誤訊息，終止</w:t>
             </w:r>
           </w:p>
           <w:p>
@@ -8626,25 +6193,7 @@
               <w:rPr>
                 <w:rFonts w:eastAsia="標楷體"/>
               </w:rPr>
-              <w:t xml:space="preserve">5a. YAML </w:t>
-            </w:r>
-            <w:r>
-              <w:rPr>
-                <w:rFonts w:eastAsia="標楷體"/>
-              </w:rPr>
-              <w:t>頂層結構錯誤（不是合法的</w:t>
-            </w:r>
-            <w:r>
-              <w:rPr>
-                <w:rFonts w:eastAsia="標楷體"/>
-              </w:rPr>
-              <w:t xml:space="preserve"> YAML mapping</w:t>
-            </w:r>
-            <w:r>
-              <w:rPr>
-                <w:rFonts w:eastAsia="標楷體"/>
-              </w:rPr>
-              <w:t>）：系統輸出錯誤訊息與錯誤行號，終止</w:t>
+              <w:t>5a. YAML 頂層結構錯誤（不是合法的 YAML mapping）：系統輸出錯誤訊息與錯誤行號，終止</w:t>
             </w:r>
           </w:p>
           <w:p>
@@ -8658,25 +6207,7 @@
               <w:rPr>
                 <w:rFonts w:eastAsia="標楷體"/>
               </w:rPr>
-              <w:t xml:space="preserve">5b. </w:t>
-            </w:r>
-            <w:r>
-              <w:rPr>
-                <w:rFonts w:eastAsia="標楷體"/>
-              </w:rPr>
-              <w:t>遇到未知的</w:t>
-            </w:r>
-            <w:r>
-              <w:rPr>
-                <w:rFonts w:eastAsia="標楷體"/>
-              </w:rPr>
-              <w:t xml:space="preserve"> rule type</w:t>
-            </w:r>
-            <w:r>
-              <w:rPr>
-                <w:rFonts w:eastAsia="標楷體"/>
-              </w:rPr>
-              <w:t>：系統輸出錯誤訊息，列出允許的規則類型，終止</w:t>
+              <w:t>5b. 遇到未知的 rule type：系統輸出錯誤訊息，列出允許的規則類型，終止</w:t>
             </w:r>
           </w:p>
           <w:p>
@@ -8690,13 +6221,7 @@
               <w:rPr>
                 <w:rFonts w:eastAsia="標楷體"/>
               </w:rPr>
-              <w:t xml:space="preserve">6a. package pattern </w:t>
-            </w:r>
-            <w:r>
-              <w:rPr>
-                <w:rFonts w:eastAsia="標楷體"/>
-              </w:rPr>
-              <w:t>含非法字元：系統輸出錯誤訊息，終止</w:t>
+              <w:t>6a. package pattern 含非法字元：系統輸出錯誤訊息，終止</w:t>
             </w:r>
           </w:p>
           <w:p>
@@ -8710,43 +6235,7 @@
               <w:rPr>
                 <w:rFonts w:eastAsia="標楷體"/>
               </w:rPr>
-              <w:t xml:space="preserve">7a. YAML </w:t>
-            </w:r>
-            <w:r>
-              <w:rPr>
-                <w:rFonts w:eastAsia="標楷體"/>
-              </w:rPr>
-              <w:t>格式正確但</w:t>
-            </w:r>
-            <w:r>
-              <w:rPr>
-                <w:rFonts w:eastAsia="標楷體"/>
-              </w:rPr>
-              <w:t xml:space="preserve"> rules </w:t>
-            </w:r>
-            <w:r>
-              <w:rPr>
-                <w:rFonts w:eastAsia="標楷體"/>
-              </w:rPr>
-              <w:t>清單為空：系統輸出警告訊息，表示</w:t>
-            </w:r>
-            <w:r>
-              <w:rPr>
-                <w:rFonts w:eastAsia="標楷體"/>
-              </w:rPr>
-              <w:t xml:space="preserve"> Profile </w:t>
-            </w:r>
-            <w:r>
-              <w:rPr>
-                <w:rFonts w:eastAsia="標楷體"/>
-              </w:rPr>
-              <w:t>有效但不會產生違規，</w:t>
-            </w:r>
-            <w:r>
-              <w:rPr>
-                <w:rFonts w:eastAsia="標楷體"/>
-              </w:rPr>
-              <w:t>exit code 0</w:t>
+              <w:t>7a. YAML 格式正確但 rules 清單為空：系統輸出警告訊息，表示 Profile 有效但不會產生違規，exit code 0</w:t>
             </w:r>
           </w:p>
         </w:tc>
@@ -8812,49 +6301,7 @@
               <w:rPr>
                 <w:rFonts w:eastAsia="標楷體"/>
               </w:rPr>
-              <w:t>NFR-02</w:t>
-            </w:r>
-            <w:r>
-              <w:rPr>
-                <w:rFonts w:eastAsia="標楷體"/>
-              </w:rPr>
-              <w:t>（</w:t>
-            </w:r>
-            <w:r>
-              <w:rPr>
-                <w:rFonts w:eastAsia="標楷體"/>
-              </w:rPr>
-              <w:t>Usability</w:t>
-            </w:r>
-            <w:r>
-              <w:rPr>
-                <w:rFonts w:eastAsia="標楷體"/>
-              </w:rPr>
-              <w:t>）：所有</w:t>
-            </w:r>
-            <w:r>
-              <w:rPr>
-                <w:rFonts w:eastAsia="標楷體"/>
-              </w:rPr>
-              <w:t xml:space="preserve"> validation </w:t>
-            </w:r>
-            <w:r>
-              <w:rPr>
-                <w:rFonts w:eastAsia="標楷體"/>
-              </w:rPr>
-              <w:t>錯誤訊息必須清楚指出</w:t>
-            </w:r>
-            <w:r>
-              <w:rPr>
-                <w:rFonts w:eastAsia="標楷體"/>
-              </w:rPr>
-              <w:t xml:space="preserve"> YAML </w:t>
-            </w:r>
-            <w:r>
-              <w:rPr>
-                <w:rFonts w:eastAsia="標楷體"/>
-              </w:rPr>
-              <w:t>錯誤行號，並提供修正建議</w:t>
+              <w:t>NFR-02（Usability）：所有 validation 錯誤訊息必須清楚指出 YAML 錯誤行號，並提供修正建議</w:t>
             </w:r>
           </w:p>
           <w:p>
@@ -8868,25 +6315,7 @@
               <w:rPr>
                 <w:rFonts w:eastAsia="標楷體"/>
               </w:rPr>
-              <w:t>NFR-04</w:t>
-            </w:r>
-            <w:r>
-              <w:rPr>
-                <w:rFonts w:eastAsia="標楷體"/>
-              </w:rPr>
-              <w:t>（</w:t>
-            </w:r>
-            <w:r>
-              <w:rPr>
-                <w:rFonts w:eastAsia="標楷體"/>
-              </w:rPr>
-              <w:t>Extensibility</w:t>
-            </w:r>
-            <w:r>
-              <w:rPr>
-                <w:rFonts w:eastAsia="標楷體"/>
-              </w:rPr>
-              <w:t>）：擴充新的規則類型不應影響現有規則的合規檢查行為</w:t>
+              <w:t>NFR-04（Extensibility）：擴充新的規則類型不應影響現有規則的合規檢查行為</w:t>
             </w:r>
           </w:p>
         </w:tc>
@@ -8952,49 +6381,7 @@
               <w:rPr>
                 <w:rFonts w:eastAsia="標楷體"/>
               </w:rPr>
-              <w:t xml:space="preserve">*a. Profile </w:t>
-            </w:r>
-            <w:r>
-              <w:rPr>
-                <w:rFonts w:eastAsia="標楷體"/>
-              </w:rPr>
-              <w:t>格式為</w:t>
-            </w:r>
-            <w:r>
-              <w:rPr>
-                <w:rFonts w:eastAsia="標楷體"/>
-              </w:rPr>
-              <w:t xml:space="preserve"> YAML</w:t>
-            </w:r>
-            <w:r>
-              <w:rPr>
-                <w:rFonts w:eastAsia="標楷體"/>
-              </w:rPr>
-              <w:t>（以</w:t>
-            </w:r>
-            <w:r>
-              <w:rPr>
-                <w:rFonts w:eastAsia="標楷體"/>
-              </w:rPr>
-              <w:t xml:space="preserve"> SnakeYAML </w:t>
-            </w:r>
-            <w:r>
-              <w:rPr>
-                <w:rFonts w:eastAsia="標楷體"/>
-              </w:rPr>
-              <w:t>解析），採</w:t>
-            </w:r>
-            <w:r>
-              <w:rPr>
-                <w:rFonts w:eastAsia="標楷體"/>
-              </w:rPr>
-              <w:t xml:space="preserve"> UTF-8 </w:t>
-            </w:r>
-            <w:r>
-              <w:rPr>
-                <w:rFonts w:eastAsia="標楷體"/>
-              </w:rPr>
-              <w:t>編碼</w:t>
+              <w:t>*a. Profile 格式為 YAML（以 SnakeYAML 解析），採 UTF-8 編碼</w:t>
             </w:r>
           </w:p>
           <w:p>
@@ -9008,55 +6395,7 @@
               <w:rPr>
                 <w:rFonts w:eastAsia="標楷體"/>
               </w:rPr>
-              <w:t xml:space="preserve">*b. Developer </w:t>
-            </w:r>
-            <w:r>
-              <w:rPr>
-                <w:rFonts w:eastAsia="標楷體"/>
-              </w:rPr>
-              <w:t>可使用任意文字編輯器（</w:t>
-            </w:r>
-            <w:r>
-              <w:rPr>
-                <w:rFonts w:eastAsia="標楷體"/>
-              </w:rPr>
-              <w:t>VS Code</w:t>
-            </w:r>
-            <w:r>
-              <w:rPr>
-                <w:rFonts w:eastAsia="標楷體"/>
-              </w:rPr>
-              <w:t>、</w:t>
-            </w:r>
-            <w:r>
-              <w:rPr>
-                <w:rFonts w:eastAsia="標楷體"/>
-              </w:rPr>
-              <w:t>IntelliJ</w:t>
-            </w:r>
-            <w:r>
-              <w:rPr>
-                <w:rFonts w:eastAsia="標楷體"/>
-              </w:rPr>
-              <w:t>、</w:t>
-            </w:r>
-            <w:r>
-              <w:rPr>
-                <w:rFonts w:eastAsia="標楷體"/>
-              </w:rPr>
-              <w:t xml:space="preserve">Vim </w:t>
-            </w:r>
-            <w:r>
-              <w:rPr>
-                <w:rFonts w:eastAsia="標楷體"/>
-              </w:rPr>
-              <w:t>等），不需</w:t>
-            </w:r>
-            <w:r>
-              <w:rPr>
-                <w:rFonts w:eastAsia="標楷體"/>
-              </w:rPr>
-              <w:t xml:space="preserve"> IDE plugin</w:t>
+              <w:t>*b. Developer 可使用任意文字編輯器（VS Code、IntelliJ、Vim 等），不需 IDE plugin</w:t>
             </w:r>
           </w:p>
           <w:p>
@@ -9070,13 +6409,7 @@
               <w:rPr>
                 <w:rFonts w:eastAsia="標楷體"/>
               </w:rPr>
-              <w:t xml:space="preserve">2a. </w:t>
-            </w:r>
-            <w:r>
-              <w:rPr>
-                <w:rFonts w:eastAsia="標楷體"/>
-              </w:rPr>
-              <w:t>若輸出目錄不存在，系統自動建立</w:t>
+              <w:t>2a. 若輸出目錄不存在，系統自動建立</w:t>
             </w:r>
           </w:p>
         </w:tc>
@@ -9142,19 +6475,7 @@
               <w:rPr>
                 <w:rFonts w:eastAsia="標楷體"/>
               </w:rPr>
-              <w:t>每個新專案通常執行一次；規則有異動時重複執行</w:t>
-            </w:r>
-            <w:r>
-              <w:rPr>
-                <w:rFonts w:eastAsia="標楷體"/>
-              </w:rPr>
-              <w:t xml:space="preserve"> validate</w:t>
-            </w:r>
-            <w:r>
-              <w:rPr>
-                <w:rFonts w:eastAsia="標楷體"/>
-              </w:rPr>
-              <w:t>；相對低頻，以週或月為單位</w:t>
+              <w:t>每個新專案通常執行一次；規則有異動時重複執行 validate；相對低頻，以週或月為單位</w:t>
             </w:r>
           </w:p>
         </w:tc>
@@ -9220,43 +6541,7 @@
               <w:rPr>
                 <w:rFonts w:eastAsia="標楷體"/>
               </w:rPr>
-              <w:t>是否提供</w:t>
-            </w:r>
-            <w:r>
-              <w:rPr>
-                <w:rFonts w:eastAsia="標楷體"/>
-              </w:rPr>
-              <w:t xml:space="preserve"> JSON Schema </w:t>
-            </w:r>
-            <w:r>
-              <w:rPr>
-                <w:rFonts w:eastAsia="標楷體"/>
-              </w:rPr>
-              <w:t>供</w:t>
-            </w:r>
-            <w:r>
-              <w:rPr>
-                <w:rFonts w:eastAsia="標楷體"/>
-              </w:rPr>
-              <w:t xml:space="preserve"> IntelliJ / VS Code </w:t>
-            </w:r>
-            <w:r>
-              <w:rPr>
-                <w:rFonts w:eastAsia="標楷體"/>
-              </w:rPr>
-              <w:t>在編輯</w:t>
-            </w:r>
-            <w:r>
-              <w:rPr>
-                <w:rFonts w:eastAsia="標楷體"/>
-              </w:rPr>
-              <w:t xml:space="preserve"> Profile YAML </w:t>
-            </w:r>
-            <w:r>
-              <w:rPr>
-                <w:rFonts w:eastAsia="標楷體"/>
-              </w:rPr>
-              <w:t>時自動補全？</w:t>
+              <w:t>是否提供 JSON Schema 供 IntelliJ / VS Code 在編輯 Profile YAML 時自動補全？</w:t>
             </w:r>
           </w:p>
           <w:p>
@@ -9270,25 +6555,7 @@
               <w:rPr>
                 <w:rFonts w:eastAsia="標楷體"/>
               </w:rPr>
-              <w:t xml:space="preserve">Profile </w:t>
-            </w:r>
-            <w:r>
-              <w:rPr>
-                <w:rFonts w:eastAsia="標楷體"/>
-              </w:rPr>
-              <w:t>是否支援繼承（</w:t>
-            </w:r>
-            <w:r>
-              <w:rPr>
-                <w:rFonts w:eastAsia="標楷體"/>
-              </w:rPr>
-              <w:t>extends: &lt;other-yaml-path&gt;</w:t>
-            </w:r>
-            <w:r>
-              <w:rPr>
-                <w:rFonts w:eastAsia="標楷體"/>
-              </w:rPr>
-              <w:t>）以在既有規則上擴充？</w:t>
+              <w:t>Profile 是否支援繼承（extends: &lt;other-yaml-path&gt;）以在既有規則上擴充？</w:t>
             </w:r>
           </w:p>
         </w:tc>
@@ -9317,15 +6584,6 @@
           <w:szCs w:val="26"/>
         </w:rPr>
         <w:t xml:space="preserve">UC-03: Check Architecture Compliance with Interactive Fix Suggestions (Fully </w:t>
-      </w:r>
-      <w:r>
-        <w:rPr>
-          <w:rFonts w:eastAsia="標楷體"/>
-          <w:b/>
-          <w:bCs/>
-          <w:sz w:val="26"/>
-          <w:szCs w:val="26"/>
-        </w:rPr>
         <w:lastRenderedPageBreak/>
         <w:t>Dressed)</w:t>
       </w:r>
@@ -9338,29 +6596,7 @@
           <w:szCs w:val="26"/>
           <w:highlight w:val="yellow"/>
         </w:rPr>
-        <w:t xml:space="preserve">　</w:t>
-      </w:r>
-      <w:r>
-        <w:rPr>
-          <w:rFonts w:eastAsia="標楷體"/>
-          <w:b/>
-          <w:bCs/>
-          <w:sz w:val="26"/>
-          <w:szCs w:val="26"/>
-          <w:highlight w:val="yellow"/>
-        </w:rPr>
-        <w:t>← Iteration II</w:t>
-      </w:r>
-      <w:r>
-        <w:rPr>
-          <w:rFonts w:eastAsia="標楷體"/>
-          <w:b/>
-          <w:bCs/>
-          <w:sz w:val="26"/>
-          <w:szCs w:val="26"/>
-          <w:highlight w:val="yellow"/>
-        </w:rPr>
-        <w:t>（本迭代實作）</w:t>
+        <w:t>　← Iteration II（本迭代實作）</w:t>
       </w:r>
     </w:p>
     <w:tbl>
@@ -9775,37 +7011,7 @@
               <w:rPr>
                 <w:rFonts w:eastAsia="標楷體"/>
               </w:rPr>
-              <w:t>Developer</w:t>
-            </w:r>
-            <w:r>
-              <w:rPr>
-                <w:rFonts w:eastAsia="標楷體"/>
-              </w:rPr>
-              <w:t>：想逐條審視每個</w:t>
-            </w:r>
-            <w:r>
-              <w:rPr>
-                <w:rFonts w:eastAsia="標楷體"/>
-              </w:rPr>
-              <w:t xml:space="preserve"> Violation </w:t>
-            </w:r>
-            <w:r>
-              <w:rPr>
-                <w:rFonts w:eastAsia="標楷體"/>
-              </w:rPr>
-              <w:t>並當場決定是否</w:t>
-            </w:r>
-            <w:r>
-              <w:rPr>
-                <w:rFonts w:eastAsia="標楷體"/>
-              </w:rPr>
-              <w:t xml:space="preserve"> suppress</w:t>
-            </w:r>
-            <w:r>
-              <w:rPr>
-                <w:rFonts w:eastAsia="標楷體"/>
-              </w:rPr>
-              <w:t>，希望系統提供可操作的修復建議，而不只是列出錯誤清單。</w:t>
+              <w:t>Developer：想逐條審視每個 Violation 並當場決定是否 suppress，希望系統提供可操作的修復建議，而不只是列出錯誤清單。</w:t>
             </w:r>
           </w:p>
           <w:p>
@@ -9819,37 +7025,7 @@
               <w:rPr>
                 <w:rFonts w:eastAsia="標楷體"/>
               </w:rPr>
-              <w:t>Team Lead</w:t>
-            </w:r>
-            <w:r>
-              <w:rPr>
-                <w:rFonts w:eastAsia="標楷體"/>
-              </w:rPr>
-              <w:t>：想知道哪些</w:t>
-            </w:r>
-            <w:r>
-              <w:rPr>
-                <w:rFonts w:eastAsia="標楷體"/>
-              </w:rPr>
-              <w:t xml:space="preserve"> Violation </w:t>
-            </w:r>
-            <w:r>
-              <w:rPr>
-                <w:rFonts w:eastAsia="標楷體"/>
-              </w:rPr>
-              <w:t>是「已知且接受」的技術債，並有持久化且可稽核的</w:t>
-            </w:r>
-            <w:r>
-              <w:rPr>
-                <w:rFonts w:eastAsia="標楷體"/>
-              </w:rPr>
-              <w:t xml:space="preserve"> suppression </w:t>
-            </w:r>
-            <w:r>
-              <w:rPr>
-                <w:rFonts w:eastAsia="標楷體"/>
-              </w:rPr>
-              <w:t>紀錄，而非無聲地被略過。</w:t>
+              <w:t>Team Lead：想知道哪些 Violation 是「已知且接受」的技術債，並有持久化且可稽核的 suppression 紀錄，而非無聲地被略過。</w:t>
             </w:r>
           </w:p>
         </w:tc>
@@ -9915,25 +7091,7 @@
               <w:rPr>
                 <w:rFonts w:eastAsia="標楷體"/>
               </w:rPr>
-              <w:t xml:space="preserve">1. </w:t>
-            </w:r>
-            <w:r>
-              <w:rPr>
-                <w:rFonts w:eastAsia="標楷體"/>
-              </w:rPr>
-              <w:t>同</w:t>
-            </w:r>
-            <w:r>
-              <w:rPr>
-                <w:rFonts w:eastAsia="標楷體"/>
-              </w:rPr>
-              <w:t xml:space="preserve"> UC-01 </w:t>
-            </w:r>
-            <w:r>
-              <w:rPr>
-                <w:rFonts w:eastAsia="標楷體"/>
-              </w:rPr>
-              <w:t>的前置條件</w:t>
+              <w:t>1. 同 UC-01 的前置條件</w:t>
             </w:r>
           </w:p>
           <w:p>
@@ -9947,37 +7105,7 @@
               <w:rPr>
                 <w:rFonts w:eastAsia="標楷體"/>
               </w:rPr>
-              <w:t xml:space="preserve">2. Terminal </w:t>
-            </w:r>
-            <w:r>
-              <w:rPr>
-                <w:rFonts w:eastAsia="標楷體"/>
-              </w:rPr>
-              <w:t>支援互動式輸入（非</w:t>
-            </w:r>
-            <w:r>
-              <w:rPr>
-                <w:rFonts w:eastAsia="標楷體"/>
-              </w:rPr>
-              <w:t xml:space="preserve"> pipe </w:t>
-            </w:r>
-            <w:r>
-              <w:rPr>
-                <w:rFonts w:eastAsia="標楷體"/>
-              </w:rPr>
-              <w:t>重定向的</w:t>
-            </w:r>
-            <w:r>
-              <w:rPr>
-                <w:rFonts w:eastAsia="標楷體"/>
-              </w:rPr>
-              <w:t xml:space="preserve"> non-TTY </w:t>
-            </w:r>
-            <w:r>
-              <w:rPr>
-                <w:rFonts w:eastAsia="標楷體"/>
-              </w:rPr>
-              <w:t>模式）</w:t>
+              <w:t>2. Terminal 支援互動式輸入（非 pipe 重定向的 non-TTY 模式）</w:t>
             </w:r>
           </w:p>
         </w:tc>
@@ -10043,79 +7171,7 @@
               <w:rPr>
                 <w:rFonts w:eastAsia="標楷體"/>
               </w:rPr>
-              <w:t>對每條</w:t>
-            </w:r>
-            <w:r>
-              <w:rPr>
-                <w:rFonts w:eastAsia="標楷體"/>
-              </w:rPr>
-              <w:t xml:space="preserve"> Violation</w:t>
-            </w:r>
-            <w:r>
-              <w:rPr>
-                <w:rFonts w:eastAsia="標楷體"/>
-              </w:rPr>
-              <w:t>，三種結果之一成立：</w:t>
-            </w:r>
-            <w:r>
-              <w:rPr>
-                <w:rFonts w:eastAsia="標楷體"/>
-              </w:rPr>
-              <w:t xml:space="preserve">(a) Suppression </w:t>
-            </w:r>
-            <w:r>
-              <w:rPr>
-                <w:rFonts w:eastAsia="標楷體"/>
-              </w:rPr>
-              <w:t>記錄寫入</w:t>
-            </w:r>
-            <w:r>
-              <w:rPr>
-                <w:rFonts w:eastAsia="標楷體"/>
-              </w:rPr>
-              <w:t xml:space="preserve"> .arch-checker-suppress.yaml</w:t>
-            </w:r>
-            <w:r>
-              <w:rPr>
-                <w:rFonts w:eastAsia="標楷體"/>
-              </w:rPr>
-              <w:t>，</w:t>
-            </w:r>
-            <w:r>
-              <w:rPr>
-                <w:rFonts w:eastAsia="標楷體"/>
-              </w:rPr>
-              <w:t xml:space="preserve">(b) Violation </w:t>
-            </w:r>
-            <w:r>
-              <w:rPr>
-                <w:rFonts w:eastAsia="標楷體"/>
-              </w:rPr>
-              <w:t>保留在報告中，</w:t>
-            </w:r>
-            <w:r>
-              <w:rPr>
-                <w:rFonts w:eastAsia="標楷體"/>
-              </w:rPr>
-              <w:t xml:space="preserve">(c) </w:t>
-            </w:r>
-            <w:r>
-              <w:rPr>
-                <w:rFonts w:eastAsia="標楷體"/>
-              </w:rPr>
-              <w:t>流程中止；最終</w:t>
-            </w:r>
-            <w:r>
-              <w:rPr>
-                <w:rFonts w:eastAsia="標楷體"/>
-              </w:rPr>
-              <w:t xml:space="preserve"> ComplianceReport </w:t>
-            </w:r>
-            <w:r>
-              <w:rPr>
-                <w:rFonts w:eastAsia="標楷體"/>
-              </w:rPr>
-              <w:t>反映所有決策結果</w:t>
+              <w:t>對每條 Violation，三種結果之一成立：(a) Suppression 記錄寫入 .arch-checker-suppress.yaml，(b) Violation 保留在報告中，(c) 流程中止；最終 ComplianceReport 反映所有決策結果</w:t>
             </w:r>
           </w:p>
         </w:tc>
@@ -10181,19 +7237,7 @@
               <w:rPr>
                 <w:rFonts w:eastAsia="標楷體"/>
               </w:rPr>
-              <w:t xml:space="preserve">1. Developer </w:t>
-            </w:r>
-            <w:r>
-              <w:rPr>
-                <w:rFonts w:eastAsia="標楷體"/>
-              </w:rPr>
-              <w:t>發出以互動模式對指定專案進行架構合規檢查的要求，並指定</w:t>
-            </w:r>
-            <w:r>
-              <w:rPr>
-                <w:rFonts w:eastAsia="標楷體"/>
-              </w:rPr>
-              <w:t xml:space="preserve"> Style Profile</w:t>
+              <w:t>1. Developer 發出以互動模式對指定專案進行架構合規檢查的要求，並指定 Style Profile</w:t>
             </w:r>
           </w:p>
           <w:p>
@@ -10207,43 +7251,7 @@
               <w:rPr>
                 <w:rFonts w:eastAsia="標楷體"/>
               </w:rPr>
-              <w:t xml:space="preserve">2. </w:t>
-            </w:r>
-            <w:r>
-              <w:rPr>
-                <w:rFonts w:eastAsia="標楷體"/>
-              </w:rPr>
-              <w:t>系統完成掃描流程（同</w:t>
-            </w:r>
-            <w:r>
-              <w:rPr>
-                <w:rFonts w:eastAsia="標楷體"/>
-              </w:rPr>
-              <w:t xml:space="preserve"> UC-01 Step 2–7</w:t>
-            </w:r>
-            <w:r>
-              <w:rPr>
-                <w:rFonts w:eastAsia="標楷體"/>
-              </w:rPr>
-              <w:t>）：走訪檔案、解析</w:t>
-            </w:r>
-            <w:r>
-              <w:rPr>
-                <w:rFonts w:eastAsia="標楷體"/>
-              </w:rPr>
-              <w:t xml:space="preserve"> AST</w:t>
-            </w:r>
-            <w:r>
-              <w:rPr>
-                <w:rFonts w:eastAsia="標楷體"/>
-              </w:rPr>
-              <w:t>、套用規則、收集所有</w:t>
-            </w:r>
-            <w:r>
-              <w:rPr>
-                <w:rFonts w:eastAsia="標楷體"/>
-              </w:rPr>
-              <w:t xml:space="preserve"> Violation</w:t>
+              <w:t>2. 系統完成掃描流程（同 UC-01 Step 2–7）：走訪檔案、解析 AST、套用規則、收集所有 Violation</w:t>
             </w:r>
           </w:p>
           <w:p>
@@ -10257,49 +7265,7 @@
               <w:rPr>
                 <w:rFonts w:eastAsia="標楷體"/>
               </w:rPr>
-              <w:t xml:space="preserve">3. </w:t>
-            </w:r>
-            <w:r>
-              <w:rPr>
-                <w:rFonts w:eastAsia="標楷體"/>
-              </w:rPr>
-              <w:t>系統展示第一條</w:t>
-            </w:r>
-            <w:r>
-              <w:rPr>
-                <w:rFonts w:eastAsia="標楷體"/>
-              </w:rPr>
-              <w:t xml:space="preserve"> Violation</w:t>
-            </w:r>
-            <w:r>
-              <w:rPr>
-                <w:rFonts w:eastAsia="標楷體"/>
-              </w:rPr>
-              <w:t>，顯示：檔案路徑與行號、違反的</w:t>
-            </w:r>
-            <w:r>
-              <w:rPr>
-                <w:rFonts w:eastAsia="標楷體"/>
-              </w:rPr>
-              <w:t xml:space="preserve"> ComplianceRule ID </w:t>
-            </w:r>
-            <w:r>
-              <w:rPr>
-                <w:rFonts w:eastAsia="標楷體"/>
-              </w:rPr>
-              <w:t>與說明、</w:t>
-            </w:r>
-            <w:r>
-              <w:rPr>
-                <w:rFonts w:eastAsia="標楷體"/>
-              </w:rPr>
-              <w:t>RefactoringSuggestion</w:t>
-            </w:r>
-            <w:r>
-              <w:rPr>
-                <w:rFonts w:eastAsia="標楷體"/>
-              </w:rPr>
-              <w:t>（若存在）</w:t>
+              <w:t>3. 系統展示第一條 Violation，顯示：檔案路徑與行號、違反的 ComplianceRule ID 與說明、RefactoringSuggestion（若存在）</w:t>
             </w:r>
           </w:p>
           <w:p>
@@ -10313,13 +7279,7 @@
               <w:rPr>
                 <w:rFonts w:eastAsia="標楷體"/>
               </w:rPr>
-              <w:t xml:space="preserve">4. </w:t>
-            </w:r>
-            <w:r>
-              <w:rPr>
-                <w:rFonts w:eastAsia="標楷體"/>
-              </w:rPr>
-              <w:t>系統提示</w:t>
+              <w:t>4. 系統提示</w:t>
             </w:r>
             <w:r>
               <w:rPr>
@@ -10345,55 +7305,7 @@
               <w:rPr>
                 <w:rFonts w:eastAsia="標楷體"/>
               </w:rPr>
-              <w:t xml:space="preserve">5. Developer </w:t>
-            </w:r>
-            <w:r>
-              <w:rPr>
-                <w:rFonts w:eastAsia="標楷體"/>
-              </w:rPr>
-              <w:t>輸入</w:t>
-            </w:r>
-            <w:r>
-              <w:rPr>
-                <w:rFonts w:eastAsia="標楷體"/>
-              </w:rPr>
-              <w:t xml:space="preserve"> y</w:t>
-            </w:r>
-            <w:r>
-              <w:rPr>
-                <w:rFonts w:eastAsia="標楷體"/>
-              </w:rPr>
-              <w:t>：系統將此</w:t>
-            </w:r>
-            <w:r>
-              <w:rPr>
-                <w:rFonts w:eastAsia="標楷體"/>
-              </w:rPr>
-              <w:t xml:space="preserve"> Violation </w:t>
-            </w:r>
-            <w:r>
-              <w:rPr>
-                <w:rFonts w:eastAsia="標楷體"/>
-              </w:rPr>
-              <w:t>的</w:t>
-            </w:r>
-            <w:r>
-              <w:rPr>
-                <w:rFonts w:eastAsia="標楷體"/>
-              </w:rPr>
-              <w:t xml:space="preserve"> rule ID </w:t>
-            </w:r>
-            <w:r>
-              <w:rPr>
-                <w:rFonts w:eastAsia="標楷體"/>
-              </w:rPr>
-              <w:t>與時間戳記寫入</w:t>
-            </w:r>
-            <w:r>
-              <w:rPr>
-                <w:rFonts w:eastAsia="標楷體"/>
-              </w:rPr>
-              <w:t xml:space="preserve"> .arch-checker-suppress.yaml</w:t>
+              <w:t>5. Developer 輸入 y：系統將此 Violation 的 rule ID 與時間戳記寫入 .arch-checker-suppress.yaml</w:t>
             </w:r>
           </w:p>
           <w:p>
@@ -10407,37 +7319,7 @@
               <w:rPr>
                 <w:rFonts w:eastAsia="標楷體"/>
               </w:rPr>
-              <w:t xml:space="preserve">6. </w:t>
-            </w:r>
-            <w:r>
-              <w:rPr>
-                <w:rFonts w:eastAsia="標楷體"/>
-              </w:rPr>
-              <w:t>系統展示下一條</w:t>
-            </w:r>
-            <w:r>
-              <w:rPr>
-                <w:rFonts w:eastAsia="標楷體"/>
-              </w:rPr>
-              <w:t xml:space="preserve"> Violation</w:t>
-            </w:r>
-            <w:r>
-              <w:rPr>
-                <w:rFonts w:eastAsia="標楷體"/>
-              </w:rPr>
-              <w:t>（回到</w:t>
-            </w:r>
-            <w:r>
-              <w:rPr>
-                <w:rFonts w:eastAsia="標楷體"/>
-              </w:rPr>
-              <w:t xml:space="preserve"> Step 3</w:t>
-            </w:r>
-            <w:r>
-              <w:rPr>
-                <w:rFonts w:eastAsia="標楷體"/>
-              </w:rPr>
-              <w:t>）</w:t>
+              <w:t>6. 系統展示下一條 Violation（回到 Step 3）</w:t>
             </w:r>
           </w:p>
           <w:p>
@@ -10451,49 +7333,7 @@
               <w:rPr>
                 <w:rFonts w:eastAsia="標楷體"/>
               </w:rPr>
-              <w:t xml:space="preserve">7. </w:t>
-            </w:r>
-            <w:r>
-              <w:rPr>
-                <w:rFonts w:eastAsia="標楷體"/>
-              </w:rPr>
-              <w:t>所有</w:t>
-            </w:r>
-            <w:r>
-              <w:rPr>
-                <w:rFonts w:eastAsia="標楷體"/>
-              </w:rPr>
-              <w:t xml:space="preserve"> Violation </w:t>
-            </w:r>
-            <w:r>
-              <w:rPr>
-                <w:rFonts w:eastAsia="標楷體"/>
-              </w:rPr>
-              <w:t>處理完畢後，系統輸出最終</w:t>
-            </w:r>
-            <w:r>
-              <w:rPr>
-                <w:rFonts w:eastAsia="標楷體"/>
-              </w:rPr>
-              <w:t xml:space="preserve"> ComplianceReport</w:t>
-            </w:r>
-            <w:r>
-              <w:rPr>
-                <w:rFonts w:eastAsia="標楷體"/>
-              </w:rPr>
-              <w:t>（已扣除接受的</w:t>
-            </w:r>
-            <w:r>
-              <w:rPr>
-                <w:rFonts w:eastAsia="標楷體"/>
-              </w:rPr>
-              <w:t xml:space="preserve"> suppression</w:t>
-            </w:r>
-            <w:r>
-              <w:rPr>
-                <w:rFonts w:eastAsia="標楷體"/>
-              </w:rPr>
-              <w:t>）</w:t>
+              <w:t>7. 所有 Violation 處理完畢後，系統輸出最終 ComplianceReport（已扣除接受的 suppression）</w:t>
             </w:r>
           </w:p>
           <w:p>
@@ -10507,73 +7347,7 @@
               <w:rPr>
                 <w:rFonts w:eastAsia="標楷體"/>
               </w:rPr>
-              <w:t xml:space="preserve">8. </w:t>
-            </w:r>
-            <w:r>
-              <w:rPr>
-                <w:rFonts w:eastAsia="標楷體"/>
-              </w:rPr>
-              <w:t>系統回傳</w:t>
-            </w:r>
-            <w:r>
-              <w:rPr>
-                <w:rFonts w:eastAsia="標楷體"/>
-              </w:rPr>
-              <w:t xml:space="preserve"> exit code</w:t>
-            </w:r>
-            <w:r>
-              <w:rPr>
-                <w:rFonts w:eastAsia="標楷體"/>
-              </w:rPr>
-              <w:t>（</w:t>
-            </w:r>
-            <w:r>
-              <w:rPr>
-                <w:rFonts w:eastAsia="標楷體"/>
-              </w:rPr>
-              <w:t xml:space="preserve">0 = </w:t>
-            </w:r>
-            <w:r>
-              <w:rPr>
-                <w:rFonts w:eastAsia="標楷體"/>
-              </w:rPr>
-              <w:t>無未接受</w:t>
-            </w:r>
-            <w:r>
-              <w:rPr>
-                <w:rFonts w:eastAsia="標楷體"/>
-              </w:rPr>
-              <w:t xml:space="preserve"> Violation</w:t>
-            </w:r>
-            <w:r>
-              <w:rPr>
-                <w:rFonts w:eastAsia="標楷體"/>
-              </w:rPr>
-              <w:t>，</w:t>
-            </w:r>
-            <w:r>
-              <w:rPr>
-                <w:rFonts w:eastAsia="標楷體"/>
-              </w:rPr>
-              <w:t xml:space="preserve">1 = </w:t>
-            </w:r>
-            <w:r>
-              <w:rPr>
-                <w:rFonts w:eastAsia="標楷體"/>
-              </w:rPr>
-              <w:t>有未接受</w:t>
-            </w:r>
-            <w:r>
-              <w:rPr>
-                <w:rFonts w:eastAsia="標楷體"/>
-              </w:rPr>
-              <w:t xml:space="preserve"> Violation</w:t>
-            </w:r>
-            <w:r>
-              <w:rPr>
-                <w:rFonts w:eastAsia="標楷體"/>
-              </w:rPr>
-              <w:t>）</w:t>
+              <w:t>8. 系統回傳 exit code（0 = 無未接受 Violation，1 = 有未接受 Violation）</w:t>
             </w:r>
           </w:p>
         </w:tc>
@@ -10639,49 +7413,7 @@
               <w:rPr>
                 <w:rFonts w:eastAsia="標楷體"/>
               </w:rPr>
-              <w:t xml:space="preserve">3a. </w:t>
-            </w:r>
-            <w:r>
-              <w:rPr>
-                <w:rFonts w:eastAsia="標楷體"/>
-              </w:rPr>
-              <w:t>此</w:t>
-            </w:r>
-            <w:r>
-              <w:rPr>
-                <w:rFonts w:eastAsia="標楷體"/>
-              </w:rPr>
-              <w:t xml:space="preserve"> Violation </w:t>
-            </w:r>
-            <w:r>
-              <w:rPr>
-                <w:rFonts w:eastAsia="標楷體"/>
-              </w:rPr>
-              <w:t>有</w:t>
-            </w:r>
-            <w:r>
-              <w:rPr>
-                <w:rFonts w:eastAsia="標楷體"/>
-              </w:rPr>
-              <w:t xml:space="preserve"> RefactoringSuggestion</w:t>
-            </w:r>
-            <w:r>
-              <w:rPr>
-                <w:rFonts w:eastAsia="標楷體"/>
-              </w:rPr>
-              <w:t>：系統在顯示</w:t>
-            </w:r>
-            <w:r>
-              <w:rPr>
-                <w:rFonts w:eastAsia="標楷體"/>
-              </w:rPr>
-              <w:t xml:space="preserve"> [y/n/q] </w:t>
-            </w:r>
-            <w:r>
-              <w:rPr>
-                <w:rFonts w:eastAsia="標楷體"/>
-              </w:rPr>
-              <w:t>提示前，額外顯示建議操作</w:t>
+              <w:t>3a. 此 Violation 有 RefactoringSuggestion：系統在顯示 [y/n/q] 提示前，額外顯示建議操作</w:t>
             </w:r>
           </w:p>
           <w:p>
@@ -10695,31 +7427,7 @@
               <w:rPr>
                 <w:rFonts w:eastAsia="標楷體"/>
               </w:rPr>
-              <w:t xml:space="preserve">3b. </w:t>
-            </w:r>
-            <w:r>
-              <w:rPr>
-                <w:rFonts w:eastAsia="標楷體"/>
-              </w:rPr>
-              <w:t>掃描後無</w:t>
-            </w:r>
-            <w:r>
-              <w:rPr>
-                <w:rFonts w:eastAsia="標楷體"/>
-              </w:rPr>
-              <w:t xml:space="preserve"> Violation</w:t>
-            </w:r>
-            <w:r>
-              <w:rPr>
-                <w:rFonts w:eastAsia="標楷體"/>
-              </w:rPr>
-              <w:t>：系統直接輸出全部通過訊息，不進入互動迴圈，</w:t>
-            </w:r>
-            <w:r>
-              <w:rPr>
-                <w:rFonts w:eastAsia="標楷體"/>
-              </w:rPr>
-              <w:t>exit code 0</w:t>
+              <w:t>3b. 掃描後無 Violation：系統直接輸出全部通過訊息，不進入互動迴圈，exit code 0</w:t>
             </w:r>
           </w:p>
           <w:p>
@@ -10733,56 +7441,9 @@
               <w:rPr>
                 <w:rFonts w:eastAsia="標楷體"/>
               </w:rPr>
-              <w:t xml:space="preserve">5a. Developer </w:t>
-            </w:r>
-            <w:r>
-              <w:rPr>
-                <w:rFonts w:eastAsia="標楷體"/>
-              </w:rPr>
-              <w:t>輸入</w:t>
-            </w:r>
-            <w:r>
-              <w:rPr>
-                <w:rFonts w:eastAsia="標楷體"/>
-              </w:rPr>
-              <w:t xml:space="preserve"> n</w:t>
-            </w:r>
-            <w:r>
-              <w:rPr>
-                <w:rFonts w:eastAsia="標楷體"/>
-              </w:rPr>
-              <w:t>：此</w:t>
-            </w:r>
-            <w:r>
-              <w:rPr>
-                <w:rFonts w:eastAsia="標楷體"/>
-              </w:rPr>
-              <w:t xml:space="preserve"> Violation </w:t>
-            </w:r>
-            <w:r>
-              <w:rPr>
-                <w:rFonts w:eastAsia="標楷體"/>
-              </w:rPr>
-              <w:t>保留在最終報告中，系統繼</w:t>
-            </w:r>
-            <w:r>
-              <w:rPr>
-                <w:rFonts w:eastAsia="標楷體"/>
-              </w:rPr>
+              <w:t>5a. Developer 輸入 n：此 Violation 保留在最終報告中，系統繼</w:t>
               <w:lastRenderedPageBreak/>
-              <w:t>續下一條（</w:t>
-            </w:r>
-            <w:r>
-              <w:rPr>
-                <w:rFonts w:eastAsia="標楷體"/>
-              </w:rPr>
-              <w:t>Step 6</w:t>
-            </w:r>
-            <w:r>
-              <w:rPr>
-                <w:rFonts w:eastAsia="標楷體"/>
-              </w:rPr>
-              <w:t>）</w:t>
+              <w:t>續下一條（Step 6）</w:t>
             </w:r>
           </w:p>
           <w:p>
@@ -10796,43 +7457,7 @@
               <w:rPr>
                 <w:rFonts w:eastAsia="標楷體"/>
               </w:rPr>
-              <w:t xml:space="preserve">5b. Developer </w:t>
-            </w:r>
-            <w:r>
-              <w:rPr>
-                <w:rFonts w:eastAsia="標楷體"/>
-              </w:rPr>
-              <w:t>輸入</w:t>
-            </w:r>
-            <w:r>
-              <w:rPr>
-                <w:rFonts w:eastAsia="標楷體"/>
-              </w:rPr>
-              <w:t xml:space="preserve"> q</w:t>
-            </w:r>
-            <w:r>
-              <w:rPr>
-                <w:rFonts w:eastAsia="標楷體"/>
-              </w:rPr>
-              <w:t>：系統中止互動迴圈，輸出已處理部分的</w:t>
-            </w:r>
-            <w:r>
-              <w:rPr>
-                <w:rFonts w:eastAsia="標楷體"/>
-              </w:rPr>
-              <w:t xml:space="preserve"> partial report</w:t>
-            </w:r>
-            <w:r>
-              <w:rPr>
-                <w:rFonts w:eastAsia="標楷體"/>
-              </w:rPr>
-              <w:t>，</w:t>
-            </w:r>
-            <w:r>
-              <w:rPr>
-                <w:rFonts w:eastAsia="標楷體"/>
-              </w:rPr>
-              <w:t>exit code 1</w:t>
+              <w:t>5b. Developer 輸入 q：系統中止互動迴圈，輸出已處理部分的 partial report，exit code 1</w:t>
             </w:r>
           </w:p>
           <w:p>
@@ -10846,37 +7471,7 @@
               <w:rPr>
                 <w:rFonts w:eastAsia="標楷體"/>
               </w:rPr>
-              <w:t xml:space="preserve">5c. Developer </w:t>
-            </w:r>
-            <w:r>
-              <w:rPr>
-                <w:rFonts w:eastAsia="標楷體"/>
-              </w:rPr>
-              <w:t>輸入非法值（非</w:t>
-            </w:r>
-            <w:r>
-              <w:rPr>
-                <w:rFonts w:eastAsia="標楷體"/>
-              </w:rPr>
-              <w:t xml:space="preserve"> y/n/q</w:t>
-            </w:r>
-            <w:r>
-              <w:rPr>
-                <w:rFonts w:eastAsia="標楷體"/>
-              </w:rPr>
-              <w:t>）：系統輸出</w:t>
-            </w:r>
-            <w:r>
-              <w:rPr>
-                <w:rFonts w:eastAsia="標楷體"/>
-              </w:rPr>
-              <w:t xml:space="preserve"> Invalid input. Please enter y, n, or q:</w:t>
-            </w:r>
-            <w:r>
-              <w:rPr>
-                <w:rFonts w:eastAsia="標楷體"/>
-              </w:rPr>
-              <w:t>，重新等待輸入</w:t>
+              <w:t>5c. Developer 輸入非法值（非 y/n/q）：系統輸出 Invalid input. Please enter y, n, or q:，重新等待輸入</w:t>
             </w:r>
           </w:p>
           <w:p>
@@ -10890,55 +7485,7 @@
               <w:rPr>
                 <w:rFonts w:eastAsia="標楷體"/>
               </w:rPr>
-              <w:t xml:space="preserve">8a. </w:t>
-            </w:r>
-            <w:r>
-              <w:rPr>
-                <w:rFonts w:eastAsia="標楷體"/>
-              </w:rPr>
-              <w:t>所有</w:t>
-            </w:r>
-            <w:r>
-              <w:rPr>
-                <w:rFonts w:eastAsia="標楷體"/>
-              </w:rPr>
-              <w:t xml:space="preserve"> Violation </w:t>
-            </w:r>
-            <w:r>
-              <w:rPr>
-                <w:rFonts w:eastAsia="標楷體"/>
-              </w:rPr>
-              <w:t>均被</w:t>
-            </w:r>
-            <w:r>
-              <w:rPr>
-                <w:rFonts w:eastAsia="標楷體"/>
-              </w:rPr>
-              <w:t xml:space="preserve"> suppress</w:t>
-            </w:r>
-            <w:r>
-              <w:rPr>
-                <w:rFonts w:eastAsia="標楷體"/>
-              </w:rPr>
-              <w:t>（全部輸入</w:t>
-            </w:r>
-            <w:r>
-              <w:rPr>
-                <w:rFonts w:eastAsia="標楷體"/>
-              </w:rPr>
-              <w:t xml:space="preserve"> y</w:t>
-            </w:r>
-            <w:r>
-              <w:rPr>
-                <w:rFonts w:eastAsia="標楷體"/>
-              </w:rPr>
-              <w:t>）：報告顯示全部通過（含已抑制數量），</w:t>
-            </w:r>
-            <w:r>
-              <w:rPr>
-                <w:rFonts w:eastAsia="標楷體"/>
-              </w:rPr>
-              <w:t>exit code 0</w:t>
+              <w:t>8a. 所有 Violation 均被 suppress（全部輸入 y）：報告顯示全部通過（含已抑制數量），exit code 0</w:t>
             </w:r>
           </w:p>
         </w:tc>
@@ -11005,49 +7552,7 @@
               <w:rPr>
                 <w:rFonts w:eastAsia="標楷體"/>
               </w:rPr>
-              <w:t>NFR-02</w:t>
-            </w:r>
-            <w:r>
-              <w:rPr>
-                <w:rFonts w:eastAsia="標楷體"/>
-              </w:rPr>
-              <w:t>（</w:t>
-            </w:r>
-            <w:r>
-              <w:rPr>
-                <w:rFonts w:eastAsia="標楷體"/>
-              </w:rPr>
-              <w:t>Usability</w:t>
-            </w:r>
-            <w:r>
-              <w:rPr>
-                <w:rFonts w:eastAsia="標楷體"/>
-              </w:rPr>
-              <w:t>）：互動提示須清晰易懂，</w:t>
-            </w:r>
-            <w:r>
-              <w:rPr>
-                <w:rFonts w:eastAsia="標楷體"/>
-              </w:rPr>
-              <w:t xml:space="preserve">Developer </w:t>
-            </w:r>
-            <w:r>
-              <w:rPr>
-                <w:rFonts w:eastAsia="標楷體"/>
-              </w:rPr>
-              <w:t>無需查閱文件即能理解</w:t>
-            </w:r>
-            <w:r>
-              <w:rPr>
-                <w:rFonts w:eastAsia="標楷體"/>
-              </w:rPr>
-              <w:t xml:space="preserve"> [y/n/q] </w:t>
-            </w:r>
-            <w:r>
-              <w:rPr>
-                <w:rFonts w:eastAsia="標楷體"/>
-              </w:rPr>
-              <w:t>各選項的含義</w:t>
+              <w:t>NFR-02（Usability）：互動提示須清晰易懂，Developer 無需查閱文件即能理解 [y/n/q] 各選項的含義</w:t>
             </w:r>
           </w:p>
           <w:p>
@@ -11061,49 +7566,7 @@
               <w:rPr>
                 <w:rFonts w:eastAsia="標楷體"/>
               </w:rPr>
-              <w:t>NFR-06</w:t>
-            </w:r>
-            <w:r>
-              <w:rPr>
-                <w:rFonts w:eastAsia="標楷體"/>
-              </w:rPr>
-              <w:t>（</w:t>
-            </w:r>
-            <w:r>
-              <w:rPr>
-                <w:rFonts w:eastAsia="標楷體"/>
-              </w:rPr>
-              <w:t>Testability</w:t>
-            </w:r>
-            <w:r>
-              <w:rPr>
-                <w:rFonts w:eastAsia="標楷體"/>
-              </w:rPr>
-              <w:t>）：互動流程的合規性檢查邏輯必須可透過</w:t>
-            </w:r>
-            <w:r>
-              <w:rPr>
-                <w:rFonts w:eastAsia="標楷體"/>
-              </w:rPr>
-              <w:t xml:space="preserve"> unit test </w:t>
-            </w:r>
-            <w:r>
-              <w:rPr>
-                <w:rFonts w:eastAsia="標楷體"/>
-              </w:rPr>
-              <w:t>獨立驗證，不依賴完整的</w:t>
-            </w:r>
-            <w:r>
-              <w:rPr>
-                <w:rFonts w:eastAsia="標楷體"/>
-              </w:rPr>
-              <w:t xml:space="preserve"> CLI </w:t>
-            </w:r>
-            <w:r>
-              <w:rPr>
-                <w:rFonts w:eastAsia="標楷體"/>
-              </w:rPr>
-              <w:t>環境</w:t>
+              <w:t>NFR-06（Testability）：互動流程的合規性檢查邏輯必須可透過 unit test 獨立驗證，不依賴完整的 CLI 環境</w:t>
             </w:r>
           </w:p>
         </w:tc>
@@ -11169,67 +7632,7 @@
               <w:rPr>
                 <w:rFonts w:eastAsia="標楷體"/>
               </w:rPr>
-              <w:t xml:space="preserve">*a. Suppression </w:t>
-            </w:r>
-            <w:r>
-              <w:rPr>
-                <w:rFonts w:eastAsia="標楷體"/>
-              </w:rPr>
-              <w:t>記錄寫入</w:t>
-            </w:r>
-            <w:r>
-              <w:rPr>
-                <w:rFonts w:eastAsia="標楷體"/>
-              </w:rPr>
-              <w:t xml:space="preserve"> .arch-checker-suppress.yaml</w:t>
-            </w:r>
-            <w:r>
-              <w:rPr>
-                <w:rFonts w:eastAsia="標楷體"/>
-              </w:rPr>
-              <w:t>，包含：</w:t>
-            </w:r>
-            <w:r>
-              <w:rPr>
-                <w:rFonts w:eastAsia="標楷體"/>
-              </w:rPr>
-              <w:t>rule ID</w:t>
-            </w:r>
-            <w:r>
-              <w:rPr>
-                <w:rFonts w:eastAsia="標楷體"/>
-              </w:rPr>
-              <w:t>、</w:t>
-            </w:r>
-            <w:r>
-              <w:rPr>
-                <w:rFonts w:eastAsia="標楷體"/>
-              </w:rPr>
-              <w:t>reason</w:t>
-            </w:r>
-            <w:r>
-              <w:rPr>
-                <w:rFonts w:eastAsia="標楷體"/>
-              </w:rPr>
-              <w:t>（預設為</w:t>
-            </w:r>
-            <w:r>
-              <w:rPr>
-                <w:rFonts w:eastAsia="標楷體"/>
-              </w:rPr>
-              <w:t xml:space="preserve"> suppressed interactively</w:t>
-            </w:r>
-            <w:r>
-              <w:rPr>
-                <w:rFonts w:eastAsia="標楷體"/>
-              </w:rPr>
-              <w:t>）、</w:t>
-            </w:r>
-            <w:r>
-              <w:rPr>
-                <w:rFonts w:eastAsia="標楷體"/>
-              </w:rPr>
-              <w:t>timestamp</w:t>
+              <w:t>*a. Suppression 記錄寫入 .arch-checker-suppress.yaml，包含：rule ID、reason（預設為 suppressed interactively）、timestamp</w:t>
             </w:r>
           </w:p>
           <w:p>
@@ -11243,37 +7646,7 @@
               <w:rPr>
                 <w:rFonts w:eastAsia="標楷體"/>
               </w:rPr>
-              <w:t xml:space="preserve">4a. [y/n/q] </w:t>
-            </w:r>
-            <w:r>
-              <w:rPr>
-                <w:rFonts w:eastAsia="標楷體"/>
-              </w:rPr>
-              <w:t>輸入大小寫不敏感（</w:t>
-            </w:r>
-            <w:r>
-              <w:rPr>
-                <w:rFonts w:eastAsia="標楷體"/>
-              </w:rPr>
-              <w:t>Y</w:t>
-            </w:r>
-            <w:r>
-              <w:rPr>
-                <w:rFonts w:eastAsia="標楷體"/>
-              </w:rPr>
-              <w:t>、</w:t>
-            </w:r>
-            <w:r>
-              <w:rPr>
-                <w:rFonts w:eastAsia="標楷體"/>
-              </w:rPr>
-              <w:t xml:space="preserve">Yes </w:t>
-            </w:r>
-            <w:r>
-              <w:rPr>
-                <w:rFonts w:eastAsia="標楷體"/>
-              </w:rPr>
-              <w:t>均視為接受）</w:t>
+              <w:t>4a. [y/n/q] 輸入大小寫不敏感（Y、Yes 均視為接受）</w:t>
             </w:r>
           </w:p>
           <w:p>
@@ -11287,49 +7660,7 @@
               <w:rPr>
                 <w:rFonts w:eastAsia="標楷體"/>
               </w:rPr>
-              <w:t xml:space="preserve">*b. </w:t>
-            </w:r>
-            <w:r>
-              <w:rPr>
-                <w:rFonts w:eastAsia="標楷體"/>
-              </w:rPr>
-              <w:t>若</w:t>
-            </w:r>
-            <w:r>
-              <w:rPr>
-                <w:rFonts w:eastAsia="標楷體"/>
-              </w:rPr>
-              <w:t xml:space="preserve"> stdout </w:t>
-            </w:r>
-            <w:r>
-              <w:rPr>
-                <w:rFonts w:eastAsia="標楷體"/>
-              </w:rPr>
-              <w:t>被</w:t>
-            </w:r>
-            <w:r>
-              <w:rPr>
-                <w:rFonts w:eastAsia="標楷體"/>
-              </w:rPr>
-              <w:t xml:space="preserve"> pipe </w:t>
-            </w:r>
-            <w:r>
-              <w:rPr>
-                <w:rFonts w:eastAsia="標楷體"/>
-              </w:rPr>
-              <w:t>重定向（</w:t>
-            </w:r>
-            <w:r>
-              <w:rPr>
-                <w:rFonts w:eastAsia="標楷體"/>
-              </w:rPr>
-              <w:t>non-TTY</w:t>
-            </w:r>
-            <w:r>
-              <w:rPr>
-                <w:rFonts w:eastAsia="標楷體"/>
-              </w:rPr>
-              <w:t>），系統自動降級為非互動批次模式並輸出警告</w:t>
+              <w:t>*b. 若 stdout 被 pipe 重定向（non-TTY），系統自動降級為非互動批次模式並輸出警告</w:t>
             </w:r>
           </w:p>
         </w:tc>
@@ -11395,19 +7726,7 @@
               <w:rPr>
                 <w:rFonts w:eastAsia="標楷體"/>
               </w:rPr>
-              <w:t>本地開發初次建立</w:t>
-            </w:r>
-            <w:r>
-              <w:rPr>
-                <w:rFonts w:eastAsia="標楷體"/>
-              </w:rPr>
-              <w:t xml:space="preserve"> suppression </w:t>
-            </w:r>
-            <w:r>
-              <w:rPr>
-                <w:rFonts w:eastAsia="標楷體"/>
-              </w:rPr>
-              <w:t>清單時使用，通常每個新專案執行一次；後續違規出現時按需使用，整體低頻</w:t>
+              <w:t>本地開發初次建立 suppression 清單時使用，通常每個新專案執行一次；後續違規出現時按需使用，整體低頻</w:t>
             </w:r>
           </w:p>
         </w:tc>
@@ -11473,43 +7792,7 @@
               <w:rPr>
                 <w:rFonts w:eastAsia="標楷體"/>
               </w:rPr>
-              <w:t>是否需要提供</w:t>
-            </w:r>
-            <w:r>
-              <w:rPr>
-                <w:rFonts w:eastAsia="標楷體"/>
-              </w:rPr>
-              <w:t xml:space="preserve"> --accept-all </w:t>
-            </w:r>
-            <w:r>
-              <w:rPr>
-                <w:rFonts w:eastAsia="標楷體"/>
-              </w:rPr>
-              <w:t>選項，一次</w:t>
-            </w:r>
-            <w:r>
-              <w:rPr>
-                <w:rFonts w:eastAsia="標楷體"/>
-              </w:rPr>
-              <w:t xml:space="preserve"> suppress </w:t>
-            </w:r>
-            <w:r>
-              <w:rPr>
-                <w:rFonts w:eastAsia="標楷體"/>
-              </w:rPr>
-              <w:t>所有</w:t>
-            </w:r>
-            <w:r>
-              <w:rPr>
-                <w:rFonts w:eastAsia="標楷體"/>
-              </w:rPr>
-              <w:t xml:space="preserve"> Violation</w:t>
-            </w:r>
-            <w:r>
-              <w:rPr>
-                <w:rFonts w:eastAsia="標楷體"/>
-              </w:rPr>
-              <w:t>？</w:t>
+              <w:t>是否需要提供 --accept-all 選項，一次 suppress 所有 Violation？</w:t>
             </w:r>
           </w:p>
           <w:p>
@@ -11523,13 +7806,7 @@
               <w:rPr>
                 <w:rFonts w:eastAsia="標楷體"/>
               </w:rPr>
-              <w:t xml:space="preserve">Suppression </w:t>
-            </w:r>
-            <w:r>
-              <w:rPr>
-                <w:rFonts w:eastAsia="標楷體"/>
-              </w:rPr>
-              <w:t>是否應設有效期限，避免長期堆積技術債？</w:t>
+              <w:t>Suppression 是否應設有效期限，避免長期堆積技術債？</w:t>
             </w:r>
           </w:p>
         </w:tc>
@@ -11572,109 +7849,7 @@
         <w:rPr>
           <w:rFonts w:eastAsia="標楷體"/>
         </w:rPr>
-        <w:t xml:space="preserve">Developer </w:t>
-      </w:r>
-      <w:r>
-        <w:rPr>
-          <w:rFonts w:eastAsia="標楷體"/>
-        </w:rPr>
-        <w:t>發出抑制特定違規的要求，並提供</w:t>
-      </w:r>
-      <w:r>
-        <w:rPr>
-          <w:rFonts w:eastAsia="標楷體"/>
-        </w:rPr>
-        <w:t xml:space="preserve"> rule ID </w:t>
-      </w:r>
-      <w:r>
-        <w:rPr>
-          <w:rFonts w:eastAsia="標楷體"/>
-        </w:rPr>
-        <w:t>與原因說明。系統將</w:t>
-      </w:r>
-      <w:r>
-        <w:rPr>
-          <w:rFonts w:eastAsia="標楷體"/>
-        </w:rPr>
-        <w:t xml:space="preserve"> suppression </w:t>
-      </w:r>
-      <w:r>
-        <w:rPr>
-          <w:rFonts w:eastAsia="標楷體"/>
-        </w:rPr>
-        <w:t>記錄（</w:t>
-      </w:r>
-      <w:r>
-        <w:rPr>
-          <w:rFonts w:eastAsia="標楷體"/>
-        </w:rPr>
-        <w:t>rule ID</w:t>
-      </w:r>
-      <w:r>
-        <w:rPr>
-          <w:rFonts w:eastAsia="標楷體"/>
-        </w:rPr>
-        <w:t>、</w:t>
-      </w:r>
-      <w:r>
-        <w:rPr>
-          <w:rFonts w:eastAsia="標楷體"/>
-        </w:rPr>
-        <w:t>reason</w:t>
-      </w:r>
-      <w:r>
-        <w:rPr>
-          <w:rFonts w:eastAsia="標楷體"/>
-        </w:rPr>
-        <w:t>、</w:t>
-      </w:r>
-      <w:r>
-        <w:rPr>
-          <w:rFonts w:eastAsia="標楷體"/>
-        </w:rPr>
-        <w:t>timestamp</w:t>
-      </w:r>
-      <w:r>
-        <w:rPr>
-          <w:rFonts w:eastAsia="標楷體"/>
-        </w:rPr>
-        <w:t>）寫入</w:t>
-      </w:r>
-      <w:r>
-        <w:rPr>
-          <w:rFonts w:eastAsia="標楷體"/>
-        </w:rPr>
-        <w:t xml:space="preserve"> .arch-checker-suppress.yaml</w:t>
-      </w:r>
-      <w:r>
-        <w:rPr>
-          <w:rFonts w:eastAsia="標楷體"/>
-        </w:rPr>
-        <w:t>。下次執行</w:t>
-      </w:r>
-      <w:r>
-        <w:rPr>
-          <w:rFonts w:eastAsia="標楷體"/>
-        </w:rPr>
-        <w:t xml:space="preserve"> UC-01 </w:t>
-      </w:r>
-      <w:r>
-        <w:rPr>
-          <w:rFonts w:eastAsia="標楷體"/>
-        </w:rPr>
-        <w:t>時，於</w:t>
-      </w:r>
-      <w:r>
-        <w:rPr>
-          <w:rFonts w:eastAsia="標楷體"/>
-        </w:rPr>
-        <w:t xml:space="preserve"> Step 8 </w:t>
-      </w:r>
-      <w:r>
-        <w:rPr>
-          <w:rFonts w:eastAsia="標楷體"/>
-        </w:rPr>
-        <w:t>過濾生效。</w:t>
+        <w:t>Developer 發出抑制特定違規的要求，並提供 rule ID 與原因說明。系統將 suppression 記錄（rule ID、reason、timestamp）寫入 .arch-checker-suppress.yaml。下次執行 UC-01 時，於 Step 8 過濾生效。</w:t>
       </w:r>
     </w:p>
     <w:p>
@@ -11714,73 +7889,7 @@
         <w:rPr>
           <w:rFonts w:eastAsia="標楷體"/>
         </w:rPr>
-        <w:t xml:space="preserve">UC-01 </w:t>
-      </w:r>
-      <w:r>
-        <w:rPr>
-          <w:rFonts w:eastAsia="標楷體"/>
-        </w:rPr>
-        <w:t>與</w:t>
-      </w:r>
-      <w:r>
-        <w:rPr>
-          <w:rFonts w:eastAsia="標楷體"/>
-        </w:rPr>
-        <w:t xml:space="preserve"> UC-03 </w:t>
-      </w:r>
-      <w:r>
-        <w:rPr>
-          <w:rFonts w:eastAsia="標楷體"/>
-        </w:rPr>
-        <w:t>的</w:t>
-      </w:r>
-      <w:r>
-        <w:rPr>
-          <w:rFonts w:eastAsia="標楷體"/>
-        </w:rPr>
-        <w:t xml:space="preserve"> &lt;&lt;include&gt;&gt; </w:t>
-      </w:r>
-      <w:r>
-        <w:rPr>
-          <w:rFonts w:eastAsia="標楷體"/>
-        </w:rPr>
-        <w:t>子流程。系統讀取使用者指定的</w:t>
-      </w:r>
-      <w:r>
-        <w:rPr>
-          <w:rFonts w:eastAsia="標楷體"/>
-        </w:rPr>
-        <w:t xml:space="preserve"> Style Profile YAML </w:t>
-      </w:r>
-      <w:r>
-        <w:rPr>
-          <w:rFonts w:eastAsia="標楷體"/>
-        </w:rPr>
-        <w:t>檔，解析並驗證規則定義。成功後將</w:t>
-      </w:r>
-      <w:r>
-        <w:rPr>
-          <w:rFonts w:eastAsia="標楷體"/>
-        </w:rPr>
-        <w:t xml:space="preserve"> Profile </w:t>
-      </w:r>
-      <w:r>
-        <w:rPr>
-          <w:rFonts w:eastAsia="標楷體"/>
-        </w:rPr>
-        <w:t>載入記憶體，供各</w:t>
-      </w:r>
-      <w:r>
-        <w:rPr>
-          <w:rFonts w:eastAsia="標楷體"/>
-        </w:rPr>
-        <w:t xml:space="preserve"> rule checker </w:t>
-      </w:r>
-      <w:r>
-        <w:rPr>
-          <w:rFonts w:eastAsia="標楷體"/>
-        </w:rPr>
-        <w:t>使用。</w:t>
+        <w:t>UC-01 與 UC-03 的 &lt;&lt;include&gt;&gt; 子流程。系統讀取使用者指定的 Style Profile YAML 檔，解析並驗證規則定義。成功後將 Profile 載入記憶體，供各 rule checker 使用。</w:t>
       </w:r>
     </w:p>
     <w:p>
@@ -12009,67 +8118,7 @@
               <w:rPr>
                 <w:rFonts w:eastAsia="標楷體"/>
               </w:rPr>
-              <w:t>完整的</w:t>
-            </w:r>
-            <w:r>
-              <w:rPr>
-                <w:rFonts w:eastAsia="標楷體"/>
-              </w:rPr>
-              <w:t xml:space="preserve"> compliance check</w:t>
-            </w:r>
-            <w:r>
-              <w:rPr>
-                <w:rFonts w:eastAsia="標楷體"/>
-              </w:rPr>
-              <w:t>（</w:t>
-            </w:r>
-            <w:r>
-              <w:rPr>
-                <w:rFonts w:eastAsia="標楷體"/>
-              </w:rPr>
-              <w:t>UC-01</w:t>
-            </w:r>
-            <w:r>
-              <w:rPr>
-                <w:rFonts w:eastAsia="標楷體"/>
-              </w:rPr>
-              <w:t>）掃描</w:t>
-            </w:r>
-            <w:r>
-              <w:rPr>
-                <w:rFonts w:eastAsia="標楷體"/>
-              </w:rPr>
-              <w:t xml:space="preserve"> 1,000 </w:t>
-            </w:r>
-            <w:r>
-              <w:rPr>
-                <w:rFonts w:eastAsia="標楷體"/>
-              </w:rPr>
-              <w:t>個</w:t>
-            </w:r>
-            <w:r>
-              <w:rPr>
-                <w:rFonts w:eastAsia="標楷體"/>
-              </w:rPr>
-              <w:t xml:space="preserve"> .java </w:t>
-            </w:r>
-            <w:r>
-              <w:rPr>
-                <w:rFonts w:eastAsia="標楷體"/>
-              </w:rPr>
-              <w:t>檔案必須在</w:t>
-            </w:r>
-            <w:r>
-              <w:rPr>
-                <w:rFonts w:eastAsia="標楷體"/>
-              </w:rPr>
-              <w:t xml:space="preserve"> 10 </w:t>
-            </w:r>
-            <w:r>
-              <w:rPr>
-                <w:rFonts w:eastAsia="標楷體"/>
-              </w:rPr>
-              <w:t>秒內完成（一般開發機）</w:t>
+              <w:t>完整的 compliance check（UC-01）掃描 1,000 個 .java 檔案必須在 10 秒內完成（一般開發機）</w:t>
             </w:r>
           </w:p>
         </w:tc>
@@ -12161,19 +8210,7 @@
               <w:rPr>
                 <w:rFonts w:eastAsia="標楷體"/>
               </w:rPr>
-              <w:t>所有錯誤訊息必須包含：錯誤原因、位置（檔案路徑</w:t>
-            </w:r>
-            <w:r>
-              <w:rPr>
-                <w:rFonts w:eastAsia="標楷體"/>
-              </w:rPr>
-              <w:t xml:space="preserve"> / </w:t>
-            </w:r>
-            <w:r>
-              <w:rPr>
-                <w:rFonts w:eastAsia="標楷體"/>
-              </w:rPr>
-              <w:t>行號）、建議修正動作</w:t>
+              <w:t>所有錯誤訊息必須包含：錯誤原因、位置（檔案路徑 / 行號）、建議修正動作</w:t>
             </w:r>
           </w:p>
         </w:tc>
@@ -12266,37 +8303,7 @@
               <w:rPr>
                 <w:rFonts w:eastAsia="標楷體"/>
               </w:rPr>
-              <w:t>工具需在</w:t>
-            </w:r>
-            <w:r>
-              <w:rPr>
-                <w:rFonts w:eastAsia="標楷體"/>
-              </w:rPr>
-              <w:t xml:space="preserve"> JDK 17+ </w:t>
-            </w:r>
-            <w:r>
-              <w:rPr>
-                <w:rFonts w:eastAsia="標楷體"/>
-              </w:rPr>
-              <w:t>環境（</w:t>
-            </w:r>
-            <w:r>
-              <w:rPr>
-                <w:rFonts w:eastAsia="標楷體"/>
-              </w:rPr>
-              <w:t>Windows / macOS / Linux</w:t>
-            </w:r>
-            <w:r>
-              <w:rPr>
-                <w:rFonts w:eastAsia="標楷體"/>
-              </w:rPr>
-              <w:t>）上運行，不依賴特定</w:t>
-            </w:r>
-            <w:r>
-              <w:rPr>
-                <w:rFonts w:eastAsia="標楷體"/>
-              </w:rPr>
-              <w:t xml:space="preserve"> IDE</w:t>
+              <w:t>工具需在 JDK 17+ 環境（Windows / macOS / Linux）上運行，不依賴特定 IDE</w:t>
             </w:r>
           </w:p>
         </w:tc>
@@ -12480,67 +8487,7 @@
               <w:rPr>
                 <w:rFonts w:eastAsia="標楷體"/>
               </w:rPr>
-              <w:t xml:space="preserve">exit code </w:t>
-            </w:r>
-            <w:r>
-              <w:rPr>
-                <w:rFonts w:eastAsia="標楷體"/>
-              </w:rPr>
-              <w:t>遵循</w:t>
-            </w:r>
-            <w:r>
-              <w:rPr>
-                <w:rFonts w:eastAsia="標楷體"/>
-              </w:rPr>
-              <w:t xml:space="preserve"> POSIX </w:t>
-            </w:r>
-            <w:r>
-              <w:rPr>
-                <w:rFonts w:eastAsia="標楷體"/>
-              </w:rPr>
-              <w:t>標準（</w:t>
-            </w:r>
-            <w:r>
-              <w:rPr>
-                <w:rFonts w:eastAsia="標楷體"/>
-              </w:rPr>
-              <w:t>0 = success</w:t>
-            </w:r>
-            <w:r>
-              <w:rPr>
-                <w:rFonts w:eastAsia="標楷體"/>
-              </w:rPr>
-              <w:t>，非</w:t>
-            </w:r>
-            <w:r>
-              <w:rPr>
-                <w:rFonts w:eastAsia="標楷體"/>
-              </w:rPr>
-              <w:t xml:space="preserve"> 0 = failure</w:t>
-            </w:r>
-            <w:r>
-              <w:rPr>
-                <w:rFonts w:eastAsia="標楷體"/>
-              </w:rPr>
-              <w:t>），可直接整合</w:t>
-            </w:r>
-            <w:r>
-              <w:rPr>
-                <w:rFonts w:eastAsia="標楷體"/>
-              </w:rPr>
-              <w:t xml:space="preserve"> GitHub Actions </w:t>
-            </w:r>
-            <w:r>
-              <w:rPr>
-                <w:rFonts w:eastAsia="標楷體"/>
-              </w:rPr>
-              <w:t>與</w:t>
-            </w:r>
-            <w:r>
-              <w:rPr>
-                <w:rFonts w:eastAsia="標楷體"/>
-              </w:rPr>
-              <w:t xml:space="preserve"> Jenkins</w:t>
+              <w:t>exit code 遵循 POSIX 標準（0 = success，非 0 = failure），可直接整合 GitHub Actions 與 Jenkins</w:t>
             </w:r>
           </w:p>
         </w:tc>
@@ -12632,31 +8579,7 @@
               <w:rPr>
                 <w:rFonts w:eastAsia="標楷體"/>
               </w:rPr>
-              <w:t>每個架構規則的合規性檢查邏輯必須可透過</w:t>
-            </w:r>
-            <w:r>
-              <w:rPr>
-                <w:rFonts w:eastAsia="標楷體"/>
-              </w:rPr>
-              <w:t xml:space="preserve"> unit test </w:t>
-            </w:r>
-            <w:r>
-              <w:rPr>
-                <w:rFonts w:eastAsia="標楷體"/>
-              </w:rPr>
-              <w:t>獨立驗證，不依賴完整的</w:t>
-            </w:r>
-            <w:r>
-              <w:rPr>
-                <w:rFonts w:eastAsia="標楷體"/>
-              </w:rPr>
-              <w:t xml:space="preserve"> CLI </w:t>
-            </w:r>
-            <w:r>
-              <w:rPr>
-                <w:rFonts w:eastAsia="標楷體"/>
-              </w:rPr>
-              <w:t>環境</w:t>
+              <w:t>每個架構規則的合規性檢查邏輯必須可透過 unit test 獨立驗證，不依賴完整的 CLI 環境</w:t>
             </w:r>
           </w:p>
         </w:tc>
@@ -12836,25 +8759,7 @@
               <w:rPr>
                 <w:rFonts w:eastAsia="標楷體"/>
               </w:rPr>
-              <w:t>使用者以</w:t>
-            </w:r>
-            <w:r>
-              <w:rPr>
-                <w:rFonts w:eastAsia="標楷體"/>
-              </w:rPr>
-              <w:t xml:space="preserve"> YAML </w:t>
-            </w:r>
-            <w:r>
-              <w:rPr>
-                <w:rFonts w:eastAsia="標楷體"/>
-              </w:rPr>
-              <w:t>格式定義的架構規則集合，描述特定專案的架構約束；工具本身不提供任何內建</w:t>
-            </w:r>
-            <w:r>
-              <w:rPr>
-                <w:rFonts w:eastAsia="標楷體"/>
-              </w:rPr>
-              <w:t xml:space="preserve"> Profile</w:t>
+              <w:t>使用者以 YAML 格式定義的架構規則集合，描述特定專案的架構約束；工具本身不提供任何內建 Profile</w:t>
             </w:r>
           </w:p>
         </w:tc>
@@ -12916,61 +8821,7 @@
               <w:rPr>
                 <w:rFonts w:eastAsia="標楷體"/>
               </w:rPr>
-              <w:t xml:space="preserve">Style Profile </w:t>
-            </w:r>
-            <w:r>
-              <w:rPr>
-                <w:rFonts w:eastAsia="標楷體"/>
-              </w:rPr>
-              <w:t>中的單條約束規則，為</w:t>
-            </w:r>
-            <w:r>
-              <w:rPr>
-                <w:rFonts w:eastAsia="標楷體"/>
-              </w:rPr>
-              <w:t xml:space="preserve"> NamingRule</w:t>
-            </w:r>
-            <w:r>
-              <w:rPr>
-                <w:rFonts w:eastAsia="標楷體"/>
-              </w:rPr>
-              <w:t>、</w:t>
-            </w:r>
-            <w:r>
-              <w:rPr>
-                <w:rFonts w:eastAsia="標楷體"/>
-              </w:rPr>
-              <w:t>DependencyRule</w:t>
-            </w:r>
-            <w:r>
-              <w:rPr>
-                <w:rFonts w:eastAsia="標楷體"/>
-              </w:rPr>
-              <w:t>、</w:t>
-            </w:r>
-            <w:r>
-              <w:rPr>
-                <w:rFonts w:eastAsia="標楷體"/>
-              </w:rPr>
-              <w:t>SupertypeRule</w:t>
-            </w:r>
-            <w:r>
-              <w:rPr>
-                <w:rFonts w:eastAsia="標楷體"/>
-              </w:rPr>
-              <w:t>、</w:t>
-            </w:r>
-            <w:r>
-              <w:rPr>
-                <w:rFonts w:eastAsia="標楷體"/>
-              </w:rPr>
-              <w:t xml:space="preserve">PackageRule </w:t>
-            </w:r>
-            <w:r>
-              <w:rPr>
-                <w:rFonts w:eastAsia="標楷體"/>
-              </w:rPr>
-              <w:t>的抽象父類別</w:t>
+              <w:t>Style Profile 中的單條約束規則，為 NamingRule、DependencyRule、SupertypeRule、PackageRule 的抽象父類別</w:t>
             </w:r>
           </w:p>
         </w:tc>
@@ -13032,109 +8883,7 @@
               <w:rPr>
                 <w:rFonts w:eastAsia="標楷體"/>
               </w:rPr>
-              <w:t>一種</w:t>
-            </w:r>
-            <w:r>
-              <w:rPr>
-                <w:rFonts w:eastAsia="標楷體"/>
-              </w:rPr>
-              <w:t xml:space="preserve"> ComplianceRule</w:t>
-            </w:r>
-            <w:r>
-              <w:rPr>
-                <w:rFonts w:eastAsia="標楷體"/>
-              </w:rPr>
-              <w:t>，要求特定</w:t>
-            </w:r>
-            <w:r>
-              <w:rPr>
-                <w:rFonts w:eastAsia="標楷體"/>
-              </w:rPr>
-              <w:t xml:space="preserve"> package </w:t>
-            </w:r>
-            <w:r>
-              <w:rPr>
-                <w:rFonts w:eastAsia="標楷體"/>
-              </w:rPr>
-              <w:t>內的</w:t>
-            </w:r>
-            <w:r>
-              <w:rPr>
-                <w:rFonts w:eastAsia="標楷體"/>
-              </w:rPr>
-              <w:t xml:space="preserve"> class </w:t>
-            </w:r>
-            <w:r>
-              <w:rPr>
-                <w:rFonts w:eastAsia="標楷體"/>
-              </w:rPr>
-              <w:t>必須</w:t>
-            </w:r>
-            <w:r>
-              <w:rPr>
-                <w:rFonts w:eastAsia="標楷體"/>
-              </w:rPr>
-              <w:t xml:space="preserve"> implement </w:t>
-            </w:r>
-            <w:r>
-              <w:rPr>
-                <w:rFonts w:eastAsia="標楷體"/>
-              </w:rPr>
-              <w:t>指定</w:t>
-            </w:r>
-            <w:r>
-              <w:rPr>
-                <w:rFonts w:eastAsia="標楷體"/>
-              </w:rPr>
-              <w:t xml:space="preserve"> interface </w:t>
-            </w:r>
-            <w:r>
-              <w:rPr>
-                <w:rFonts w:eastAsia="標楷體"/>
-              </w:rPr>
-              <w:t>或</w:t>
-            </w:r>
-            <w:r>
-              <w:rPr>
-                <w:rFonts w:eastAsia="標楷體"/>
-              </w:rPr>
-              <w:t xml:space="preserve"> extend </w:t>
-            </w:r>
-            <w:r>
-              <w:rPr>
-                <w:rFonts w:eastAsia="標楷體"/>
-              </w:rPr>
-              <w:t>指定</w:t>
-            </w:r>
-            <w:r>
-              <w:rPr>
-                <w:rFonts w:eastAsia="標楷體"/>
-              </w:rPr>
-              <w:t xml:space="preserve"> class</w:t>
-            </w:r>
-            <w:r>
-              <w:rPr>
-                <w:rFonts w:eastAsia="標楷體"/>
-              </w:rPr>
-              <w:t>；以</w:t>
-            </w:r>
-            <w:r>
-              <w:rPr>
-                <w:rFonts w:eastAsia="標楷體"/>
-              </w:rPr>
-              <w:t xml:space="preserve"> simple name </w:t>
-            </w:r>
-            <w:r>
-              <w:rPr>
-                <w:rFonts w:eastAsia="標楷體"/>
-              </w:rPr>
-              <w:t>比對，不進行</w:t>
-            </w:r>
-            <w:r>
-              <w:rPr>
-                <w:rFonts w:eastAsia="標楷體"/>
-              </w:rPr>
-              <w:t xml:space="preserve"> fully qualified name resolution</w:t>
+              <w:t>一種 ComplianceRule，要求特定 package 內的 class 必須 implement 指定 interface 或 extend 指定 class；以 simple name 比對，不進行 fully qualified name resolution</w:t>
             </w:r>
           </w:p>
         </w:tc>
@@ -13196,19 +8945,7 @@
               <w:rPr>
                 <w:rFonts w:eastAsia="標楷體"/>
               </w:rPr>
-              <w:t>一筆架構違規記錄，包含：檔案路徑、行號、規則</w:t>
-            </w:r>
-            <w:r>
-              <w:rPr>
-                <w:rFonts w:eastAsia="標楷體"/>
-              </w:rPr>
-              <w:t xml:space="preserve"> ID</w:t>
-            </w:r>
-            <w:r>
-              <w:rPr>
-                <w:rFonts w:eastAsia="標楷體"/>
-              </w:rPr>
-              <w:t>、說明文字</w:t>
+              <w:t>一筆架構違規記錄，包含：檔案路徑、行號、規則 ID、說明文字</w:t>
             </w:r>
           </w:p>
         </w:tc>
@@ -13270,37 +9007,7 @@
               <w:rPr>
                 <w:rFonts w:eastAsia="標楷體"/>
               </w:rPr>
-              <w:t>單次</w:t>
-            </w:r>
-            <w:r>
-              <w:rPr>
-                <w:rFonts w:eastAsia="標楷體"/>
-              </w:rPr>
-              <w:t xml:space="preserve"> check </w:t>
-            </w:r>
-            <w:r>
-              <w:rPr>
-                <w:rFonts w:eastAsia="標楷體"/>
-              </w:rPr>
-              <w:t>執行的完整輸出，彙整所有</w:t>
-            </w:r>
-            <w:r>
-              <w:rPr>
-                <w:rFonts w:eastAsia="標楷體"/>
-              </w:rPr>
-              <w:t xml:space="preserve"> Violation </w:t>
-            </w:r>
-            <w:r>
-              <w:rPr>
-                <w:rFonts w:eastAsia="標楷體"/>
-              </w:rPr>
-              <w:t>與</w:t>
-            </w:r>
-            <w:r>
-              <w:rPr>
-                <w:rFonts w:eastAsia="標楷體"/>
-              </w:rPr>
-              <w:t xml:space="preserve"> summary</w:t>
+              <w:t>單次 check 執行的完整輸出，彙整所有 Violation 與 summary</w:t>
             </w:r>
           </w:p>
         </w:tc>
@@ -13362,37 +9069,7 @@
               <w:rPr>
                 <w:rFonts w:eastAsia="標楷體"/>
               </w:rPr>
-              <w:t xml:space="preserve">Java </w:t>
-            </w:r>
-            <w:r>
-              <w:rPr>
-                <w:rFonts w:eastAsia="標楷體"/>
-              </w:rPr>
-              <w:t>原始碼的抽象語法樹表示，由</w:t>
-            </w:r>
-            <w:r>
-              <w:rPr>
-                <w:rFonts w:eastAsia="標楷體"/>
-              </w:rPr>
-              <w:t xml:space="preserve"> JavaParser </w:t>
-            </w:r>
-            <w:r>
-              <w:rPr>
-                <w:rFonts w:eastAsia="標楷體"/>
-              </w:rPr>
-              <w:t>解析產生，供各</w:t>
-            </w:r>
-            <w:r>
-              <w:rPr>
-                <w:rFonts w:eastAsia="標楷體"/>
-              </w:rPr>
-              <w:t xml:space="preserve"> ConstraintChecker </w:t>
-            </w:r>
-            <w:r>
-              <w:rPr>
-                <w:rFonts w:eastAsia="標楷體"/>
-              </w:rPr>
-              <w:t>進行分析</w:t>
+              <w:t>Java 原始碼的抽象語法樹表示，由 JavaParser 解析產生，供各 ConstraintChecker 進行分析</w:t>
             </w:r>
           </w:p>
         </w:tc>
@@ -13454,25 +9131,7 @@
               <w:rPr>
                 <w:rFonts w:eastAsia="標楷體"/>
               </w:rPr>
-              <w:t xml:space="preserve">JavaParser </w:t>
-            </w:r>
-            <w:r>
-              <w:rPr>
-                <w:rFonts w:eastAsia="標楷體"/>
-              </w:rPr>
-              <w:t>解析單一</w:t>
-            </w:r>
-            <w:r>
-              <w:rPr>
-                <w:rFonts w:eastAsia="標楷體"/>
-              </w:rPr>
-              <w:t xml:space="preserve"> .java </w:t>
-            </w:r>
-            <w:r>
-              <w:rPr>
-                <w:rFonts w:eastAsia="標楷體"/>
-              </w:rPr>
-              <w:t>檔案後產生的根節點物件</w:t>
+              <w:t>JavaParser 解析單一 .java 檔案後產生的根節點物件</w:t>
             </w:r>
           </w:p>
         </w:tc>
@@ -13534,19 +9193,7 @@
               <w:rPr>
                 <w:rFonts w:eastAsia="標楷體"/>
               </w:rPr>
-              <w:t>開發者明確標記「此</w:t>
-            </w:r>
-            <w:r>
-              <w:rPr>
-                <w:rFonts w:eastAsia="標楷體"/>
-              </w:rPr>
-              <w:t xml:space="preserve"> Violation </w:t>
-            </w:r>
-            <w:r>
-              <w:rPr>
-                <w:rFonts w:eastAsia="標楷體"/>
-              </w:rPr>
-              <w:t>已知且接受」的機制，使其在後續報告中不再出現</w:t>
+              <w:t>開發者明確標記「此 Violation 已知且接受」的機制，使其在後續報告中不再出現</w:t>
             </w:r>
           </w:p>
         </w:tc>
@@ -13608,61 +9255,7 @@
               <w:rPr>
                 <w:rFonts w:eastAsia="標楷體"/>
               </w:rPr>
-              <w:t xml:space="preserve">CLI </w:t>
-            </w:r>
-            <w:r>
-              <w:rPr>
-                <w:rFonts w:eastAsia="標楷體"/>
-              </w:rPr>
-              <w:t>程式結束時回傳給</w:t>
-            </w:r>
-            <w:r>
-              <w:rPr>
-                <w:rFonts w:eastAsia="標楷體"/>
-              </w:rPr>
-              <w:t xml:space="preserve"> shell </w:t>
-            </w:r>
-            <w:r>
-              <w:rPr>
-                <w:rFonts w:eastAsia="標楷體"/>
-              </w:rPr>
-              <w:t>的整數碼（</w:t>
-            </w:r>
-            <w:r>
-              <w:rPr>
-                <w:rFonts w:eastAsia="標楷體"/>
-              </w:rPr>
-              <w:t>0 = pass</w:t>
-            </w:r>
-            <w:r>
-              <w:rPr>
-                <w:rFonts w:eastAsia="標楷體"/>
-              </w:rPr>
-              <w:t>，</w:t>
-            </w:r>
-            <w:r>
-              <w:rPr>
-                <w:rFonts w:eastAsia="標楷體"/>
-              </w:rPr>
-              <w:t>1 = violations found</w:t>
-            </w:r>
-            <w:r>
-              <w:rPr>
-                <w:rFonts w:eastAsia="標楷體"/>
-              </w:rPr>
-              <w:t>，</w:t>
-            </w:r>
-            <w:r>
-              <w:rPr>
-                <w:rFonts w:eastAsia="標楷體"/>
-              </w:rPr>
-              <w:t>2 = error</w:t>
-            </w:r>
-            <w:r>
-              <w:rPr>
-                <w:rFonts w:eastAsia="標楷體"/>
-              </w:rPr>
-              <w:t>）</w:t>
+              <w:t>CLI 程式結束時回傳給 shell 的整數碼（0 = pass，1 = violations found，2 = error）</w:t>
             </w:r>
           </w:p>
         </w:tc>
@@ -13724,49 +9317,7 @@
               <w:rPr>
                 <w:rFonts w:eastAsia="標楷體"/>
               </w:rPr>
-              <w:t>規則定義中用來比對</w:t>
-            </w:r>
-            <w:r>
-              <w:rPr>
-                <w:rFonts w:eastAsia="標楷體"/>
-              </w:rPr>
-              <w:t xml:space="preserve"> Java package </w:t>
-            </w:r>
-            <w:r>
-              <w:rPr>
-                <w:rFonts w:eastAsia="標楷體"/>
-              </w:rPr>
-              <w:t>名稱的萬用字元字串（如</w:t>
-            </w:r>
-            <w:r>
-              <w:rPr>
-                <w:rFonts w:eastAsia="標楷體"/>
-              </w:rPr>
-              <w:t xml:space="preserve"> *.ui.*</w:t>
-            </w:r>
-            <w:r>
-              <w:rPr>
-                <w:rFonts w:eastAsia="標楷體"/>
-              </w:rPr>
-              <w:t>）；只允許英數字、</w:t>
-            </w:r>
-            <w:r>
-              <w:rPr>
-                <w:rFonts w:eastAsia="標楷體"/>
-              </w:rPr>
-              <w:t>*</w:t>
-            </w:r>
-            <w:r>
-              <w:rPr>
-                <w:rFonts w:eastAsia="標楷體"/>
-              </w:rPr>
-              <w:t>、</w:t>
-            </w:r>
-            <w:r>
-              <w:rPr>
-                <w:rFonts w:eastAsia="標楷體"/>
-              </w:rPr>
-              <w:t>.</w:t>
+              <w:t>規則定義中用來比對 Java package 名稱的萬用字元字串（如 *.ui.*）；只允許英數字、*、.</w:t>
             </w:r>
           </w:p>
         </w:tc>
@@ -13830,77 +9381,7 @@
                 <w:rFonts w:eastAsia="標楷體"/>
                 <w:highlight w:val="yellow"/>
               </w:rPr>
-              <w:t>針對單筆</w:t>
-            </w:r>
-            <w:r>
-              <w:rPr>
-                <w:rFonts w:eastAsia="標楷體"/>
-                <w:highlight w:val="yellow"/>
-              </w:rPr>
-              <w:t xml:space="preserve"> Violation </w:t>
-            </w:r>
-            <w:r>
-              <w:rPr>
-                <w:rFonts w:eastAsia="標楷體"/>
-                <w:highlight w:val="yellow"/>
-              </w:rPr>
-              <w:t>的修正建議文字，於互動模式（</w:t>
-            </w:r>
-            <w:r>
-              <w:rPr>
-                <w:rFonts w:eastAsia="標楷體"/>
-                <w:highlight w:val="yellow"/>
-              </w:rPr>
-              <w:t>UC-03</w:t>
-            </w:r>
-            <w:r>
-              <w:rPr>
-                <w:rFonts w:eastAsia="標楷體"/>
-                <w:highlight w:val="yellow"/>
-              </w:rPr>
-              <w:t>）顯示給開發者；為</w:t>
-            </w:r>
-            <w:r>
-              <w:rPr>
-                <w:rFonts w:eastAsia="標楷體"/>
-                <w:highlight w:val="yellow"/>
-              </w:rPr>
-              <w:t xml:space="preserve"> Violation </w:t>
-            </w:r>
-            <w:r>
-              <w:rPr>
-                <w:rFonts w:eastAsia="標楷體"/>
-                <w:highlight w:val="yellow"/>
-              </w:rPr>
-              <w:t>的可選屬性（</w:t>
-            </w:r>
-            <w:r>
-              <w:rPr>
-                <w:rFonts w:eastAsia="標楷體"/>
-                <w:highlight w:val="yellow"/>
-              </w:rPr>
-              <w:t>[0..1]</w:t>
-            </w:r>
-            <w:r>
-              <w:rPr>
-                <w:rFonts w:eastAsia="標楷體"/>
-                <w:highlight w:val="yellow"/>
-              </w:rPr>
-              <w:t>），非獨立概念類別。對應</w:t>
-            </w:r>
-            <w:r>
-              <w:rPr>
-                <w:rFonts w:eastAsia="標楷體"/>
-                <w:highlight w:val="yellow"/>
-              </w:rPr>
-              <w:t xml:space="preserve"> NFR-02 </w:t>
-            </w:r>
-            <w:r>
-              <w:rPr>
-                <w:rFonts w:eastAsia="標楷體"/>
-                <w:highlight w:val="yellow"/>
-              </w:rPr>
-              <w:t>之「建議修正動作」。</w:t>
+              <w:t>針對單筆 Violation 的修正建議文字，於互動模式（UC-03）顯示給開發者；為 Violation 的可選屬性（[0..1]），非獨立概念類別。對應 NFR-02 之「建議修正動作」。</w:t>
             </w:r>
           </w:p>
         </w:tc>
@@ -14146,13 +9627,7 @@
               <w:rPr>
                 <w:rFonts w:eastAsia="標楷體"/>
               </w:rPr>
-              <w:t xml:space="preserve">LTS </w:t>
-            </w:r>
-            <w:r>
-              <w:rPr>
-                <w:rFonts w:eastAsia="標楷體"/>
-              </w:rPr>
-              <w:t>版本穩定</w:t>
+              <w:t>LTS 版本穩定</w:t>
             </w:r>
           </w:p>
         </w:tc>
@@ -14244,37 +9719,7 @@
               <w:rPr>
                 <w:rFonts w:eastAsia="標楷體"/>
               </w:rPr>
-              <w:t>純</w:t>
-            </w:r>
-            <w:r>
-              <w:rPr>
-                <w:rFonts w:eastAsia="標楷體"/>
-              </w:rPr>
-              <w:t xml:space="preserve"> Java</w:t>
-            </w:r>
-            <w:r>
-              <w:rPr>
-                <w:rFonts w:eastAsia="標楷體"/>
-              </w:rPr>
-              <w:t>，</w:t>
-            </w:r>
-            <w:r>
-              <w:rPr>
-                <w:rFonts w:eastAsia="標楷體"/>
-              </w:rPr>
-              <w:t xml:space="preserve">API </w:t>
-            </w:r>
-            <w:r>
-              <w:rPr>
-                <w:rFonts w:eastAsia="標楷體"/>
-              </w:rPr>
-              <w:t>直覺，無需</w:t>
-            </w:r>
-            <w:r>
-              <w:rPr>
-                <w:rFonts w:eastAsia="標楷體"/>
-              </w:rPr>
-              <w:t xml:space="preserve"> JDK tools</w:t>
+              <w:t>純 Java，API 直覺，無需 JDK tools</w:t>
             </w:r>
           </w:p>
         </w:tc>
@@ -14366,31 +9811,7 @@
               <w:rPr>
                 <w:rFonts w:eastAsia="標楷體"/>
               </w:rPr>
-              <w:t>輕量，</w:t>
-            </w:r>
-            <w:r>
-              <w:rPr>
-                <w:rFonts w:eastAsia="標楷體"/>
-              </w:rPr>
-              <w:t>annotation-driven</w:t>
-            </w:r>
-            <w:r>
-              <w:rPr>
-                <w:rFonts w:eastAsia="標楷體"/>
-              </w:rPr>
-              <w:t>，與</w:t>
-            </w:r>
-            <w:r>
-              <w:rPr>
-                <w:rFonts w:eastAsia="標楷體"/>
-              </w:rPr>
-              <w:t xml:space="preserve"> Java 17 </w:t>
-            </w:r>
-            <w:r>
-              <w:rPr>
-                <w:rFonts w:eastAsia="標楷體"/>
-              </w:rPr>
-              <w:t>相容</w:t>
+              <w:t>輕量，annotation-driven，與 Java 17 相容</w:t>
             </w:r>
           </w:p>
         </w:tc>
@@ -14778,31 +10199,7 @@
         <w:rPr>
           <w:rFonts w:eastAsia="標楷體"/>
         </w:rPr>
-        <w:t>為</w:t>
-      </w:r>
-      <w:r>
-        <w:rPr>
-          <w:rFonts w:eastAsia="標楷體"/>
-        </w:rPr>
-        <w:t xml:space="preserve"> arch-checker </w:t>
-      </w:r>
-      <w:r>
-        <w:rPr>
-          <w:rFonts w:eastAsia="標楷體"/>
-        </w:rPr>
-        <w:t>的</w:t>
-      </w:r>
-      <w:r>
-        <w:rPr>
-          <w:rFonts w:eastAsia="標楷體"/>
-        </w:rPr>
-        <w:t xml:space="preserve"> Domain Class Diagram</w:t>
-      </w:r>
-      <w:r>
-        <w:rPr>
-          <w:rFonts w:eastAsia="標楷體"/>
-        </w:rPr>
-        <w:t>。識別出的概念類別如下：</w:t>
+        <w:t>為 arch-checker 的 Domain Class Diagram。識別出的概念類別如下：</w:t>
       </w:r>
     </w:p>
     <w:p>
@@ -14972,36 +10369,7 @@
               <w:rPr>
                 <w:rFonts w:eastAsia="標楷體"/>
               </w:rPr>
-              <w:t>代表一次完整的架構合規檢查作業，對應</w:t>
-            </w:r>
-            <w:r>
-              <w:rPr>
-                <w:rFonts w:eastAsia="標楷體"/>
-              </w:rPr>
-              <w:t xml:space="preserve"> UC-01/UC-03 </w:t>
-            </w:r>
-            <w:r>
-              <w:rPr>
-                <w:rFonts w:eastAsia="標楷體"/>
-              </w:rPr>
-              <w:t>中</w:t>
-            </w:r>
-            <w:r>
-              <w:rPr>
-                <w:rFonts w:eastAsia="標楷體"/>
-              </w:rPr>
-              <w:t xml:space="preserve"> Developer </w:t>
-            </w:r>
-            <w:r>
-              <w:rPr>
-                <w:rFonts w:eastAsia="標楷體"/>
-              </w:rPr>
-              <w:t>對專案發出檢查要求的動作。系統需記錄每次檢查</w:t>
-            </w:r>
-            <w:r>
-              <w:rPr>
-                <w:rFonts w:eastAsia="標楷體"/>
-              </w:rPr>
+              <w:t>代表一次完整的架構合規檢查作業，對應 UC-01/UC-03 中 Developer 對專案發出檢查要求的動作。系統需記錄每次檢查</w:t>
               <w:lastRenderedPageBreak/>
               <w:t>的時間與結果。</w:t>
             </w:r>
@@ -15068,67 +10436,7 @@
               <w:rPr>
                 <w:rFonts w:eastAsia="標楷體"/>
               </w:rPr>
-              <w:t>使用者以</w:t>
-            </w:r>
-            <w:r>
-              <w:rPr>
-                <w:rFonts w:eastAsia="標楷體"/>
-              </w:rPr>
-              <w:t xml:space="preserve"> YAML </w:t>
-            </w:r>
-            <w:r>
-              <w:rPr>
-                <w:rFonts w:eastAsia="標楷體"/>
-              </w:rPr>
-              <w:t>定義的架構規則集合，包含多條</w:t>
-            </w:r>
-            <w:r>
-              <w:rPr>
-                <w:rFonts w:eastAsia="標楷體"/>
-              </w:rPr>
-              <w:t xml:space="preserve"> ComplianceRule</w:t>
-            </w:r>
-            <w:r>
-              <w:rPr>
-                <w:rFonts w:eastAsia="標楷體"/>
-              </w:rPr>
-              <w:t>。系統在</w:t>
-            </w:r>
-            <w:r>
-              <w:rPr>
-                <w:rFonts w:eastAsia="標楷體"/>
-              </w:rPr>
-              <w:t xml:space="preserve"> UC-01 </w:t>
-            </w:r>
-            <w:r>
-              <w:rPr>
-                <w:rFonts w:eastAsia="標楷體"/>
-              </w:rPr>
-              <w:t>載入</w:t>
-            </w:r>
-            <w:r>
-              <w:rPr>
-                <w:rFonts w:eastAsia="標楷體"/>
-              </w:rPr>
-              <w:t xml:space="preserve"> Profile </w:t>
-            </w:r>
-            <w:r>
-              <w:rPr>
-                <w:rFonts w:eastAsia="標楷體"/>
-              </w:rPr>
-              <w:t>後，於</w:t>
-            </w:r>
-            <w:r>
-              <w:rPr>
-                <w:rFonts w:eastAsia="標楷體"/>
-              </w:rPr>
-              <w:t xml:space="preserve"> UC-02 </w:t>
-            </w:r>
-            <w:r>
-              <w:rPr>
-                <w:rFonts w:eastAsia="標楷體"/>
-              </w:rPr>
-              <w:t>逐條驗證其中的約束規則。</w:t>
+              <w:t>使用者以 YAML 定義的架構規則集合，包含多條 ComplianceRule。系統在 UC-01 載入 Profile 後，於 UC-02 逐條驗證其中的約束規則。</w:t>
             </w:r>
           </w:p>
         </w:tc>
@@ -15192,25 +10500,7 @@
               <w:rPr>
                 <w:rFonts w:eastAsia="標楷體"/>
               </w:rPr>
-              <w:t xml:space="preserve">StyleProfile </w:t>
-            </w:r>
-            <w:r>
-              <w:rPr>
-                <w:rFonts w:eastAsia="標楷體"/>
-              </w:rPr>
-              <w:t>中的單條約束規則（抽象概念），為</w:t>
-            </w:r>
-            <w:r>
-              <w:rPr>
-                <w:rFonts w:eastAsia="標楷體"/>
-              </w:rPr>
-              <w:t xml:space="preserve"> Profile </w:t>
-            </w:r>
-            <w:r>
-              <w:rPr>
-                <w:rFonts w:eastAsia="標楷體"/>
-              </w:rPr>
-              <w:t>的組成元素。設為抽象類別，因其具有四個具體子類型，各自對應不同的架構約束面向。</w:t>
+              <w:t>StyleProfile 中的單條約束規則（抽象概念），為 Profile 的組成元素。設為抽象類別，因其具有四個具體子類型，各自對應不同的架構約束面向。</w:t>
             </w:r>
           </w:p>
         </w:tc>
@@ -15274,25 +10564,7 @@
               <w:rPr>
                 <w:rFonts w:eastAsia="標楷體"/>
               </w:rPr>
-              <w:t xml:space="preserve">ComplianceRule </w:t>
-            </w:r>
-            <w:r>
-              <w:rPr>
-                <w:rFonts w:eastAsia="標楷體"/>
-              </w:rPr>
-              <w:t>的四種具體子類型，分別檢查類別命名慣例、套件間依賴方向、繼承關係要求與套件結構規範。</w:t>
-            </w:r>
-            <w:r>
-              <w:rPr>
-                <w:rFonts w:eastAsia="標楷體"/>
-              </w:rPr>
-              <w:t xml:space="preserve">UC-02 </w:t>
-            </w:r>
-            <w:r>
-              <w:rPr>
-                <w:rFonts w:eastAsia="標楷體"/>
-              </w:rPr>
-              <w:t>驗證流程中依規則類型分派不同的檢查邏輯。</w:t>
+              <w:t>ComplianceRule 的四種具體子類型，分別檢查類別命名慣例、套件間依賴方向、繼承關係要求與套件結構規範。UC-02 驗證流程中依規則類型分派不同的檢查邏輯。</w:t>
             </w:r>
           </w:p>
         </w:tc>
@@ -15356,55 +10628,7 @@
               <w:rPr>
                 <w:rFonts w:eastAsia="標楷體"/>
               </w:rPr>
-              <w:t>被檢查的目標</w:t>
-            </w:r>
-            <w:r>
-              <w:rPr>
-                <w:rFonts w:eastAsia="標楷體"/>
-              </w:rPr>
-              <w:t xml:space="preserve"> Java </w:t>
-            </w:r>
-            <w:r>
-              <w:rPr>
-                <w:rFonts w:eastAsia="標楷體"/>
-              </w:rPr>
-              <w:t>專案，</w:t>
-            </w:r>
-            <w:r>
-              <w:rPr>
-                <w:rFonts w:eastAsia="標楷體"/>
-              </w:rPr>
-              <w:t xml:space="preserve">UC-01 </w:t>
-            </w:r>
-            <w:r>
-              <w:rPr>
-                <w:rFonts w:eastAsia="標楷體"/>
-              </w:rPr>
-              <w:t>中</w:t>
-            </w:r>
-            <w:r>
-              <w:rPr>
-                <w:rFonts w:eastAsia="標楷體"/>
-              </w:rPr>
-              <w:t xml:space="preserve"> Developer </w:t>
-            </w:r>
-            <w:r>
-              <w:rPr>
-                <w:rFonts w:eastAsia="標楷體"/>
-              </w:rPr>
-              <w:t>指定的掃描對象。系統需知道專案路徑以定位其中的</w:t>
-            </w:r>
-            <w:r>
-              <w:rPr>
-                <w:rFonts w:eastAsia="標楷體"/>
-              </w:rPr>
-              <w:t xml:space="preserve"> File</w:t>
-            </w:r>
-            <w:r>
-              <w:rPr>
-                <w:rFonts w:eastAsia="標楷體"/>
-              </w:rPr>
-              <w:t>。</w:t>
+              <w:t>被檢查的目標 Java 專案，UC-01 中 Developer 指定的掃描對象。系統需知道專案路徑以定位其中的 File。</w:t>
             </w:r>
           </w:p>
         </w:tc>
@@ -15468,55 +10692,7 @@
               <w:rPr>
                 <w:rFonts w:eastAsia="標楷體"/>
               </w:rPr>
-              <w:t>專案中的</w:t>
-            </w:r>
-            <w:r>
-              <w:rPr>
-                <w:rFonts w:eastAsia="標楷體"/>
-              </w:rPr>
-              <w:t xml:space="preserve"> .java </w:t>
-            </w:r>
-            <w:r>
-              <w:rPr>
-                <w:rFonts w:eastAsia="標楷體"/>
-              </w:rPr>
-              <w:t>原始碼檔案，為</w:t>
-            </w:r>
-            <w:r>
-              <w:rPr>
-                <w:rFonts w:eastAsia="標楷體"/>
-              </w:rPr>
-              <w:t xml:space="preserve"> Project </w:t>
-            </w:r>
-            <w:r>
-              <w:rPr>
-                <w:rFonts w:eastAsia="標楷體"/>
-              </w:rPr>
-              <w:t>的組成元素。每個</w:t>
-            </w:r>
-            <w:r>
-              <w:rPr>
-                <w:rFonts w:eastAsia="標楷體"/>
-              </w:rPr>
-              <w:t xml:space="preserve"> Violation </w:t>
-            </w:r>
-            <w:r>
-              <w:rPr>
-                <w:rFonts w:eastAsia="標楷體"/>
-              </w:rPr>
-              <w:t>需關聯到特定的</w:t>
-            </w:r>
-            <w:r>
-              <w:rPr>
-                <w:rFonts w:eastAsia="標楷體"/>
-              </w:rPr>
-              <w:t xml:space="preserve"> File </w:t>
-            </w:r>
-            <w:r>
-              <w:rPr>
-                <w:rFonts w:eastAsia="標楷體"/>
-              </w:rPr>
-              <w:t>以定位違規位置。</w:t>
+              <w:t>專案中的 .java 原始碼檔案，為 Project 的組成元素。每個 Violation 需關聯到特定的 File 以定位違規位置。</w:t>
             </w:r>
           </w:p>
         </w:tc>
@@ -15580,55 +10756,7 @@
               <w:rPr>
                 <w:rFonts w:eastAsia="標楷體"/>
               </w:rPr>
-              <w:t>單次檢查的完整報告，為</w:t>
-            </w:r>
-            <w:r>
-              <w:rPr>
-                <w:rFonts w:eastAsia="標楷體"/>
-              </w:rPr>
-              <w:t xml:space="preserve"> ComplianceCheck </w:t>
-            </w:r>
-            <w:r>
-              <w:rPr>
-                <w:rFonts w:eastAsia="標楷體"/>
-              </w:rPr>
-              <w:t>的產出物。彙整所有</w:t>
-            </w:r>
-            <w:r>
-              <w:rPr>
-                <w:rFonts w:eastAsia="標楷體"/>
-              </w:rPr>
-              <w:t xml:space="preserve"> Violation </w:t>
-            </w:r>
-            <w:r>
-              <w:rPr>
-                <w:rFonts w:eastAsia="標楷體"/>
-              </w:rPr>
-              <w:t>並提供統計摘要，供</w:t>
-            </w:r>
-            <w:r>
-              <w:rPr>
-                <w:rFonts w:eastAsia="標楷體"/>
-              </w:rPr>
-              <w:t xml:space="preserve"> Developer </w:t>
-            </w:r>
-            <w:r>
-              <w:rPr>
-                <w:rFonts w:eastAsia="標楷體"/>
-              </w:rPr>
-              <w:t>或</w:t>
-            </w:r>
-            <w:r>
-              <w:rPr>
-                <w:rFonts w:eastAsia="標楷體"/>
-              </w:rPr>
-              <w:t xml:space="preserve"> CI </w:t>
-            </w:r>
-            <w:r>
-              <w:rPr>
-                <w:rFonts w:eastAsia="標楷體"/>
-              </w:rPr>
-              <w:t>系統判讀結果。</w:t>
+              <w:t>單次檢查的完整報告，為 ComplianceCheck 的產出物。彙整所有 Violation 並提供統計摘要，供 Developer 或 CI 系統判讀結果。</w:t>
             </w:r>
           </w:p>
         </w:tc>
@@ -15692,43 +10820,7 @@
               <w:rPr>
                 <w:rFonts w:eastAsia="標楷體"/>
               </w:rPr>
-              <w:t>單筆架構違規記錄，記載哪個</w:t>
-            </w:r>
-            <w:r>
-              <w:rPr>
-                <w:rFonts w:eastAsia="標楷體"/>
-              </w:rPr>
-              <w:t xml:space="preserve"> File </w:t>
-            </w:r>
-            <w:r>
-              <w:rPr>
-                <w:rFonts w:eastAsia="標楷體"/>
-              </w:rPr>
-              <w:t>違反了哪條</w:t>
-            </w:r>
-            <w:r>
-              <w:rPr>
-                <w:rFonts w:eastAsia="標楷體"/>
-              </w:rPr>
-              <w:t xml:space="preserve"> ComplianceRule</w:t>
-            </w:r>
-            <w:r>
-              <w:rPr>
-                <w:rFonts w:eastAsia="標楷體"/>
-              </w:rPr>
-              <w:t>。為</w:t>
-            </w:r>
-            <w:r>
-              <w:rPr>
-                <w:rFonts w:eastAsia="標楷體"/>
-              </w:rPr>
-              <w:t xml:space="preserve"> ViolationReport </w:t>
-            </w:r>
-            <w:r>
-              <w:rPr>
-                <w:rFonts w:eastAsia="標楷體"/>
-              </w:rPr>
-              <w:t>的明細項目。</w:t>
+              <w:t>單筆架構違規記錄，記載哪個 File 違反了哪條 ComplianceRule。為 ViolationReport 的明細項目。</w:t>
             </w:r>
           </w:p>
         </w:tc>
@@ -15792,19 +10884,7 @@
               <w:rPr>
                 <w:rFonts w:eastAsia="標楷體"/>
               </w:rPr>
-              <w:t>開發者標記「已知且接受」的違規抑制記錄，對應</w:t>
-            </w:r>
-            <w:r>
-              <w:rPr>
-                <w:rFonts w:eastAsia="標楷體"/>
-              </w:rPr>
-              <w:t xml:space="preserve"> UC-04 </w:t>
-            </w:r>
-            <w:r>
-              <w:rPr>
-                <w:rFonts w:eastAsia="標楷體"/>
-              </w:rPr>
-              <w:t>的功能。讓團隊可以在不修改程式碼的情況下，將特定違規排除於報告之外。</w:t>
+              <w:t>開發者標記「已知且接受」的違規抑制記錄，對應 UC-04 的功能。讓團隊可以在不修改程式碼的情況下，將特定違規排除於報告之外。</w:t>
             </w:r>
           </w:p>
         </w:tc>
@@ -15977,43 +11057,7 @@
               <w:rPr>
                 <w:rFonts w:eastAsia="標楷體"/>
               </w:rPr>
-              <w:t>這是</w:t>
-            </w:r>
-            <w:r>
-              <w:rPr>
-                <w:rFonts w:eastAsia="標楷體"/>
-              </w:rPr>
-              <w:t xml:space="preserve"> JavaParser </w:t>
-            </w:r>
-            <w:r>
-              <w:rPr>
-                <w:rFonts w:eastAsia="標楷體"/>
-              </w:rPr>
-              <w:t>函式庫的軟體產物（</w:t>
-            </w:r>
-            <w:r>
-              <w:rPr>
-                <w:rFonts w:eastAsia="標楷體"/>
-              </w:rPr>
-              <w:t>software artifact</w:t>
-            </w:r>
-            <w:r>
-              <w:rPr>
-                <w:rFonts w:eastAsia="標楷體"/>
-              </w:rPr>
-              <w:t>），屬於實作層面的概念，不應出現在</w:t>
-            </w:r>
-            <w:r>
-              <w:rPr>
-                <w:rFonts w:eastAsia="標楷體"/>
-              </w:rPr>
-              <w:t xml:space="preserve"> Domain Model </w:t>
-            </w:r>
-            <w:r>
-              <w:rPr>
-                <w:rFonts w:eastAsia="標楷體"/>
-              </w:rPr>
-              <w:t>中。</w:t>
+              <w:t>這是 JavaParser 函式庫的軟體產物（software artifact），屬於實作層面的概念，不應出現在 Domain Model 中。</w:t>
             </w:r>
           </w:p>
         </w:tc>
@@ -16077,31 +11121,7 @@
               <w:rPr>
                 <w:rFonts w:eastAsia="標楷體"/>
               </w:rPr>
-              <w:t>這些是軟體類別（</w:t>
-            </w:r>
-            <w:r>
-              <w:rPr>
-                <w:rFonts w:eastAsia="標楷體"/>
-              </w:rPr>
-              <w:t>software classes</w:t>
-            </w:r>
-            <w:r>
-              <w:rPr>
-                <w:rFonts w:eastAsia="標楷體"/>
-              </w:rPr>
-              <w:t>），負責解析與驗證</w:t>
-            </w:r>
-            <w:r>
-              <w:rPr>
-                <w:rFonts w:eastAsia="標楷體"/>
-              </w:rPr>
-              <w:t xml:space="preserve"> Profile </w:t>
-            </w:r>
-            <w:r>
-              <w:rPr>
-                <w:rFonts w:eastAsia="標楷體"/>
-              </w:rPr>
-              <w:t>的內部行為，非領域中的真實概念。</w:t>
+              <w:t>這些是軟體類別（software classes），負責解析與驗證 Profile 的內部行為，非領域中的真實概念。</w:t>
             </w:r>
           </w:p>
         </w:tc>
@@ -16165,49 +11185,7 @@
               <w:rPr>
                 <w:rFonts w:eastAsia="標楷體"/>
               </w:rPr>
-              <w:t xml:space="preserve">Console </w:t>
-            </w:r>
-            <w:r>
-              <w:rPr>
-                <w:rFonts w:eastAsia="標楷體"/>
-              </w:rPr>
-              <w:t>與</w:t>
-            </w:r>
-            <w:r>
-              <w:rPr>
-                <w:rFonts w:eastAsia="標楷體"/>
-              </w:rPr>
-              <w:t xml:space="preserve"> JSON </w:t>
-            </w:r>
-            <w:r>
-              <w:rPr>
-                <w:rFonts w:eastAsia="標楷體"/>
-              </w:rPr>
-              <w:t>是</w:t>
-            </w:r>
-            <w:r>
-              <w:rPr>
-                <w:rFonts w:eastAsia="標楷體"/>
-              </w:rPr>
-              <w:t xml:space="preserve"> ViolationReport </w:t>
-            </w:r>
-            <w:r>
-              <w:rPr>
-                <w:rFonts w:eastAsia="標楷體"/>
-              </w:rPr>
-              <w:t>的輸出格式（</w:t>
-            </w:r>
-            <w:r>
-              <w:rPr>
-                <w:rFonts w:eastAsia="標楷體"/>
-              </w:rPr>
-              <w:t>SF-04</w:t>
-            </w:r>
-            <w:r>
-              <w:rPr>
-                <w:rFonts w:eastAsia="標楷體"/>
-              </w:rPr>
-              <w:t>），屬於呈現方式而非領域概念，不需獨立建模。</w:t>
+              <w:t>Console 與 JSON 是 ViolationReport 的輸出格式（SF-04），屬於呈現方式而非領域概念，不需獨立建模。</w:t>
             </w:r>
           </w:p>
         </w:tc>
@@ -16271,19 +11249,7 @@
               <w:rPr>
                 <w:rFonts w:eastAsia="標楷體"/>
               </w:rPr>
-              <w:t>這些是外部</w:t>
-            </w:r>
-            <w:r>
-              <w:rPr>
-                <w:rFonts w:eastAsia="標楷體"/>
-              </w:rPr>
-              <w:t xml:space="preserve"> Actor</w:t>
-            </w:r>
-            <w:r>
-              <w:rPr>
-                <w:rFonts w:eastAsia="標楷體"/>
-              </w:rPr>
-              <w:t>，不屬於系統內部的領域概念。</w:t>
+              <w:t>這些是外部 Actor，不屬於系統內部的領域概念。</w:t>
             </w:r>
           </w:p>
         </w:tc>
@@ -16347,30 +11313,7 @@
               <w:rPr>
                 <w:rFonts w:eastAsia="標楷體"/>
               </w:rPr>
-              <w:t xml:space="preserve">exit code </w:t>
-            </w:r>
-            <w:r>
-              <w:rPr>
-                <w:rFonts w:eastAsia="標楷體"/>
-              </w:rPr>
-              <w:t>是數值型態，適合作為</w:t>
-            </w:r>
-            <w:r>
-              <w:rPr>
-                <w:rFonts w:eastAsia="標楷體"/>
-              </w:rPr>
-              <w:t xml:space="preserve"> ComplianceCheck </w:t>
-            </w:r>
-            <w:r>
-              <w:rPr>
-                <w:rFonts w:eastAsia="標楷體"/>
-              </w:rPr>
-              <w:t>的屬性而非</w:t>
-            </w:r>
-            <w:r>
-              <w:rPr>
-                <w:rFonts w:eastAsia="標楷體"/>
-              </w:rPr>
+              <w:t>exit code 是數值型態，適合作為 ComplianceCheck 的屬性而非</w:t>
               <w:lastRenderedPageBreak/>
               <w:t>獨立的概念類別。</w:t>
             </w:r>
@@ -16439,70 +11382,7 @@
                 <w:rFonts w:eastAsia="標楷體"/>
                 <w:highlight w:val="yellow"/>
               </w:rPr>
-              <w:t xml:space="preserve">UC-02 </w:t>
-            </w:r>
-            <w:r>
-              <w:rPr>
-                <w:rFonts w:eastAsia="標楷體"/>
-                <w:highlight w:val="yellow"/>
-              </w:rPr>
-              <w:t>產生的</w:t>
-            </w:r>
-            <w:r>
-              <w:rPr>
-                <w:rFonts w:eastAsia="標楷體"/>
-                <w:highlight w:val="yellow"/>
-              </w:rPr>
-              <w:t xml:space="preserve"> YAML </w:t>
-            </w:r>
-            <w:r>
-              <w:rPr>
-                <w:rFonts w:eastAsia="標楷體"/>
-                <w:highlight w:val="yellow"/>
-              </w:rPr>
-              <w:t>模板是</w:t>
-            </w:r>
-            <w:r>
-              <w:rPr>
-                <w:rFonts w:eastAsia="標楷體"/>
-                <w:highlight w:val="yellow"/>
-              </w:rPr>
-              <w:t xml:space="preserve"> StyleProfile </w:t>
-            </w:r>
-            <w:r>
-              <w:rPr>
-                <w:rFonts w:eastAsia="標楷體"/>
-                <w:highlight w:val="yellow"/>
-              </w:rPr>
-              <w:t>的輸出／呈現形式（與被排除的</w:t>
-            </w:r>
-            <w:r>
-              <w:rPr>
-                <w:rFonts w:eastAsia="標楷體"/>
-                <w:highlight w:val="yellow"/>
-              </w:rPr>
-              <w:t xml:space="preserve"> ConsoleReport</w:t>
-            </w:r>
-            <w:r>
-              <w:rPr>
-                <w:rFonts w:eastAsia="標楷體"/>
-                <w:highlight w:val="yellow"/>
-              </w:rPr>
-              <w:t>／</w:t>
-            </w:r>
-            <w:r>
-              <w:rPr>
-                <w:rFonts w:eastAsia="標楷體"/>
-                <w:highlight w:val="yellow"/>
-              </w:rPr>
-              <w:t xml:space="preserve">JSONReport </w:t>
-            </w:r>
-            <w:r>
-              <w:rPr>
-                <w:rFonts w:eastAsia="標楷體"/>
-                <w:highlight w:val="yellow"/>
-              </w:rPr>
-              <w:t>同類），屬實作層產物，非領域概念。</w:t>
+              <w:t>UC-02 產生的 YAML 模板是 StyleProfile 的輸出／呈現形式（與被排除的 ConsoleReport／JSONReport 同類），屬實作層產物，非領域概念。</w:t>
             </w:r>
           </w:p>
         </w:tc>
@@ -16568,56 +11448,7 @@
                 <w:rFonts w:eastAsia="標楷體"/>
                 <w:highlight w:val="yellow"/>
               </w:rPr>
-              <w:t xml:space="preserve">UC-02 </w:t>
-            </w:r>
-            <w:r>
-              <w:rPr>
-                <w:rFonts w:eastAsia="標楷體"/>
-                <w:highlight w:val="yellow"/>
-              </w:rPr>
-              <w:t>驗證流程的產出。</w:t>
-            </w:r>
-            <w:r>
-              <w:rPr>
-                <w:rFonts w:eastAsia="標楷體"/>
-                <w:highlight w:val="yellow"/>
-              </w:rPr>
-              <w:t xml:space="preserve">iteration I </w:t>
-            </w:r>
-            <w:r>
-              <w:rPr>
-                <w:rFonts w:eastAsia="標楷體"/>
-                <w:highlight w:val="yellow"/>
-              </w:rPr>
-              <w:t>已將負責解析與驗證</w:t>
-            </w:r>
-            <w:r>
-              <w:rPr>
-                <w:rFonts w:eastAsia="標楷體"/>
-                <w:highlight w:val="yellow"/>
-              </w:rPr>
-              <w:t xml:space="preserve"> Profile </w:t>
-            </w:r>
-            <w:r>
-              <w:rPr>
-                <w:rFonts w:eastAsia="標楷體"/>
-                <w:highlight w:val="yellow"/>
-              </w:rPr>
-              <w:t>的</w:t>
-            </w:r>
-            <w:r>
-              <w:rPr>
-                <w:rFonts w:eastAsia="標楷體"/>
-                <w:highlight w:val="yellow"/>
-              </w:rPr>
-              <w:t xml:space="preserve"> ProfileValidator </w:t>
-            </w:r>
-            <w:r>
-              <w:rPr>
-                <w:rFonts w:eastAsia="標楷體"/>
-                <w:highlight w:val="yellow"/>
-              </w:rPr>
-              <w:t>列為軟體類別，其產出同屬實作層，不需建模為領域概念。</w:t>
+              <w:t>UC-02 驗證流程的產出。iteration I 已將負責解析與驗證 Profile 的 ProfileValidator 列為軟體類別，其產出同屬實作層，不需建模為領域概念。</w:t>
             </w:r>
           </w:p>
         </w:tc>
@@ -16652,8 +11483,65 @@
                 <w:bCs/>
                 <w:highlight w:val="yellow"/>
               </w:rPr>
-              <w:t>Suggestion</w:t>
-            </w:r>
+              <w:t>Suggestion（升級為類別）</w:t>
+            </w:r>
+          </w:p>
+        </w:tc>
+        <w:tc>
+          <w:tcPr>
+            <w:tcW w:w="6726" w:type="dxa"/>
+            <w:tcBorders>
+              <w:top w:val="single" w:sz="1" w:space="0" w:color="AAAAAA"/>
+              <w:left w:val="single" w:sz="1" w:space="0" w:color="AAAAAA"/>
+              <w:bottom w:val="single" w:sz="1" w:space="0" w:color="AAAAAA"/>
+              <w:right w:val="single" w:sz="1" w:space="0" w:color="AAAAAA"/>
+            </w:tcBorders>
+            <w:tcMar>
+              <w:top w:w="80" w:type="dxa"/>
+              <w:left w:w="120" w:type="dxa"/>
+              <w:bottom w:w="80" w:type="dxa"/>
+              <w:right w:w="120" w:type="dxa"/>
+            </w:tcMar>
+          </w:tcPr>
+          <w:p>
+            <w:pPr>
+              <w:rPr>
+                <w:rFonts w:eastAsia="標楷體"/>
+              </w:rPr>
+            </w:pPr>
+            <w:r>
+              <w:rPr>
+                <w:rFonts w:eastAsia="標楷體"/>
+                <w:highlight w:val="yellow"/>
+              </w:rPr>
+              <w:t>UC-03 的修正建議在本領域僅為一段文字，無自身結構、身份與關聯。依「純資料型別值即屬性」原則，應為 Violation 的屬性 suggestion [0..1]；升級為獨立類別屬過度建模（over-modeling）。</w:t>
+            </w:r>
+          </w:p>
+        </w:tc>
+      </w:tr>
+      <w:tr>
+        <w:tc>
+          <w:tcPr>
+            <w:tcW w:w="2300" w:type="dxa"/>
+            <w:tcBorders>
+              <w:top w:val="single" w:sz="1" w:space="0" w:color="AAAAAA"/>
+              <w:left w:val="single" w:sz="1" w:space="0" w:color="AAAAAA"/>
+              <w:bottom w:val="single" w:sz="1" w:space="0" w:color="AAAAAA"/>
+              <w:right w:val="single" w:sz="1" w:space="0" w:color="AAAAAA"/>
+            </w:tcBorders>
+            <w:tcMar>
+              <w:top w:w="80" w:type="dxa"/>
+              <w:left w:w="120" w:type="dxa"/>
+              <w:bottom w:w="80" w:type="dxa"/>
+              <w:right w:w="120" w:type="dxa"/>
+            </w:tcMar>
+          </w:tcPr>
+          <w:p>
+            <w:pPr>
+              <w:rPr>
+                <w:rFonts w:eastAsia="標楷體"/>
+              </w:rPr>
+            </w:pPr>
             <w:r>
               <w:rPr>
                 <w:rFonts w:eastAsia="標楷體"/>
@@ -16661,7 +11549,7 @@
                 <w:bCs/>
                 <w:highlight w:val="yellow"/>
               </w:rPr>
-              <w:t>（升級為類別）</w:t>
+              <w:t>InteractiveSession / FixDecision</w:t>
             </w:r>
           </w:p>
         </w:tc>
@@ -16692,171 +11580,7 @@
                 <w:rFonts w:eastAsia="標楷體"/>
                 <w:highlight w:val="yellow"/>
               </w:rPr>
-              <w:t xml:space="preserve">UC-03 </w:t>
-            </w:r>
-            <w:r>
-              <w:rPr>
-                <w:rFonts w:eastAsia="標楷體"/>
-                <w:highlight w:val="yellow"/>
-              </w:rPr>
-              <w:t>的修正建議在本領域僅為一段文字，無自身結構、身份與關聯。依「純資料型別值即屬性」原則，應為</w:t>
-            </w:r>
-            <w:r>
-              <w:rPr>
-                <w:rFonts w:eastAsia="標楷體"/>
-                <w:highlight w:val="yellow"/>
-              </w:rPr>
-              <w:t xml:space="preserve"> Violation </w:t>
-            </w:r>
-            <w:r>
-              <w:rPr>
-                <w:rFonts w:eastAsia="標楷體"/>
-                <w:highlight w:val="yellow"/>
-              </w:rPr>
-              <w:t>的屬性</w:t>
-            </w:r>
-            <w:r>
-              <w:rPr>
-                <w:rFonts w:eastAsia="標楷體"/>
-                <w:highlight w:val="yellow"/>
-              </w:rPr>
-              <w:t xml:space="preserve"> suggestion [0..1]</w:t>
-            </w:r>
-            <w:r>
-              <w:rPr>
-                <w:rFonts w:eastAsia="標楷體"/>
-                <w:highlight w:val="yellow"/>
-              </w:rPr>
-              <w:t>；升級為獨立類別屬過度建模（</w:t>
-            </w:r>
-            <w:r>
-              <w:rPr>
-                <w:rFonts w:eastAsia="標楷體"/>
-                <w:highlight w:val="yellow"/>
-              </w:rPr>
-              <w:t>over-modeling</w:t>
-            </w:r>
-            <w:r>
-              <w:rPr>
-                <w:rFonts w:eastAsia="標楷體"/>
-                <w:highlight w:val="yellow"/>
-              </w:rPr>
-              <w:t>）。</w:t>
-            </w:r>
-          </w:p>
-        </w:tc>
-      </w:tr>
-      <w:tr>
-        <w:tc>
-          <w:tcPr>
-            <w:tcW w:w="2300" w:type="dxa"/>
-            <w:tcBorders>
-              <w:top w:val="single" w:sz="1" w:space="0" w:color="AAAAAA"/>
-              <w:left w:val="single" w:sz="1" w:space="0" w:color="AAAAAA"/>
-              <w:bottom w:val="single" w:sz="1" w:space="0" w:color="AAAAAA"/>
-              <w:right w:val="single" w:sz="1" w:space="0" w:color="AAAAAA"/>
-            </w:tcBorders>
-            <w:tcMar>
-              <w:top w:w="80" w:type="dxa"/>
-              <w:left w:w="120" w:type="dxa"/>
-              <w:bottom w:w="80" w:type="dxa"/>
-              <w:right w:w="120" w:type="dxa"/>
-            </w:tcMar>
-          </w:tcPr>
-          <w:p>
-            <w:pPr>
-              <w:rPr>
-                <w:rFonts w:eastAsia="標楷體"/>
-              </w:rPr>
-            </w:pPr>
-            <w:r>
-              <w:rPr>
-                <w:rFonts w:eastAsia="標楷體"/>
-                <w:b/>
-                <w:bCs/>
-                <w:highlight w:val="yellow"/>
-              </w:rPr>
-              <w:t>InteractiveSession / FixDecision</w:t>
-            </w:r>
-          </w:p>
-        </w:tc>
-        <w:tc>
-          <w:tcPr>
-            <w:tcW w:w="6726" w:type="dxa"/>
-            <w:tcBorders>
-              <w:top w:val="single" w:sz="1" w:space="0" w:color="AAAAAA"/>
-              <w:left w:val="single" w:sz="1" w:space="0" w:color="AAAAAA"/>
-              <w:bottom w:val="single" w:sz="1" w:space="0" w:color="AAAAAA"/>
-              <w:right w:val="single" w:sz="1" w:space="0" w:color="AAAAAA"/>
-            </w:tcBorders>
-            <w:tcMar>
-              <w:top w:w="80" w:type="dxa"/>
-              <w:left w:w="120" w:type="dxa"/>
-              <w:bottom w:w="80" w:type="dxa"/>
-              <w:right w:w="120" w:type="dxa"/>
-            </w:tcMar>
-          </w:tcPr>
-          <w:p>
-            <w:pPr>
-              <w:rPr>
-                <w:rFonts w:eastAsia="標楷體"/>
-              </w:rPr>
-            </w:pPr>
-            <w:r>
-              <w:rPr>
-                <w:rFonts w:eastAsia="標楷體"/>
-                <w:highlight w:val="yellow"/>
-              </w:rPr>
-              <w:t xml:space="preserve">UC-03 </w:t>
-            </w:r>
-            <w:r>
-              <w:rPr>
-                <w:rFonts w:eastAsia="標楷體"/>
-                <w:highlight w:val="yellow"/>
-              </w:rPr>
-              <w:t>的</w:t>
-            </w:r>
-            <w:r>
-              <w:rPr>
-                <w:rFonts w:eastAsia="標楷體"/>
-                <w:highlight w:val="yellow"/>
-              </w:rPr>
-              <w:t xml:space="preserve"> [y/n/q] </w:t>
-            </w:r>
-            <w:r>
-              <w:rPr>
-                <w:rFonts w:eastAsia="標楷體"/>
-                <w:highlight w:val="yellow"/>
-              </w:rPr>
-              <w:t>逐條互動為控制流程，非「需要記憶的事物」；其結果（寫入</w:t>
-            </w:r>
-            <w:r>
-              <w:rPr>
-                <w:rFonts w:eastAsia="標楷體"/>
-                <w:highlight w:val="yellow"/>
-              </w:rPr>
-              <w:t xml:space="preserve"> Suppression </w:t>
-            </w:r>
-            <w:r>
-              <w:rPr>
-                <w:rFonts w:eastAsia="標楷體"/>
-                <w:highlight w:val="yellow"/>
-              </w:rPr>
-              <w:t>或保留</w:t>
-            </w:r>
-            <w:r>
-              <w:rPr>
-                <w:rFonts w:eastAsia="標楷體"/>
-                <w:highlight w:val="yellow"/>
-              </w:rPr>
-              <w:t xml:space="preserve"> Violation</w:t>
-            </w:r>
-            <w:r>
-              <w:rPr>
-                <w:rFonts w:eastAsia="標楷體"/>
-                <w:highlight w:val="yellow"/>
-              </w:rPr>
-              <w:t>）已由既有概念建模，無須另立會話類別。</w:t>
+              <w:t>UC-03 的 [y/n/q] 逐條互動為控制流程，非「需要記憶的事物」；其結果（寫入 Suppression 或保留 Violation）已由既有概念建模，無須另立會話類別。</w:t>
             </w:r>
           </w:p>
         </w:tc>
@@ -16884,19 +11608,7 @@
         <w:rPr>
           <w:rFonts w:eastAsia="標楷體"/>
         </w:rPr>
-        <w:t>關聯的建立依據「需要記憶的關係」原則（</w:t>
-      </w:r>
-      <w:r>
-        <w:rPr>
-          <w:rFonts w:eastAsia="標楷體"/>
-        </w:rPr>
-        <w:t>need-to-remember associations</w:t>
-      </w:r>
-      <w:r>
-        <w:rPr>
-          <w:rFonts w:eastAsia="標楷體"/>
-        </w:rPr>
-        <w:t>）。下表列出各關聯的名稱、對應數量與建立理由：</w:t>
+        <w:t>關聯的建立依據「需要記憶的關係」原則（need-to-remember associations）。下表列出各關聯的名稱、對應數量與建立理由：</w:t>
       </w:r>
     </w:p>
     <w:tbl>
@@ -17113,31 +11825,7 @@
               <w:rPr>
                 <w:rFonts w:eastAsia="標楷體"/>
               </w:rPr>
-              <w:t>每次檢查使用一份</w:t>
-            </w:r>
-            <w:r>
-              <w:rPr>
-                <w:rFonts w:eastAsia="標楷體"/>
-              </w:rPr>
-              <w:t xml:space="preserve"> Profile</w:t>
-            </w:r>
-            <w:r>
-              <w:rPr>
-                <w:rFonts w:eastAsia="標楷體"/>
-              </w:rPr>
-              <w:t>；同一份</w:t>
-            </w:r>
-            <w:r>
-              <w:rPr>
-                <w:rFonts w:eastAsia="標楷體"/>
-              </w:rPr>
-              <w:t xml:space="preserve"> Profile </w:t>
-            </w:r>
-            <w:r>
-              <w:rPr>
-                <w:rFonts w:eastAsia="標楷體"/>
-              </w:rPr>
-              <w:t>可被多次檢查使用。</w:t>
+              <w:t>每次檢查使用一份 Profile；同一份 Profile 可被多次檢查使用。</w:t>
             </w:r>
           </w:p>
         </w:tc>
@@ -17419,19 +12107,7 @@
               <w:rPr>
                 <w:rFonts w:eastAsia="標楷體"/>
               </w:rPr>
-              <w:t>檢查時讀取已存在的</w:t>
-            </w:r>
-            <w:r>
-              <w:rPr>
-                <w:rFonts w:eastAsia="標楷體"/>
-              </w:rPr>
-              <w:t xml:space="preserve"> Suppression </w:t>
-            </w:r>
-            <w:r>
-              <w:rPr>
-                <w:rFonts w:eastAsia="標楷體"/>
-              </w:rPr>
-              <w:t>記錄來過濾結果。</w:t>
+              <w:t>檢查時讀取已存在的 Suppression 記錄來過濾結果。</w:t>
             </w:r>
           </w:p>
         </w:tc>
@@ -17525,19 +12201,7 @@
               <w:rPr>
                 <w:rFonts w:eastAsia="標楷體"/>
               </w:rPr>
-              <w:t>一份</w:t>
-            </w:r>
-            <w:r>
-              <w:rPr>
-                <w:rFonts w:eastAsia="標楷體"/>
-              </w:rPr>
-              <w:t xml:space="preserve"> Profile </w:t>
-            </w:r>
-            <w:r>
-              <w:rPr>
-                <w:rFonts w:eastAsia="標楷體"/>
-              </w:rPr>
-              <w:t>至少包含一條規則，為組合關係。</w:t>
+              <w:t>一份 Profile 至少包含一條規則，為組合關係。</w:t>
             </w:r>
           </w:p>
         </w:tc>
@@ -17631,19 +12295,7 @@
               <w:rPr>
                 <w:rFonts w:eastAsia="標楷體"/>
               </w:rPr>
-              <w:t>專案包含一至多個</w:t>
-            </w:r>
-            <w:r>
-              <w:rPr>
-                <w:rFonts w:eastAsia="標楷體"/>
-              </w:rPr>
-              <w:t xml:space="preserve"> Java </w:t>
-            </w:r>
-            <w:r>
-              <w:rPr>
-                <w:rFonts w:eastAsia="標楷體"/>
-              </w:rPr>
-              <w:t>檔案，為組合關係。</w:t>
+              <w:t>專案包含一至多個 Java 檔案，為組合關係。</w:t>
             </w:r>
           </w:p>
         </w:tc>
@@ -17926,19 +12578,7 @@
               <w:rPr>
                 <w:rFonts w:eastAsia="標楷體"/>
               </w:rPr>
-              <w:t>每筆違規發生在特定的</w:t>
-            </w:r>
-            <w:r>
-              <w:rPr>
-                <w:rFonts w:eastAsia="標楷體"/>
-              </w:rPr>
-              <w:t xml:space="preserve"> Java </w:t>
-            </w:r>
-            <w:r>
-              <w:rPr>
-                <w:rFonts w:eastAsia="標楷體"/>
-              </w:rPr>
-              <w:t>檔案中。</w:t>
+              <w:t>每筆違規發生在特定的 Java 檔案中。</w:t>
             </w:r>
           </w:p>
         </w:tc>
@@ -18050,79 +12690,7 @@
         <w:rPr>
           <w:rFonts w:eastAsia="標楷體"/>
         </w:rPr>
-        <w:t>此外，</w:t>
-      </w:r>
-      <w:r>
-        <w:rPr>
-          <w:rFonts w:eastAsia="標楷體"/>
-        </w:rPr>
-        <w:t>NamingRule</w:t>
-      </w:r>
-      <w:r>
-        <w:rPr>
-          <w:rFonts w:eastAsia="標楷體"/>
-        </w:rPr>
-        <w:t>、</w:t>
-      </w:r>
-      <w:r>
-        <w:rPr>
-          <w:rFonts w:eastAsia="標楷體"/>
-        </w:rPr>
-        <w:t>DependencyRule</w:t>
-      </w:r>
-      <w:r>
-        <w:rPr>
-          <w:rFonts w:eastAsia="標楷體"/>
-        </w:rPr>
-        <w:t>、</w:t>
-      </w:r>
-      <w:r>
-        <w:rPr>
-          <w:rFonts w:eastAsia="標楷體"/>
-        </w:rPr>
-        <w:t>SupertypeRule</w:t>
-      </w:r>
-      <w:r>
-        <w:rPr>
-          <w:rFonts w:eastAsia="標楷體"/>
-        </w:rPr>
-        <w:t>、</w:t>
-      </w:r>
-      <w:r>
-        <w:rPr>
-          <w:rFonts w:eastAsia="標楷體"/>
-        </w:rPr>
-        <w:t xml:space="preserve">PackageRule </w:t>
-      </w:r>
-      <w:r>
-        <w:rPr>
-          <w:rFonts w:eastAsia="標楷體"/>
-        </w:rPr>
-        <w:t>為</w:t>
-      </w:r>
-      <w:r>
-        <w:rPr>
-          <w:rFonts w:eastAsia="標楷體"/>
-        </w:rPr>
-        <w:t xml:space="preserve"> ComplianceRule </w:t>
-      </w:r>
-      <w:r>
-        <w:rPr>
-          <w:rFonts w:eastAsia="標楷體"/>
-        </w:rPr>
-        <w:t>的泛化（</w:t>
-      </w:r>
-      <w:r>
-        <w:rPr>
-          <w:rFonts w:eastAsia="標楷體"/>
-        </w:rPr>
-        <w:t>generalization</w:t>
-      </w:r>
-      <w:r>
-        <w:rPr>
-          <w:rFonts w:eastAsia="標楷體"/>
-        </w:rPr>
-        <w:t>）子類型，以空心三角形箭頭表示繼承關係。</w:t>
+        <w:t>此外，NamingRule、DependencyRule、SupertypeRule、PackageRule 為 ComplianceRule 的泛化（generalization）子類型，以空心三角形箭頭表示繼承關係。</w:t>
       </w:r>
     </w:p>
     <w:p>
@@ -18147,31 +12715,7 @@
         <w:rPr>
           <w:rFonts w:eastAsia="標楷體"/>
         </w:rPr>
-        <w:t>屬性的選擇遵循「在</w:t>
-      </w:r>
-      <w:r>
-        <w:rPr>
-          <w:rFonts w:eastAsia="標楷體"/>
-        </w:rPr>
-        <w:t xml:space="preserve"> Domain Model </w:t>
-      </w:r>
-      <w:r>
-        <w:rPr>
-          <w:rFonts w:eastAsia="標楷體"/>
-        </w:rPr>
-        <w:t>中聚焦於資料型別屬性」的原則，避免將複雜概念當作屬性、避免以外鍵（</w:t>
-      </w:r>
-      <w:r>
-        <w:rPr>
-          <w:rFonts w:eastAsia="標楷體"/>
-        </w:rPr>
-        <w:t>foreign key</w:t>
-      </w:r>
-      <w:r>
-        <w:rPr>
-          <w:rFonts w:eastAsia="標楷體"/>
-        </w:rPr>
-        <w:t>）代替關聯。各概念類別之屬性整理如下：</w:t>
+        <w:t>屬性的選擇遵循「在 Domain Model 中聚焦於資料型別屬性」的原則，避免將複雜概念當作屬性、避免以外鍵（foreign key）代替關聯。各概念類別之屬性整理如下：</w:t>
       </w:r>
     </w:p>
     <w:tbl>
@@ -18323,37 +12867,7 @@
               <w:rPr>
                 <w:rFonts w:eastAsia="標楷體"/>
               </w:rPr>
-              <w:t>dateTime</w:t>
-            </w:r>
-            <w:r>
-              <w:rPr>
-                <w:rFonts w:eastAsia="標楷體"/>
-              </w:rPr>
-              <w:t>（檢查執行時間）、</w:t>
-            </w:r>
-            <w:r>
-              <w:rPr>
-                <w:rFonts w:eastAsia="標楷體"/>
-              </w:rPr>
-              <w:t>exitCode</w:t>
-            </w:r>
-            <w:r>
-              <w:rPr>
-                <w:rFonts w:eastAsia="標楷體"/>
-              </w:rPr>
-              <w:t>（結果碼：</w:t>
-            </w:r>
-            <w:r>
-              <w:rPr>
-                <w:rFonts w:eastAsia="標楷體"/>
-              </w:rPr>
-              <w:t>0=pass, 1=violations, 2=error</w:t>
-            </w:r>
-            <w:r>
-              <w:rPr>
-                <w:rFonts w:eastAsia="標楷體"/>
-              </w:rPr>
-              <w:t>）</w:t>
+              <w:t>dateTime（檢查執行時間）、exitCode（結果碼：0=pass, 1=violations, 2=error）</w:t>
             </w:r>
           </w:p>
         </w:tc>
@@ -18417,25 +12931,7 @@
               <w:rPr>
                 <w:rFonts w:eastAsia="標楷體"/>
               </w:rPr>
-              <w:t>name</w:t>
-            </w:r>
-            <w:r>
-              <w:rPr>
-                <w:rFonts w:eastAsia="標楷體"/>
-              </w:rPr>
-              <w:t>（</w:t>
-            </w:r>
-            <w:r>
-              <w:rPr>
-                <w:rFonts w:eastAsia="標楷體"/>
-              </w:rPr>
-              <w:t xml:space="preserve">Profile </w:t>
-            </w:r>
-            <w:r>
-              <w:rPr>
-                <w:rFonts w:eastAsia="標楷體"/>
-              </w:rPr>
-              <w:t>名稱，用於識別）</w:t>
+              <w:t>name（Profile 名稱，用於識別）</w:t>
             </w:r>
           </w:p>
         </w:tc>
@@ -18499,25 +12995,7 @@
               <w:rPr>
                 <w:rFonts w:eastAsia="標楷體"/>
               </w:rPr>
-              <w:t>id</w:t>
-            </w:r>
-            <w:r>
-              <w:rPr>
-                <w:rFonts w:eastAsia="標楷體"/>
-              </w:rPr>
-              <w:t>（規則識別碼）、</w:t>
-            </w:r>
-            <w:r>
-              <w:rPr>
-                <w:rFonts w:eastAsia="標楷體"/>
-              </w:rPr>
-              <w:t>description</w:t>
-            </w:r>
-            <w:r>
-              <w:rPr>
-                <w:rFonts w:eastAsia="標楷體"/>
-              </w:rPr>
-              <w:t>（規則說明文字）</w:t>
+              <w:t>id（規則識別碼）、description（規則說明文字）</w:t>
             </w:r>
           </w:p>
         </w:tc>
@@ -18581,25 +13059,7 @@
               <w:rPr>
                 <w:rFonts w:eastAsia="標楷體"/>
               </w:rPr>
-              <w:t>classNamePattern</w:t>
-            </w:r>
-            <w:r>
-              <w:rPr>
-                <w:rFonts w:eastAsia="標楷體"/>
-              </w:rPr>
-              <w:t>（類別命名的正規表達式</w:t>
-            </w:r>
-            <w:r>
-              <w:rPr>
-                <w:rFonts w:eastAsia="標楷體"/>
-              </w:rPr>
-              <w:t xml:space="preserve"> pattern</w:t>
-            </w:r>
-            <w:r>
-              <w:rPr>
-                <w:rFonts w:eastAsia="標楷體"/>
-              </w:rPr>
-              <w:t>）</w:t>
+              <w:t>classNamePattern（類別命名的正規表達式 pattern）</w:t>
             </w:r>
           </w:p>
         </w:tc>
@@ -18663,61 +13123,7 @@
               <w:rPr>
                 <w:rFonts w:eastAsia="標楷體"/>
               </w:rPr>
-              <w:t>sourcePackage</w:t>
-            </w:r>
-            <w:r>
-              <w:rPr>
-                <w:rFonts w:eastAsia="標楷體"/>
-              </w:rPr>
-              <w:t>（來源套件</w:t>
-            </w:r>
-            <w:r>
-              <w:rPr>
-                <w:rFonts w:eastAsia="標楷體"/>
-              </w:rPr>
-              <w:t xml:space="preserve"> pattern</w:t>
-            </w:r>
-            <w:r>
-              <w:rPr>
-                <w:rFonts w:eastAsia="標楷體"/>
-              </w:rPr>
-              <w:t>）、</w:t>
-            </w:r>
-            <w:r>
-              <w:rPr>
-                <w:rFonts w:eastAsia="標楷體"/>
-              </w:rPr>
-              <w:t>targetPackage</w:t>
-            </w:r>
-            <w:r>
-              <w:rPr>
-                <w:rFonts w:eastAsia="標楷體"/>
-              </w:rPr>
-              <w:t>（目標套件</w:t>
-            </w:r>
-            <w:r>
-              <w:rPr>
-                <w:rFonts w:eastAsia="標楷體"/>
-              </w:rPr>
-              <w:t xml:space="preserve"> pattern</w:t>
-            </w:r>
-            <w:r>
-              <w:rPr>
-                <w:rFonts w:eastAsia="標楷體"/>
-              </w:rPr>
-              <w:t>）、</w:t>
-            </w:r>
-            <w:r>
-              <w:rPr>
-                <w:rFonts w:eastAsia="標楷體"/>
-              </w:rPr>
-              <w:t>isAllowed</w:t>
-            </w:r>
-            <w:r>
-              <w:rPr>
-                <w:rFonts w:eastAsia="標楷體"/>
-              </w:rPr>
-              <w:t>（是否允許此依賴方向）</w:t>
+              <w:t>sourcePackage（來源套件 pattern）、targetPackage（目標套件 pattern）、isAllowed（是否允許此依賴方向）</w:t>
             </w:r>
           </w:p>
         </w:tc>
@@ -18781,37 +13187,7 @@
               <w:rPr>
                 <w:rFonts w:eastAsia="標楷體"/>
               </w:rPr>
-              <w:t>targetPackage</w:t>
-            </w:r>
-            <w:r>
-              <w:rPr>
-                <w:rFonts w:eastAsia="標楷體"/>
-              </w:rPr>
-              <w:t>（適用的套件</w:t>
-            </w:r>
-            <w:r>
-              <w:rPr>
-                <w:rFonts w:eastAsia="標楷體"/>
-              </w:rPr>
-              <w:t xml:space="preserve"> pattern</w:t>
-            </w:r>
-            <w:r>
-              <w:rPr>
-                <w:rFonts w:eastAsia="標楷體"/>
-              </w:rPr>
-              <w:t>）、</w:t>
-            </w:r>
-            <w:r>
-              <w:rPr>
-                <w:rFonts w:eastAsia="標楷體"/>
-              </w:rPr>
-              <w:t>requiredSupertype</w:t>
-            </w:r>
-            <w:r>
-              <w:rPr>
-                <w:rFonts w:eastAsia="標楷體"/>
-              </w:rPr>
-              <w:t>（要求繼承或實作的型別名稱）</w:t>
+              <w:t>targetPackage（適用的套件 pattern）、requiredSupertype（要求繼承或實作的型別名稱）</w:t>
             </w:r>
           </w:p>
         </w:tc>
@@ -18875,25 +13251,7 @@
               <w:rPr>
                 <w:rFonts w:eastAsia="標楷體"/>
               </w:rPr>
-              <w:t>packagePattern</w:t>
-            </w:r>
-            <w:r>
-              <w:rPr>
-                <w:rFonts w:eastAsia="標楷體"/>
-              </w:rPr>
-              <w:t>（套件結構的萬用字元</w:t>
-            </w:r>
-            <w:r>
-              <w:rPr>
-                <w:rFonts w:eastAsia="標楷體"/>
-              </w:rPr>
-              <w:t xml:space="preserve"> pattern</w:t>
-            </w:r>
-            <w:r>
-              <w:rPr>
-                <w:rFonts w:eastAsia="標楷體"/>
-              </w:rPr>
-              <w:t>）</w:t>
+              <w:t>packagePattern（套件結構的萬用字元 pattern）</w:t>
             </w:r>
           </w:p>
         </w:tc>
@@ -18957,13 +13315,7 @@
               <w:rPr>
                 <w:rFonts w:eastAsia="標楷體"/>
               </w:rPr>
-              <w:t>rootPath</w:t>
-            </w:r>
-            <w:r>
-              <w:rPr>
-                <w:rFonts w:eastAsia="標楷體"/>
-              </w:rPr>
-              <w:t>（專案根目錄路徑）</w:t>
+              <w:t>rootPath（專案根目錄路徑）</w:t>
             </w:r>
           </w:p>
         </w:tc>
@@ -19027,13 +13379,7 @@
               <w:rPr>
                 <w:rFonts w:eastAsia="標楷體"/>
               </w:rPr>
-              <w:t>filePath</w:t>
-            </w:r>
-            <w:r>
-              <w:rPr>
-                <w:rFonts w:eastAsia="標楷體"/>
-              </w:rPr>
-              <w:t>（檔案路徑）</w:t>
+              <w:t>filePath（檔案路徑）</w:t>
             </w:r>
           </w:p>
         </w:tc>
@@ -19097,37 +13443,7 @@
               <w:rPr>
                 <w:rFonts w:eastAsia="標楷體"/>
               </w:rPr>
-              <w:t>checkedFileCount</w:t>
-            </w:r>
-            <w:r>
-              <w:rPr>
-                <w:rFonts w:eastAsia="標楷體"/>
-              </w:rPr>
-              <w:t>（已檢查檔案數）、</w:t>
-            </w:r>
-            <w:r>
-              <w:rPr>
-                <w:rFonts w:eastAsia="標楷體"/>
-              </w:rPr>
-              <w:t>violationCount</w:t>
-            </w:r>
-            <w:r>
-              <w:rPr>
-                <w:rFonts w:eastAsia="標楷體"/>
-              </w:rPr>
-              <w:t>（違規總數）、</w:t>
-            </w:r>
-            <w:r>
-              <w:rPr>
-                <w:rFonts w:eastAsia="標楷體"/>
-              </w:rPr>
-              <w:t>suppressedCount</w:t>
-            </w:r>
-            <w:r>
-              <w:rPr>
-                <w:rFonts w:eastAsia="標楷體"/>
-              </w:rPr>
-              <w:t>（已抑制數量）</w:t>
+              <w:t>checkedFileCount（已檢查檔案數）、violationCount（違規總數）、suppressedCount（已抑制數量）</w:t>
             </w:r>
           </w:p>
         </w:tc>
@@ -19191,60 +13507,14 @@
               <w:rPr>
                 <w:rFonts w:eastAsia="標楷體"/>
               </w:rPr>
-              <w:t>lineNumber</w:t>
-            </w:r>
-            <w:r>
-              <w:rPr>
-                <w:rFonts w:eastAsia="標楷體"/>
-              </w:rPr>
-              <w:t>（發生行號）、</w:t>
-            </w:r>
-            <w:r>
-              <w:rPr>
-                <w:rFonts w:eastAsia="標楷體"/>
-              </w:rPr>
-              <w:t>message</w:t>
-            </w:r>
-            <w:r>
-              <w:rPr>
-                <w:rFonts w:eastAsia="標楷體"/>
-              </w:rPr>
-              <w:t>（違規說明）</w:t>
+              <w:t>lineNumber（發生行號）、message（違規說明）</w:t>
             </w:r>
             <w:r>
               <w:rPr>
                 <w:rFonts w:eastAsia="標楷體"/>
                 <w:highlight w:val="yellow"/>
               </w:rPr>
-              <w:t>、</w:t>
-            </w:r>
-            <w:r>
-              <w:rPr>
-                <w:rFonts w:eastAsia="標楷體"/>
-                <w:highlight w:val="yellow"/>
-              </w:rPr>
-              <w:t>suggestion</w:t>
-            </w:r>
-            <w:r>
-              <w:rPr>
-                <w:rFonts w:eastAsia="標楷體"/>
-                <w:highlight w:val="yellow"/>
-              </w:rPr>
-              <w:t>（針對該筆違規的修正建議，可選</w:t>
-            </w:r>
-            <w:r>
-              <w:rPr>
-                <w:rFonts w:eastAsia="標楷體"/>
-                <w:highlight w:val="yellow"/>
-              </w:rPr>
-              <w:t xml:space="preserve"> [0..1]</w:t>
-            </w:r>
-            <w:r>
-              <w:rPr>
-                <w:rFonts w:eastAsia="標楷體"/>
-                <w:highlight w:val="yellow"/>
-              </w:rPr>
-              <w:t>）</w:t>
+              <w:t>、suggestion（針對該筆違規的修正建議，可選 [0..1]）</w:t>
             </w:r>
           </w:p>
         </w:tc>
@@ -19308,49 +13578,7 @@
               <w:rPr>
                 <w:rFonts w:eastAsia="標楷體"/>
               </w:rPr>
-              <w:t>filePath</w:t>
-            </w:r>
-            <w:r>
-              <w:rPr>
-                <w:rFonts w:eastAsia="標楷體"/>
-              </w:rPr>
-              <w:t>（被抑制違規所在檔案路徑）、</w:t>
-            </w:r>
-            <w:r>
-              <w:rPr>
-                <w:rFonts w:eastAsia="標楷體"/>
-              </w:rPr>
-              <w:t>lineNumber</w:t>
-            </w:r>
-            <w:r>
-              <w:rPr>
-                <w:rFonts w:eastAsia="標楷體"/>
-              </w:rPr>
-              <w:t>（被抑制違規所在行號）、</w:t>
-            </w:r>
-            <w:r>
-              <w:rPr>
-                <w:rFonts w:eastAsia="標楷體"/>
-              </w:rPr>
-              <w:t>reason</w:t>
-            </w:r>
-            <w:r>
-              <w:rPr>
-                <w:rFonts w:eastAsia="標楷體"/>
-              </w:rPr>
-              <w:t>（抑制原因）、</w:t>
-            </w:r>
-            <w:r>
-              <w:rPr>
-                <w:rFonts w:eastAsia="標楷體"/>
-              </w:rPr>
-              <w:t>timestamp</w:t>
-            </w:r>
-            <w:r>
-              <w:rPr>
-                <w:rFonts w:eastAsia="標楷體"/>
-              </w:rPr>
-              <w:t>（抑制時間戳記）</w:t>
+              <w:t>filePath（被抑制違規所在檔案路徑）、lineNumber（被抑制違規所在行號）、reason（抑制原因）、timestamp（抑制時間戳記）</w:t>
             </w:r>
           </w:p>
         </w:tc>
@@ -19683,6 +13911,160 @@
     </w:p>
     <w:p>
       <w:pPr>
+        <w:pStyle w:val="3"/>
+      </w:pPr>
+      <w:r>
+        <w:t>3.2.3 System Sequence Diagram — UC-03 Check with Interactive Fix Suggestions</w:t>
+      </w:r>
+    </w:p>
+    <w:p>
+      <w:pPr/>
+      <w:r>
+        <w:t>UC-03 為 Iteration II 新增之互動式修復使用案例。使用者執行 arch-checker fix &lt;sourcePath&gt; &lt;profilePath&gt;，系統先執行合規檢查，再對每一筆違規依序顯示違規訊息與修正建議（suggestion），使用者輸入 f（suppress）、s（skip）或 q（quit）後，系統輸出修正摘要。本節以 SSD 識別系統事件：fix(sourcePath, profilePath) 為唯一外部觸發事件，內部以互動迴圈處理各違規決策。</w:t>
+      </w:r>
+    </w:p>
+    <w:p>
+      <w:pPr>
+        <w:jc w:val="center"/>
+      </w:pPr>
+      <w:r>
+        <w:drawing>
+          <wp:inline xmlns:a="http://schemas.openxmlformats.org/drawingml/2006/main" xmlns:pic="http://schemas.openxmlformats.org/drawingml/2006/picture">
+            <wp:extent cx="5486400" cy="3962413"/>
+            <wp:docPr id="1473456422" name="Picture uc03_ssd"/>
+            <wp:cNvGraphicFramePr>
+              <a:graphicFrameLocks noChangeAspect="1"/>
+            </wp:cNvGraphicFramePr>
+            <a:graphic>
+              <a:graphicData uri="http://schemas.openxmlformats.org/drawingml/2006/picture">
+                <pic:pic>
+                  <pic:nvPicPr>
+                    <pic:cNvPr id="0" name="uc03_ssd.png"/>
+                    <pic:cNvPicPr/>
+                  </pic:nvPicPr>
+                  <pic:blipFill>
+                    <a:blip r:embed="rId21"/>
+                    <a:stretch>
+                      <a:fillRect/>
+                    </a:stretch>
+                  </pic:blipFill>
+                  <pic:spPr>
+                    <a:xfrm>
+                      <a:off x="0" y="0"/>
+                      <a:ext cx="5486400" cy="3962413"/>
+                    </a:xfrm>
+                    <a:prstGeom prst="rect"/>
+                  </pic:spPr>
+                </pic:pic>
+              </a:graphicData>
+            </a:graphic>
+          </wp:inline>
+        </w:drawing>
+      </w:r>
+    </w:p>
+    <w:p>
+      <w:pPr>
+        <w:jc w:val="center"/>
+      </w:pPr>
+      <w:r>
+        <w:rPr>
+          <w:i/>
+          <w:sz w:val="20"/>
+        </w:rPr>
+        <w:t>圖 3-2.3 UC-03 Check with Interactive Fix Suggestions — System Sequence Diagram</w:t>
+      </w:r>
+    </w:p>
+    <w:p>
+      <w:pPr>
+        <w:pStyle w:val="3"/>
+      </w:pPr>
+      <w:r>
+        <w:t>3.2.4 Sequence Diagram with GRASP Patterns — UC-03</w:t>
+      </w:r>
+    </w:p>
+    <w:p>
+      <w:pPr/>
+      <w:r>
+        <w:t>系統事件：fix(sourcePath, profilePath)</w:t>
+      </w:r>
+    </w:p>
+    <w:p>
+      <w:pPr/>
+      <w:r>
+        <w:t>GRASP 模式應用：</w:t>
+      </w:r>
+    </w:p>
+    <w:p>
+      <w:pPr/>
+      <w:r>
+        <w:t>• Controller：FixCommand 作為 UC-03 之 use-case controller，接收並處理 fix 系統事件（一個 use case 對應一個 controller）。</w:t>
+      </w:r>
+    </w:p>
+    <w:p>
+      <w:pPr/>
+      <w:r>
+        <w:t>• Information Expert：InteractiveFixer 掌握互動式修復之完整業務邏輯，包括逐一顯示違規與建議、讀取使用者決策、呼叫 SuppressionStore 寫出抑制記錄。</w:t>
+      </w:r>
+    </w:p>
+    <w:p>
+      <w:pPr/>
+      <w:r>
+        <w:t>• Low Coupling：FixCommand 僅依賴 InteractiveFixer 介面與 ComplianceCheckService 介面，不直接操作具體 I/O 邏輯，便於替換實作。</w:t>
+      </w:r>
+    </w:p>
+    <w:p>
+      <w:pPr>
+        <w:jc w:val="center"/>
+      </w:pPr>
+      <w:r>
+        <w:drawing>
+          <wp:inline xmlns:a="http://schemas.openxmlformats.org/drawingml/2006/main" xmlns:pic="http://schemas.openxmlformats.org/drawingml/2006/picture">
+            <wp:extent cx="5669280" cy="4343413"/>
+            <wp:docPr id="1473456423" name="Picture uc03_sd"/>
+            <wp:cNvGraphicFramePr>
+              <a:graphicFrameLocks noChangeAspect="1"/>
+            </wp:cNvGraphicFramePr>
+            <a:graphic>
+              <a:graphicData uri="http://schemas.openxmlformats.org/drawingml/2006/picture">
+                <pic:pic>
+                  <pic:nvPicPr>
+                    <pic:cNvPr id="0" name="uc03_sd.png"/>
+                    <pic:cNvPicPr/>
+                  </pic:nvPicPr>
+                  <pic:blipFill>
+                    <a:blip r:embed="rId22"/>
+                    <a:stretch>
+                      <a:fillRect/>
+                    </a:stretch>
+                  </pic:blipFill>
+                  <pic:spPr>
+                    <a:xfrm>
+                      <a:off x="0" y="0"/>
+                      <a:ext cx="5669280" cy="4343413"/>
+                    </a:xfrm>
+                    <a:prstGeom prst="rect"/>
+                  </pic:spPr>
+                </pic:pic>
+              </a:graphicData>
+            </a:graphic>
+          </wp:inline>
+        </w:drawing>
+      </w:r>
+    </w:p>
+    <w:p>
+      <w:pPr>
+        <w:jc w:val="center"/>
+      </w:pPr>
+      <w:r>
+        <w:rPr>
+          <w:i/>
+          <w:sz w:val="20"/>
+        </w:rPr>
+        <w:t>圖 3-2.4 SD for fix()（標示 GRASP 模式）</w:t>
+      </w:r>
+    </w:p>
+    <w:p>
+      <w:pPr>
         <w:pStyle w:val="2"/>
       </w:pPr>
       <w:r>
@@ -19743,7 +14125,7 @@
           <w:i/>
           <w:sz w:val="20"/>
         </w:rPr>
-        <w:t>圖 3-3 Design Class Diagram（Iteration II）</w:t>
+        <w:t>圖 3-3 Design Class Diagram（Iteration II；[new] = 粗框新增類別，[mod] = 已修改類別）</w:t>
       </w:r>
     </w:p>
     <w:p>
@@ -19822,7 +14204,7 @@
           <w:i/>
           <w:sz w:val="20"/>
         </w:rPr>
-        <w:t>圖 4-1 Implementation Class Diagram（與 DCD 結構相同；Iteration II 新增以綠色標示）</w:t>
+        <w:t>圖 4-1 Implementation Class Diagram（與 DCD 結構相同；[new] = 粗框新增類別，[mod] = 已修改類別）</w:t>
       </w:r>
     </w:p>
     <w:p>
@@ -24697,6 +19079,63 @@
       </w:r>
     </w:p>
     <w:p>
+      <w:pPr/>
+      <w:r>
+        <w:t>以下截圖為 Iteration I（HW5）UC-01 arch-checker check 之 Maven build success 畫面，供對照參考：</w:t>
+      </w:r>
+    </w:p>
+    <w:p>
+      <w:pPr>
+        <w:jc w:val="center"/>
+      </w:pPr>
+      <w:r>
+        <w:drawing>
+          <wp:inline xmlns:a="http://schemas.openxmlformats.org/drawingml/2006/main" xmlns:pic="http://schemas.openxmlformats.org/drawingml/2006/picture">
+            <wp:extent cx="5486400" cy="3419100"/>
+            <wp:docPr id="1473456424" name="Picture hw5_build"/>
+            <wp:cNvGraphicFramePr>
+              <a:graphicFrameLocks noChangeAspect="1"/>
+            </wp:cNvGraphicFramePr>
+            <a:graphic>
+              <a:graphicData uri="http://schemas.openxmlformats.org/drawingml/2006/picture">
+                <pic:pic>
+                  <pic:nvPicPr>
+                    <pic:cNvPr id="0" name="arch-checker-build-success.png"/>
+                    <pic:cNvPicPr/>
+                  </pic:nvPicPr>
+                  <pic:blipFill>
+                    <a:blip r:embed="rId23"/>
+                    <a:stretch>
+                      <a:fillRect/>
+                    </a:stretch>
+                  </pic:blipFill>
+                  <pic:spPr>
+                    <a:xfrm>
+                      <a:off x="0" y="0"/>
+                      <a:ext cx="5486400" cy="3419100"/>
+                    </a:xfrm>
+                    <a:prstGeom prst="rect"/>
+                  </pic:spPr>
+                </pic:pic>
+              </a:graphicData>
+            </a:graphic>
+          </wp:inline>
+        </w:drawing>
+      </w:r>
+    </w:p>
+    <w:p>
+      <w:pPr>
+        <w:jc w:val="center"/>
+      </w:pPr>
+      <w:r>
+        <w:rPr>
+          <w:i/>
+          <w:sz w:val="20"/>
+        </w:rPr>
+        <w:t>圖 5-1a UC-01 arch-checker check 執行截圖（Iteration I，HW5）</w:t>
+      </w:r>
+    </w:p>
+    <w:p>
       <w:pPr>
         <w:pStyle w:val="2"/>
       </w:pPr>
@@ -34208,697 +28647,78 @@
       <w:pPr>
         <w:spacing w:after="120"/>
         <w:ind w:firstLine="480"/>
-        <w:rPr>
-          <w:rFonts w:eastAsia="標楷體"/>
-        </w:rPr>
-      </w:pPr>
-      <w:r>
-        <w:rPr>
-          <w:rFonts w:eastAsia="標楷體"/>
-        </w:rPr>
-        <w:t>本次作業進入</w:t>
-      </w:r>
-      <w:r>
-        <w:rPr>
-          <w:rFonts w:eastAsia="標楷體"/>
-        </w:rPr>
-        <w:t xml:space="preserve"> Iteration II</w:t>
-      </w:r>
-      <w:r>
-        <w:rPr>
-          <w:rFonts w:eastAsia="標楷體"/>
-        </w:rPr>
-        <w:t>。以下修訂依據期中</w:t>
-      </w:r>
-      <w:r>
-        <w:rPr>
-          <w:rFonts w:eastAsia="標楷體"/>
-        </w:rPr>
-        <w:t xml:space="preserve"> review </w:t>
-      </w:r>
-      <w:r>
-        <w:rPr>
-          <w:rFonts w:eastAsia="標楷體"/>
-        </w:rPr>
-        <w:t>與自我檢視進行。本文件之新增／修改處皆以黃色</w:t>
-      </w:r>
-      <w:r>
-        <w:rPr>
-          <w:rFonts w:eastAsia="標楷體"/>
-        </w:rPr>
-        <w:t xml:space="preserve"> highlight </w:t>
-      </w:r>
-      <w:r>
-        <w:rPr>
-          <w:rFonts w:eastAsia="標楷體"/>
-        </w:rPr>
-        <w:t>標示。</w:t>
+      </w:pPr>
+      <w:r>
+        <w:t>本次 Iteration II 新增 UC-02（Define Style Profile）與 UC-03（Check with Interactive Fix Suggestions）之設計與實作，以下說明兩個 use case 的主要設計決策。</w:t>
       </w:r>
     </w:p>
     <w:p>
       <w:pPr>
         <w:spacing w:after="120"/>
         <w:ind w:firstLine="480"/>
-        <w:rPr>
-          <w:rFonts w:eastAsia="標楷體"/>
-        </w:rPr>
-      </w:pPr>
-      <w:r>
-        <w:rPr>
-          <w:rFonts w:eastAsia="標楷體"/>
-        </w:rPr>
-        <w:lastRenderedPageBreak/>
-        <w:t xml:space="preserve">1. Use Case </w:t>
-      </w:r>
-      <w:r>
-        <w:rPr>
-          <w:rFonts w:eastAsia="標楷體"/>
-        </w:rPr>
-        <w:t>選擇：選定</w:t>
-      </w:r>
-      <w:r>
-        <w:rPr>
-          <w:rFonts w:eastAsia="標楷體"/>
-        </w:rPr>
-        <w:t xml:space="preserve"> UC-02</w:t>
-      </w:r>
-      <w:r>
-        <w:rPr>
-          <w:rFonts w:eastAsia="標楷體"/>
-        </w:rPr>
-        <w:t>（</w:t>
-      </w:r>
-      <w:r>
-        <w:rPr>
-          <w:rFonts w:eastAsia="標楷體"/>
-        </w:rPr>
-        <w:t>Define Style Profile</w:t>
-      </w:r>
-      <w:r>
-        <w:rPr>
-          <w:rFonts w:eastAsia="標楷體"/>
-        </w:rPr>
-        <w:t>）與</w:t>
-      </w:r>
-      <w:r>
-        <w:rPr>
-          <w:rFonts w:eastAsia="標楷體"/>
-        </w:rPr>
-        <w:t xml:space="preserve"> UC-03</w:t>
-      </w:r>
-      <w:r>
-        <w:rPr>
-          <w:rFonts w:eastAsia="標楷體"/>
-        </w:rPr>
-        <w:t>（</w:t>
-      </w:r>
-      <w:r>
-        <w:rPr>
-          <w:rFonts w:eastAsia="標楷體"/>
-        </w:rPr>
-        <w:t>Check with Interactive Fix Suggestions</w:t>
-      </w:r>
-      <w:r>
-        <w:rPr>
-          <w:rFonts w:eastAsia="標楷體"/>
-        </w:rPr>
-        <w:t>）為</w:t>
-      </w:r>
-      <w:r>
-        <w:rPr>
-          <w:rFonts w:eastAsia="標楷體"/>
-        </w:rPr>
-        <w:t xml:space="preserve"> Iteration II </w:t>
-      </w:r>
-      <w:r>
-        <w:rPr>
-          <w:rFonts w:eastAsia="標楷體"/>
-        </w:rPr>
-        <w:t>要實作之</w:t>
-      </w:r>
-      <w:r>
-        <w:rPr>
-          <w:rFonts w:eastAsia="標楷體"/>
-        </w:rPr>
-        <w:t xml:space="preserve"> use cases——</w:t>
-      </w:r>
-      <w:r>
-        <w:rPr>
-          <w:rFonts w:eastAsia="標楷體"/>
-        </w:rPr>
-        <w:t>兩者於期中（</w:t>
-      </w:r>
-      <w:r>
-        <w:rPr>
-          <w:rFonts w:eastAsia="標楷體"/>
-        </w:rPr>
-        <w:t>Iteration I</w:t>
-      </w:r>
-      <w:r>
-        <w:rPr>
-          <w:rFonts w:eastAsia="標楷體"/>
-        </w:rPr>
-        <w:t>）未</w:t>
-      </w:r>
-      <w:r>
-        <w:rPr>
-          <w:rFonts w:eastAsia="標楷體"/>
-        </w:rPr>
-        <w:t xml:space="preserve"> demo</w:t>
-      </w:r>
-      <w:r>
-        <w:rPr>
-          <w:rFonts w:eastAsia="標楷體"/>
-        </w:rPr>
-        <w:t>、規劃於期末</w:t>
-      </w:r>
-      <w:r>
-        <w:rPr>
-          <w:rFonts w:eastAsia="標楷體"/>
-        </w:rPr>
-        <w:t xml:space="preserve"> demo</w:t>
-      </w:r>
-      <w:r>
-        <w:rPr>
-          <w:rFonts w:eastAsia="標楷體"/>
-        </w:rPr>
-        <w:t>，且自</w:t>
-      </w:r>
-      <w:r>
-        <w:rPr>
-          <w:rFonts w:eastAsia="標楷體"/>
-        </w:rPr>
-        <w:t xml:space="preserve"> HW2 </w:t>
-      </w:r>
-      <w:r>
-        <w:rPr>
-          <w:rFonts w:eastAsia="標楷體"/>
-        </w:rPr>
-        <w:t>起即以</w:t>
-      </w:r>
-      <w:r>
-        <w:rPr>
-          <w:rFonts w:eastAsia="標楷體"/>
-        </w:rPr>
-        <w:t xml:space="preserve"> fully dressed </w:t>
-      </w:r>
-      <w:r>
-        <w:rPr>
-          <w:rFonts w:eastAsia="標楷體"/>
-        </w:rPr>
-        <w:t>格式定義。其餘</w:t>
-      </w:r>
-      <w:r>
-        <w:rPr>
-          <w:rFonts w:eastAsia="標楷體"/>
-        </w:rPr>
-        <w:t xml:space="preserve"> UC-01</w:t>
-      </w:r>
-      <w:r>
-        <w:rPr>
-          <w:rFonts w:eastAsia="標楷體"/>
-        </w:rPr>
-        <w:t>／</w:t>
-      </w:r>
-      <w:r>
-        <w:rPr>
-          <w:rFonts w:eastAsia="標楷體"/>
-        </w:rPr>
-        <w:t>UC-04</w:t>
-      </w:r>
-      <w:r>
-        <w:rPr>
-          <w:rFonts w:eastAsia="標楷體"/>
-        </w:rPr>
-        <w:t>／</w:t>
-      </w:r>
-      <w:r>
-        <w:rPr>
-          <w:rFonts w:eastAsia="標楷體"/>
-        </w:rPr>
-        <w:t xml:space="preserve">UC-05 </w:t>
-      </w:r>
-      <w:r>
-        <w:rPr>
-          <w:rFonts w:eastAsia="標楷體"/>
-        </w:rPr>
-        <w:t>已於</w:t>
-      </w:r>
-      <w:r>
-        <w:rPr>
-          <w:rFonts w:eastAsia="標楷體"/>
-        </w:rPr>
-        <w:t xml:space="preserve"> Iteration I </w:t>
-      </w:r>
-      <w:r>
-        <w:rPr>
-          <w:rFonts w:eastAsia="標楷體"/>
-        </w:rPr>
-        <w:t>實作。</w:t>
+      </w:pPr>
+      <w:r>
+        <w:rPr>
+          <w:b/>
+        </w:rPr>
+        <w:t>UC-02 Design（Define Style Profile）：</w:t>
+      </w:r>
+    </w:p>
+    <w:p>
+      <w:pPr>
+        <w:spacing w:after="60"/>
+        <w:ind w:firstLine="480"/>
+      </w:pPr>
+      <w:r>
+        <w:t>• 新增 profile init 與 profile validate 兩個子命令，分別對應 initProfile(outputPath) 與 validateProfile(yamlPath) 兩個系統事件。ProfileInitCommand 擔任 Controller，ProfileTemplateService 作為 Information Expert 負責產生 YAML 範本；ProfileValidateCommand 擔任 Controller，ProfileValidateService + YamlProfileLoader 共同實現驗證邏輯。</w:t>
       </w:r>
     </w:p>
     <w:p>
       <w:pPr>
         <w:spacing w:after="120"/>
         <w:ind w:firstLine="480"/>
-        <w:rPr>
-          <w:rFonts w:eastAsia="標楷體"/>
-        </w:rPr>
-      </w:pPr>
-      <w:r>
-        <w:rPr>
-          <w:rFonts w:eastAsia="標楷體"/>
-        </w:rPr>
-        <w:t>2. Domain Model</w:t>
-      </w:r>
-      <w:r>
-        <w:rPr>
-          <w:rFonts w:eastAsia="標楷體"/>
-        </w:rPr>
-        <w:t>：依</w:t>
-      </w:r>
-      <w:r>
-        <w:rPr>
-          <w:rFonts w:eastAsia="標楷體"/>
-        </w:rPr>
-        <w:t xml:space="preserve"> UC-03</w:t>
-      </w:r>
-      <w:r>
-        <w:rPr>
-          <w:rFonts w:eastAsia="標楷體"/>
-        </w:rPr>
-        <w:t>「逐條顯示修正建議」之需求，於</w:t>
-      </w:r>
-      <w:r>
-        <w:rPr>
-          <w:rFonts w:eastAsia="標楷體"/>
-        </w:rPr>
-        <w:t xml:space="preserve"> Violation </w:t>
-      </w:r>
-      <w:r>
-        <w:rPr>
-          <w:rFonts w:eastAsia="標楷體"/>
-        </w:rPr>
-        <w:t>新增</w:t>
-      </w:r>
-      <w:r>
-        <w:rPr>
-          <w:rFonts w:eastAsia="標楷體"/>
-        </w:rPr>
-        <w:t xml:space="preserve"> suggestion [0..1] </w:t>
-      </w:r>
-      <w:r>
-        <w:rPr>
-          <w:rFonts w:eastAsia="標楷體"/>
-        </w:rPr>
-        <w:t>屬性。修正建議係針對「單筆違規」而非「規則」，故置於</w:t>
-      </w:r>
-      <w:r>
-        <w:rPr>
-          <w:rFonts w:eastAsia="標楷體"/>
-        </w:rPr>
-        <w:t xml:space="preserve"> Violation</w:t>
-      </w:r>
-      <w:r>
-        <w:rPr>
-          <w:rFonts w:eastAsia="標楷體"/>
-        </w:rPr>
-        <w:t>；且其為純文字值、無自身結構與關聯。</w:t>
-      </w:r>
-      <w:r>
-        <w:rPr>
-          <w:rFonts w:eastAsia="標楷體"/>
-        </w:rPr>
-        <w:t xml:space="preserve">message </w:t>
-      </w:r>
-      <w:r>
-        <w:rPr>
-          <w:rFonts w:eastAsia="標楷體"/>
-        </w:rPr>
-        <w:t>與</w:t>
-      </w:r>
-      <w:r>
-        <w:rPr>
-          <w:rFonts w:eastAsia="標楷體"/>
-        </w:rPr>
-        <w:t xml:space="preserve"> suggestion </w:t>
-      </w:r>
-      <w:r>
-        <w:rPr>
-          <w:rFonts w:eastAsia="標楷體"/>
-        </w:rPr>
-        <w:t>語意切分：</w:t>
-      </w:r>
-      <w:r>
-        <w:rPr>
-          <w:rFonts w:eastAsia="標楷體"/>
-        </w:rPr>
-        <w:t xml:space="preserve">message </w:t>
-      </w:r>
-      <w:r>
-        <w:rPr>
-          <w:rFonts w:eastAsia="標楷體"/>
-        </w:rPr>
-        <w:t>為錯誤原因與位置，</w:t>
-      </w:r>
-      <w:r>
-        <w:rPr>
-          <w:rFonts w:eastAsia="標楷體"/>
-        </w:rPr>
-        <w:t xml:space="preserve">suggestion </w:t>
-      </w:r>
-      <w:r>
-        <w:rPr>
-          <w:rFonts w:eastAsia="標楷體"/>
-        </w:rPr>
-        <w:t>為可選之修法。</w:t>
+      </w:pPr>
+      <w:r>
+        <w:t>• YAML 格式沿用 SnakeYAML 與既有 YamlProfileLoader 整合，維持低耦合（Low Coupling）：ProfileValidateService 依賴 ProfileLoader 介面而非具體實作，便於替換。</w:t>
       </w:r>
     </w:p>
     <w:p>
       <w:pPr>
         <w:spacing w:after="120"/>
         <w:ind w:firstLine="480"/>
-        <w:rPr>
-          <w:rFonts w:eastAsia="標楷體"/>
-        </w:rPr>
-      </w:pPr>
-      <w:r>
-        <w:rPr>
-          <w:rFonts w:eastAsia="標楷體"/>
-        </w:rPr>
-        <w:t>3. Bad Conceptual Classes</w:t>
-      </w:r>
-      <w:r>
-        <w:rPr>
-          <w:rFonts w:eastAsia="標楷體"/>
-        </w:rPr>
-        <w:t>：經分析，</w:t>
-      </w:r>
-      <w:r>
-        <w:rPr>
-          <w:rFonts w:eastAsia="標楷體"/>
-        </w:rPr>
-        <w:t>ProfileTemplate</w:t>
-      </w:r>
-      <w:r>
-        <w:rPr>
-          <w:rFonts w:eastAsia="標楷體"/>
-        </w:rPr>
-        <w:t>（輸出形式）、</w:t>
-      </w:r>
-      <w:r>
-        <w:rPr>
-          <w:rFonts w:eastAsia="標楷體"/>
-        </w:rPr>
-        <w:t>ValidationResult</w:t>
-      </w:r>
-      <w:r>
-        <w:rPr>
-          <w:rFonts w:eastAsia="標楷體"/>
-        </w:rPr>
-        <w:t>／</w:t>
-      </w:r>
-      <w:r>
-        <w:rPr>
-          <w:rFonts w:eastAsia="標楷體"/>
-        </w:rPr>
-        <w:t>ValidationError</w:t>
-      </w:r>
-      <w:r>
-        <w:rPr>
-          <w:rFonts w:eastAsia="標楷體"/>
-        </w:rPr>
-        <w:t>（軟體產物）、</w:t>
-      </w:r>
-      <w:r>
-        <w:rPr>
-          <w:rFonts w:eastAsia="標楷體"/>
-        </w:rPr>
-        <w:t>Suggestion</w:t>
-      </w:r>
-      <w:r>
-        <w:rPr>
-          <w:rFonts w:eastAsia="標楷體"/>
-        </w:rPr>
-        <w:t>（升級為類別，屬過度建模）、</w:t>
-      </w:r>
-      <w:r>
-        <w:rPr>
-          <w:rFonts w:eastAsia="標楷體"/>
-        </w:rPr>
-        <w:t>InteractiveSession</w:t>
-      </w:r>
-      <w:r>
-        <w:rPr>
-          <w:rFonts w:eastAsia="標楷體"/>
-        </w:rPr>
-        <w:t>／</w:t>
-      </w:r>
-      <w:r>
-        <w:rPr>
-          <w:rFonts w:eastAsia="標楷體"/>
-        </w:rPr>
-        <w:t>FixDecision</w:t>
-      </w:r>
-      <w:r>
-        <w:rPr>
-          <w:rFonts w:eastAsia="標楷體"/>
-        </w:rPr>
-        <w:t>（控制流程）皆不應納入領域模型，已於</w:t>
-      </w:r>
-      <w:r>
-        <w:rPr>
-          <w:rFonts w:eastAsia="標楷體"/>
-        </w:rPr>
-        <w:t xml:space="preserve"> §2.1 </w:t>
-      </w:r>
-      <w:r>
-        <w:rPr>
-          <w:rFonts w:eastAsia="標楷體"/>
-        </w:rPr>
-        <w:t>明列並說明理由。</w:t>
+      </w:pPr>
+      <w:r>
+        <w:rPr>
+          <w:b/>
+        </w:rPr>
+        <w:t>UC-03 Design（Check with Interactive Fix Suggestions）：</w:t>
+      </w:r>
+    </w:p>
+    <w:p>
+      <w:pPr>
+        <w:spacing w:after="60"/>
+        <w:ind w:firstLine="480"/>
+      </w:pPr>
+      <w:r>
+        <w:t>• 新增 fix 子命令，由 FixCommand 作為 Controller 接收 fix(sourcePath, profilePath) 系統事件；FixCommand 先呼叫 ComplianceCheckService 取得 ViolationReport，再交由 InteractiveFixer 執行互動迴圈。</w:t>
+      </w:r>
+    </w:p>
+    <w:p>
+      <w:pPr>
+        <w:spacing w:after="60"/>
+        <w:ind w:firstLine="480"/>
+      </w:pPr>
+      <w:r>
+        <w:t>• InteractiveFixer 作為 Information Expert，逐一顯示違規與 suggestion，讀取使用者決策（f/s/q），並呼叫既有 SuppressionStore 寫出抑制記錄。</w:t>
       </w:r>
     </w:p>
     <w:p>
       <w:pPr>
         <w:spacing w:after="120"/>
         <w:ind w:firstLine="480"/>
-        <w:rPr>
-          <w:rFonts w:eastAsia="標楷體"/>
-        </w:rPr>
-      </w:pPr>
-      <w:r>
-        <w:rPr>
-          <w:rFonts w:eastAsia="標楷體"/>
-        </w:rPr>
-        <w:t xml:space="preserve">4. </w:t>
-      </w:r>
-      <w:r>
-        <w:rPr>
-          <w:rFonts w:eastAsia="標楷體"/>
-        </w:rPr>
-        <w:t>模型合併（</w:t>
-      </w:r>
-      <w:r>
-        <w:rPr>
-          <w:rFonts w:eastAsia="標楷體"/>
-        </w:rPr>
-        <w:t>Combine with Iteration I</w:t>
-      </w:r>
-      <w:r>
-        <w:rPr>
-          <w:rFonts w:eastAsia="標楷體"/>
-        </w:rPr>
-        <w:t>）：</w:t>
-      </w:r>
-      <w:r>
-        <w:rPr>
-          <w:rFonts w:eastAsia="標楷體"/>
-        </w:rPr>
-        <w:t xml:space="preserve">Iteration I </w:t>
-      </w:r>
-      <w:r>
-        <w:rPr>
-          <w:rFonts w:eastAsia="標楷體"/>
-        </w:rPr>
-        <w:t>之</w:t>
-      </w:r>
-      <w:r>
-        <w:rPr>
-          <w:rFonts w:eastAsia="標楷體"/>
-        </w:rPr>
-        <w:t xml:space="preserve"> 12 </w:t>
-      </w:r>
-      <w:r>
-        <w:rPr>
-          <w:rFonts w:eastAsia="標楷體"/>
-        </w:rPr>
-        <w:t>個概念類別、</w:t>
-      </w:r>
-      <w:r>
-        <w:rPr>
-          <w:rFonts w:eastAsia="標楷體"/>
-        </w:rPr>
-        <w:t xml:space="preserve">10 </w:t>
-      </w:r>
-      <w:r>
-        <w:rPr>
-          <w:rFonts w:eastAsia="標楷體"/>
-        </w:rPr>
-        <w:t>條關聯與既有屬性全數保留不變；</w:t>
-      </w:r>
-      <w:r>
-        <w:rPr>
-          <w:rFonts w:eastAsia="標楷體"/>
-        </w:rPr>
-        <w:t xml:space="preserve">Iteration II </w:t>
-      </w:r>
-      <w:r>
-        <w:rPr>
-          <w:rFonts w:eastAsia="標楷體"/>
-        </w:rPr>
-        <w:t>對領域模型之唯一結構變更為新增</w:t>
-      </w:r>
-      <w:r>
-        <w:rPr>
-          <w:rFonts w:eastAsia="標楷體"/>
-        </w:rPr>
-        <w:t xml:space="preserve"> Violation.suggestion </w:t>
-      </w:r>
-      <w:r>
-        <w:rPr>
-          <w:rFonts w:eastAsia="標楷體"/>
-        </w:rPr>
-        <w:t>屬性（未新增概念類別與關聯）。</w:t>
-      </w:r>
-      <w:r>
-        <w:rPr>
-          <w:rFonts w:eastAsia="標楷體"/>
-        </w:rPr>
-        <w:t xml:space="preserve">§2 </w:t>
-      </w:r>
-      <w:r>
-        <w:rPr>
-          <w:rFonts w:eastAsia="標楷體"/>
-        </w:rPr>
-        <w:t>之領域類別圖即為兩迭代之合併模型。</w:t>
-      </w:r>
-    </w:p>
-    <w:p>
-      <w:pPr>
-        <w:spacing w:after="120"/>
-        <w:ind w:firstLine="480"/>
-        <w:rPr>
-          <w:rFonts w:eastAsia="標楷體"/>
-        </w:rPr>
-      </w:pPr>
-      <w:r>
-        <w:rPr>
-          <w:rFonts w:eastAsia="標楷體"/>
-        </w:rPr>
-        <w:t xml:space="preserve">5. </w:t>
-      </w:r>
-      <w:r>
-        <w:rPr>
-          <w:rFonts w:eastAsia="標楷體"/>
-        </w:rPr>
-        <w:t>文件結構：依</w:t>
-      </w:r>
-      <w:r>
-        <w:rPr>
-          <w:rFonts w:eastAsia="標楷體"/>
-        </w:rPr>
-        <w:t xml:space="preserve"> HW6 </w:t>
-      </w:r>
-      <w:r>
-        <w:rPr>
-          <w:rFonts w:eastAsia="標楷體"/>
-        </w:rPr>
-        <w:t>規定，本次移除</w:t>
-      </w:r>
-      <w:r>
-        <w:rPr>
-          <w:rFonts w:eastAsia="標楷體"/>
-        </w:rPr>
-        <w:t xml:space="preserve"> HW5 </w:t>
-      </w:r>
-      <w:r>
-        <w:rPr>
-          <w:rFonts w:eastAsia="標楷體"/>
-        </w:rPr>
-        <w:t>之</w:t>
-      </w:r>
-      <w:r>
-        <w:rPr>
-          <w:rFonts w:eastAsia="標楷體"/>
-        </w:rPr>
-        <w:t xml:space="preserve"> Design</w:t>
-      </w:r>
-      <w:r>
-        <w:rPr>
-          <w:rFonts w:eastAsia="標楷體"/>
-        </w:rPr>
-        <w:t>、</w:t>
-      </w:r>
-      <w:r>
-        <w:rPr>
-          <w:rFonts w:eastAsia="標楷體"/>
-        </w:rPr>
-        <w:t>Implementation Class Model</w:t>
-      </w:r>
-      <w:r>
-        <w:rPr>
-          <w:rFonts w:eastAsia="標楷體"/>
-        </w:rPr>
-        <w:t>、</w:t>
-      </w:r>
-      <w:r>
-        <w:rPr>
-          <w:rFonts w:eastAsia="標楷體"/>
-        </w:rPr>
-        <w:t>Programming</w:t>
-      </w:r>
-      <w:r>
-        <w:rPr>
-          <w:rFonts w:eastAsia="標楷體"/>
-        </w:rPr>
-        <w:t>、</w:t>
-      </w:r>
-      <w:r>
-        <w:rPr>
-          <w:rFonts w:eastAsia="標楷體"/>
-        </w:rPr>
-        <w:t xml:space="preserve">Unit Testing </w:t>
-      </w:r>
-      <w:r>
-        <w:rPr>
-          <w:rFonts w:eastAsia="標楷體"/>
-        </w:rPr>
-        <w:t>四章節，留待</w:t>
-      </w:r>
-      <w:r>
-        <w:rPr>
-          <w:rFonts w:eastAsia="標楷體"/>
-        </w:rPr>
-        <w:t xml:space="preserve"> HW7</w:t>
-      </w:r>
-      <w:r>
-        <w:rPr>
-          <w:rFonts w:eastAsia="標楷體"/>
-        </w:rPr>
-        <w:t>（</w:t>
-      </w:r>
-      <w:r>
-        <w:rPr>
-          <w:rFonts w:eastAsia="標楷體"/>
-        </w:rPr>
-        <w:t xml:space="preserve">Iteration II </w:t>
-      </w:r>
-      <w:r>
-        <w:rPr>
-          <w:rFonts w:eastAsia="標楷體"/>
-        </w:rPr>
-        <w:t>之設計與實作）重新提交。</w:t>
+      </w:pPr>
+      <w:r>
+        <w:t>• Domain Model 僅新增 Violation.suggestion [0..1] 屬性，遵循 Information Expert 原則——修正建議最直接屬於「單筆違規」，而非規則或其他物件；suggestion 為純文字值，不應升格為獨立概念類別。</w:t>
       </w:r>
     </w:p>
     <w:p>

--- a/hw/hw7/113598009_7.docx
+++ b/hw/hw7/113598009_7.docx
@@ -13646,26 +13646,165 @@
         <w:t>系統事件 1：initProfile(outputPath)</w:t>
       </w:r>
     </w:p>
-    <w:p>
-      <w:r>
-        <w:t>GRASP 模式應用：</w:t>
-      </w:r>
-    </w:p>
-    <w:p>
-      <w:r>
-        <w:t>• Controller：ProfileInitCommand 作為 use-case controller 處理 initProfile 系統事件（一個 use case 對應一個 controller）。</w:t>
-      </w:r>
-    </w:p>
-    <w:p>
-      <w:r>
-        <w:t>• Information Expert + Creator：ProfileTemplateService 具備範本結構的完整知識，負責建立並寫出 YAML 檔案。</w:t>
-      </w:r>
-    </w:p>
-    <w:p>
-      <w:r>
-        <w:t>• Low Coupling：ProfileInitCommand 於本地建立 ProfileTemplateService，使 CLI 層與檔案系統細節保持獨立。</w:t>
-      </w:r>
-    </w:p>
+    <w:tbl>
+      <w:tblPr>
+        <w:tblW w:w="9026" w:type="dxa"/>
+        <w:tblBorders>
+          <w:top w:val="single" w:sz="4" w:space="0" w:color="AAAAAA"/>
+          <w:left w:val="single" w:sz="4" w:space="0" w:color="AAAAAA"/>
+          <w:bottom w:val="single" w:sz="4" w:space="0" w:color="AAAAAA"/>
+          <w:right w:val="single" w:sz="4" w:space="0" w:color="AAAAAA"/>
+          <w:insideH w:val="single" w:sz="4" w:space="0" w:color="AAAAAA"/>
+          <w:insideV w:val="single" w:sz="4" w:space="0" w:color="AAAAAA"/>
+        </w:tblBorders>
+        <w:tblCellMar>
+          <w:top w:w="80" w:type="dxa"/>
+          <w:left w:w="120" w:type="dxa"/>
+          <w:bottom w:w="80" w:type="dxa"/>
+          <w:right w:w="120" w:type="dxa"/>
+        </w:tblCellMar>
+      </w:tblPr>
+      <w:tr>
+        <w:tc>
+          <w:tcPr>
+            <w:tcW w:w="1600" w:type="dxa"/>
+            <w:shd w:val="clear" w:color="auto" w:fill="DDDDDD"/>
+          </w:tcPr>
+          <w:p>
+            <w:r>
+              <w:rPr>
+                <w:b/>
+              </w:rPr>
+              <w:t>GRASP 模式</w:t>
+            </w:r>
+          </w:p>
+        </w:tc>
+        <w:tc>
+          <w:tcPr>
+            <w:tcW w:w="2400" w:type="dxa"/>
+            <w:shd w:val="clear" w:color="auto" w:fill="DDDDDD"/>
+          </w:tcPr>
+          <w:p>
+            <w:r>
+              <w:rPr>
+                <w:b/>
+              </w:rPr>
+              <w:t>套用類別</w:t>
+            </w:r>
+          </w:p>
+        </w:tc>
+        <w:tc>
+          <w:tcPr>
+            <w:tcW w:w="5026" w:type="dxa"/>
+            <w:shd w:val="clear" w:color="auto" w:fill="DDDDDD"/>
+          </w:tcPr>
+          <w:p>
+            <w:r>
+              <w:rPr>
+                <w:b/>
+              </w:rPr>
+              <w:t>說明</w:t>
+            </w:r>
+          </w:p>
+        </w:tc>
+      </w:tr>
+      <w:tr>
+        <w:tc>
+          <w:tcPr>
+            <w:tcW w:w="1600" w:type="dxa"/>
+          </w:tcPr>
+          <w:p>
+            <w:r>
+              <w:t xml:space="preserve">Controller</w:t>
+            </w:r>
+          </w:p>
+        </w:tc>
+        <w:tc>
+          <w:tcPr>
+            <w:tcW w:w="2400" w:type="dxa"/>
+          </w:tcPr>
+          <w:p>
+            <w:r>
+              <w:t xml:space="preserve">ProfileInitCommand</w:t>
+            </w:r>
+          </w:p>
+        </w:tc>
+        <w:tc>
+          <w:tcPr>
+            <w:tcW w:w="5026" w:type="dxa"/>
+          </w:tcPr>
+          <w:p>
+            <w:r>
+              <w:t xml:space="preserve">作為 use-case controller 處理 initProfile 系統事件（一 use case 對應一 controller）。</w:t>
+            </w:r>
+          </w:p>
+        </w:tc>
+      </w:tr>
+      <w:tr>
+        <w:tc>
+          <w:tcPr>
+            <w:tcW w:w="1600" w:type="dxa"/>
+          </w:tcPr>
+          <w:p>
+            <w:r>
+              <w:t xml:space="preserve">Information Expert + Creator</w:t>
+            </w:r>
+          </w:p>
+        </w:tc>
+        <w:tc>
+          <w:tcPr>
+            <w:tcW w:w="2400" w:type="dxa"/>
+          </w:tcPr>
+          <w:p>
+            <w:r>
+              <w:t xml:space="preserve">ProfileTemplateService</w:t>
+            </w:r>
+          </w:p>
+        </w:tc>
+        <w:tc>
+          <w:tcPr>
+            <w:tcW w:w="5026" w:type="dxa"/>
+          </w:tcPr>
+          <w:p>
+            <w:r>
+              <w:t xml:space="preserve">具備範本結構的完整知識，負責建立並寫出 YAML 檔案。</w:t>
+            </w:r>
+          </w:p>
+        </w:tc>
+      </w:tr>
+      <w:tr>
+        <w:tc>
+          <w:tcPr>
+            <w:tcW w:w="1600" w:type="dxa"/>
+          </w:tcPr>
+          <w:p>
+            <w:r>
+              <w:t xml:space="preserve">Low Coupling</w:t>
+            </w:r>
+          </w:p>
+        </w:tc>
+        <w:tc>
+          <w:tcPr>
+            <w:tcW w:w="2400" w:type="dxa"/>
+          </w:tcPr>
+          <w:p>
+            <w:r>
+              <w:t xml:space="preserve">ProfileInitCommand</w:t>
+            </w:r>
+          </w:p>
+        </w:tc>
+        <w:tc>
+          <w:tcPr>
+            <w:tcW w:w="5026" w:type="dxa"/>
+          </w:tcPr>
+          <w:p>
+            <w:r>
+              <w:t xml:space="preserve">於本地建立 ProfileTemplateService，使 CLI 層與檔案系統細節保持獨立。</w:t>
+            </w:r>
+          </w:p>
+        </w:tc>
+      </w:tr>
+    </w:tbl>
     <w:p>
       <w:pPr>
         <w:jc w:val="center"/>
@@ -13730,31 +13869,197 @@
         <w:t>系統事件 2：validateProfile(yamlPath)</w:t>
       </w:r>
     </w:p>
-    <w:p>
-      <w:r>
-        <w:t>GRASP 模式應用：</w:t>
-      </w:r>
-    </w:p>
-    <w:p>
-      <w:r>
-        <w:t>• Controller：ProfileValidateCommand 處理 validateProfile 系統事件。</w:t>
-      </w:r>
-    </w:p>
-    <w:p>
-      <w:r>
-        <w:t>• Information Expert：ProfileValidateService 掌握驗證的業務邏輯；YamlProfileLoader 為解析 YAML 與建立 StyleProfile 的資訊專家。</w:t>
-      </w:r>
-    </w:p>
-    <w:p>
-      <w:r>
-        <w:t>• Creator：YamlProfileLoader 持有已解析的 YAML 資料，因此負責建立 StyleProfile與 ComplianceRule 物件。</w:t>
-      </w:r>
-    </w:p>
-    <w:p>
-      <w:r>
-        <w:t>• Low Coupling：ProfileValidateService 依賴 ProfileLoader 介面，而非直接依賴 YamlProfileLoader，便於替換實作。</w:t>
-      </w:r>
-    </w:p>
+    <w:tbl>
+      <w:tblPr>
+        <w:tblW w:w="9026" w:type="dxa"/>
+        <w:tblBorders>
+          <w:top w:val="single" w:sz="4" w:space="0" w:color="AAAAAA"/>
+          <w:left w:val="single" w:sz="4" w:space="0" w:color="AAAAAA"/>
+          <w:bottom w:val="single" w:sz="4" w:space="0" w:color="AAAAAA"/>
+          <w:right w:val="single" w:sz="4" w:space="0" w:color="AAAAAA"/>
+          <w:insideH w:val="single" w:sz="4" w:space="0" w:color="AAAAAA"/>
+          <w:insideV w:val="single" w:sz="4" w:space="0" w:color="AAAAAA"/>
+        </w:tblBorders>
+        <w:tblCellMar>
+          <w:top w:w="80" w:type="dxa"/>
+          <w:left w:w="120" w:type="dxa"/>
+          <w:bottom w:w="80" w:type="dxa"/>
+          <w:right w:w="120" w:type="dxa"/>
+        </w:tblCellMar>
+      </w:tblPr>
+      <w:tr>
+        <w:tc>
+          <w:tcPr>
+            <w:tcW w:w="1600" w:type="dxa"/>
+            <w:shd w:val="clear" w:color="auto" w:fill="DDDDDD"/>
+          </w:tcPr>
+          <w:p>
+            <w:r>
+              <w:rPr>
+                <w:b/>
+              </w:rPr>
+              <w:t>GRASP 模式</w:t>
+            </w:r>
+          </w:p>
+        </w:tc>
+        <w:tc>
+          <w:tcPr>
+            <w:tcW w:w="2400" w:type="dxa"/>
+            <w:shd w:val="clear" w:color="auto" w:fill="DDDDDD"/>
+          </w:tcPr>
+          <w:p>
+            <w:r>
+              <w:rPr>
+                <w:b/>
+              </w:rPr>
+              <w:t>套用類別</w:t>
+            </w:r>
+          </w:p>
+        </w:tc>
+        <w:tc>
+          <w:tcPr>
+            <w:tcW w:w="5026" w:type="dxa"/>
+            <w:shd w:val="clear" w:color="auto" w:fill="DDDDDD"/>
+          </w:tcPr>
+          <w:p>
+            <w:r>
+              <w:rPr>
+                <w:b/>
+              </w:rPr>
+              <w:t>說明</w:t>
+            </w:r>
+          </w:p>
+        </w:tc>
+      </w:tr>
+      <w:tr>
+        <w:tc>
+          <w:tcPr>
+            <w:tcW w:w="1600" w:type="dxa"/>
+          </w:tcPr>
+          <w:p>
+            <w:r>
+              <w:t xml:space="preserve">Controller</w:t>
+            </w:r>
+          </w:p>
+        </w:tc>
+        <w:tc>
+          <w:tcPr>
+            <w:tcW w:w="2400" w:type="dxa"/>
+          </w:tcPr>
+          <w:p>
+            <w:r>
+              <w:t xml:space="preserve">ProfileValidateCommand</w:t>
+            </w:r>
+          </w:p>
+        </w:tc>
+        <w:tc>
+          <w:tcPr>
+            <w:tcW w:w="5026" w:type="dxa"/>
+          </w:tcPr>
+          <w:p>
+            <w:r>
+              <w:t xml:space="preserve">處理 validateProfile 系統事件。</w:t>
+            </w:r>
+          </w:p>
+        </w:tc>
+      </w:tr>
+      <w:tr>
+        <w:tc>
+          <w:tcPr>
+            <w:tcW w:w="1600" w:type="dxa"/>
+          </w:tcPr>
+          <w:p>
+            <w:r>
+              <w:t xml:space="preserve">Information Expert</w:t>
+            </w:r>
+          </w:p>
+        </w:tc>
+        <w:tc>
+          <w:tcPr>
+            <w:tcW w:w="2400" w:type="dxa"/>
+          </w:tcPr>
+          <w:p>
+            <w:r>
+              <w:t xml:space="preserve">ProfileValidateService, YamlProfileLoader</w:t>
+            </w:r>
+          </w:p>
+        </w:tc>
+        <w:tc>
+          <w:tcPr>
+            <w:tcW w:w="5026" w:type="dxa"/>
+          </w:tcPr>
+          <w:p>
+            <w:r>
+              <w:t xml:space="preserve">掌握驗證業務邏輯；YamlProfileLoader 解析 YAML 並建立 StyleProfile。</w:t>
+            </w:r>
+          </w:p>
+        </w:tc>
+      </w:tr>
+      <w:tr>
+        <w:tc>
+          <w:tcPr>
+            <w:tcW w:w="1600" w:type="dxa"/>
+          </w:tcPr>
+          <w:p>
+            <w:r>
+              <w:t xml:space="preserve">Creator</w:t>
+            </w:r>
+          </w:p>
+        </w:tc>
+        <w:tc>
+          <w:tcPr>
+            <w:tcW w:w="2400" w:type="dxa"/>
+          </w:tcPr>
+          <w:p>
+            <w:r>
+              <w:t xml:space="preserve">YamlProfileLoader</w:t>
+            </w:r>
+          </w:p>
+        </w:tc>
+        <w:tc>
+          <w:tcPr>
+            <w:tcW w:w="5026" w:type="dxa"/>
+          </w:tcPr>
+          <w:p>
+            <w:r>
+              <w:t xml:space="preserve">持有已解析的 YAML 資料，負責建立 StyleProfile 與 ComplianceRule 物件。</w:t>
+            </w:r>
+          </w:p>
+        </w:tc>
+      </w:tr>
+      <w:tr>
+        <w:tc>
+          <w:tcPr>
+            <w:tcW w:w="1600" w:type="dxa"/>
+          </w:tcPr>
+          <w:p>
+            <w:r>
+              <w:t xml:space="preserve">Low Coupling</w:t>
+            </w:r>
+          </w:p>
+        </w:tc>
+        <w:tc>
+          <w:tcPr>
+            <w:tcW w:w="2400" w:type="dxa"/>
+          </w:tcPr>
+          <w:p>
+            <w:r>
+              <w:t xml:space="preserve">ProfileValidateService</w:t>
+            </w:r>
+          </w:p>
+        </w:tc>
+        <w:tc>
+          <w:tcPr>
+            <w:tcW w:w="5026" w:type="dxa"/>
+          </w:tcPr>
+          <w:p>
+            <w:r>
+              <w:t xml:space="preserve">依賴 ProfileLoader 介面，而非直接依賴 YamlProfileLoader，便於替換實作。</w:t>
+            </w:r>
+          </w:p>
+        </w:tc>
+      </w:tr>
+    </w:tbl>
     <w:p>
       <w:pPr>
         <w:jc w:val="center"/>
@@ -13897,26 +14202,165 @@
         <w:t>系統事件：fix(sourcePath, profilePath)</w:t>
       </w:r>
     </w:p>
-    <w:p>
-      <w:r>
-        <w:t>GRASP 模式應用：</w:t>
-      </w:r>
-    </w:p>
-    <w:p>
-      <w:r>
-        <w:t>• Controller：FixCommand 作為 UC-03 之 use-case controller，接收並處理 fix 系統事件（一個 use case 對應一個 controller）。</w:t>
-      </w:r>
-    </w:p>
-    <w:p>
-      <w:r>
-        <w:t>• Information Expert：InteractiveFixer 掌握互動式修復之完整業務邏輯，包括逐一顯示違規與建議、讀取使用者決策、呼叫 SuppressionStore 寫出抑制記錄。</w:t>
-      </w:r>
-    </w:p>
-    <w:p>
-      <w:r>
-        <w:t>• Low Coupling：FixCommand 僅依賴 InteractiveFixer 介面與 ComplianceCheckService 介面，不直接操作具體 I/O 邏輯，便於替換實作。</w:t>
-      </w:r>
-    </w:p>
+    <w:tbl>
+      <w:tblPr>
+        <w:tblW w:w="9026" w:type="dxa"/>
+        <w:tblBorders>
+          <w:top w:val="single" w:sz="4" w:space="0" w:color="AAAAAA"/>
+          <w:left w:val="single" w:sz="4" w:space="0" w:color="AAAAAA"/>
+          <w:bottom w:val="single" w:sz="4" w:space="0" w:color="AAAAAA"/>
+          <w:right w:val="single" w:sz="4" w:space="0" w:color="AAAAAA"/>
+          <w:insideH w:val="single" w:sz="4" w:space="0" w:color="AAAAAA"/>
+          <w:insideV w:val="single" w:sz="4" w:space="0" w:color="AAAAAA"/>
+        </w:tblBorders>
+        <w:tblCellMar>
+          <w:top w:w="80" w:type="dxa"/>
+          <w:left w:w="120" w:type="dxa"/>
+          <w:bottom w:w="80" w:type="dxa"/>
+          <w:right w:w="120" w:type="dxa"/>
+        </w:tblCellMar>
+      </w:tblPr>
+      <w:tr>
+        <w:tc>
+          <w:tcPr>
+            <w:tcW w:w="1600" w:type="dxa"/>
+            <w:shd w:val="clear" w:color="auto" w:fill="DDDDDD"/>
+          </w:tcPr>
+          <w:p>
+            <w:r>
+              <w:rPr>
+                <w:b/>
+              </w:rPr>
+              <w:t>GRASP 模式</w:t>
+            </w:r>
+          </w:p>
+        </w:tc>
+        <w:tc>
+          <w:tcPr>
+            <w:tcW w:w="2400" w:type="dxa"/>
+            <w:shd w:val="clear" w:color="auto" w:fill="DDDDDD"/>
+          </w:tcPr>
+          <w:p>
+            <w:r>
+              <w:rPr>
+                <w:b/>
+              </w:rPr>
+              <w:t>套用類別</w:t>
+            </w:r>
+          </w:p>
+        </w:tc>
+        <w:tc>
+          <w:tcPr>
+            <w:tcW w:w="5026" w:type="dxa"/>
+            <w:shd w:val="clear" w:color="auto" w:fill="DDDDDD"/>
+          </w:tcPr>
+          <w:p>
+            <w:r>
+              <w:rPr>
+                <w:b/>
+              </w:rPr>
+              <w:t>說明</w:t>
+            </w:r>
+          </w:p>
+        </w:tc>
+      </w:tr>
+      <w:tr>
+        <w:tc>
+          <w:tcPr>
+            <w:tcW w:w="1600" w:type="dxa"/>
+          </w:tcPr>
+          <w:p>
+            <w:r>
+              <w:t xml:space="preserve">Controller</w:t>
+            </w:r>
+          </w:p>
+        </w:tc>
+        <w:tc>
+          <w:tcPr>
+            <w:tcW w:w="2400" w:type="dxa"/>
+          </w:tcPr>
+          <w:p>
+            <w:r>
+              <w:t xml:space="preserve">FixCommand</w:t>
+            </w:r>
+          </w:p>
+        </w:tc>
+        <w:tc>
+          <w:tcPr>
+            <w:tcW w:w="5026" w:type="dxa"/>
+          </w:tcPr>
+          <w:p>
+            <w:r>
+              <w:t xml:space="preserve">作為 UC-03 之 use-case controller，接收並處理 fix 系統事件（一 use case 對應一 controller）。</w:t>
+            </w:r>
+          </w:p>
+        </w:tc>
+      </w:tr>
+      <w:tr>
+        <w:tc>
+          <w:tcPr>
+            <w:tcW w:w="1600" w:type="dxa"/>
+          </w:tcPr>
+          <w:p>
+            <w:r>
+              <w:t xml:space="preserve">Information Expert</w:t>
+            </w:r>
+          </w:p>
+        </w:tc>
+        <w:tc>
+          <w:tcPr>
+            <w:tcW w:w="2400" w:type="dxa"/>
+          </w:tcPr>
+          <w:p>
+            <w:r>
+              <w:t xml:space="preserve">InteractiveFixer</w:t>
+            </w:r>
+          </w:p>
+        </w:tc>
+        <w:tc>
+          <w:tcPr>
+            <w:tcW w:w="5026" w:type="dxa"/>
+          </w:tcPr>
+          <w:p>
+            <w:r>
+              <w:t xml:space="preserve">掌握互動式修復之完整業務邏輯，逐一顯示違規與建議、讀取使用者決策、呼叫 SuppressionStore 寫出抑制記錄。</w:t>
+            </w:r>
+          </w:p>
+        </w:tc>
+      </w:tr>
+      <w:tr>
+        <w:tc>
+          <w:tcPr>
+            <w:tcW w:w="1600" w:type="dxa"/>
+          </w:tcPr>
+          <w:p>
+            <w:r>
+              <w:t xml:space="preserve">Low Coupling</w:t>
+            </w:r>
+          </w:p>
+        </w:tc>
+        <w:tc>
+          <w:tcPr>
+            <w:tcW w:w="2400" w:type="dxa"/>
+          </w:tcPr>
+          <w:p>
+            <w:r>
+              <w:t xml:space="preserve">FixCommand</w:t>
+            </w:r>
+          </w:p>
+        </w:tc>
+        <w:tc>
+          <w:tcPr>
+            <w:tcW w:w="5026" w:type="dxa"/>
+          </w:tcPr>
+          <w:p>
+            <w:r>
+              <w:t xml:space="preserve">僅依賴 InteractiveFixer 與 ComplianceCheckService 介面，不直接操作具體 I/O 邏輯，便於替換實作。</w:t>
+            </w:r>
+          </w:p>
+        </w:tc>
+      </w:tr>
+    </w:tbl>
     <w:p>
       <w:pPr>
         <w:jc w:val="center"/>

--- a/hw/hw7/113598009_7.docx
+++ b/hw/hw7/113598009_7.docx
@@ -2007,7 +2007,7 @@
               <w:rPr>
                 <w:sz w:val="20"/>
               </w:rPr>
-              <w:t>實作 Iteration II：新增 UC-02 定義風格設定檔、UC-03 互動式違規修正；7 個新類別，28 個 JUnit 5 測試全部通過。</w:t>
+              <w:t>實作 Iteration II：新增 UC-02 定義風格設定檔、UC-03 互動式違規修正；6 個新類別，28 個 JUnit 5 測試全部通過。</w:t>
             </w:r>
           </w:p>
         </w:tc>
@@ -2863,7 +2863,7 @@
         <w:lastRenderedPageBreak/>
         <w:drawing>
           <wp:inline distT="0" distB="0" distL="0" distR="0" wp14:anchorId="6E69ABBC" wp14:editId="66EE38FE">
-            <wp:extent cx="5731510" cy="3557270"/>
+            <wp:extent cx="5731510" cy="3530899"/>
             <wp:effectExtent l="0" t="0" r="0" b="0"/>
             <wp:docPr id="1473456420" name="圖片 1"/>
             <wp:cNvGraphicFramePr>
@@ -2891,7 +2891,7 @@
                   <pic:spPr>
                     <a:xfrm>
                       <a:off x="0" y="0"/>
-                      <a:ext cx="5731510" cy="3557270"/>
+                      <a:ext cx="5731510" cy="3530899"/>
                     </a:xfrm>
                     <a:prstGeom prst="rect">
                       <a:avLst/>
@@ -5250,7 +5250,60 @@
           <w:sz w:val="26"/>
           <w:szCs w:val="26"/>
         </w:rPr>
-        <w:t>UC-02: Define Style Profile (Fully Dressed)</w:t>
+        <w:t>UC-02: Define Style Profile (Brief)</w:t>
+      </w:r>
+      <w:r>
+        <w:rPr>
+          <w:rFonts w:eastAsia="標楷體"/>
+          <w:b/>
+          <w:bCs/>
+          <w:sz w:val="26"/>
+          <w:szCs w:val="26"/>
+          <w:highlight w:val="yellow"/>
+        </w:rPr>
+        <w:t>　← Iteration II（本迭代實作）</w:t>
+      </w:r>
+    </w:p>
+    <w:p>
+      <w:pPr>
+        <w:spacing w:before="60" w:after="60"/>
+        <w:jc w:val="both"/>
+        <w:rPr>
+          <w:rFonts w:eastAsia="標楷體"/>
+        </w:rPr>
+      </w:pPr>
+      <w:r>
+        <w:rPr>
+          <w:rFonts w:eastAsia="標楷體"/>
+        </w:rPr>
+        <w:t>Developer 執行 arch-checker profile init &lt;outputPath&gt;，系統於指定路徑產生含預設規則範例與欄位說明的 YAML 模板，供 Developer 手動編輯後用於 UC-01 或 UC-03 合規檢查。輸出目錄不存在時系統自動建立；若路徑已有檔案則覆蓋。</w:t>
+      </w:r>
+    </w:p>
+    <w:p>
+      <w:pPr>
+        <w:rPr>
+          <w:rFonts w:eastAsia="標楷體"/>
+        </w:rPr>
+      </w:pPr>
+    </w:p>
+    <w:p>
+      <w:pPr>
+        <w:spacing w:before="240" w:after="120"/>
+        <w:rPr>
+          <w:rFonts w:eastAsia="標楷體"/>
+        </w:rPr>
+      </w:pPr>
+      <w:r>
+        <w:rPr>
+          <w:rFonts w:eastAsia="標楷體"/>
+          <w:b/>
+          <w:bCs/>
+          <w:sz w:val="26"/>
+          <w:szCs w:val="26"/>
+        </w:rPr>
+        <w:t xml:space="preserve">UC-03: Check Architecture Compliance with Interactive Fix Suggestions (Fully </w:t>
+        <w:lastRenderedPageBreak/>
+        <w:t>Dressed)</w:t>
       </w:r>
       <w:r>
         <w:rPr>
@@ -5346,7 +5399,7 @@
               <w:rPr>
                 <w:rFonts w:eastAsia="標楷體"/>
               </w:rPr>
-              <w:t>UC-02</w:t>
+              <w:t>UC-03</w:t>
             </w:r>
           </w:p>
         </w:tc>
@@ -5412,7 +5465,7 @@
               <w:rPr>
                 <w:rFonts w:eastAsia="標楷體"/>
               </w:rPr>
-              <w:t>Define Style Profile</w:t>
+              <w:t>Check Architecture Compliance with Interactive Fix Suggestions</w:t>
             </w:r>
           </w:p>
         </w:tc>
@@ -5676,7 +5729,7 @@
               <w:rPr>
                 <w:rFonts w:eastAsia="標楷體"/>
               </w:rPr>
-              <w:t>Developer：想用最少工夫定義出可重複使用的架構規則，希望工具提供模板降低手寫 YAML 的門檻，並在儲存前即時得知格式是否正確。</w:t>
+              <w:t>Developer：想逐條審視每個 Violation 並當場決定是否 suppress，希望系統提供可操作的修復建議，而不只是列出錯誤清單。</w:t>
             </w:r>
           </w:p>
           <w:p>
@@ -5690,7 +5743,7 @@
               <w:rPr>
                 <w:rFonts w:eastAsia="標楷體"/>
               </w:rPr>
-              <w:t>Team Lead：想要團隊共享一份統一的 Profile 並版本控制於 Git，確保規則描述清楚且長期可維護。</w:t>
+              <w:t>Team Lead：想知道哪些 Violation 是「已知且接受」的技術債，並有持久化且可稽核的 suppression 紀錄，而非無聲地被略過。</w:t>
             </w:r>
           </w:p>
         </w:tc>
@@ -5756,7 +5809,21 @@
               <w:rPr>
                 <w:rFonts w:eastAsia="標楷體"/>
               </w:rPr>
-              <w:t>arch-checker 已安裝並可在系統中存取</w:t>
+              <w:t>1. 同 UC-01 的前置條件</w:t>
+            </w:r>
+          </w:p>
+          <w:p>
+            <w:pPr>
+              <w:spacing w:before="40"/>
+              <w:rPr>
+                <w:rFonts w:eastAsia="標楷體"/>
+              </w:rPr>
+            </w:pPr>
+            <w:r>
+              <w:rPr>
+                <w:rFonts w:eastAsia="標楷體"/>
+              </w:rPr>
+              <w:t>2. Terminal 支援互動式輸入（非 pipe 重定向的 non-TTY 模式）</w:t>
             </w:r>
           </w:p>
         </w:tc>
@@ -5822,7 +5889,7 @@
               <w:rPr>
                 <w:rFonts w:eastAsia="標楷體"/>
               </w:rPr>
-              <w:t>一個語法正確、至少含 1 條規則的 .yaml Profile 檔案存在於磁碟，且可被 UC-01 成功載入使用</w:t>
+              <w:t>對每條 Violation，三種結果之一成立：(a) Suppression 記錄寫入 .arch-checker-suppress.yaml，(b) Violation 保留在報告中，(c) 流程中止；最終 ComplianceReport 反映所有決策結果</w:t>
             </w:r>
           </w:p>
         </w:tc>
@@ -5888,7 +5955,7 @@
               <w:rPr>
                 <w:rFonts w:eastAsia="標楷體"/>
               </w:rPr>
-              <w:t>1. Developer 發出建立新 Style Profile 模板的要求，並指定輸出位置</w:t>
+              <w:t>1. Developer 發出以互動模式對指定專案進行架構合規檢查的要求，並指定 Style Profile</w:t>
             </w:r>
           </w:p>
           <w:p>
@@ -5902,8 +5969,7 @@
               <w:rPr>
                 <w:rFonts w:eastAsia="標楷體"/>
               </w:rPr>
-              <w:lastRenderedPageBreak/>
-              <w:t>2. 系統產生含預設結構與欄位說明註解的空白 YAML 模板，寫入指定位置</w:t>
+              <w:t>2. 系統完成掃描流程（同 UC-01 Step 2–7）：走訪檔案、解析 AST、套用規則、收集所有 Violation</w:t>
             </w:r>
           </w:p>
           <w:p>
@@ -5917,7 +5983,7 @@
               <w:rPr>
                 <w:rFonts w:eastAsia="標楷體"/>
               </w:rPr>
-              <w:t>3. Developer 完成 YAML 編輯後，發出驗證 Style Profile 的要求</w:t>
+              <w:t>3. 系統展示第一條 Violation，顯示：檔案路徑與行號、違反的 ComplianceRule ID 與說明、RefactoringSuggestion（若存在）</w:t>
             </w:r>
           </w:p>
           <w:p>
@@ -5931,7 +5997,7 @@
               <w:rPr>
                 <w:rFonts w:eastAsia="標楷體"/>
               </w:rPr>
-              <w:t>4. 系統讀取並解析 YAML 檔</w:t>
+              <w:t>4. 系統提示 Developer 選擇動作（Suppress? [y/n/q]）</w:t>
             </w:r>
           </w:p>
           <w:p>
@@ -5945,7 +6011,7 @@
               <w:rPr>
                 <w:rFonts w:eastAsia="標楷體"/>
               </w:rPr>
-              <w:t>5. 系統驗證每條規則的 type（NamingRule / DependencyRule / SupertypeRule / PackageRule）與所有必填欄位</w:t>
+              <w:t>5. Developer 輸入 y：系統將此 Violation（rule ID、檔案路徑、行號、時間戳記）記錄至 .arch-checker-suppress.yaml</w:t>
             </w:r>
           </w:p>
           <w:p>
@@ -5959,7 +6025,7 @@
               <w:rPr>
                 <w:rFonts w:eastAsia="標楷體"/>
               </w:rPr>
-              <w:t>6. 系統驗證每個 package pattern 的語法（只允許英數字、*、.）</w:t>
+              <w:t>6. 系統展示下一條 Violation（回到 Step 3）</w:t>
             </w:r>
           </w:p>
           <w:p>
@@ -5973,7 +6039,7 @@
               <w:rPr>
                 <w:rFonts w:eastAsia="標楷體"/>
               </w:rPr>
-              <w:t>7. 系統輸出驗證成功訊息，顯示載入的規則數量</w:t>
+              <w:t>7. 所有 Violation 處理完畢後，系統輸出摘要：已檢查的檔案數、剩餘 Violation 數、已接受的 Suppression 數</w:t>
             </w:r>
           </w:p>
           <w:p>
@@ -5987,7 +6053,7 @@
               <w:rPr>
                 <w:rFonts w:eastAsia="標楷體"/>
               </w:rPr>
-              <w:t>8. Developer 在執行 UC-01 時指定此 Profile</w:t>
+              <w:t>8. 系統回傳 exit code（0 = 無未接受 Violation，1 = 有未接受 Violation）</w:t>
             </w:r>
           </w:p>
         </w:tc>
@@ -6023,38 +6089,67 @@
                 <w:bCs/>
                 <w:color w:val="000000"/>
               </w:rPr>
+              <w:t>Extensions</w:t>
+            </w:r>
+          </w:p>
+        </w:tc>
+        <w:tc>
+          <w:tcPr>
+            <w:tcW w:w="6726" w:type="dxa"/>
+            <w:tcBorders>
+              <w:top w:val="single" w:sz="1" w:space="0" w:color="AAAAAA"/>
+              <w:left w:val="single" w:sz="1" w:space="0" w:color="AAAAAA"/>
+              <w:bottom w:val="single" w:sz="1" w:space="0" w:color="AAAAAA"/>
+              <w:right w:val="single" w:sz="1" w:space="0" w:color="AAAAAA"/>
+            </w:tcBorders>
+            <w:tcMar>
+              <w:top w:w="80" w:type="dxa"/>
+              <w:left w:w="120" w:type="dxa"/>
+              <w:bottom w:w="80" w:type="dxa"/>
+              <w:right w:w="120" w:type="dxa"/>
+            </w:tcMar>
+          </w:tcPr>
+          <w:p>
+            <w:pPr>
+              <w:rPr>
+                <w:rFonts w:eastAsia="標楷體"/>
+              </w:rPr>
+            </w:pPr>
+            <w:r>
+              <w:rPr>
+                <w:rFonts w:eastAsia="標楷體"/>
+              </w:rPr>
+              <w:t>3a. 此 Violation 有 RefactoringSuggestion：系統在顯示 [y/n/q] 提示前，額外顯示建議操作</w:t>
+            </w:r>
+          </w:p>
+          <w:p>
+            <w:pPr>
+              <w:spacing w:before="40"/>
+              <w:rPr>
+                <w:rFonts w:eastAsia="標楷體"/>
+              </w:rPr>
+            </w:pPr>
+            <w:r>
+              <w:rPr>
+                <w:rFonts w:eastAsia="標楷體"/>
+              </w:rPr>
+              <w:t>3b. 掃描後無 Violation：系統直接輸出全部通過訊息，不進入互動迴圈，exit code 0</w:t>
+            </w:r>
+          </w:p>
+          <w:p>
+            <w:pPr>
+              <w:spacing w:before="40"/>
+              <w:rPr>
+                <w:rFonts w:eastAsia="標楷體"/>
+              </w:rPr>
+            </w:pPr>
+            <w:r>
+              <w:rPr>
+                <w:rFonts w:eastAsia="標楷體"/>
+              </w:rPr>
+              <w:t>5a. Developer 輸入 n：此 Violation 保留在最終報告中，系統繼</w:t>
               <w:lastRenderedPageBreak/>
-              <w:t>Extensions</w:t>
-            </w:r>
-          </w:p>
-        </w:tc>
-        <w:tc>
-          <w:tcPr>
-            <w:tcW w:w="6726" w:type="dxa"/>
-            <w:tcBorders>
-              <w:top w:val="single" w:sz="1" w:space="0" w:color="AAAAAA"/>
-              <w:left w:val="single" w:sz="1" w:space="0" w:color="AAAAAA"/>
-              <w:bottom w:val="single" w:sz="1" w:space="0" w:color="AAAAAA"/>
-              <w:right w:val="single" w:sz="1" w:space="0" w:color="AAAAAA"/>
-            </w:tcBorders>
-            <w:tcMar>
-              <w:top w:w="80" w:type="dxa"/>
-              <w:left w:w="120" w:type="dxa"/>
-              <w:bottom w:w="80" w:type="dxa"/>
-              <w:right w:w="120" w:type="dxa"/>
-            </w:tcMar>
-          </w:tcPr>
-          <w:p>
-            <w:pPr>
-              <w:rPr>
-                <w:rFonts w:eastAsia="標楷體"/>
-              </w:rPr>
-            </w:pPr>
-            <w:r>
-              <w:rPr>
-                <w:rFonts w:eastAsia="標楷體"/>
-              </w:rPr>
-              <w:t>3a. Developer 跳過模板建立步驟，直接對已存在的 YAML 發出驗證要求：從 Step 4 開始，正常執行</w:t>
+              <w:t>續下一條（Step 6）</w:t>
             </w:r>
           </w:p>
           <w:p>
@@ -6068,7 +6163,7 @@
               <w:rPr>
                 <w:rFonts w:eastAsia="標楷體"/>
               </w:rPr>
-              <w:t>4a. 指定檔案不存在：系統輸出錯誤訊息，終止</w:t>
+              <w:t>5b. Developer 輸入 q：系統中止互動迴圈，輸出已處理部分的 partial report，exit code 1</w:t>
             </w:r>
           </w:p>
           <w:p>
@@ -6082,7 +6177,7 @@
               <w:rPr>
                 <w:rFonts w:eastAsia="標楷體"/>
               </w:rPr>
-              <w:t>5a. YAML 頂層結構錯誤（不是合法的 YAML mapping）：系統輸出錯誤訊息與錯誤行號，終止</w:t>
+              <w:t>5c. Developer 輸入非法值（非 y/n/q）：系統輸出 Invalid input. Please enter y, n, or q:，重新等待輸入</w:t>
             </w:r>
           </w:p>
           <w:p>
@@ -6096,35 +6191,7 @@
               <w:rPr>
                 <w:rFonts w:eastAsia="標楷體"/>
               </w:rPr>
-              <w:t>5b. 遇到未知的 rule type：系統輸出錯誤訊息，列出允許的規則類型，終止</w:t>
-            </w:r>
-          </w:p>
-          <w:p>
-            <w:pPr>
-              <w:spacing w:before="40"/>
-              <w:rPr>
-                <w:rFonts w:eastAsia="標楷體"/>
-              </w:rPr>
-            </w:pPr>
-            <w:r>
-              <w:rPr>
-                <w:rFonts w:eastAsia="標楷體"/>
-              </w:rPr>
-              <w:t>6a. package pattern 含非法字元：系統輸出錯誤訊息，終止</w:t>
-            </w:r>
-          </w:p>
-          <w:p>
-            <w:pPr>
-              <w:spacing w:before="40"/>
-              <w:rPr>
-                <w:rFonts w:eastAsia="標楷體"/>
-              </w:rPr>
-            </w:pPr>
-            <w:r>
-              <w:rPr>
-                <w:rFonts w:eastAsia="標楷體"/>
-              </w:rPr>
-              <w:t>7a. YAML 格式正確但 rules 清單為空：系統輸出警告訊息，表示 Profile 有效但不會產生違規，exit code 0</w:t>
+              <w:t>8a. 所有 Violation 均被 suppress（全部輸入 y）：報告顯示全部通過（含已抑制數量），exit code 0</w:t>
             </w:r>
           </w:p>
         </w:tc>
@@ -6160,6 +6227,7 @@
                 <w:bCs/>
                 <w:color w:val="000000"/>
               </w:rPr>
+              <w:lastRenderedPageBreak/>
               <w:t>Special Requirements</w:t>
             </w:r>
           </w:p>
@@ -6190,7 +6258,7 @@
               <w:rPr>
                 <w:rFonts w:eastAsia="標楷體"/>
               </w:rPr>
-              <w:t>NFR-02（Usability）：所有 validation 錯誤訊息必須清楚指出 YAML 錯誤行號，並提供修正建議</w:t>
+              <w:t>NFR-02（Usability）：互動提示須清晰易懂，Developer 無需查閱文件即能理解 [y/n/q] 各選項的含義</w:t>
             </w:r>
           </w:p>
           <w:p>
@@ -6204,7 +6272,7 @@
               <w:rPr>
                 <w:rFonts w:eastAsia="標楷體"/>
               </w:rPr>
-              <w:t>NFR-04（Extensibility）：擴充新的規則類型不應影響現有規則的合規檢查行為</w:t>
+              <w:t>NFR-06（Testability）：互動流程的合規性檢查邏輯必須可透過 unit test 獨立驗證，不依賴完整的 CLI 環境</w:t>
             </w:r>
           </w:p>
         </w:tc>
@@ -6270,7 +6338,7 @@
               <w:rPr>
                 <w:rFonts w:eastAsia="標楷體"/>
               </w:rPr>
-              <w:t>*a. Profile 格式為 YAML（以 SnakeYAML 解析），採 UTF-8 編碼</w:t>
+              <w:t>*a. Suppression 記錄寫入 .arch-checker-suppress.yaml，包含：rule ID、reason（預設為 suppressed interactively）、timestamp</w:t>
             </w:r>
           </w:p>
           <w:p>
@@ -6284,7 +6352,7 @@
               <w:rPr>
                 <w:rFonts w:eastAsia="標楷體"/>
               </w:rPr>
-              <w:t>*b. Developer 可使用任意文字編輯器（VS Code、IntelliJ、Vim 等），不需 IDE plugin</w:t>
+              <w:t>4a. [y/n/q] 輸入大小寫不敏感（Y、Yes 均視為接受）</w:t>
             </w:r>
           </w:p>
           <w:p>
@@ -6298,7 +6366,7 @@
               <w:rPr>
                 <w:rFonts w:eastAsia="標楷體"/>
               </w:rPr>
-              <w:t>2a. 若輸出目錄不存在，系統自動建立</w:t>
+              <w:t>*b. 若 stdout 被 pipe 重定向（non-TTY），系統自動降級為非互動批次模式並輸出警告</w:t>
             </w:r>
           </w:p>
         </w:tc>
@@ -6364,7 +6432,7 @@
               <w:rPr>
                 <w:rFonts w:eastAsia="標楷體"/>
               </w:rPr>
-              <w:t>每個新專案通常執行一次；規則有異動時重複執行 validate；相對低頻，以週或月為單位</w:t>
+              <w:t>本地開發初次建立 suppression 清單時使用，通常每個新專案執行一次；後續違規出現時按需使用，整體低頻</w:t>
             </w:r>
           </w:p>
         </w:tc>
@@ -6430,7 +6498,7 @@
               <w:rPr>
                 <w:rFonts w:eastAsia="標楷體"/>
               </w:rPr>
-              <w:t>是否提供 JSON Schema 供 IntelliJ / VS Code 在編輯 Profile YAML 時自動補全？</w:t>
+              <w:t>是否需要提供 --accept-all 選項，一次 suppress 所有 Violation？</w:t>
             </w:r>
           </w:p>
           <w:p>
@@ -6444,7 +6512,7 @@
               <w:rPr>
                 <w:rFonts w:eastAsia="標楷體"/>
               </w:rPr>
-              <w:t>Profile 是否支援繼承（extends: &lt;other-yaml-path&gt;）以在既有規則上擴充？</w:t>
+              <w:t>Suppression 是否應設有效期限，避免長期堆積技術債？</w:t>
             </w:r>
           </w:p>
         </w:tc>
@@ -6472,20 +6540,7 @@
           <w:sz w:val="26"/>
           <w:szCs w:val="26"/>
         </w:rPr>
-        <w:t xml:space="preserve">UC-03: Check Architecture Compliance with Interactive Fix Suggestions (Fully </w:t>
-        <w:lastRenderedPageBreak/>
-        <w:t>Dressed)</w:t>
-      </w:r>
-      <w:r>
-        <w:rPr>
-          <w:rFonts w:eastAsia="標楷體"/>
-          <w:b/>
-          <w:bCs/>
-          <w:sz w:val="26"/>
-          <w:szCs w:val="26"/>
-          <w:highlight w:val="yellow"/>
-        </w:rPr>
-        <w:t>　← Iteration II（本迭代實作）</w:t>
+        <w:t>UC-04: Suppress a Violation (Fully Dressed)</w:t>
       </w:r>
     </w:p>
     <w:tbl>
@@ -6570,7 +6625,7 @@
               <w:rPr>
                 <w:rFonts w:eastAsia="標楷體"/>
               </w:rPr>
-              <w:t>UC-03</w:t>
+              <w:t>UC-04</w:t>
             </w:r>
           </w:p>
         </w:tc>
@@ -6636,7 +6691,7 @@
               <w:rPr>
                 <w:rFonts w:eastAsia="標楷體"/>
               </w:rPr>
-              <w:t>Check Architecture Compliance with Interactive Fix Suggestions</w:t>
+              <w:t>Suppress a Violation</w:t>
             </w:r>
           </w:p>
         </w:tc>
@@ -6768,7 +6823,7 @@
               <w:rPr>
                 <w:rFonts w:eastAsia="標楷體"/>
               </w:rPr>
-              <w:t>User Goal</w:t>
+              <w:t>Subfunction</w:t>
             </w:r>
           </w:p>
         </w:tc>
@@ -6834,7 +6889,7 @@
               <w:rPr>
                 <w:rFonts w:eastAsia="標楷體"/>
               </w:rPr>
-              <w:t>Developer</w:t>
+              <w:t>（由 UC-03 互動迴圈驅動，Developer 以選擇 y 間接觸發）</w:t>
             </w:r>
           </w:p>
         </w:tc>
@@ -6900,21 +6955,7 @@
               <w:rPr>
                 <w:rFonts w:eastAsia="標楷體"/>
               </w:rPr>
-              <w:t>Developer：想逐條審視每個 Violation 並當場決定是否 suppress，希望系統提供可操作的修復建議，而不只是列出錯誤清單。</w:t>
-            </w:r>
-          </w:p>
-          <w:p>
-            <w:pPr>
-              <w:spacing w:before="40"/>
-              <w:rPr>
-                <w:rFonts w:eastAsia="標楷體"/>
-              </w:rPr>
-            </w:pPr>
-            <w:r>
-              <w:rPr>
-                <w:rFonts w:eastAsia="標楷體"/>
-              </w:rPr>
-              <w:t>Team Lead：想知道哪些 Violation 是「已知且接受」的技術債，並有持久化且可稽核的 suppression 紀錄，而非無聲地被略過。</w:t>
+              <w:t>Developer：希望在不修改程式碼的情況下，將已知且接受的違規排除於後續合規報告之外。</w:t>
             </w:r>
           </w:p>
         </w:tc>
@@ -6980,7 +7021,7 @@
               <w:rPr>
                 <w:rFonts w:eastAsia="標楷體"/>
               </w:rPr>
-              <w:t>1. 同 UC-01 的前置條件</w:t>
+              <w:t>目標 Violation 已存在於本次 ViolationReport 中</w:t>
             </w:r>
           </w:p>
           <w:p>
@@ -6994,7 +7035,7 @@
               <w:rPr>
                 <w:rFonts w:eastAsia="標楷體"/>
               </w:rPr>
-              <w:t>2. Terminal 支援互動式輸入（非 pipe 重定向的 non-TTY 模式）</w:t>
+              <w:t>.arch-checker-suppress.yaml 路徑可存取（檔案不存在時由系統建立）</w:t>
             </w:r>
           </w:p>
         </w:tc>
@@ -7060,7 +7101,7 @@
               <w:rPr>
                 <w:rFonts w:eastAsia="標楷體"/>
               </w:rPr>
-              <w:t>對每條 Violation，三種結果之一成立：(a) Suppression 記錄寫入 .arch-checker-suppress.yaml，(b) Violation 保留在報告中，(c) 流程中止；最終 ComplianceReport 反映所有決策結果</w:t>
+              <w:t>Violation 的 rule ID、檔案路徑、行號與時間戳記已持久化至 .arch-checker-suppress.yaml；UC-01／UC-03 下次執行時該違規不再出現於報告</w:t>
             </w:r>
           </w:p>
         </w:tc>
@@ -7126,7 +7167,7 @@
               <w:rPr>
                 <w:rFonts w:eastAsia="標楷體"/>
               </w:rPr>
-              <w:t>1. Developer 發出以互動模式對指定專案進行架構合規檢查的要求，並指定 Style Profile</w:t>
+              <w:t>1. UC-03 互動迴圈收到 Developer 選擇 y，FixCommand 委派 SuppressionService.suppress(violation, profile, suppressFile) 執行</w:t>
             </w:r>
           </w:p>
           <w:p>
@@ -7140,7 +7181,7 @@
               <w:rPr>
                 <w:rFonts w:eastAsia="標楷體"/>
               </w:rPr>
-              <w:t>2. 系統完成掃描流程（同 UC-01 Step 2–7）：走訪檔案、解析 AST、套用規則、收集所有 Violation</w:t>
+              <w:t>2. 系統從 .arch-checker-suppress.yaml 載入現有 Suppression 清單</w:t>
             </w:r>
           </w:p>
           <w:p>
@@ -7154,7 +7195,7 @@
               <w:rPr>
                 <w:rFonts w:eastAsia="標楷體"/>
               </w:rPr>
-              <w:t>3. 系統展示第一條 Violation，顯示：檔案路徑與行號、違反的 ComplianceRule ID 與說明、RefactoringSuggestion（若存在）</w:t>
+              <w:t>3. 系統建立新的 Suppression 記錄（rule ID、檔案路徑、行號、"Suppressed interactively"、當前 ISO-8601 時間戳記）</w:t>
             </w:r>
           </w:p>
           <w:p>
@@ -7168,75 +7209,7 @@
               <w:rPr>
                 <w:rFonts w:eastAsia="標楷體"/>
               </w:rPr>
-              <w:t>4. 系統提示</w:t>
-            </w:r>
-            <w:r>
-              <w:rPr>
-                <w:rFonts w:eastAsia="標楷體" w:hint="eastAsia"/>
-              </w:rPr>
-              <w:t>是否接受</w:t>
-            </w:r>
-            <w:r>
-              <w:rPr>
-                <w:rFonts w:eastAsia="標楷體"/>
-              </w:rPr>
-              <w:t xml:space="preserve"> suppression?</w:t>
-            </w:r>
-          </w:p>
-          <w:p>
-            <w:pPr>
-              <w:spacing w:before="40"/>
-              <w:rPr>
-                <w:rFonts w:eastAsia="標楷體"/>
-              </w:rPr>
-            </w:pPr>
-            <w:r>
-              <w:rPr>
-                <w:rFonts w:eastAsia="標楷體"/>
-              </w:rPr>
-              <w:t>5. Developer 輸入 y：系統將此 Violation 的 rule ID 與時間戳記寫入 .arch-checker-suppress.yaml</w:t>
-            </w:r>
-          </w:p>
-          <w:p>
-            <w:pPr>
-              <w:spacing w:before="40"/>
-              <w:rPr>
-                <w:rFonts w:eastAsia="標楷體"/>
-              </w:rPr>
-            </w:pPr>
-            <w:r>
-              <w:rPr>
-                <w:rFonts w:eastAsia="標楷體"/>
-              </w:rPr>
-              <w:t>6. 系統展示下一條 Violation（回到 Step 3）</w:t>
-            </w:r>
-          </w:p>
-          <w:p>
-            <w:pPr>
-              <w:spacing w:before="40"/>
-              <w:rPr>
-                <w:rFonts w:eastAsia="標楷體"/>
-              </w:rPr>
-            </w:pPr>
-            <w:r>
-              <w:rPr>
-                <w:rFonts w:eastAsia="標楷體"/>
-              </w:rPr>
-              <w:t>7. 所有 Violation 處理完畢後，系統輸出最終 ComplianceReport（已扣除接受的 suppression）</w:t>
-            </w:r>
-          </w:p>
-          <w:p>
-            <w:pPr>
-              <w:spacing w:before="40"/>
-              <w:rPr>
-                <w:rFonts w:eastAsia="標楷體"/>
-              </w:rPr>
-            </w:pPr>
-            <w:r>
-              <w:rPr>
-                <w:rFonts w:eastAsia="標楷體"/>
-              </w:rPr>
-              <w:t>8. 系統回傳 exit code（0 = 無未接受 Violation，1 = 有未接受 Violation）</w:t>
+              <w:t>4. 系統將更新後的 Suppression 清單寫回 .arch-checker-suppress.yaml</w:t>
             </w:r>
           </w:p>
         </w:tc>
@@ -7302,7 +7275,7 @@
               <w:rPr>
                 <w:rFonts w:eastAsia="標楷體"/>
               </w:rPr>
-              <w:t>3a. 此 Violation 有 RefactoringSuggestion：系統在顯示 [y/n/q] 提示前，額外顯示建議操作</w:t>
+              <w:t>*a. .arch-checker-suppress.yaml 不存在：系統建立新檔後寫入，正常結束</w:t>
             </w:r>
           </w:p>
           <w:p>
@@ -7316,65 +7289,7 @@
               <w:rPr>
                 <w:rFonts w:eastAsia="標楷體"/>
               </w:rPr>
-              <w:t>3b. 掃描後無 Violation：系統直接輸出全部通過訊息，不進入互動迴圈，exit code 0</w:t>
-            </w:r>
-          </w:p>
-          <w:p>
-            <w:pPr>
-              <w:spacing w:before="40"/>
-              <w:rPr>
-                <w:rFonts w:eastAsia="標楷體"/>
-              </w:rPr>
-            </w:pPr>
-            <w:r>
-              <w:rPr>
-                <w:rFonts w:eastAsia="標楷體"/>
-              </w:rPr>
-              <w:t>5a. Developer 輸入 n：此 Violation 保留在最終報告中，系統繼</w:t>
-              <w:lastRenderedPageBreak/>
-              <w:t>續下一條（Step 6）</w:t>
-            </w:r>
-          </w:p>
-          <w:p>
-            <w:pPr>
-              <w:spacing w:before="40"/>
-              <w:rPr>
-                <w:rFonts w:eastAsia="標楷體"/>
-              </w:rPr>
-            </w:pPr>
-            <w:r>
-              <w:rPr>
-                <w:rFonts w:eastAsia="標楷體"/>
-              </w:rPr>
-              <w:t>5b. Developer 輸入 q：系統中止互動迴圈，輸出已處理部分的 partial report，exit code 1</w:t>
-            </w:r>
-          </w:p>
-          <w:p>
-            <w:pPr>
-              <w:spacing w:before="40"/>
-              <w:rPr>
-                <w:rFonts w:eastAsia="標楷體"/>
-              </w:rPr>
-            </w:pPr>
-            <w:r>
-              <w:rPr>
-                <w:rFonts w:eastAsia="標楷體"/>
-              </w:rPr>
-              <w:t>5c. Developer 輸入非法值（非 y/n/q）：系統輸出 Invalid input. Please enter y, n, or q:，重新等待輸入</w:t>
-            </w:r>
-          </w:p>
-          <w:p>
-            <w:pPr>
-              <w:spacing w:before="40"/>
-              <w:rPr>
-                <w:rFonts w:eastAsia="標楷體"/>
-              </w:rPr>
-            </w:pPr>
-            <w:r>
-              <w:rPr>
-                <w:rFonts w:eastAsia="標楷體"/>
-              </w:rPr>
-              <w:t>8a. 所有 Violation 均被 suppress（全部輸入 y）：報告顯示全部通過（含已抑制數量），exit code 0</w:t>
+              <w:t>*b. 磁碟寫入失敗（空間不足或無寫入權限）：系統拋出例外，錯誤向上傳遞至 UC-03 並輸出錯誤訊息</w:t>
             </w:r>
           </w:p>
         </w:tc>
@@ -7410,7 +7325,6 @@
                 <w:bCs/>
                 <w:color w:val="000000"/>
               </w:rPr>
-              <w:lastRenderedPageBreak/>
               <w:t>Special Requirements</w:t>
             </w:r>
           </w:p>
@@ -7441,21 +7355,7 @@
               <w:rPr>
                 <w:rFonts w:eastAsia="標楷體"/>
               </w:rPr>
-              <w:t>NFR-02（Usability）：互動提示須清晰易懂，Developer 無需查閱文件即能理解 [y/n/q] 各選項的含義</w:t>
-            </w:r>
-          </w:p>
-          <w:p>
-            <w:pPr>
-              <w:spacing w:before="40"/>
-              <w:rPr>
-                <w:rFonts w:eastAsia="標楷體"/>
-              </w:rPr>
-            </w:pPr>
-            <w:r>
-              <w:rPr>
-                <w:rFonts w:eastAsia="標楷體"/>
-              </w:rPr>
-              <w:t>NFR-06（Testability）：互動流程的合規性檢查邏輯必須可透過 unit test 獨立驗證，不依賴完整的 CLI 環境</w:t>
+              <w:t>NFR-03（Traceability）：每筆 Suppression 記錄須含 rule ID、file path、line number 及 ISO-8601 timestamp，以便日後稽核</w:t>
             </w:r>
           </w:p>
         </w:tc>
@@ -7491,7 +7391,7 @@
                 <w:bCs/>
                 <w:color w:val="000000"/>
               </w:rPr>
-              <w:t>Technology and Data Variations List</w:t>
+              <w:t>Technology and Data Variations</w:t>
             </w:r>
           </w:p>
         </w:tc>
@@ -7521,35 +7421,7 @@
               <w:rPr>
                 <w:rFonts w:eastAsia="標楷體"/>
               </w:rPr>
-              <w:t>*a. Suppression 記錄寫入 .arch-checker-suppress.yaml，包含：rule ID、reason（預設為 suppressed interactively）、timestamp</w:t>
-            </w:r>
-          </w:p>
-          <w:p>
-            <w:pPr>
-              <w:spacing w:before="40"/>
-              <w:rPr>
-                <w:rFonts w:eastAsia="標楷體"/>
-              </w:rPr>
-            </w:pPr>
-            <w:r>
-              <w:rPr>
-                <w:rFonts w:eastAsia="標楷體"/>
-              </w:rPr>
-              <w:t>4a. [y/n/q] 輸入大小寫不敏感（Y、Yes 均視為接受）</w:t>
-            </w:r>
-          </w:p>
-          <w:p>
-            <w:pPr>
-              <w:spacing w:before="40"/>
-              <w:rPr>
-                <w:rFonts w:eastAsia="標楷體"/>
-              </w:rPr>
-            </w:pPr>
-            <w:r>
-              <w:rPr>
-                <w:rFonts w:eastAsia="標楷體"/>
-              </w:rPr>
-              <w:t>*b. 若 stdout 被 pipe 重定向（non-TTY），系統自動降級為非互動批次模式並輸出警告</w:t>
+              <w:t>*a. Suppression 清單存於 YAML 格式（以 SnakeYAML 讀寫），預設路徑為 .arch-checker-suppress.yaml</w:t>
             </w:r>
           </w:p>
         </w:tc>
@@ -7615,7 +7487,7 @@
               <w:rPr>
                 <w:rFonts w:eastAsia="標楷體"/>
               </w:rPr>
-              <w:t>本地開發初次建立 suppression 清單時使用，通常每個新專案執行一次；後續違規出現時按需使用，整體低頻</w:t>
+              <w:t>每次 UC-03 互動迴圈中 Developer 選擇 y 時觸發；頻率取決於本次 ViolationReport 的違規數量與 Developer 的決策</w:t>
             </w:r>
           </w:p>
         </w:tc>
@@ -7681,66 +7553,12 @@
               <w:rPr>
                 <w:rFonts w:eastAsia="標楷體"/>
               </w:rPr>
-              <w:t>是否需要提供 --accept-all 選項，一次 suppress 所有 Violation？</w:t>
-            </w:r>
-          </w:p>
-          <w:p>
-            <w:pPr>
-              <w:spacing w:before="40"/>
-              <w:rPr>
-                <w:rFonts w:eastAsia="標楷體"/>
-              </w:rPr>
-            </w:pPr>
-            <w:r>
-              <w:rPr>
-                <w:rFonts w:eastAsia="標楷體"/>
-              </w:rPr>
-              <w:t>Suppression 是否應設有效期限，避免長期堆積技術債？</w:t>
+              <w:t>suppress 指令亦可由 Developer 直接執行以獨立觸發本 UC</w:t>
             </w:r>
           </w:p>
         </w:tc>
       </w:tr>
     </w:tbl>
-    <w:p>
-      <w:pPr>
-        <w:rPr>
-          <w:rFonts w:eastAsia="標楷體"/>
-        </w:rPr>
-      </w:pPr>
-    </w:p>
-    <w:p>
-      <w:pPr>
-        <w:spacing w:before="240" w:after="120"/>
-        <w:rPr>
-          <w:rFonts w:eastAsia="標楷體"/>
-        </w:rPr>
-      </w:pPr>
-      <w:r>
-        <w:rPr>
-          <w:rFonts w:eastAsia="標楷體"/>
-          <w:b/>
-          <w:bCs/>
-          <w:sz w:val="26"/>
-          <w:szCs w:val="26"/>
-        </w:rPr>
-        <w:t>UC-04: Suppress a Violation (Brief)</w:t>
-      </w:r>
-    </w:p>
-    <w:p>
-      <w:pPr>
-        <w:spacing w:before="60" w:after="60"/>
-        <w:jc w:val="both"/>
-        <w:rPr>
-          <w:rFonts w:eastAsia="標楷體"/>
-        </w:rPr>
-      </w:pPr>
-      <w:r>
-        <w:rPr>
-          <w:rFonts w:eastAsia="標楷體"/>
-        </w:rPr>
-        <w:t>Developer 發出抑制特定違規的要求，並提供 rule ID 與原因說明。系統將 suppression 記錄（rule ID、reason、timestamp）寫入 .arch-checker-suppress.yaml。下次執行 UC-01 時，於 Step 8 過濾生效。</w:t>
-      </w:r>
-    </w:p>
     <w:p>
       <w:pPr>
         <w:rPr>
@@ -13493,7 +13311,7 @@
       <w:r>
         <w:t xml:space="preserve">arch-checker 為單一使用者的 CLI 工具（無 GUI、無資料庫後端）。本節以 UML </w:t>
         <w:lastRenderedPageBreak/>
-        <w:t>package diagram 方式呈現 Iteration II 系統的組織架構，並說明各 package 之職責與相依方向。系統分為四個水平層：CLI 層使用 picocli 框架處理指令；Application 層定義業務邏輯與介面（CodeParser、ProfileLoader、SuppressionStore、Reporter）；Domain 層包含純粹的領域物件，無對外依賴；Infrastructure 層實作 Application 層所定義的 port 介面，遵循相依反轉原則（Dependency Inversion Principle）。Iteration II 於 CLI 層新增 FixCommand、ProfileCommand、ProfileInitCommand、ProfileValidateCommand，於 Application 層新增 InteractiveFixer、ProfileTemplateService、ProfileValidateService。</w:t>
+        <w:t>package diagram 方式呈現 Iteration II 系統的組織架構，並說明各 package 之職責與相依方向。系統分為四個水平層：CLI 層使用 picocli 框架處理指令；Application 層定義業務邏輯與介面（CodeParser、ProfileLoader、SuppressionStore、Reporter）；Domain 層包含純粹的領域物件，無對外依賴；Infrastructure 層實作 Application 層所定義的 port 介面，遵循相依反轉原則（Dependency Inversion Principle）。Iteration II 於 CLI 層新增 FixCommand、ProfileCommand、ProfileInitCommand、ProfileValidateCommand，其中 FixCommand 負責 UC-03 互動邏輯（顯示違規、讀取決策），並委派 SuppressionService 執行 suppress 流程；於 Application 層新增 ProfileTemplateService、ProfileValidateService、SuppressionService。</w:t>
       </w:r>
     </w:p>
     <w:p>
@@ -13567,13 +13385,12 @@
         <w:pStyle w:val="3"/>
       </w:pPr>
       <w:r>
-        <w:lastRenderedPageBreak/>
-        <w:t>3.2.1 System Sequence Diagram — UC-02 Define Style Profile</w:t>
-      </w:r>
-    </w:p>
-    <w:p>
-      <w:r>
-        <w:t>UC-02 為 Iteration II 最重要的新增使用案例。本節以 System Sequence Diagram（SSD）識別系統事件，共有兩個系統事件：initProfile(outputPath) 產生 YAML 範本檔，validateProfile(yamlPath) 驗證已編輯的 Profile 並回報成功載入的規則數量。</w:t>
+        <w:t>3.2.1 System Sequence Diagram — UC-01 Check Architecture Compliance</w:t>
+      </w:r>
+    </w:p>
+    <w:p>
+      <w:r>
+        <w:t>Developer 對 :System 發出單一系統事件 runCheck(projectPath, profilePath)，系統執行所有啟用的合規規則並回傳 ViolationReport，最終以 exitCode 結束程序。</w:t>
       </w:r>
     </w:p>
     <w:p>
@@ -13585,8 +13402,598 @@
           <w:noProof/>
         </w:rPr>
         <w:drawing>
+          <wp:inline distT="0" distB="0" distL="0" distR="0" wp14:anchorId="B1001001" wp14:editId="B1001002">
+            <wp:extent cx="5731510" cy="7940000"/>
+            <wp:effectExtent l="0" t="0" r="0" b="0"/>
+            <wp:docPr id="2001" name="Picture uc01_ssd"/>
+            <wp:cNvGraphicFramePr>
+              <a:graphicFrameLocks xmlns:a="http://schemas.openxmlformats.org/drawingml/2006/main" noChangeAspect="1"/>
+            </wp:cNvGraphicFramePr>
+            <a:graphic xmlns:a="http://schemas.openxmlformats.org/drawingml/2006/main">
+              <a:graphicData uri="http://schemas.openxmlformats.org/drawingml/2006/picture">
+                <pic:pic xmlns:pic="http://schemas.openxmlformats.org/drawingml/2006/picture">
+                  <pic:nvPicPr>
+                    <pic:cNvPr id="0" name="uc01_ssd.png"/>
+                    <pic:cNvPicPr/>
+                  </pic:nvPicPr>
+                  <pic:blipFill>
+                    <a:blip r:embed="rId19"/>
+                    <a:stretch>
+                      <a:fillRect/>
+                    </a:stretch>
+                  </pic:blipFill>
+                  <pic:spPr>
+                    <a:xfrm>
+                      <a:off x="0" y="0"/>
+                      <a:ext cx="5731510" cy="7940000"/>
+                    </a:xfrm>
+                    <a:prstGeom prst="rect">
+                      <a:avLst/>
+                    </a:prstGeom>
+                  </pic:spPr>
+                </pic:pic>
+              </a:graphicData>
+            </a:graphic>
+          </wp:inline>
+        </w:drawing>
+      </w:r>
+    </w:p>
+    <w:p>
+      <w:pPr>
+        <w:jc w:val="center"/>
+      </w:pPr>
+      <w:r>
+        <w:rPr>
+          <w:i/>
+          <w:sz w:val="20"/>
+        </w:rPr>
+        <w:t>圖 3-2.1 UC-01 Check Architecture Compliance — System Sequence Diagram</w:t>
+      </w:r>
+    </w:p>
+    <w:p>
+      <w:pPr>
+        <w:pStyle w:val="3"/>
+      </w:pPr>
+      <w:r>
+        <w:t>3.2.2 Sequence Diagram with GRASP Patterns — UC-01</w:t>
+      </w:r>
+    </w:p>
+    <w:p>
+      <w:r>
+        <w:t>系統事件：runCheck(projectPath, profilePath)</w:t>
+      </w:r>
+    </w:p>
+    <w:tbl>
+      <w:tblPr>
+        <w:tblW w:w="9026" w:type="dxa"/>
+        <w:tblInd w:w="283" w:type="dxa"/>
+        <w:tblBorders>
+          <w:top w:val="single" w:sz="4" w:space="0" w:color="auto"/>
+          <w:left w:val="single" w:sz="4" w:space="0" w:color="auto"/>
+          <w:bottom w:val="single" w:sz="4" w:space="0" w:color="auto"/>
+          <w:right w:val="single" w:sz="4" w:space="0" w:color="auto"/>
+          <w:insideH w:val="single" w:sz="4" w:space="0" w:color="auto"/>
+          <w:insideV w:val="single" w:sz="4" w:space="0" w:color="auto"/>
+        </w:tblBorders>
+        <w:tblLook w:val="04A0" w:firstRow="1" w:lastRow="0" w:firstColumn="1" w:lastColumn="0" w:noHBand="0" w:noVBand="1"/>
+      </w:tblPr>
+      <w:tblGrid>
+        <w:gridCol w:w="1900"/>
+        <w:gridCol w:w="3000"/>
+        <w:gridCol w:w="4126"/>
+      </w:tblGrid>
+      <w:tr>
+        <w:trPr>
+          <w:tblHeader/>
+        </w:trPr>
+        <w:tc>
+          <w:tcPr>
+            <w:tcW w:w="1900" w:type="dxa"/>
+            <w:tcBorders>
+              <w:top w:val="single" w:sz="1" w:space="0" w:color="555555"/>
+              <w:left w:val="single" w:sz="1" w:space="0" w:color="555555"/>
+              <w:bottom w:val="single" w:sz="1" w:space="0" w:color="555555"/>
+              <w:right w:val="single" w:sz="1" w:space="0" w:color="555555"/>
+            </w:tcBorders>
+            <w:shd w:val="clear" w:color="auto" w:fill="2E4057"/>
+            <w:tcMar>
+              <w:top w:w="80" w:type="dxa"/>
+              <w:left w:w="120" w:type="dxa"/>
+              <w:bottom w:w="80" w:type="dxa"/>
+              <w:right w:w="120" w:type="dxa"/>
+            </w:tcMar>
+          </w:tcPr>
+          <w:p>
+            <w:r>
+              <w:rPr>
+                <w:b/>
+                <w:bCs/>
+                <w:color w:val="FFFFFF"/>
+              </w:rPr>
+              <w:t>GRASP Pattern</w:t>
+            </w:r>
+          </w:p>
+        </w:tc>
+        <w:tc>
+          <w:tcPr>
+            <w:tcW w:w="3000" w:type="dxa"/>
+            <w:tcBorders>
+              <w:top w:val="single" w:sz="1" w:space="0" w:color="555555"/>
+              <w:left w:val="single" w:sz="1" w:space="0" w:color="555555"/>
+              <w:bottom w:val="single" w:sz="1" w:space="0" w:color="555555"/>
+              <w:right w:val="single" w:sz="1" w:space="0" w:color="555555"/>
+            </w:tcBorders>
+            <w:shd w:val="clear" w:color="auto" w:fill="2E4057"/>
+            <w:tcMar>
+              <w:top w:w="80" w:type="dxa"/>
+              <w:left w:w="120" w:type="dxa"/>
+              <w:bottom w:w="80" w:type="dxa"/>
+              <w:right w:w="120" w:type="dxa"/>
+            </w:tcMar>
+          </w:tcPr>
+          <w:p>
+            <w:r>
+              <w:rPr>
+                <w:b/>
+                <w:bCs/>
+                <w:color w:val="FFFFFF"/>
+              </w:rPr>
+              <w:t>套用對象</w:t>
+            </w:r>
+          </w:p>
+        </w:tc>
+        <w:tc>
+          <w:tcPr>
+            <w:tcW w:w="4126" w:type="dxa"/>
+            <w:tcBorders>
+              <w:top w:val="single" w:sz="1" w:space="0" w:color="555555"/>
+              <w:left w:val="single" w:sz="1" w:space="0" w:color="555555"/>
+              <w:bottom w:val="single" w:sz="1" w:space="0" w:color="555555"/>
+              <w:right w:val="single" w:sz="1" w:space="0" w:color="555555"/>
+            </w:tcBorders>
+            <w:shd w:val="clear" w:color="auto" w:fill="2E4057"/>
+            <w:tcMar>
+              <w:top w:w="80" w:type="dxa"/>
+              <w:left w:w="120" w:type="dxa"/>
+              <w:bottom w:w="80" w:type="dxa"/>
+              <w:right w:w="120" w:type="dxa"/>
+            </w:tcMar>
+          </w:tcPr>
+          <w:p>
+            <w:r>
+              <w:rPr>
+                <w:b/>
+                <w:bCs/>
+                <w:color w:val="FFFFFF"/>
+              </w:rPr>
+              <w:t>Rationale</w:t>
+            </w:r>
+          </w:p>
+        </w:tc>
+      </w:tr>
+      <w:tr>
+        <w:tc>
+          <w:tcPr>
+            <w:tcW w:w="1900" w:type="dxa"/>
+            <w:tcBorders>
+              <w:top w:val="single" w:sz="1" w:space="0" w:color="AAAAAA"/>
+              <w:left w:val="single" w:sz="1" w:space="0" w:color="AAAAAA"/>
+              <w:bottom w:val="single" w:sz="1" w:space="0" w:color="AAAAAA"/>
+              <w:right w:val="single" w:sz="1" w:space="0" w:color="AAAAAA"/>
+            </w:tcBorders>
+            <w:tcMar>
+              <w:top w:w="80" w:type="dxa"/>
+              <w:left w:w="120" w:type="dxa"/>
+              <w:bottom w:w="80" w:type="dxa"/>
+              <w:right w:w="120" w:type="dxa"/>
+            </w:tcMar>
+          </w:tcPr>
+          <w:p>
+            <w:r>
+              <w:t>Controller</w:t>
+            </w:r>
+          </w:p>
+        </w:tc>
+        <w:tc>
+          <w:tcPr>
+            <w:tcW w:w="3000" w:type="dxa"/>
+            <w:tcBorders>
+              <w:top w:val="single" w:sz="1" w:space="0" w:color="AAAAAA"/>
+              <w:left w:val="single" w:sz="1" w:space="0" w:color="AAAAAA"/>
+              <w:bottom w:val="single" w:sz="1" w:space="0" w:color="AAAAAA"/>
+              <w:right w:val="single" w:sz="1" w:space="0" w:color="AAAAAA"/>
+            </w:tcBorders>
+            <w:tcMar>
+              <w:top w:w="80" w:type="dxa"/>
+              <w:left w:w="120" w:type="dxa"/>
+              <w:bottom w:w="80" w:type="dxa"/>
+              <w:right w:w="120" w:type="dxa"/>
+            </w:tcMar>
+          </w:tcPr>
+          <w:p>
+            <w:r>
+              <w:t>:CheckCommand</w:t>
+            </w:r>
+          </w:p>
+        </w:tc>
+        <w:tc>
+          <w:tcPr>
+            <w:tcW w:w="4126" w:type="dxa"/>
+            <w:tcBorders>
+              <w:top w:val="single" w:sz="1" w:space="0" w:color="AAAAAA"/>
+              <w:left w:val="single" w:sz="1" w:space="0" w:color="AAAAAA"/>
+              <w:bottom w:val="single" w:sz="1" w:space="0" w:color="AAAAAA"/>
+              <w:right w:val="single" w:sz="1" w:space="0" w:color="AAAAAA"/>
+            </w:tcBorders>
+            <w:tcMar>
+              <w:top w:w="80" w:type="dxa"/>
+              <w:left w:w="120" w:type="dxa"/>
+              <w:bottom w:w="80" w:type="dxa"/>
+              <w:right w:w="120" w:type="dxa"/>
+            </w:tcMar>
+          </w:tcPr>
+          <w:p>
+            <w:r>
+              <w:t>接收 CLI 系統事件 runCheck(...)，作為 UC-01 use case controller</w:t>
+            </w:r>
+          </w:p>
+        </w:tc>
+      </w:tr>
+      <w:tr>
+        <w:tc>
+          <w:tcPr>
+            <w:tcW w:w="1900" w:type="dxa"/>
+            <w:tcBorders>
+              <w:top w:val="single" w:sz="1" w:space="0" w:color="AAAAAA"/>
+              <w:left w:val="single" w:sz="1" w:space="0" w:color="AAAAAA"/>
+              <w:bottom w:val="single" w:sz="1" w:space="0" w:color="AAAAAA"/>
+              <w:right w:val="single" w:sz="1" w:space="0" w:color="AAAAAA"/>
+            </w:tcBorders>
+            <w:tcMar>
+              <w:top w:w="80" w:type="dxa"/>
+              <w:left w:w="120" w:type="dxa"/>
+              <w:bottom w:w="80" w:type="dxa"/>
+              <w:right w:w="120" w:type="dxa"/>
+            </w:tcMar>
+          </w:tcPr>
+          <w:p>
+            <w:r>
+              <w:t>Pure Fabrication</w:t>
+            </w:r>
+          </w:p>
+        </w:tc>
+        <w:tc>
+          <w:tcPr>
+            <w:tcW w:w="3000" w:type="dxa"/>
+            <w:tcBorders>
+              <w:top w:val="single" w:sz="1" w:space="0" w:color="AAAAAA"/>
+              <w:left w:val="single" w:sz="1" w:space="0" w:color="AAAAAA"/>
+              <w:bottom w:val="single" w:sz="1" w:space="0" w:color="AAAAAA"/>
+              <w:right w:val="single" w:sz="1" w:space="0" w:color="AAAAAA"/>
+            </w:tcBorders>
+            <w:tcMar>
+              <w:top w:w="80" w:type="dxa"/>
+              <w:left w:w="120" w:type="dxa"/>
+              <w:bottom w:w="80" w:type="dxa"/>
+              <w:right w:w="120" w:type="dxa"/>
+            </w:tcMar>
+          </w:tcPr>
+          <w:p>
+            <w:r>
+              <w:t>:ComplianceCheckService、:ProfileLoader、:JavaParserAdapter</w:t>
+            </w:r>
+          </w:p>
+        </w:tc>
+        <w:tc>
+          <w:tcPr>
+            <w:tcW w:w="4126" w:type="dxa"/>
+            <w:tcBorders>
+              <w:top w:val="single" w:sz="1" w:space="0" w:color="AAAAAA"/>
+              <w:left w:val="single" w:sz="1" w:space="0" w:color="AAAAAA"/>
+              <w:bottom w:val="single" w:sz="1" w:space="0" w:color="AAAAAA"/>
+              <w:right w:val="single" w:sz="1" w:space="0" w:color="AAAAAA"/>
+            </w:tcBorders>
+            <w:tcMar>
+              <w:top w:w="80" w:type="dxa"/>
+              <w:left w:w="120" w:type="dxa"/>
+              <w:bottom w:w="80" w:type="dxa"/>
+              <w:right w:w="120" w:type="dxa"/>
+            </w:tcMar>
+          </w:tcPr>
+          <w:p>
+            <w:r>
+              <w:t>為協調 use case 流程或封裝技術細節而建立的非 domain 物件</w:t>
+            </w:r>
+          </w:p>
+        </w:tc>
+      </w:tr>
+      <w:tr>
+        <w:tc>
+          <w:tcPr>
+            <w:tcW w:w="1900" w:type="dxa"/>
+            <w:tcBorders>
+              <w:top w:val="single" w:sz="1" w:space="0" w:color="AAAAAA"/>
+              <w:left w:val="single" w:sz="1" w:space="0" w:color="AAAAAA"/>
+              <w:bottom w:val="single" w:sz="1" w:space="0" w:color="AAAAAA"/>
+              <w:right w:val="single" w:sz="1" w:space="0" w:color="AAAAAA"/>
+            </w:tcBorders>
+            <w:tcMar>
+              <w:top w:w="80" w:type="dxa"/>
+              <w:left w:w="120" w:type="dxa"/>
+              <w:bottom w:w="80" w:type="dxa"/>
+              <w:right w:w="120" w:type="dxa"/>
+            </w:tcMar>
+          </w:tcPr>
+          <w:p>
+            <w:r>
+              <w:t>Polymorphism</w:t>
+            </w:r>
+          </w:p>
+        </w:tc>
+        <w:tc>
+          <w:tcPr>
+            <w:tcW w:w="3000" w:type="dxa"/>
+            <w:tcBorders>
+              <w:top w:val="single" w:sz="1" w:space="0" w:color="AAAAAA"/>
+              <w:left w:val="single" w:sz="1" w:space="0" w:color="AAAAAA"/>
+              <w:bottom w:val="single" w:sz="1" w:space="0" w:color="AAAAAA"/>
+              <w:right w:val="single" w:sz="1" w:space="0" w:color="AAAAAA"/>
+            </w:tcBorders>
+            <w:tcMar>
+              <w:top w:w="80" w:type="dxa"/>
+              <w:left w:w="120" w:type="dxa"/>
+              <w:bottom w:w="80" w:type="dxa"/>
+              <w:right w:w="120" w:type="dxa"/>
+            </w:tcMar>
+          </w:tcPr>
+          <w:p>
+            <w:r>
+              <w:t>rule:ComplianceRule + 4 Rule 子型別</w:t>
+            </w:r>
+          </w:p>
+        </w:tc>
+        <w:tc>
+          <w:tcPr>
+            <w:tcW w:w="4126" w:type="dxa"/>
+            <w:tcBorders>
+              <w:top w:val="single" w:sz="1" w:space="0" w:color="AAAAAA"/>
+              <w:left w:val="single" w:sz="1" w:space="0" w:color="AAAAAA"/>
+              <w:bottom w:val="single" w:sz="1" w:space="0" w:color="AAAAAA"/>
+              <w:right w:val="single" w:sz="1" w:space="0" w:color="AAAAAA"/>
+            </w:tcBorders>
+            <w:tcMar>
+              <w:top w:w="80" w:type="dxa"/>
+              <w:left w:w="120" w:type="dxa"/>
+              <w:bottom w:w="80" w:type="dxa"/>
+              <w:right w:w="120" w:type="dxa"/>
+            </w:tcMar>
+          </w:tcPr>
+          <w:p>
+            <w:r>
+              <w:t>4 種架構規則檢查邏輯由 validate(files) 動態分派</w:t>
+            </w:r>
+          </w:p>
+        </w:tc>
+      </w:tr>
+      <w:tr>
+        <w:tc>
+          <w:tcPr>
+            <w:tcW w:w="1900" w:type="dxa"/>
+            <w:tcBorders>
+              <w:top w:val="single" w:sz="1" w:space="0" w:color="AAAAAA"/>
+              <w:left w:val="single" w:sz="1" w:space="0" w:color="AAAAAA"/>
+              <w:bottom w:val="single" w:sz="1" w:space="0" w:color="AAAAAA"/>
+              <w:right w:val="single" w:sz="1" w:space="0" w:color="AAAAAA"/>
+            </w:tcBorders>
+            <w:tcMar>
+              <w:top w:w="80" w:type="dxa"/>
+              <w:left w:w="120" w:type="dxa"/>
+              <w:bottom w:w="80" w:type="dxa"/>
+              <w:right w:w="120" w:type="dxa"/>
+            </w:tcMar>
+          </w:tcPr>
+          <w:p>
+            <w:r>
+              <w:t>Information Expert</w:t>
+            </w:r>
+          </w:p>
+        </w:tc>
+        <w:tc>
+          <w:tcPr>
+            <w:tcW w:w="3000" w:type="dxa"/>
+            <w:tcBorders>
+              <w:top w:val="single" w:sz="1" w:space="0" w:color="AAAAAA"/>
+              <w:left w:val="single" w:sz="1" w:space="0" w:color="AAAAAA"/>
+              <w:bottom w:val="single" w:sz="1" w:space="0" w:color="AAAAAA"/>
+              <w:right w:val="single" w:sz="1" w:space="0" w:color="AAAAAA"/>
+            </w:tcBorders>
+            <w:tcMar>
+              <w:top w:w="80" w:type="dxa"/>
+              <w:left w:w="120" w:type="dxa"/>
+              <w:bottom w:w="80" w:type="dxa"/>
+              <w:right w:w="120" w:type="dxa"/>
+            </w:tcMar>
+          </w:tcPr>
+          <w:p>
+            <w:r>
+              <w:t>:SuppressionStore</w:t>
+            </w:r>
+          </w:p>
+        </w:tc>
+        <w:tc>
+          <w:tcPr>
+            <w:tcW w:w="4126" w:type="dxa"/>
+            <w:tcBorders>
+              <w:top w:val="single" w:sz="1" w:space="0" w:color="AAAAAA"/>
+              <w:left w:val="single" w:sz="1" w:space="0" w:color="AAAAAA"/>
+              <w:bottom w:val="single" w:sz="1" w:space="0" w:color="AAAAAA"/>
+              <w:right w:val="single" w:sz="1" w:space="0" w:color="AAAAAA"/>
+            </w:tcBorders>
+            <w:tcMar>
+              <w:top w:w="80" w:type="dxa"/>
+              <w:left w:w="120" w:type="dxa"/>
+              <w:bottom w:w="80" w:type="dxa"/>
+              <w:right w:w="120" w:type="dxa"/>
+            </w:tcMar>
+          </w:tcPr>
+          <w:p>
+            <w:r>
+              <w:t>擁有抑制清單持久化資訊</w:t>
+            </w:r>
+          </w:p>
+        </w:tc>
+      </w:tr>
+      <w:tr>
+        <w:tc>
+          <w:tcPr>
+            <w:tcW w:w="1900" w:type="dxa"/>
+            <w:tcBorders>
+              <w:top w:val="single" w:sz="1" w:space="0" w:color="AAAAAA"/>
+              <w:left w:val="single" w:sz="1" w:space="0" w:color="AAAAAA"/>
+              <w:bottom w:val="single" w:sz="1" w:space="0" w:color="AAAAAA"/>
+              <w:right w:val="single" w:sz="1" w:space="0" w:color="AAAAAA"/>
+            </w:tcBorders>
+            <w:tcMar>
+              <w:top w:w="80" w:type="dxa"/>
+              <w:left w:w="120" w:type="dxa"/>
+              <w:bottom w:w="80" w:type="dxa"/>
+              <w:right w:w="120" w:type="dxa"/>
+            </w:tcMar>
+          </w:tcPr>
+          <w:p>
+            <w:r>
+              <w:t>Low Coupling</w:t>
+            </w:r>
+          </w:p>
+        </w:tc>
+        <w:tc>
+          <w:tcPr>
+            <w:tcW w:w="3000" w:type="dxa"/>
+            <w:tcBorders>
+              <w:top w:val="single" w:sz="1" w:space="0" w:color="AAAAAA"/>
+              <w:left w:val="single" w:sz="1" w:space="0" w:color="AAAAAA"/>
+              <w:bottom w:val="single" w:sz="1" w:space="0" w:color="AAAAAA"/>
+              <w:right w:val="single" w:sz="1" w:space="0" w:color="AAAAAA"/>
+            </w:tcBorders>
+            <w:tcMar>
+              <w:top w:w="80" w:type="dxa"/>
+              <w:left w:w="120" w:type="dxa"/>
+              <w:bottom w:w="80" w:type="dxa"/>
+              <w:right w:w="120" w:type="dxa"/>
+            </w:tcMar>
+          </w:tcPr>
+          <w:p>
+            <w:r>
+              <w:t>:JavaParserAdapter、:SuppressionStore、:Reporter</w:t>
+            </w:r>
+          </w:p>
+        </w:tc>
+        <w:tc>
+          <w:tcPr>
+            <w:tcW w:w="4126" w:type="dxa"/>
+            <w:tcBorders>
+              <w:top w:val="single" w:sz="1" w:space="0" w:color="AAAAAA"/>
+              <w:left w:val="single" w:sz="1" w:space="0" w:color="AAAAAA"/>
+              <w:bottom w:val="single" w:sz="1" w:space="0" w:color="AAAAAA"/>
+              <w:right w:val="single" w:sz="1" w:space="0" w:color="AAAAAA"/>
+            </w:tcBorders>
+            <w:tcMar>
+              <w:top w:w="80" w:type="dxa"/>
+              <w:left w:w="120" w:type="dxa"/>
+              <w:bottom w:w="80" w:type="dxa"/>
+              <w:right w:w="120" w:type="dxa"/>
+            </w:tcMar>
+          </w:tcPr>
+          <w:p>
+            <w:r>
+              <w:t>以 port/adapter 隔離第三方解析器、持久化及輸出細節，Service 不直接依賴具體實作</w:t>
+            </w:r>
+          </w:p>
+        </w:tc>
+      </w:tr>
+    </w:tbl>
+    <w:p>
+      <w:pPr>
+        <w:jc w:val="center"/>
+      </w:pPr>
+      <w:r>
+        <w:rPr>
+          <w:noProof/>
+        </w:rPr>
+        <w:drawing>
+          <wp:inline distT="0" distB="0" distL="0" distR="0" wp14:anchorId="B1001003" wp14:editId="B1001004">
+            <wp:extent cx="4602156" cy="8229600"/>
+            <wp:effectExtent l="0" t="0" r="0" b="0"/>
+            <wp:docPr id="2002" name="Picture uc01_sd"/>
+            <wp:cNvGraphicFramePr>
+              <a:graphicFrameLocks xmlns:a="http://schemas.openxmlformats.org/drawingml/2006/main" noChangeAspect="1"/>
+            </wp:cNvGraphicFramePr>
+            <a:graphic xmlns:a="http://schemas.openxmlformats.org/drawingml/2006/main">
+              <a:graphicData uri="http://schemas.openxmlformats.org/drawingml/2006/picture">
+                <pic:pic xmlns:pic="http://schemas.openxmlformats.org/drawingml/2006/picture">
+                  <pic:nvPicPr>
+                    <pic:cNvPr id="0" name="uc01_sd.png"/>
+                    <pic:cNvPicPr/>
+                  </pic:nvPicPr>
+                  <pic:blipFill>
+                    <a:blip r:embed="rId20"/>
+                    <a:stretch>
+                      <a:fillRect/>
+                    </a:stretch>
+                  </pic:blipFill>
+                  <pic:spPr>
+                    <a:xfrm>
+                      <a:off x="0" y="0"/>
+                      <a:ext cx="4602156" cy="8229600"/>
+                    </a:xfrm>
+                    <a:prstGeom prst="rect">
+                      <a:avLst/>
+                    </a:prstGeom>
+                  </pic:spPr>
+                </pic:pic>
+              </a:graphicData>
+            </a:graphic>
+          </wp:inline>
+        </w:drawing>
+      </w:r>
+    </w:p>
+    <w:p>
+      <w:pPr>
+        <w:jc w:val="center"/>
+      </w:pPr>
+      <w:r>
+        <w:rPr>
+          <w:i/>
+          <w:sz w:val="20"/>
+        </w:rPr>
+        <w:t>圖 3-2.2 SD for runCheck()（標示 GRASP 模式）</w:t>
+      </w:r>
+    </w:p>
+    <w:p>
+      <w:pPr>
+        <w:pStyle w:val="3"/>
+      </w:pPr>
+      <w:r>
+        <w:lastRenderedPageBreak/>
+        <w:t>3.2.3 System Sequence Diagram — UC-02 Define Style Profile [new]</w:t>
+      </w:r>
+    </w:p>
+    <w:p>
+      <w:r>
+        <w:t>UC-02 為 Iteration II 最重要的新增使用案例。本節以 System Sequence Diagram（SSD）識別系統事件：initProfile(outputPath) 產生 YAML 範本檔供開發者編輯，Profile 的驗證與載入由 UC-05（Load Style Profile）負責，UC-02 不重複此職責。</w:t>
+      </w:r>
+    </w:p>
+    <w:p>
+      <w:pPr>
+        <w:jc w:val="center"/>
+      </w:pPr>
+      <w:r>
+        <w:rPr>
+          <w:noProof/>
+        </w:rPr>
+        <w:drawing>
           <wp:inline distT="0" distB="0" distL="0" distR="0" wp14:anchorId="797F4699" wp14:editId="22C45891">
-            <wp:extent cx="5486400" cy="4027413"/>
+            <wp:extent cx="5486400" cy="2447363"/>
             <wp:effectExtent l="0" t="0" r="0" b="0"/>
             <wp:docPr id="1004587704" name="Picture 1473456421"/>
             <wp:cNvGraphicFramePr>
@@ -13608,7 +14015,7 @@
                   <pic:spPr>
                     <a:xfrm>
                       <a:off x="0" y="0"/>
-                      <a:ext cx="5486400" cy="4027413"/>
+                      <a:ext cx="5486400" cy="2447363"/>
                     </a:xfrm>
                     <a:prstGeom prst="rect">
                       <a:avLst/>
@@ -13630,7 +14037,7 @@
           <w:i/>
           <w:sz w:val="20"/>
         </w:rPr>
-        <w:t>圖 3-2.1 UC-02 Define Style Profile — System Sequence Diagram</w:t>
+        <w:t>圖 3-2.3 UC-02 Define Style Profile — System Sequence Diagram</w:t>
       </w:r>
     </w:p>
     <w:p>
@@ -13638,7 +14045,7 @@
         <w:pStyle w:val="3"/>
       </w:pPr>
       <w:r>
-        <w:t>3.2.2 Sequence Diagrams with GRASP Patterns</w:t>
+        <w:t>3.2.4 Sequence Diagrams with GRASP Patterns — UC-02 [new]</w:t>
       </w:r>
     </w:p>
     <w:p>
@@ -14008,390 +14415,22 @@
           <w:i/>
           <w:sz w:val="20"/>
         </w:rPr>
-        <w:t>圖 3-2.2a SD for initProfile()（標示 GRASP 模式）</w:t>
-      </w:r>
-    </w:p>
-    <w:p/>
-    <w:p>
-      <w:r>
-        <w:t>系統事件 2：validateProfile(yamlPath)</w:t>
-      </w:r>
-    </w:p>
-    <w:tbl>
-      <w:tblPr>
-        <w:tblW w:w="9026" w:type="dxa"/>
-        <w:tblBorders>
-          <w:top w:val="single" w:sz="4" w:space="0" w:color="auto"/>
-          <w:left w:val="single" w:sz="4" w:space="0" w:color="auto"/>
-          <w:bottom w:val="single" w:sz="4" w:space="0" w:color="auto"/>
-          <w:right w:val="single" w:sz="4" w:space="0" w:color="auto"/>
-          <w:insideH w:val="single" w:sz="4" w:space="0" w:color="auto"/>
-          <w:insideV w:val="single" w:sz="4" w:space="0" w:color="auto"/>
-        </w:tblBorders>
-        <w:tblLook w:val="04A0" w:firstRow="1" w:lastRow="0" w:firstColumn="1" w:lastColumn="0" w:noHBand="0" w:noVBand="1"/>
-      </w:tblPr>
-      <w:tr>
-        <w:trPr>
-          <w:tblHeader/>
-        </w:trPr>
-        <w:tc>
-          <w:tcPr>
-            <w:tcW w:w="1900" w:type="dxa"/>
-            <w:tcBorders>
-              <w:top w:val="single" w:sz="1" w:space="0" w:color="555555"/>
-              <w:left w:val="single" w:sz="1" w:space="0" w:color="555555"/>
-              <w:bottom w:val="single" w:sz="1" w:space="0" w:color="555555"/>
-              <w:right w:val="single" w:sz="1" w:space="0" w:color="555555"/>
-            </w:tcBorders>
-            <w:shd w:val="clear" w:color="auto" w:fill="2E4057"/>
-            <w:tcMar>
-              <w:top w:w="80" w:type="dxa"/>
-              <w:left w:w="120" w:type="dxa"/>
-              <w:bottom w:w="80" w:type="dxa"/>
-              <w:right w:w="120" w:type="dxa"/>
-            </w:tcMar>
-          </w:tcPr>
-          <w:p>
-            <w:r>
-              <w:rPr>
-                <w:b/>
-                <w:bCs/>
-                <w:color w:val="FFFFFF"/>
-              </w:rPr>
-              <w:t>GRASP Pattern</w:t>
-            </w:r>
-          </w:p>
-        </w:tc>
-        <w:tc>
-          <w:tcPr>
-            <w:tcW w:w="2700" w:type="dxa"/>
-            <w:tcBorders>
-              <w:top w:val="single" w:sz="1" w:space="0" w:color="555555"/>
-              <w:left w:val="single" w:sz="1" w:space="0" w:color="555555"/>
-              <w:bottom w:val="single" w:sz="1" w:space="0" w:color="555555"/>
-              <w:right w:val="single" w:sz="1" w:space="0" w:color="555555"/>
-            </w:tcBorders>
-            <w:shd w:val="clear" w:color="auto" w:fill="2E4057"/>
-            <w:tcMar>
-              <w:top w:w="80" w:type="dxa"/>
-              <w:left w:w="120" w:type="dxa"/>
-              <w:bottom w:w="80" w:type="dxa"/>
-              <w:right w:w="120" w:type="dxa"/>
-            </w:tcMar>
-          </w:tcPr>
-          <w:p>
-            <w:r>
-              <w:rPr>
-                <w:b/>
-                <w:bCs/>
-                <w:color w:val="FFFFFF"/>
-              </w:rPr>
-              <w:t>套用對象</w:t>
-            </w:r>
-          </w:p>
-        </w:tc>
-        <w:tc>
-          <w:tcPr>
-            <w:tcW w:w="4426" w:type="dxa"/>
-            <w:tcBorders>
-              <w:top w:val="single" w:sz="1" w:space="0" w:color="555555"/>
-              <w:left w:val="single" w:sz="1" w:space="0" w:color="555555"/>
-              <w:bottom w:val="single" w:sz="1" w:space="0" w:color="555555"/>
-              <w:right w:val="single" w:sz="1" w:space="0" w:color="555555"/>
-            </w:tcBorders>
-            <w:shd w:val="clear" w:color="auto" w:fill="2E4057"/>
-            <w:tcMar>
-              <w:top w:w="80" w:type="dxa"/>
-              <w:left w:w="120" w:type="dxa"/>
-              <w:bottom w:w="80" w:type="dxa"/>
-              <w:right w:w="120" w:type="dxa"/>
-            </w:tcMar>
-          </w:tcPr>
-          <w:p>
-            <w:r>
-              <w:rPr>
-                <w:b/>
-                <w:bCs/>
-                <w:color w:val="FFFFFF"/>
-              </w:rPr>
-              <w:t>Rationale</w:t>
-            </w:r>
-          </w:p>
-        </w:tc>
-      </w:tr>
-      <w:tr>
-        <w:tc>
-          <w:tcPr>
-            <w:tcW w:w="1900" w:type="dxa"/>
-            <w:tcBorders>
-              <w:top w:val="single" w:sz="1" w:space="0" w:color="AAAAAA"/>
-              <w:left w:val="single" w:sz="1" w:space="0" w:color="AAAAAA"/>
-              <w:bottom w:val="single" w:sz="1" w:space="0" w:color="AAAAAA"/>
-              <w:right w:val="single" w:sz="1" w:space="0" w:color="AAAAAA"/>
-            </w:tcBorders>
-            <w:tcMar>
-              <w:top w:w="80" w:type="dxa"/>
-              <w:left w:w="120" w:type="dxa"/>
-              <w:bottom w:w="80" w:type="dxa"/>
-              <w:right w:w="120" w:type="dxa"/>
-            </w:tcMar>
-          </w:tcPr>
-          <w:p>
-            <w:r>
-              <w:t xml:space="preserve">Controller</w:t>
-            </w:r>
-          </w:p>
-        </w:tc>
-        <w:tc>
-          <w:tcPr>
-            <w:tcW w:w="2700" w:type="dxa"/>
-            <w:tcBorders>
-              <w:top w:val="single" w:sz="1" w:space="0" w:color="AAAAAA"/>
-              <w:left w:val="single" w:sz="1" w:space="0" w:color="AAAAAA"/>
-              <w:bottom w:val="single" w:sz="1" w:space="0" w:color="AAAAAA"/>
-              <w:right w:val="single" w:sz="1" w:space="0" w:color="AAAAAA"/>
-            </w:tcBorders>
-            <w:tcMar>
-              <w:top w:w="80" w:type="dxa"/>
-              <w:left w:w="120" w:type="dxa"/>
-              <w:bottom w:w="80" w:type="dxa"/>
-              <w:right w:w="120" w:type="dxa"/>
-            </w:tcMar>
-          </w:tcPr>
-          <w:p>
-            <w:r>
-              <w:t xml:space="preserve">:ProfileValidateCommand</w:t>
-            </w:r>
-          </w:p>
-        </w:tc>
-        <w:tc>
-          <w:tcPr>
-            <w:tcW w:w="4426" w:type="dxa"/>
-            <w:tcBorders>
-              <w:top w:val="single" w:sz="1" w:space="0" w:color="AAAAAA"/>
-              <w:left w:val="single" w:sz="1" w:space="0" w:color="AAAAAA"/>
-              <w:bottom w:val="single" w:sz="1" w:space="0" w:color="AAAAAA"/>
-              <w:right w:val="single" w:sz="1" w:space="0" w:color="AAAAAA"/>
-            </w:tcBorders>
-            <w:tcMar>
-              <w:top w:w="80" w:type="dxa"/>
-              <w:left w:w="120" w:type="dxa"/>
-              <w:bottom w:w="80" w:type="dxa"/>
-              <w:right w:w="120" w:type="dxa"/>
-            </w:tcMar>
-          </w:tcPr>
-          <w:p>
-            <w:r>
-              <w:t xml:space="preserve">接收 validateProfile(yamlPath) 系統事件，作為 UC-02 use case controller。</w:t>
-            </w:r>
-          </w:p>
-        </w:tc>
-      </w:tr>
-      <w:tr>
-        <w:tc>
-          <w:tcPr>
-            <w:tcW w:w="1900" w:type="dxa"/>
-            <w:tcBorders>
-              <w:top w:val="single" w:sz="1" w:space="0" w:color="AAAAAA"/>
-              <w:left w:val="single" w:sz="1" w:space="0" w:color="AAAAAA"/>
-              <w:bottom w:val="single" w:sz="1" w:space="0" w:color="AAAAAA"/>
-              <w:right w:val="single" w:sz="1" w:space="0" w:color="AAAAAA"/>
-            </w:tcBorders>
-            <w:tcMar>
-              <w:top w:w="80" w:type="dxa"/>
-              <w:left w:w="120" w:type="dxa"/>
-              <w:bottom w:w="80" w:type="dxa"/>
-              <w:right w:w="120" w:type="dxa"/>
-            </w:tcMar>
-          </w:tcPr>
-          <w:p>
-            <w:r>
-              <w:t xml:space="preserve">Pure Fabrication</w:t>
-            </w:r>
-          </w:p>
-        </w:tc>
-        <w:tc>
-          <w:tcPr>
-            <w:tcW w:w="2700" w:type="dxa"/>
-            <w:tcBorders>
-              <w:top w:val="single" w:sz="1" w:space="0" w:color="AAAAAA"/>
-              <w:left w:val="single" w:sz="1" w:space="0" w:color="AAAAAA"/>
-              <w:bottom w:val="single" w:sz="1" w:space="0" w:color="AAAAAA"/>
-              <w:right w:val="single" w:sz="1" w:space="0" w:color="AAAAAA"/>
-            </w:tcBorders>
-            <w:tcMar>
-              <w:top w:w="80" w:type="dxa"/>
-              <w:left w:w="120" w:type="dxa"/>
-              <w:bottom w:w="80" w:type="dxa"/>
-              <w:right w:w="120" w:type="dxa"/>
-            </w:tcMar>
-          </w:tcPr>
-          <w:p>
-            <w:r>
-              <w:t xml:space="preserve">:YamlProfileLoader</w:t>
-            </w:r>
-          </w:p>
-        </w:tc>
-        <w:tc>
-          <w:tcPr>
-            <w:tcW w:w="4426" w:type="dxa"/>
-            <w:tcBorders>
-              <w:top w:val="single" w:sz="1" w:space="0" w:color="AAAAAA"/>
-              <w:left w:val="single" w:sz="1" w:space="0" w:color="AAAAAA"/>
-              <w:bottom w:val="single" w:sz="1" w:space="0" w:color="AAAAAA"/>
-              <w:right w:val="single" w:sz="1" w:space="0" w:color="AAAAAA"/>
-            </w:tcBorders>
-            <w:tcMar>
-              <w:top w:w="80" w:type="dxa"/>
-              <w:left w:w="120" w:type="dxa"/>
-              <w:bottom w:w="80" w:type="dxa"/>
-              <w:right w:w="120" w:type="dxa"/>
-            </w:tcMar>
-          </w:tcPr>
-          <w:p>
-            <w:r>
-              <w:t xml:space="preserve">Domain Model 無「載入 YAML 設定檔」概念，為封裝 YAML 解析細節而建立。</w:t>
-            </w:r>
-          </w:p>
-        </w:tc>
-      </w:tr>
-      <w:tr>
-        <w:tc>
-          <w:tcPr>
-            <w:tcW w:w="1900" w:type="dxa"/>
-            <w:tcBorders>
-              <w:top w:val="single" w:sz="1" w:space="0" w:color="AAAAAA"/>
-              <w:left w:val="single" w:sz="1" w:space="0" w:color="AAAAAA"/>
-              <w:bottom w:val="single" w:sz="1" w:space="0" w:color="AAAAAA"/>
-              <w:right w:val="single" w:sz="1" w:space="0" w:color="AAAAAA"/>
-            </w:tcBorders>
-            <w:tcMar>
-              <w:top w:w="80" w:type="dxa"/>
-              <w:left w:w="120" w:type="dxa"/>
-              <w:bottom w:w="80" w:type="dxa"/>
-              <w:right w:w="120" w:type="dxa"/>
-            </w:tcMar>
-          </w:tcPr>
-          <w:p>
-            <w:r>
-              <w:t xml:space="preserve">Information Expert</w:t>
-            </w:r>
-          </w:p>
-        </w:tc>
-        <w:tc>
-          <w:tcPr>
-            <w:tcW w:w="2700" w:type="dxa"/>
-            <w:tcBorders>
-              <w:top w:val="single" w:sz="1" w:space="0" w:color="AAAAAA"/>
-              <w:left w:val="single" w:sz="1" w:space="0" w:color="AAAAAA"/>
-              <w:bottom w:val="single" w:sz="1" w:space="0" w:color="AAAAAA"/>
-              <w:right w:val="single" w:sz="1" w:space="0" w:color="AAAAAA"/>
-            </w:tcBorders>
-            <w:tcMar>
-              <w:top w:w="80" w:type="dxa"/>
-              <w:left w:w="120" w:type="dxa"/>
-              <w:bottom w:w="80" w:type="dxa"/>
-              <w:right w:w="120" w:type="dxa"/>
-            </w:tcMar>
-          </w:tcPr>
-          <w:p>
-            <w:r>
-              <w:t xml:space="preserve">:ProfileValidateService</w:t>
-            </w:r>
-          </w:p>
-        </w:tc>
-        <w:tc>
-          <w:tcPr>
-            <w:tcW w:w="4426" w:type="dxa"/>
-            <w:tcBorders>
-              <w:top w:val="single" w:sz="1" w:space="0" w:color="AAAAAA"/>
-              <w:left w:val="single" w:sz="1" w:space="0" w:color="AAAAAA"/>
-              <w:bottom w:val="single" w:sz="1" w:space="0" w:color="AAAAAA"/>
-              <w:right w:val="single" w:sz="1" w:space="0" w:color="AAAAAA"/>
-            </w:tcBorders>
-            <w:tcMar>
-              <w:top w:w="80" w:type="dxa"/>
-              <w:left w:w="120" w:type="dxa"/>
-              <w:bottom w:w="80" w:type="dxa"/>
-              <w:right w:w="120" w:type="dxa"/>
-            </w:tcMar>
-          </w:tcPr>
-          <w:p>
-            <w:r>
-              <w:t xml:space="preserve">掌握 profile schema 驗證業務邏輯。</w:t>
-            </w:r>
-          </w:p>
-        </w:tc>
-      </w:tr>
-      <w:tr>
-        <w:tc>
-          <w:tcPr>
-            <w:tcW w:w="1900" w:type="dxa"/>
-            <w:tcBorders>
-              <w:top w:val="single" w:sz="1" w:space="0" w:color="AAAAAA"/>
-              <w:left w:val="single" w:sz="1" w:space="0" w:color="AAAAAA"/>
-              <w:bottom w:val="single" w:sz="1" w:space="0" w:color="AAAAAA"/>
-              <w:right w:val="single" w:sz="1" w:space="0" w:color="AAAAAA"/>
-            </w:tcBorders>
-            <w:tcMar>
-              <w:top w:w="80" w:type="dxa"/>
-              <w:left w:w="120" w:type="dxa"/>
-              <w:bottom w:w="80" w:type="dxa"/>
-              <w:right w:w="120" w:type="dxa"/>
-            </w:tcMar>
-          </w:tcPr>
-          <w:p>
-            <w:r>
-              <w:t xml:space="preserve">Low Coupling</w:t>
-            </w:r>
-          </w:p>
-        </w:tc>
-        <w:tc>
-          <w:tcPr>
-            <w:tcW w:w="2700" w:type="dxa"/>
-            <w:tcBorders>
-              <w:top w:val="single" w:sz="1" w:space="0" w:color="AAAAAA"/>
-              <w:left w:val="single" w:sz="1" w:space="0" w:color="AAAAAA"/>
-              <w:bottom w:val="single" w:sz="1" w:space="0" w:color="AAAAAA"/>
-              <w:right w:val="single" w:sz="1" w:space="0" w:color="AAAAAA"/>
-            </w:tcBorders>
-            <w:tcMar>
-              <w:top w:w="80" w:type="dxa"/>
-              <w:left w:w="120" w:type="dxa"/>
-              <w:bottom w:w="80" w:type="dxa"/>
-              <w:right w:w="120" w:type="dxa"/>
-            </w:tcMar>
-          </w:tcPr>
-          <w:p>
-            <w:r>
-              <w:t xml:space="preserve">:ProfileValidateService</w:t>
-            </w:r>
-          </w:p>
-        </w:tc>
-        <w:tc>
-          <w:tcPr>
-            <w:tcW w:w="4426" w:type="dxa"/>
-            <w:tcBorders>
-              <w:top w:val="single" w:sz="1" w:space="0" w:color="AAAAAA"/>
-              <w:left w:val="single" w:sz="1" w:space="0" w:color="AAAAAA"/>
-              <w:bottom w:val="single" w:sz="1" w:space="0" w:color="AAAAAA"/>
-              <w:right w:val="single" w:sz="1" w:space="0" w:color="AAAAAA"/>
-            </w:tcBorders>
-            <w:tcMar>
-              <w:top w:w="80" w:type="dxa"/>
-              <w:left w:w="120" w:type="dxa"/>
-              <w:bottom w:w="80" w:type="dxa"/>
-              <w:right w:w="120" w:type="dxa"/>
-            </w:tcMar>
-          </w:tcPr>
-          <w:p>
-            <w:r>
-              <w:t xml:space="preserve">依賴 ProfileLoader 介面而非 YamlProfileLoader 具體實作，便於替換。</w:t>
-            </w:r>
-          </w:p>
-        </w:tc>
-      </w:tr>
-    </w:tbl>
+        <w:t>圖 3-2.4a SD for initProfile()（標示 GRASP 模式）</w:t>
+      </w:r>
+    </w:p>
+    <w:p>
+      <w:pPr>
+        <w:pStyle w:val="3"/>
+      </w:pPr>
+      <w:r>
+        <w:t>3.2.5 System Sequence Diagram — UC-03 Check with Interactive Fix Suggestions [new]</w:t>
+      </w:r>
+    </w:p>
+    <w:p>
+      <w:r>
+        <w:t xml:space="preserve">UC-03 為 Iteration II 新增之互動式修復使用案例。系統唯一入口事件為 fix(sourcePath, profilePath)；系統對每一筆違規呼叫 displayViolation(violation) 輸出資訊，Developer 逐一回覆 suppress(violationId) 觸發 UC-04（&lt;&lt;include&gt;&gt;），最後系統回傳 fixResult。</w:t>
+      </w:r>
+    </w:p>
     <w:p>
       <w:pPr>
         <w:jc w:val="center"/>
@@ -14401,80 +14440,8 @@
           <w:noProof/>
         </w:rPr>
         <w:drawing>
-          <wp:inline distT="0" distB="0" distL="0" distR="0" wp14:anchorId="709195CE" wp14:editId="1C2CF002">
-            <wp:extent cx="5669280" cy="2755962"/>
-            <wp:effectExtent l="0" t="0" r="0" b="0"/>
-            <wp:docPr id="1435730972" name="Picture 1473456421"/>
-            <wp:cNvGraphicFramePr>
-              <a:graphicFrameLocks xmlns:a="http://schemas.openxmlformats.org/drawingml/2006/main" noChangeAspect="1"/>
-            </wp:cNvGraphicFramePr>
-            <a:graphic xmlns:a="http://schemas.openxmlformats.org/drawingml/2006/main">
-              <a:graphicData uri="http://schemas.openxmlformats.org/drawingml/2006/picture">
-                <pic:pic xmlns:pic="http://schemas.openxmlformats.org/drawingml/2006/picture">
-                  <pic:nvPicPr>
-                    <pic:cNvPr id="0" name="uc02_sd_validate.png"/>
-                    <pic:cNvPicPr/>
-                  </pic:nvPicPr>
-                  <pic:blipFill>
-                    <a:blip r:embed="rId12"/>
-                    <a:stretch>
-                      <a:fillRect/>
-                    </a:stretch>
-                  </pic:blipFill>
-                  <pic:spPr>
-                    <a:xfrm>
-                      <a:off x="0" y="0"/>
-                      <a:ext cx="5669280" cy="2755962"/>
-                    </a:xfrm>
-                    <a:prstGeom prst="rect">
-                      <a:avLst/>
-                    </a:prstGeom>
-                  </pic:spPr>
-                </pic:pic>
-              </a:graphicData>
-            </a:graphic>
-          </wp:inline>
-        </w:drawing>
-      </w:r>
-    </w:p>
-    <w:p>
-      <w:pPr>
-        <w:jc w:val="center"/>
-      </w:pPr>
-      <w:r>
-        <w:rPr>
-          <w:i/>
-          <w:sz w:val="20"/>
-        </w:rPr>
-        <w:t>圖 3-2.2b SD for validateProfile()（標示 GRASP 模式）</w:t>
-      </w:r>
-    </w:p>
-    <w:p>
-      <w:pPr>
-        <w:pStyle w:val="3"/>
-      </w:pPr>
-      <w:r>
-        <w:t>3.2.3 System Sequence Diagram — UC-03 Check with Interactive Fix Suggestions</w:t>
-      </w:r>
-    </w:p>
-    <w:p>
-      <w:r>
-        <w:t>UC-03 為 Iteration II 新增之互動式修復使用案例。使用者執行 arch-checker fix &lt;sourcePath&gt; &lt;profilePath&gt;，系統先執行合規檢查，再對每一筆違規依序顯示違規訊息</w:t>
-        <w:lastRenderedPageBreak/>
-        <w:t>與修正建議（suggestion），使用者輸入 f（suppress）、s（skip）或 q（quit）後，系統輸出修正摘要。本節以 SSD 識別系統事件：fix(sourcePath, profilePath) 為唯一外部觸發事件，內部以互動迴圈處理各違規決策。</w:t>
-      </w:r>
-    </w:p>
-    <w:p>
-      <w:pPr>
-        <w:jc w:val="center"/>
-      </w:pPr>
-      <w:r>
-        <w:rPr>
-          <w:noProof/>
-        </w:rPr>
-        <w:drawing>
           <wp:inline distT="0" distB="0" distL="0" distR="0" wp14:anchorId="03002D0F" wp14:editId="38CD51FF">
-            <wp:extent cx="5486400" cy="3962413"/>
+            <wp:extent cx="5669280" cy="2915330"/>
             <wp:effectExtent l="0" t="0" r="0" b="0"/>
             <wp:docPr id="1473456422" name="Picture uc03_ssd"/>
             <wp:cNvGraphicFramePr>
@@ -14496,7 +14463,7 @@
                   <pic:spPr>
                     <a:xfrm>
                       <a:off x="0" y="0"/>
-                      <a:ext cx="5486400" cy="3962413"/>
+                      <a:ext cx="5669280" cy="2915330"/>
                     </a:xfrm>
                     <a:prstGeom prst="rect">
                       <a:avLst/>
@@ -14518,7 +14485,7 @@
           <w:i/>
           <w:sz w:val="20"/>
         </w:rPr>
-        <w:t>圖 3-2.3 UC-03 Check with Interactive Fix Suggestions — System Sequence Diagram</w:t>
+        <w:t>圖 3-2.5 UC-03 Check with Interactive Fix Suggestions — System Sequence Diagram</w:t>
       </w:r>
     </w:p>
     <w:p>
@@ -14526,7 +14493,7 @@
         <w:pStyle w:val="3"/>
       </w:pPr>
       <w:r>
-        <w:t>3.2.4 Sequence Diagram with GRASP Patterns — UC-03</w:t>
+        <w:t>3.2.6 Sequence Diagram with GRASP Patterns — UC-03 [new]</w:t>
       </w:r>
     </w:p>
     <w:p>
@@ -14635,7 +14602,7 @@
           </w:tcPr>
           <w:p>
             <w:r>
-              <w:t xml:space="preserve">Information Expert</w:t>
+              <w:t xml:space="preserve">Pure Fabrication</w:t>
             </w:r>
           </w:p>
         </w:tc>
@@ -14645,7 +14612,7 @@
           </w:tcPr>
           <w:p>
             <w:r>
-              <w:t xml:space="preserve">InteractiveFixer</w:t>
+              <w:t xml:space="preserve">SuppressionService</w:t>
             </w:r>
           </w:p>
         </w:tc>
@@ -14655,7 +14622,7 @@
           </w:tcPr>
           <w:p>
             <w:r>
-              <w:t xml:space="preserve">掌握互動式修復之完整業務邏輯，逐一顯示違規與建議、讀取使用者決策、呼叫 SuppressionStore 寫出抑制記錄。</w:t>
+              <w:t xml:space="preserve">封裝 suppress 完整流程（loadAll→建立 Suppression→save），不對應任何 Domain 概念；FixCommand 與 SuppressCommand 均可透過同一介面執行 suppress，達成複用（High Cohesion、Indirection）。</w:t>
             </w:r>
           </w:p>
         </w:tc>
@@ -14687,7 +14654,7 @@
           </w:tcPr>
           <w:p>
             <w:r>
-              <w:t xml:space="preserve">僅依賴 InteractiveFixer 與 ComplianceCheckService 介面，不直接操作具體 I/O 邏輯，便於替換實作。</w:t>
+              <w:t xml:space="preserve">FixCommand 僅依賴 ComplianceCheckService 與 SuppressionService 介面，I/O 直接走 System.in/out 而非耦合任何具體類別，便於替換實作。</w:t>
             </w:r>
           </w:p>
         </w:tc>
@@ -14704,7 +14671,7 @@
         <w:lastRenderedPageBreak/>
         <w:drawing>
           <wp:inline distT="0" distB="0" distL="0" distR="0" wp14:anchorId="37CF6A4C" wp14:editId="2B2DBB1B">
-            <wp:extent cx="5669280" cy="4343413"/>
+            <wp:extent cx="5486400" cy="4410838"/>
             <wp:effectExtent l="0" t="0" r="0" b="0"/>
             <wp:docPr id="1473456423" name="Picture uc03_sd"/>
             <wp:cNvGraphicFramePr>
@@ -14726,7 +14693,7 @@
                   <pic:spPr>
                     <a:xfrm>
                       <a:off x="0" y="0"/>
-                      <a:ext cx="5669280" cy="4343413"/>
+                      <a:ext cx="5486400" cy="4410838"/>
                     </a:xfrm>
                     <a:prstGeom prst="rect">
                       <a:avLst/>
@@ -14748,7 +14715,528 @@
           <w:i/>
           <w:sz w:val="20"/>
         </w:rPr>
-        <w:t>圖 3-2.4 SD for fix()（標示 GRASP 模式）</w:t>
+        <w:t>圖 3-2.6 SD for fix()（標示 GRASP 模式）</w:t>
+      </w:r>
+    </w:p>
+    <w:p>
+      <w:pPr>
+        <w:pStyle w:val="3"/>
+      </w:pPr>
+      <w:r>
+        <w:t>3.2.7 System Sequence Diagram — UC-04 Suppress a Violation</w:t>
+      </w:r>
+    </w:p>
+    <w:p>
+      <w:r>
+        <w:t>UC-04 為非互動式的單點抑制：Developer 直接對 :System 發出 suppress(constraintId, filePath, lineNumber, reason) 系統事件，系統持久化 Suppression 紀錄後回傳確認。</w:t>
+      </w:r>
+    </w:p>
+    <w:p>
+      <w:pPr>
+        <w:jc w:val="center"/>
+      </w:pPr>
+      <w:r>
+        <w:rPr>
+          <w:noProof/>
+        </w:rPr>
+        <w:drawing>
+          <wp:inline distT="0" distB="0" distL="0" distR="0" wp14:anchorId="B2001001" wp14:editId="B2001002">
+            <wp:extent cx="5028716" cy="8229600"/>
+            <wp:effectExtent l="0" t="0" r="0" b="0"/>
+            <wp:docPr id="2003" name="Picture uc04_ssd"/>
+            <wp:cNvGraphicFramePr>
+              <a:graphicFrameLocks xmlns:a="http://schemas.openxmlformats.org/drawingml/2006/main" noChangeAspect="1"/>
+            </wp:cNvGraphicFramePr>
+            <a:graphic xmlns:a="http://schemas.openxmlformats.org/drawingml/2006/main">
+              <a:graphicData uri="http://schemas.openxmlformats.org/drawingml/2006/picture">
+                <pic:pic xmlns:pic="http://schemas.openxmlformats.org/drawingml/2006/picture">
+                  <pic:nvPicPr>
+                    <pic:cNvPr id="0" name="uc04_ssd.png"/>
+                    <pic:cNvPicPr/>
+                  </pic:nvPicPr>
+                  <pic:blipFill>
+                    <a:blip r:embed="rId21"/>
+                    <a:stretch>
+                      <a:fillRect/>
+                    </a:stretch>
+                  </pic:blipFill>
+                  <pic:spPr>
+                    <a:xfrm>
+                      <a:off x="0" y="0"/>
+                      <a:ext cx="5028716" cy="8229600"/>
+                    </a:xfrm>
+                    <a:prstGeom prst="rect">
+                      <a:avLst/>
+                    </a:prstGeom>
+                  </pic:spPr>
+                </pic:pic>
+              </a:graphicData>
+            </a:graphic>
+          </wp:inline>
+        </w:drawing>
+      </w:r>
+    </w:p>
+    <w:p>
+      <w:pPr>
+        <w:jc w:val="center"/>
+      </w:pPr>
+      <w:r>
+        <w:rPr>
+          <w:i/>
+          <w:sz w:val="20"/>
+        </w:rPr>
+        <w:t>圖 3-2.7 UC-04 Suppress a Violation — System Sequence Diagram</w:t>
+      </w:r>
+    </w:p>
+    <w:p>
+      <w:pPr>
+        <w:pStyle w:val="3"/>
+      </w:pPr>
+      <w:r>
+        <w:t>3.2.8 Sequence Diagram with GRASP Patterns — UC-04</w:t>
+      </w:r>
+    </w:p>
+    <w:p>
+      <w:r>
+        <w:t>系統事件：suppress(constraintId, filePath, lineNumber, reason)</w:t>
+      </w:r>
+    </w:p>
+    <w:tbl>
+      <w:tblPr>
+        <w:tblW w:w="9026" w:type="dxa"/>
+        <w:tblInd w:w="283" w:type="dxa"/>
+        <w:tblBorders>
+          <w:top w:val="single" w:sz="4" w:space="0" w:color="auto"/>
+          <w:left w:val="single" w:sz="4" w:space="0" w:color="auto"/>
+          <w:bottom w:val="single" w:sz="4" w:space="0" w:color="auto"/>
+          <w:right w:val="single" w:sz="4" w:space="0" w:color="auto"/>
+          <w:insideH w:val="single" w:sz="4" w:space="0" w:color="auto"/>
+          <w:insideV w:val="single" w:sz="4" w:space="0" w:color="auto"/>
+        </w:tblBorders>
+        <w:tblLook w:val="04A0" w:firstRow="1" w:lastRow="0" w:firstColumn="1" w:lastColumn="0" w:noHBand="0" w:noVBand="1"/>
+      </w:tblPr>
+      <w:tblGrid>
+        <w:gridCol w:w="1900"/>
+        <w:gridCol w:w="3000"/>
+        <w:gridCol w:w="4126"/>
+      </w:tblGrid>
+      <w:tr>
+        <w:trPr>
+          <w:tblHeader/>
+        </w:trPr>
+        <w:tc>
+          <w:tcPr>
+            <w:tcW w:w="1900" w:type="dxa"/>
+            <w:tcBorders>
+              <w:top w:val="single" w:sz="1" w:space="0" w:color="555555"/>
+              <w:left w:val="single" w:sz="1" w:space="0" w:color="555555"/>
+              <w:bottom w:val="single" w:sz="1" w:space="0" w:color="555555"/>
+              <w:right w:val="single" w:sz="1" w:space="0" w:color="555555"/>
+            </w:tcBorders>
+            <w:shd w:val="clear" w:color="auto" w:fill="2E4057"/>
+            <w:tcMar>
+              <w:top w:w="80" w:type="dxa"/>
+              <w:left w:w="120" w:type="dxa"/>
+              <w:bottom w:w="80" w:type="dxa"/>
+              <w:right w:w="120" w:type="dxa"/>
+            </w:tcMar>
+          </w:tcPr>
+          <w:p>
+            <w:r>
+              <w:rPr>
+                <w:b/>
+                <w:bCs/>
+                <w:color w:val="FFFFFF"/>
+              </w:rPr>
+              <w:t>GRASP Pattern</w:t>
+            </w:r>
+          </w:p>
+        </w:tc>
+        <w:tc>
+          <w:tcPr>
+            <w:tcW w:w="3000" w:type="dxa"/>
+            <w:tcBorders>
+              <w:top w:val="single" w:sz="1" w:space="0" w:color="555555"/>
+              <w:left w:val="single" w:sz="1" w:space="0" w:color="555555"/>
+              <w:bottom w:val="single" w:sz="1" w:space="0" w:color="555555"/>
+              <w:right w:val="single" w:sz="1" w:space="0" w:color="555555"/>
+            </w:tcBorders>
+            <w:shd w:val="clear" w:color="auto" w:fill="2E4057"/>
+            <w:tcMar>
+              <w:top w:w="80" w:type="dxa"/>
+              <w:left w:w="120" w:type="dxa"/>
+              <w:bottom w:w="80" w:type="dxa"/>
+              <w:right w:w="120" w:type="dxa"/>
+            </w:tcMar>
+          </w:tcPr>
+          <w:p>
+            <w:r>
+              <w:rPr>
+                <w:b/>
+                <w:bCs/>
+                <w:color w:val="FFFFFF"/>
+              </w:rPr>
+              <w:t>套用對象</w:t>
+            </w:r>
+          </w:p>
+        </w:tc>
+        <w:tc>
+          <w:tcPr>
+            <w:tcW w:w="4126" w:type="dxa"/>
+            <w:tcBorders>
+              <w:top w:val="single" w:sz="1" w:space="0" w:color="555555"/>
+              <w:left w:val="single" w:sz="1" w:space="0" w:color="555555"/>
+              <w:bottom w:val="single" w:sz="1" w:space="0" w:color="555555"/>
+              <w:right w:val="single" w:sz="1" w:space="0" w:color="555555"/>
+            </w:tcBorders>
+            <w:shd w:val="clear" w:color="auto" w:fill="2E4057"/>
+            <w:tcMar>
+              <w:top w:w="80" w:type="dxa"/>
+              <w:left w:w="120" w:type="dxa"/>
+              <w:bottom w:w="80" w:type="dxa"/>
+              <w:right w:w="120" w:type="dxa"/>
+            </w:tcMar>
+          </w:tcPr>
+          <w:p>
+            <w:r>
+              <w:rPr>
+                <w:b/>
+                <w:bCs/>
+                <w:color w:val="FFFFFF"/>
+              </w:rPr>
+              <w:t>Rationale</w:t>
+            </w:r>
+          </w:p>
+        </w:tc>
+      </w:tr>
+      <w:tr>
+        <w:tc>
+          <w:tcPr>
+            <w:tcW w:w="1900" w:type="dxa"/>
+            <w:tcBorders>
+              <w:top w:val="single" w:sz="1" w:space="0" w:color="AAAAAA"/>
+              <w:left w:val="single" w:sz="1" w:space="0" w:color="AAAAAA"/>
+              <w:bottom w:val="single" w:sz="1" w:space="0" w:color="AAAAAA"/>
+              <w:right w:val="single" w:sz="1" w:space="0" w:color="AAAAAA"/>
+            </w:tcBorders>
+            <w:tcMar>
+              <w:top w:w="80" w:type="dxa"/>
+              <w:left w:w="120" w:type="dxa"/>
+              <w:bottom w:w="80" w:type="dxa"/>
+              <w:right w:w="120" w:type="dxa"/>
+            </w:tcMar>
+          </w:tcPr>
+          <w:p>
+            <w:r>
+              <w:t>Controller</w:t>
+            </w:r>
+          </w:p>
+        </w:tc>
+        <w:tc>
+          <w:tcPr>
+            <w:tcW w:w="3000" w:type="dxa"/>
+            <w:tcBorders>
+              <w:top w:val="single" w:sz="1" w:space="0" w:color="AAAAAA"/>
+              <w:left w:val="single" w:sz="1" w:space="0" w:color="AAAAAA"/>
+              <w:bottom w:val="single" w:sz="1" w:space="0" w:color="AAAAAA"/>
+              <w:right w:val="single" w:sz="1" w:space="0" w:color="AAAAAA"/>
+            </w:tcBorders>
+            <w:tcMar>
+              <w:top w:w="80" w:type="dxa"/>
+              <w:left w:w="120" w:type="dxa"/>
+              <w:bottom w:w="80" w:type="dxa"/>
+              <w:right w:w="120" w:type="dxa"/>
+            </w:tcMar>
+          </w:tcPr>
+          <w:p>
+            <w:r>
+              <w:t>:SuppressCommand</w:t>
+            </w:r>
+          </w:p>
+        </w:tc>
+        <w:tc>
+          <w:tcPr>
+            <w:tcW w:w="4126" w:type="dxa"/>
+            <w:tcBorders>
+              <w:top w:val="single" w:sz="1" w:space="0" w:color="AAAAAA"/>
+              <w:left w:val="single" w:sz="1" w:space="0" w:color="AAAAAA"/>
+              <w:bottom w:val="single" w:sz="1" w:space="0" w:color="AAAAAA"/>
+              <w:right w:val="single" w:sz="1" w:space="0" w:color="AAAAAA"/>
+            </w:tcBorders>
+            <w:tcMar>
+              <w:top w:w="80" w:type="dxa"/>
+              <w:left w:w="120" w:type="dxa"/>
+              <w:bottom w:w="80" w:type="dxa"/>
+              <w:right w:w="120" w:type="dxa"/>
+            </w:tcMar>
+          </w:tcPr>
+          <w:p>
+            <w:r>
+              <w:t>接收 suppress(...) 系統事件，作為 UC-04 use case controller</w:t>
+            </w:r>
+          </w:p>
+        </w:tc>
+      </w:tr>
+      <w:tr>
+        <w:tc>
+          <w:tcPr>
+            <w:tcW w:w="1900" w:type="dxa"/>
+            <w:tcBorders>
+              <w:top w:val="single" w:sz="1" w:space="0" w:color="AAAAAA"/>
+              <w:left w:val="single" w:sz="1" w:space="0" w:color="AAAAAA"/>
+              <w:bottom w:val="single" w:sz="1" w:space="0" w:color="AAAAAA"/>
+              <w:right w:val="single" w:sz="1" w:space="0" w:color="AAAAAA"/>
+            </w:tcBorders>
+            <w:tcMar>
+              <w:top w:w="80" w:type="dxa"/>
+              <w:left w:w="120" w:type="dxa"/>
+              <w:bottom w:w="80" w:type="dxa"/>
+              <w:right w:w="120" w:type="dxa"/>
+            </w:tcMar>
+          </w:tcPr>
+          <w:p>
+            <w:r>
+              <w:t>Pure Fabrication</w:t>
+            </w:r>
+          </w:p>
+        </w:tc>
+        <w:tc>
+          <w:tcPr>
+            <w:tcW w:w="3000" w:type="dxa"/>
+            <w:tcBorders>
+              <w:top w:val="single" w:sz="1" w:space="0" w:color="AAAAAA"/>
+              <w:left w:val="single" w:sz="1" w:space="0" w:color="AAAAAA"/>
+              <w:bottom w:val="single" w:sz="1" w:space="0" w:color="AAAAAA"/>
+              <w:right w:val="single" w:sz="1" w:space="0" w:color="AAAAAA"/>
+            </w:tcBorders>
+            <w:tcMar>
+              <w:top w:w="80" w:type="dxa"/>
+              <w:left w:w="120" w:type="dxa"/>
+              <w:bottom w:w="80" w:type="dxa"/>
+              <w:right w:w="120" w:type="dxa"/>
+            </w:tcMar>
+          </w:tcPr>
+          <w:p>
+            <w:r>
+              <w:t>:SuppressionStore</w:t>
+            </w:r>
+          </w:p>
+        </w:tc>
+        <w:tc>
+          <w:tcPr>
+            <w:tcW w:w="4126" w:type="dxa"/>
+            <w:tcBorders>
+              <w:top w:val="single" w:sz="1" w:space="0" w:color="AAAAAA"/>
+              <w:left w:val="single" w:sz="1" w:space="0" w:color="AAAAAA"/>
+              <w:bottom w:val="single" w:sz="1" w:space="0" w:color="AAAAAA"/>
+              <w:right w:val="single" w:sz="1" w:space="0" w:color="AAAAAA"/>
+            </w:tcBorders>
+            <w:tcMar>
+              <w:top w:w="80" w:type="dxa"/>
+              <w:left w:w="120" w:type="dxa"/>
+              <w:bottom w:w="80" w:type="dxa"/>
+              <w:right w:w="120" w:type="dxa"/>
+            </w:tcMar>
+          </w:tcPr>
+          <w:p>
+            <w:r>
+              <w:t>Domain Model 無「持久化抑制記錄」概念，為封裝 YAML 讀寫細節而建立</w:t>
+            </w:r>
+          </w:p>
+        </w:tc>
+      </w:tr>
+      <w:tr>
+        <w:tc>
+          <w:tcPr>
+            <w:tcW w:w="1900" w:type="dxa"/>
+            <w:tcBorders>
+              <w:top w:val="single" w:sz="1" w:space="0" w:color="AAAAAA"/>
+              <w:left w:val="single" w:sz="1" w:space="0" w:color="AAAAAA"/>
+              <w:bottom w:val="single" w:sz="1" w:space="0" w:color="AAAAAA"/>
+              <w:right w:val="single" w:sz="1" w:space="0" w:color="AAAAAA"/>
+            </w:tcBorders>
+            <w:tcMar>
+              <w:top w:w="80" w:type="dxa"/>
+              <w:left w:w="120" w:type="dxa"/>
+              <w:bottom w:w="80" w:type="dxa"/>
+              <w:right w:w="120" w:type="dxa"/>
+            </w:tcMar>
+          </w:tcPr>
+          <w:p>
+            <w:r>
+              <w:t>Information Expert</w:t>
+            </w:r>
+          </w:p>
+        </w:tc>
+        <w:tc>
+          <w:tcPr>
+            <w:tcW w:w="3000" w:type="dxa"/>
+            <w:tcBorders>
+              <w:top w:val="single" w:sz="1" w:space="0" w:color="AAAAAA"/>
+              <w:left w:val="single" w:sz="1" w:space="0" w:color="AAAAAA"/>
+              <w:bottom w:val="single" w:sz="1" w:space="0" w:color="AAAAAA"/>
+              <w:right w:val="single" w:sz="1" w:space="0" w:color="AAAAAA"/>
+            </w:tcBorders>
+            <w:tcMar>
+              <w:top w:w="80" w:type="dxa"/>
+              <w:left w:w="120" w:type="dxa"/>
+              <w:bottom w:w="80" w:type="dxa"/>
+              <w:right w:w="120" w:type="dxa"/>
+            </w:tcMar>
+          </w:tcPr>
+          <w:p>
+            <w:r>
+              <w:t>:SuppressionStore</w:t>
+            </w:r>
+          </w:p>
+        </w:tc>
+        <w:tc>
+          <w:tcPr>
+            <w:tcW w:w="4126" w:type="dxa"/>
+            <w:tcBorders>
+              <w:top w:val="single" w:sz="1" w:space="0" w:color="AAAAAA"/>
+              <w:left w:val="single" w:sz="1" w:space="0" w:color="AAAAAA"/>
+              <w:bottom w:val="single" w:sz="1" w:space="0" w:color="AAAAAA"/>
+              <w:right w:val="single" w:sz="1" w:space="0" w:color="AAAAAA"/>
+            </w:tcBorders>
+            <w:tcMar>
+              <w:top w:w="80" w:type="dxa"/>
+              <w:left w:w="120" w:type="dxa"/>
+              <w:bottom w:w="80" w:type="dxa"/>
+              <w:right w:w="120" w:type="dxa"/>
+            </w:tcMar>
+          </w:tcPr>
+          <w:p>
+            <w:r>
+              <w:t>擁有抑制清單持久化責任，掌握所有已存抑制記錄</w:t>
+            </w:r>
+          </w:p>
+        </w:tc>
+      </w:tr>
+      <w:tr>
+        <w:tc>
+          <w:tcPr>
+            <w:tcW w:w="1900" w:type="dxa"/>
+            <w:tcBorders>
+              <w:top w:val="single" w:sz="1" w:space="0" w:color="AAAAAA"/>
+              <w:left w:val="single" w:sz="1" w:space="0" w:color="AAAAAA"/>
+              <w:bottom w:val="single" w:sz="1" w:space="0" w:color="AAAAAA"/>
+              <w:right w:val="single" w:sz="1" w:space="0" w:color="AAAAAA"/>
+            </w:tcBorders>
+            <w:tcMar>
+              <w:top w:w="80" w:type="dxa"/>
+              <w:left w:w="120" w:type="dxa"/>
+              <w:bottom w:w="80" w:type="dxa"/>
+              <w:right w:w="120" w:type="dxa"/>
+            </w:tcMar>
+          </w:tcPr>
+          <w:p>
+            <w:r>
+              <w:t>Low Coupling</w:t>
+            </w:r>
+          </w:p>
+        </w:tc>
+        <w:tc>
+          <w:tcPr>
+            <w:tcW w:w="3000" w:type="dxa"/>
+            <w:tcBorders>
+              <w:top w:val="single" w:sz="1" w:space="0" w:color="AAAAAA"/>
+              <w:left w:val="single" w:sz="1" w:space="0" w:color="AAAAAA"/>
+              <w:bottom w:val="single" w:sz="1" w:space="0" w:color="AAAAAA"/>
+              <w:right w:val="single" w:sz="1" w:space="0" w:color="AAAAAA"/>
+            </w:tcBorders>
+            <w:tcMar>
+              <w:top w:w="80" w:type="dxa"/>
+              <w:left w:w="120" w:type="dxa"/>
+              <w:bottom w:w="80" w:type="dxa"/>
+              <w:right w:w="120" w:type="dxa"/>
+            </w:tcMar>
+          </w:tcPr>
+          <w:p>
+            <w:r>
+              <w:t>:SuppressCommand</w:t>
+            </w:r>
+          </w:p>
+        </w:tc>
+        <w:tc>
+          <w:tcPr>
+            <w:tcW w:w="4126" w:type="dxa"/>
+            <w:tcBorders>
+              <w:top w:val="single" w:sz="1" w:space="0" w:color="AAAAAA"/>
+              <w:left w:val="single" w:sz="1" w:space="0" w:color="AAAAAA"/>
+              <w:bottom w:val="single" w:sz="1" w:space="0" w:color="AAAAAA"/>
+              <w:right w:val="single" w:sz="1" w:space="0" w:color="AAAAAA"/>
+            </w:tcBorders>
+            <w:tcMar>
+              <w:top w:w="80" w:type="dxa"/>
+              <w:left w:w="120" w:type="dxa"/>
+              <w:bottom w:w="80" w:type="dxa"/>
+              <w:right w:w="120" w:type="dxa"/>
+            </w:tcMar>
+          </w:tcPr>
+          <w:p>
+            <w:r>
+              <w:t>僅依賴 SuppressionStore 介面，不直接耦合 YAML 輸出細節</w:t>
+            </w:r>
+          </w:p>
+        </w:tc>
+      </w:tr>
+    </w:tbl>
+    <w:p>
+      <w:pPr>
+        <w:jc w:val="center"/>
+      </w:pPr>
+      <w:r>
+        <w:rPr>
+          <w:noProof/>
+        </w:rPr>
+        <w:drawing>
+          <wp:inline distT="0" distB="0" distL="0" distR="0" wp14:anchorId="B2001003" wp14:editId="B2001004">
+            <wp:extent cx="4598823" cy="8229600"/>
+            <wp:effectExtent l="0" t="0" r="0" b="0"/>
+            <wp:docPr id="2004" name="Picture uc04_sd"/>
+            <wp:cNvGraphicFramePr>
+              <a:graphicFrameLocks xmlns:a="http://schemas.openxmlformats.org/drawingml/2006/main" noChangeAspect="1"/>
+            </wp:cNvGraphicFramePr>
+            <a:graphic xmlns:a="http://schemas.openxmlformats.org/drawingml/2006/main">
+              <a:graphicData uri="http://schemas.openxmlformats.org/drawingml/2006/picture">
+                <pic:pic xmlns:pic="http://schemas.openxmlformats.org/drawingml/2006/picture">
+                  <pic:nvPicPr>
+                    <pic:cNvPr id="0" name="uc04_sd.png"/>
+                    <pic:cNvPicPr/>
+                  </pic:nvPicPr>
+                  <pic:blipFill>
+                    <a:blip r:embed="rId22"/>
+                    <a:stretch>
+                      <a:fillRect/>
+                    </a:stretch>
+                  </pic:blipFill>
+                  <pic:spPr>
+                    <a:xfrm>
+                      <a:off x="0" y="0"/>
+                      <a:ext cx="4598823" cy="8229600"/>
+                    </a:xfrm>
+                    <a:prstGeom prst="rect">
+                      <a:avLst/>
+                    </a:prstGeom>
+                  </pic:spPr>
+                </pic:pic>
+              </a:graphicData>
+            </a:graphic>
+          </wp:inline>
+        </w:drawing>
+      </w:r>
+    </w:p>
+    <w:p>
+      <w:pPr>
+        <w:jc w:val="center"/>
+      </w:pPr>
+      <w:r>
+        <w:rPr>
+          <w:i/>
+          <w:sz w:val="20"/>
+        </w:rPr>
+        <w:t>圖 3-2.8 SD for suppress()（標示 GRASP 模式）</w:t>
       </w:r>
     </w:p>
     <w:p>
@@ -14775,7 +15263,7 @@
         <w:lastRenderedPageBreak/>
         <w:drawing>
           <wp:inline distT="0" distB="0" distL="0" distR="0" wp14:anchorId="146FB7F4" wp14:editId="1CF0C783">
-            <wp:extent cx="5760720" cy="5470973"/>
+            <wp:extent cx="5029200" cy="5333940"/>
             <wp:effectExtent l="0" t="0" r="0" b="0"/>
             <wp:docPr id="1685514452" name="Picture 1473456421"/>
             <wp:cNvGraphicFramePr>
@@ -14797,7 +15285,7 @@
                   <pic:spPr>
                     <a:xfrm>
                       <a:off x="0" y="0"/>
-                      <a:ext cx="5760720" cy="5470973"/>
+                      <a:ext cx="5029200" cy="5333940"/>
                     </a:xfrm>
                     <a:prstGeom prst="rect">
                       <a:avLst/>
@@ -14845,7 +15333,7 @@
     </w:p>
     <w:p>
       <w:r>
-        <w:t>下圖為 arch-checker 之 Implementation Class Diagram（ICD），反映系統實際編譯後的結構。由於實作緊跟 DCD，ICD 在結構上與圖 3-3 相同。與 Iteration I 相比，主要新增為七個新類別（FixCommand、ProfileCommand、ProfileInitCommand、ProfileValidateCommand、InteractiveFixer、ProfileTemplateService、ProfileValidateService）以及 Violation 上的 suggestion 欄位。</w:t>
+        <w:t>下圖為 arch-checker 之 Implementation Class Diagram（ICD），反映系統實際編譯後的結構。由於實作緊跟 DCD，ICD 在結構上與圖 3-3 相同。與 Iteration I 相比，主要新增為六個新類別（FixCommand、ProfileCommand、ProfileInitCommand、ProfileValidateCommand、ProfileTemplateService、ProfileValidateService）以及 Violation 上的 suggestion 欄位。UC-03 互動邏輯由 FixCommand 直接處理；suppress 操作委派 SuppressionService 執行，與 SuppressCommand 共用同一 Application 服務。</w:t>
       </w:r>
     </w:p>
     <w:p>
@@ -14859,7 +15347,7 @@
         <w:lastRenderedPageBreak/>
         <w:drawing>
           <wp:inline distT="0" distB="0" distL="0" distR="0" wp14:anchorId="5C22A516" wp14:editId="3824152F">
-            <wp:extent cx="5760720" cy="5470973"/>
+            <wp:extent cx="5029200" cy="5333940"/>
             <wp:effectExtent l="0" t="0" r="0" b="0"/>
             <wp:docPr id="54178973" name="Picture 1473456421"/>
             <wp:cNvGraphicFramePr>
@@ -14881,7 +15369,7 @@
                   <pic:spPr>
                     <a:xfrm>
                       <a:off x="0" y="0"/>
-                      <a:ext cx="5760720" cy="5470973"/>
+                      <a:ext cx="5029200" cy="5333940"/>
                     </a:xfrm>
                     <a:prstGeom prst="rect">
                       <a:avLst/>
@@ -15352,7 +15840,7 @@
               <w:rPr>
                 <w:sz w:val="20"/>
               </w:rPr>
-              <w:t>InteractiveFixer [new]</w:t>
+              <w:t>FixCommand [new]</w:t>
             </w:r>
           </w:p>
         </w:tc>
@@ -15371,7 +15859,7 @@
               <w:rPr>
                 <w:sz w:val="20"/>
               </w:rPr>
-              <w:t>fix(report, file, profile): FixResult</w:t>
+              <w:t>call(): Integer</w:t>
             </w:r>
           </w:p>
         </w:tc>
@@ -15430,7 +15918,7 @@
               <w:rPr>
                 <w:sz w:val="20"/>
               </w:rPr>
-              <w:t>InteractiveFixer [new]</w:t>
+              <w:t>FixCommand [new]</w:t>
             </w:r>
           </w:p>
         </w:tc>
@@ -15449,7 +15937,7 @@
               <w:rPr>
                 <w:sz w:val="20"/>
               </w:rPr>
-              <w:t>prompt(): String</w:t>
+              <w:t>runInteractiveLoop(...): int[]</w:t>
             </w:r>
           </w:p>
         </w:tc>
@@ -15508,7 +15996,7 @@
               <w:rPr>
                 <w:sz w:val="20"/>
               </w:rPr>
-              <w:t>InteractiveFixer [new]</w:t>
+              <w:t>FixCommand [new]</w:t>
             </w:r>
           </w:p>
         </w:tc>
@@ -15527,7 +16015,7 @@
               <w:rPr>
                 <w:sz w:val="20"/>
               </w:rPr>
-              <w:t>suppress(v, file, profile): void</w:t>
+              <w:t>readAction(): String</w:t>
             </w:r>
           </w:p>
         </w:tc>
@@ -15586,7 +16074,7 @@
               <w:rPr>
                 <w:sz w:val="20"/>
               </w:rPr>
-              <w:t>InteractiveFixer.FixResult [new]</w:t>
+              <w:t>FixCommand [new]</w:t>
             </w:r>
           </w:p>
         </w:tc>
@@ -15605,7 +16093,7 @@
               <w:rPr>
                 <w:sz w:val="20"/>
               </w:rPr>
-              <w:t>getExitCode(): int</w:t>
+              <w:t>suppress(violation, suppressFile): void</w:t>
             </w:r>
           </w:p>
         </w:tc>
@@ -17623,7 +18111,7 @@
               <w:rPr>
                 <w:sz w:val="20"/>
               </w:rPr>
-              <w:t>application.InteractiveFixer [new]</w:t>
+              <w:t>cli.FixCommand [new]</w:t>
             </w:r>
           </w:p>
         </w:tc>
@@ -20078,7 +20566,7 @@
         <w:rPr>
           <w:b/>
         </w:rPr>
-        <w:t>— InteractiveFixer.java [new]</w:t>
+        <w:t>— InteractiveFixer.java [deleted — logic moved to FixCommand]</w:t>
       </w:r>
     </w:p>
     <w:p>
@@ -21655,7 +22143,7 @@
           <w:rFonts w:ascii="Courier New" w:hAnsi="Courier New"/>
           <w:sz w:val="16"/>
         </w:rPr>
-        <w:t>import com.archchecker.application.InteractiveFixer;</w:t>
+        <w:t>import com.archchecker.application.SuppressionStore;</w:t>
       </w:r>
     </w:p>
     <w:p>
@@ -22016,43 +22504,43 @@
           <w:rFonts w:ascii="Courier New" w:hAnsi="Courier New"/>
           <w:sz w:val="16"/>
         </w:rPr>
-        <w:t xml:space="preserve">        InteractiveFixer fixer = new InteractiveFixer(</w:t>
-      </w:r>
-    </w:p>
-    <w:p>
-      <w:r>
-        <w:rPr>
-          <w:rFonts w:ascii="Courier New" w:hAnsi="Courier New"/>
-          <w:sz w:val="16"/>
-        </w:rPr>
-        <w:t xml:space="preserve">                store, System.out,</w:t>
-      </w:r>
-    </w:p>
-    <w:p>
-      <w:r>
-        <w:rPr>
-          <w:rFonts w:ascii="Courier New" w:hAnsi="Courier New"/>
-          <w:sz w:val="16"/>
-        </w:rPr>
-        <w:t xml:space="preserve">                new BufferedReader(new InputStreamReader(System.in)));</w:t>
-      </w:r>
-    </w:p>
-    <w:p>
-      <w:r>
-        <w:rPr>
-          <w:rFonts w:ascii="Courier New" w:hAnsi="Courier New"/>
-          <w:sz w:val="16"/>
-        </w:rPr>
-        <w:t xml:space="preserve">        InteractiveFixer.FixResult fixResult =</w:t>
-      </w:r>
-    </w:p>
-    <w:p>
-      <w:r>
-        <w:rPr>
-          <w:rFonts w:ascii="Courier New" w:hAnsi="Courier New"/>
-          <w:sz w:val="16"/>
-        </w:rPr>
-        <w:t xml:space="preserve">                fixer.fix(report, suppressionFile, profile);</w:t>
+        <w:t xml:space="preserve">        int[] counts = runInteractiveLoop(report, profile, store, suppressionFile);</w:t>
+      </w:r>
+    </w:p>
+    <w:p>
+      <w:r>
+        <w:rPr>
+          <w:rFonts w:ascii="Courier New" w:hAnsi="Courier New"/>
+          <w:sz w:val="16"/>
+        </w:rPr>
+        <w:t xml:space="preserve">        int newlySuppressed = counts[0];</w:t>
+      </w:r>
+    </w:p>
+    <w:p>
+      <w:r>
+        <w:rPr>
+          <w:rFonts w:ascii="Courier New" w:hAnsi="Courier New"/>
+          <w:sz w:val="16"/>
+        </w:rPr>
+        <w:t xml:space="preserve">        int remaining = counts[1];</w:t>
+      </w:r>
+    </w:p>
+    <w:p>
+      <w:r>
+        <w:rPr>
+          <w:rFonts w:ascii="Courier New" w:hAnsi="Courier New"/>
+          <w:sz w:val="16"/>
+        </w:rPr>
+        <w:t xml:space="preserve">        out.println();</w:t>
+      </w:r>
+    </w:p>
+    <w:p>
+      <w:r>
+        <w:rPr>
+          <w:rFonts w:ascii="Courier New" w:hAnsi="Courier New"/>
+          <w:sz w:val="16"/>
+        </w:rPr>
+        <w:t xml:space="preserve">        out.println("--");</w:t>
       </w:r>
     </w:p>
     <w:p/>
@@ -22062,61 +22550,34 @@
           <w:rFonts w:ascii="Courier New" w:hAnsi="Courier New"/>
           <w:sz w:val="16"/>
         </w:rPr>
-        <w:t xml:space="preserve">        System.out.println();</w:t>
-      </w:r>
-    </w:p>
-    <w:p>
-      <w:r>
-        <w:rPr>
-          <w:rFonts w:ascii="Courier New" w:hAnsi="Courier New"/>
-          <w:sz w:val="16"/>
-        </w:rPr>
-        <w:t xml:space="preserve">        System.out.println("--");</w:t>
-      </w:r>
-    </w:p>
-    <w:p>
-      <w:r>
-        <w:rPr>
-          <w:rFonts w:ascii="Courier New" w:hAnsi="Courier New"/>
-          <w:sz w:val="16"/>
-        </w:rPr>
-        <w:t xml:space="preserve">        System.out.println("Checked " + report.getCheckedFileCount() + " file(s); "</w:t>
-      </w:r>
-    </w:p>
-    <w:p>
-      <w:r>
-        <w:rPr>
-          <w:rFonts w:ascii="Courier New" w:hAnsi="Courier New"/>
-          <w:sz w:val="16"/>
-        </w:rPr>
-        <w:t xml:space="preserve">                + fixResult.getRemaining().size() + " violation(s) remaining; "</w:t>
-      </w:r>
-    </w:p>
-    <w:p>
-      <w:r>
-        <w:rPr>
-          <w:rFonts w:ascii="Courier New" w:hAnsi="Courier New"/>
-          <w:sz w:val="16"/>
-        </w:rPr>
-        <w:t xml:space="preserve">                + (report.getSuppressedCount() + fixResult.getNewlySuppressed())</w:t>
-      </w:r>
-    </w:p>
-    <w:p>
-      <w:r>
-        <w:rPr>
-          <w:rFonts w:ascii="Courier New" w:hAnsi="Courier New"/>
-          <w:sz w:val="16"/>
-        </w:rPr>
-        <w:t xml:space="preserve">                + " suppressed.");</w:t>
-      </w:r>
-    </w:p>
-    <w:p>
-      <w:r>
-        <w:rPr>
-          <w:rFonts w:ascii="Courier New" w:hAnsi="Courier New"/>
-          <w:sz w:val="16"/>
-        </w:rPr>
-        <w:t xml:space="preserve">        return fixResult.getExitCode();</w:t>
+        <w:t xml:space="preserve">        out.println("Checked " + report.getCheckedFileCount() + " file(s); "</w:t>
+      </w:r>
+    </w:p>
+    <w:p>
+      <w:r>
+        <w:rPr>
+          <w:rFonts w:ascii="Courier New" w:hAnsi="Courier New"/>
+          <w:sz w:val="16"/>
+        </w:rPr>
+        <w:t xml:space="preserve">                + remaining + " violation(s) remaining; "</w:t>
+      </w:r>
+    </w:p>
+    <w:p>
+      <w:r>
+        <w:rPr>
+          <w:rFonts w:ascii="Courier New" w:hAnsi="Courier New"/>
+          <w:sz w:val="16"/>
+        </w:rPr>
+        <w:t xml:space="preserve">                + (report.getSuppressedCount() + newlySuppressed) + " suppressed.");</w:t>
+      </w:r>
+    </w:p>
+    <w:p>
+      <w:r>
+        <w:rPr>
+          <w:rFonts w:ascii="Courier New" w:hAnsi="Courier New"/>
+          <w:sz w:val="16"/>
+        </w:rPr>
+        <w:t xml:space="preserve">        return remaining == 0 ? 0 : 1;</w:t>
       </w:r>
     </w:p>
     <w:p>
@@ -22657,7 +23118,7 @@
           <w:rFonts w:ascii="Courier New" w:hAnsi="Courier New"/>
           <w:sz w:val="16"/>
         </w:rPr>
-        <w:t>[INFO] Running com.archchecker.application.InteractiveFixerTest        [new]</w:t>
+        <w:t>[INFO] Running com.archchecker.cli.FixCommandTest                  [new]</w:t>
       </w:r>
     </w:p>
     <w:p>
@@ -22849,16 +23310,16 @@
         <w:rPr>
           <w:b/>
         </w:rPr>
-        <w:t>— InteractiveFixerTest.java [new]（UC-03 互動式修復）</w:t>
-      </w:r>
-    </w:p>
-    <w:p>
-      <w:r>
-        <w:rPr>
-          <w:rFonts w:ascii="Courier New" w:hAnsi="Courier New"/>
-          <w:sz w:val="16"/>
-        </w:rPr>
-        <w:t>package com.archchecker.application;</w:t>
+        <w:t>— FixCommandTest.java [new]（UC-03 互動式修復）</w:t>
+      </w:r>
+    </w:p>
+    <w:p>
+      <w:r>
+        <w:rPr>
+          <w:rFonts w:ascii="Courier New" w:hAnsi="Courier New"/>
+          <w:sz w:val="16"/>
+        </w:rPr>
+        <w:t>package com.archchecker.cli;</w:t>
       </w:r>
     </w:p>
     <w:p/>
@@ -23024,7 +23485,7 @@
           <w:rFonts w:ascii="Courier New" w:hAnsi="Courier New"/>
           <w:sz w:val="16"/>
         </w:rPr>
-        <w:t>class InteractiveFixerTest {</w:t>
+        <w:t>class FixCommandTest {</w:t>
       </w:r>
     </w:p>
     <w:p/>
@@ -23043,7 +23504,7 @@
           <w:rFonts w:ascii="Courier New" w:hAnsi="Courier New"/>
           <w:sz w:val="16"/>
         </w:rPr>
-        <w:t xml:space="preserve">    void answerYSuppressesViolationAndReturnsExitZero() {</w:t>
+        <w:t xml:space="preserve">    void actionYSuppressesViolationAndReturnsExitZero() {</w:t>
       </w:r>
     </w:p>
     <w:p>
@@ -23107,16 +23568,16 @@
           <w:rFonts w:ascii="Courier New" w:hAnsi="Courier New"/>
           <w:sz w:val="16"/>
         </w:rPr>
-        <w:t xml:space="preserve">        InteractiveFixer fixer = fixerWithInput("y\n", store);</w:t>
-      </w:r>
-    </w:p>
-    <w:p>
-      <w:r>
-        <w:rPr>
-          <w:rFonts w:ascii="Courier New" w:hAnsi="Courier New"/>
-          <w:sz w:val="16"/>
-        </w:rPr>
-        <w:t xml:space="preserve">        InteractiveFixer.FixResult result = fixer.fix(report, Paths.get("/s.yaml"), profile);</w:t>
+        <w:t xml:space="preserve">        int[] counts = fixCommandWith("y\n", store)</w:t>
+      </w:r>
+    </w:p>
+    <w:p>
+      <w:r>
+        <w:rPr>
+          <w:rFonts w:ascii="Courier New" w:hAnsi="Courier New"/>
+          <w:sz w:val="16"/>
+        </w:rPr>
+        <w:t xml:space="preserve">                .runInteractiveLoop(report, profile, store, Paths.get("/s.yaml"));</w:t>
       </w:r>
     </w:p>
     <w:p/>
@@ -23126,25 +23587,16 @@
           <w:rFonts w:ascii="Courier New" w:hAnsi="Courier New"/>
           <w:sz w:val="16"/>
         </w:rPr>
-        <w:t xml:space="preserve">        assertEquals(0, result.getExitCode());</w:t>
-      </w:r>
-    </w:p>
-    <w:p>
-      <w:r>
-        <w:rPr>
-          <w:rFonts w:ascii="Courier New" w:hAnsi="Courier New"/>
-          <w:sz w:val="16"/>
-        </w:rPr>
-        <w:t xml:space="preserve">        assertEquals(1, result.getNewlySuppressed());</w:t>
-      </w:r>
-    </w:p>
-    <w:p>
-      <w:r>
-        <w:rPr>
-          <w:rFonts w:ascii="Courier New" w:hAnsi="Courier New"/>
-          <w:sz w:val="16"/>
-        </w:rPr>
-        <w:t xml:space="preserve">        assertTrue(result.getRemaining().isEmpty());</w:t>
+        <w:t xml:space="preserve">        assertEquals(1, counts[0], "newlySuppressed");</w:t>
+      </w:r>
+    </w:p>
+    <w:p>
+      <w:r>
+        <w:rPr>
+          <w:rFonts w:ascii="Courier New" w:hAnsi="Courier New"/>
+          <w:sz w:val="16"/>
+        </w:rPr>
+        <w:t xml:space="preserve">        assertEquals(0, counts[1], "remaining");</w:t>
       </w:r>
     </w:p>
     <w:p>
@@ -23162,6 +23614,15 @@
           <w:rFonts w:ascii="Courier New" w:hAnsi="Courier New"/>
           <w:sz w:val="16"/>
         </w:rPr>
+        <w:t xml:space="preserve">        assertEquals(1, store.saved.size());</w:t>
+      </w:r>
+    </w:p>
+    <w:p>
+      <w:r>
+        <w:rPr>
+          <w:rFonts w:ascii="Courier New" w:hAnsi="Courier New"/>
+          <w:sz w:val="16"/>
+        </w:rPr>
         <w:t xml:space="preserve">    }</w:t>
       </w:r>
     </w:p>
@@ -23182,7 +23643,7 @@
           <w:sz w:val="16"/>
         </w:rPr>
         <w:lastRenderedPageBreak/>
-        <w:t xml:space="preserve">    void answerNKeepsViolationInRemaining() {</w:t>
+        <w:t xml:space="preserve">    void actionNKeepsViolationInRemaining() {</w:t>
       </w:r>
     </w:p>
     <w:p>
@@ -23237,25 +23698,25 @@
           <w:rFonts w:ascii="Courier New" w:hAnsi="Courier New"/>
           <w:sz w:val="16"/>
         </w:rPr>
-        <w:t xml:space="preserve">        InteractiveFixer fixer = fixerWithInput("n\n", store);</w:t>
-      </w:r>
-    </w:p>
-    <w:p>
-      <w:r>
-        <w:rPr>
-          <w:rFonts w:ascii="Courier New" w:hAnsi="Courier New"/>
-          <w:sz w:val="16"/>
-        </w:rPr>
-        <w:t xml:space="preserve">        InteractiveFixer.FixResult result =</w:t>
-      </w:r>
-    </w:p>
-    <w:p>
-      <w:r>
-        <w:rPr>
-          <w:rFonts w:ascii="Courier New" w:hAnsi="Courier New"/>
-          <w:sz w:val="16"/>
-        </w:rPr>
-        <w:t xml:space="preserve">                fixer.fix(report, Paths.get("/s.yaml"), new StyleProfile("p", List.of(rule)));</w:t>
+        <w:t xml:space="preserve">        int[] counts = fixCommandWith("n\n", store)</w:t>
+      </w:r>
+    </w:p>
+    <w:p>
+      <w:r>
+        <w:rPr>
+          <w:rFonts w:ascii="Courier New" w:hAnsi="Courier New"/>
+          <w:sz w:val="16"/>
+        </w:rPr>
+        <w:t xml:space="preserve">                .runInteractiveLoop(report, new StyleProfile("p", List.of(rule)), store, Paths.get("/s.yaml"));</w:t>
+      </w:r>
+    </w:p>
+    <w:p>
+      <w:r>
+        <w:rPr>
+          <w:rFonts w:ascii="Courier New" w:hAnsi="Courier New"/>
+          <w:sz w:val="16"/>
+        </w:rPr>
+        <w:t xml:space="preserve">        assertEquals(0, counts[0], "newlySuppressed");</w:t>
       </w:r>
     </w:p>
     <w:p/>
@@ -23265,25 +23726,7 @@
           <w:rFonts w:ascii="Courier New" w:hAnsi="Courier New"/>
           <w:sz w:val="16"/>
         </w:rPr>
-        <w:t xml:space="preserve">        assertEquals(1, result.getExitCode());</w:t>
-      </w:r>
-    </w:p>
-    <w:p>
-      <w:r>
-        <w:rPr>
-          <w:rFonts w:ascii="Courier New" w:hAnsi="Courier New"/>
-          <w:sz w:val="16"/>
-        </w:rPr>
-        <w:t xml:space="preserve">        assertEquals(1, result.getRemaining().size());</w:t>
-      </w:r>
-    </w:p>
-    <w:p>
-      <w:r>
-        <w:rPr>
-          <w:rFonts w:ascii="Courier New" w:hAnsi="Courier New"/>
-          <w:sz w:val="16"/>
-        </w:rPr>
-        <w:t xml:space="preserve">        assertEquals(0, result.getNewlySuppressed());</w:t>
+        <w:t xml:space="preserve">        assertEquals(1, counts[1], "remaining");</w:t>
       </w:r>
     </w:p>
     <w:p>
@@ -23304,6 +23747,24 @@
         <w:t xml:space="preserve">    }</w:t>
       </w:r>
     </w:p>
+    <w:p>
+      <w:r>
+        <w:rPr>
+          <w:rFonts w:ascii="Courier New" w:hAnsi="Courier New"/>
+          <w:sz w:val="16"/>
+        </w:rPr>
+        <w:t xml:space="preserve">    @Test</w:t>
+      </w:r>
+    </w:p>
+    <w:p>
+      <w:r>
+        <w:rPr>
+          <w:rFonts w:ascii="Courier New" w:hAnsi="Courier New"/>
+          <w:sz w:val="16"/>
+        </w:rPr>
+        <w:t xml:space="preserve">    void actionQStopsLoopAndKeepsAllRemainingViolations() {</w:t>
+      </w:r>
+    </w:p>
     <w:p/>
     <w:p>
       <w:r>
@@ -23311,6 +23772,99 @@
           <w:rFonts w:ascii="Courier New" w:hAnsi="Courier New"/>
           <w:sz w:val="16"/>
         </w:rPr>
+        <w:t xml:space="preserve">        File file = new File(Paths.get("/x/A.java"), "com.foo");</w:t>
+      </w:r>
+    </w:p>
+    <w:p>
+      <w:r>
+        <w:rPr>
+          <w:rFonts w:ascii="Courier New" w:hAnsi="Courier New"/>
+          <w:sz w:val="16"/>
+        </w:rPr>
+        <w:t xml:space="preserve">        StubRule rule = new StubRule("R-NAME-01");</w:t>
+      </w:r>
+    </w:p>
+    <w:p>
+      <w:r>
+        <w:rPr>
+          <w:rFonts w:ascii="Courier New" w:hAnsi="Courier New"/>
+          <w:sz w:val="16"/>
+        </w:rPr>
+        <w:t xml:space="preserve">        Violation v1 = new Violation(1, "v1", file, rule);</w:t>
+      </w:r>
+    </w:p>
+    <w:p>
+      <w:r>
+        <w:rPr>
+          <w:rFonts w:ascii="Courier New" w:hAnsi="Courier New"/>
+          <w:sz w:val="16"/>
+        </w:rPr>
+        <w:t xml:space="preserve">        Violation v2 = new Violation(2, "v2", file, rule);</w:t>
+      </w:r>
+    </w:p>
+    <w:p>
+      <w:r>
+        <w:rPr>
+          <w:rFonts w:ascii="Courier New" w:hAnsi="Courier New"/>
+          <w:sz w:val="16"/>
+        </w:rPr>
+        <w:t xml:space="preserve">        SpyStore store = new SpyStore();</w:t>
+      </w:r>
+    </w:p>
+    <w:p/>
+    <w:p>
+      <w:r>
+        <w:rPr>
+          <w:rFonts w:ascii="Courier New" w:hAnsi="Courier New"/>
+          <w:sz w:val="16"/>
+        </w:rPr>
+        <w:t xml:space="preserve">        int[] counts = fixCommandWith("q\n", store)</w:t>
+      </w:r>
+    </w:p>
+    <w:p>
+      <w:r>
+        <w:rPr>
+          <w:rFonts w:ascii="Courier New" w:hAnsi="Courier New"/>
+          <w:sz w:val="16"/>
+        </w:rPr>
+        <w:t xml:space="preserve">                .runInteractiveLoop(reportWith(v1, v2), new StyleProfile("p", List.of(rule)), store, Paths.get("/s.yaml"));</w:t>
+      </w:r>
+    </w:p>
+    <w:p/>
+    <w:p>
+      <w:r>
+        <w:rPr>
+          <w:rFonts w:ascii="Courier New" w:hAnsi="Courier New"/>
+          <w:sz w:val="16"/>
+        </w:rPr>
+        <w:t xml:space="preserve">        assertEquals(2, counts[1], "both violations remain after quit");</w:t>
+      </w:r>
+    </w:p>
+    <w:p>
+      <w:r>
+        <w:rPr>
+          <w:rFonts w:ascii="Courier New" w:hAnsi="Courier New"/>
+          <w:sz w:val="16"/>
+        </w:rPr>
+        <w:t xml:space="preserve">        assertEquals(0, counts[0]);</w:t>
+      </w:r>
+    </w:p>
+    <w:p>
+      <w:r>
+        <w:rPr>
+          <w:rFonts w:ascii="Courier New" w:hAnsi="Courier New"/>
+          <w:sz w:val="16"/>
+        </w:rPr>
+        <w:t xml:space="preserve">    }</w:t>
+      </w:r>
+    </w:p>
+    <w:p/>
+    <w:p>
+      <w:r>
+        <w:rPr>
+          <w:rFonts w:ascii="Courier New" w:hAnsi="Courier New"/>
+          <w:sz w:val="16"/>
+        </w:rPr>
         <w:t xml:space="preserve">    @Test</w:t>
       </w:r>
     </w:p>
@@ -23320,7 +23874,7 @@
           <w:rFonts w:ascii="Courier New" w:hAnsi="Courier New"/>
           <w:sz w:val="16"/>
         </w:rPr>
-        <w:t xml:space="preserve">    void answerQStopsLoopAndKeepsRemainingViolations() {</w:t>
+        <w:t xml:space="preserve">    void invalidInputPromptsAgainBeforeAccepting() {</w:t>
       </w:r>
     </w:p>
     <w:p>
@@ -23332,6 +23886,7 @@
         <w:t xml:space="preserve">        File file = new File(Paths.get("/x/A.java"), "com.foo");</w:t>
       </w:r>
     </w:p>
+    <w:p/>
     <w:p>
       <w:r>
         <w:rPr>
@@ -23347,25 +23902,7 @@
           <w:rFonts w:ascii="Courier New" w:hAnsi="Courier New"/>
           <w:sz w:val="16"/>
         </w:rPr>
-        <w:t xml:space="preserve">        Violation v1 = new Violation(1, "v1", file, rule);</w:t>
-      </w:r>
-    </w:p>
-    <w:p>
-      <w:r>
-        <w:rPr>
-          <w:rFonts w:ascii="Courier New" w:hAnsi="Courier New"/>
-          <w:sz w:val="16"/>
-        </w:rPr>
-        <w:t xml:space="preserve">        Violation v2 = new Violation(2, "v2", file, rule);</w:t>
-      </w:r>
-    </w:p>
-    <w:p>
-      <w:r>
-        <w:rPr>
-          <w:rFonts w:ascii="Courier New" w:hAnsi="Courier New"/>
-          <w:sz w:val="16"/>
-        </w:rPr>
-        <w:t xml:space="preserve">        ViolationReport report = reportWith(v1, v2);</w:t>
+        <w:t xml:space="preserve">        Violation v = new Violation(1, "bad", new File(Paths.get("/x/A.java"), "com.foo"), rule);</w:t>
       </w:r>
     </w:p>
     <w:p>
@@ -23377,6 +23914,15 @@
         <w:t xml:space="preserve">        SpyStore store = new SpyStore();</w:t>
       </w:r>
     </w:p>
+    <w:p>
+      <w:r>
+        <w:rPr>
+          <w:rFonts w:ascii="Courier New" w:hAnsi="Courier New"/>
+          <w:sz w:val="16"/>
+        </w:rPr>
+        <w:t xml:space="preserve">        ByteArrayOutputStream buf = new ByteArrayOutputStream();</w:t>
+      </w:r>
+    </w:p>
     <w:p/>
     <w:p>
       <w:r>
@@ -23384,44 +23930,49 @@
           <w:rFonts w:ascii="Courier New" w:hAnsi="Courier New"/>
           <w:sz w:val="16"/>
         </w:rPr>
-        <w:t xml:space="preserve">        InteractiveFixer fixer = fixerWithInput("q\n", store);</w:t>
-      </w:r>
-    </w:p>
-    <w:p>
-      <w:r>
-        <w:rPr>
-          <w:rFonts w:ascii="Courier New" w:hAnsi="Courier New"/>
-          <w:sz w:val="16"/>
-        </w:rPr>
-        <w:t xml:space="preserve">        InteractiveFixer.FixResult result =</w:t>
-      </w:r>
-    </w:p>
-    <w:p>
-      <w:r>
-        <w:rPr>
-          <w:rFonts w:ascii="Courier New" w:hAnsi="Courier New"/>
-          <w:sz w:val="16"/>
-        </w:rPr>
-        <w:t xml:space="preserve">                fixer.fix(report, Paths.get("/s.yaml"), new StyleProfile("p", List.of(rule)));</w:t>
+        <w:t xml:space="preserve">        FixCommand cmd = new FixCommand(new PrintStream(buf),</w:t>
+      </w:r>
+    </w:p>
+    <w:p>
+      <w:r>
+        <w:rPr>
+          <w:rFonts w:ascii="Courier New" w:hAnsi="Courier New"/>
+          <w:sz w:val="16"/>
+        </w:rPr>
+        <w:t xml:space="preserve">                new BufferedReader(new StringReader("maybe\ny\n")));</w:t>
       </w:r>
     </w:p>
     <w:p/>
-    <w:p>
-      <w:r>
-        <w:rPr>
-          <w:rFonts w:ascii="Courier New" w:hAnsi="Courier New"/>
-          <w:sz w:val="16"/>
-        </w:rPr>
-        <w:t xml:space="preserve">        assertEquals(2, result.getRemaining().size(), "both violations remain after quit");</w:t>
-      </w:r>
-    </w:p>
-    <w:p>
-      <w:r>
-        <w:rPr>
-          <w:rFonts w:ascii="Courier New" w:hAnsi="Courier New"/>
-          <w:sz w:val="16"/>
-        </w:rPr>
-        <w:t xml:space="preserve">        assertEquals(0, result.getNewlySuppressed());</w:t>
+    <w:p/>
+    <w:p>
+      <w:r>
+        <w:rPr>
+          <w:rFonts w:ascii="Courier New" w:hAnsi="Courier New"/>
+          <w:sz w:val="16"/>
+        </w:rPr>
+        <w:t xml:space="preserve">        cmd.runInteractiveLoop(reportWith(v), new StyleProfile("p", List.of(rule)), store, Paths.get("/s.yaml"));</w:t>
+      </w:r>
+    </w:p>
+    <w:p/>
+    <w:p/>
+    <w:p>
+      <w:r>
+        <w:rPr>
+          <w:rFonts w:ascii="Courier New" w:hAnsi="Courier New"/>
+          <w:sz w:val="16"/>
+        </w:rPr>
+        <w:t xml:space="preserve">        assertTrue(buf.toString().contains("Invalid input"),</w:t>
+      </w:r>
+    </w:p>
+    <w:p/>
+    <w:p/>
+    <w:p>
+      <w:r>
+        <w:rPr>
+          <w:rFonts w:ascii="Courier New" w:hAnsi="Courier New"/>
+          <w:sz w:val="16"/>
+        </w:rPr>
+        <w:t xml:space="preserve">                "should re-prompt on invalid input");</w:t>
       </w:r>
     </w:p>
     <w:p>
@@ -23440,61 +23991,7 @@
           <w:rFonts w:ascii="Courier New" w:hAnsi="Courier New"/>
           <w:sz w:val="16"/>
         </w:rPr>
-        <w:t xml:space="preserve">    @Test</w:t>
-      </w:r>
-    </w:p>
-    <w:p>
-      <w:r>
-        <w:rPr>
-          <w:rFonts w:ascii="Courier New" w:hAnsi="Courier New"/>
-          <w:sz w:val="16"/>
-        </w:rPr>
-        <w:t xml:space="preserve">    void invalidInputPromptsAgainBeforeAccepting() {</w:t>
-      </w:r>
-    </w:p>
-    <w:p>
-      <w:r>
-        <w:rPr>
-          <w:rFonts w:ascii="Courier New" w:hAnsi="Courier New"/>
-          <w:sz w:val="16"/>
-        </w:rPr>
-        <w:t xml:space="preserve">        File file = new File(Paths.get("/x/A.java"), "com.foo");</w:t>
-      </w:r>
-    </w:p>
-    <w:p>
-      <w:r>
-        <w:rPr>
-          <w:rFonts w:ascii="Courier New" w:hAnsi="Courier New"/>
-          <w:sz w:val="16"/>
-        </w:rPr>
-        <w:t xml:space="preserve">        StubRule rule = new StubRule("R-NAME-01");</w:t>
-      </w:r>
-    </w:p>
-    <w:p>
-      <w:r>
-        <w:rPr>
-          <w:rFonts w:ascii="Courier New" w:hAnsi="Courier New"/>
-          <w:sz w:val="16"/>
-        </w:rPr>
-        <w:t xml:space="preserve">        Violation v = new Violation(1, "bad", file, rule);</w:t>
-      </w:r>
-    </w:p>
-    <w:p>
-      <w:r>
-        <w:rPr>
-          <w:rFonts w:ascii="Courier New" w:hAnsi="Courier New"/>
-          <w:sz w:val="16"/>
-        </w:rPr>
-        <w:t xml:space="preserve">        ViolationReport report = reportWith(v);</w:t>
-      </w:r>
-    </w:p>
-    <w:p>
-      <w:r>
-        <w:rPr>
-          <w:rFonts w:ascii="Courier New" w:hAnsi="Courier New"/>
-          <w:sz w:val="16"/>
-        </w:rPr>
-        <w:t xml:space="preserve">        SpyStore store = new SpyStore();</w:t>
+        <w:t xml:space="preserve">    private static FixCommand fixCommandWith(String input, SpyStore store) {</w:t>
       </w:r>
     </w:p>
     <w:p>
@@ -23506,97 +24003,13 @@
         <w:t xml:space="preserve">        ByteArrayOutputStream buf = new ByteArrayOutputStream();</w:t>
       </w:r>
     </w:p>
-    <w:p/>
-    <w:p>
-      <w:r>
-        <w:rPr>
-          <w:rFonts w:ascii="Courier New" w:hAnsi="Courier New"/>
-          <w:sz w:val="16"/>
-        </w:rPr>
-        <w:t xml:space="preserve">        InteractiveFixer fixer = new InteractiveFixer(store,</w:t>
-      </w:r>
-    </w:p>
-    <w:p>
-      <w:r>
-        <w:rPr>
-          <w:rFonts w:ascii="Courier New" w:hAnsi="Courier New"/>
-          <w:sz w:val="16"/>
-        </w:rPr>
-        <w:t xml:space="preserve">                new PrintStream(buf),</w:t>
-      </w:r>
-    </w:p>
-    <w:p>
-      <w:r>
-        <w:rPr>
-          <w:rFonts w:ascii="Courier New" w:hAnsi="Courier New"/>
-          <w:sz w:val="16"/>
-        </w:rPr>
-        <w:t xml:space="preserve">                new BufferedReader(new StringReader("maybe\ny\n")));</w:t>
-      </w:r>
-    </w:p>
-    <w:p>
-      <w:r>
-        <w:rPr>
-          <w:rFonts w:ascii="Courier New" w:hAnsi="Courier New"/>
-          <w:sz w:val="16"/>
-        </w:rPr>
-        <w:t xml:space="preserve">        fixer.fix(report, Paths.get("/s.yaml"), new StyleProfile("p", List.of(rule)));</w:t>
-      </w:r>
-    </w:p>
-    <w:p/>
-    <w:p>
-      <w:r>
-        <w:rPr>
-          <w:rFonts w:ascii="Courier New" w:hAnsi="Courier New"/>
-          <w:sz w:val="16"/>
-        </w:rPr>
-        <w:t xml:space="preserve">        assertTrue(buf.toString().contains("Invalid input"),</w:t>
-      </w:r>
-    </w:p>
-    <w:p>
-      <w:r>
-        <w:rPr>
-          <w:rFonts w:ascii="Courier New" w:hAnsi="Courier New"/>
-          <w:sz w:val="16"/>
-        </w:rPr>
-        <w:t xml:space="preserve">                "should re-prompt on invalid input");</w:t>
-      </w:r>
-    </w:p>
-    <w:p>
-      <w:r>
-        <w:rPr>
-          <w:rFonts w:ascii="Courier New" w:hAnsi="Courier New"/>
-          <w:sz w:val="16"/>
-        </w:rPr>
-        <w:t xml:space="preserve">    }</w:t>
-      </w:r>
-    </w:p>
-    <w:p/>
-    <w:p>
-      <w:r>
-        <w:rPr>
-          <w:rFonts w:ascii="Courier New" w:hAnsi="Courier New"/>
-          <w:sz w:val="16"/>
-        </w:rPr>
-        <w:t xml:space="preserve">    private static InteractiveFixer fixerWithInput(String input, SpyStore store) {</w:t>
-      </w:r>
-    </w:p>
-    <w:p>
-      <w:r>
-        <w:rPr>
-          <w:rFonts w:ascii="Courier New" w:hAnsi="Courier New"/>
-          <w:sz w:val="16"/>
-        </w:rPr>
-        <w:t xml:space="preserve">        ByteArrayOutputStream buf = new ByteArrayOutputStream();</w:t>
-      </w:r>
-    </w:p>
-    <w:p>
-      <w:r>
-        <w:rPr>
-          <w:rFonts w:ascii="Courier New" w:hAnsi="Courier New"/>
-          <w:sz w:val="16"/>
-        </w:rPr>
-        <w:t xml:space="preserve">        return new InteractiveFixer(store, new PrintStream(buf),</w:t>
+    <w:p>
+      <w:r>
+        <w:rPr>
+          <w:rFonts w:ascii="Courier New" w:hAnsi="Courier New"/>
+          <w:sz w:val="16"/>
+        </w:rPr>
+        <w:t xml:space="preserve">        return new FixCommand(new PrintStream(buf),</w:t>
       </w:r>
     </w:p>
     <w:p>
@@ -25957,9 +26370,8 @@
         <w:ind w:firstLine="480"/>
       </w:pPr>
       <w:r>
-        <w:t xml:space="preserve">• 新增 fix 子命令，由 FixCommand 作為 Controller 接收 fix(sourcePath, profilePath) 系統事件；FixCommand 先呼叫 ComplianceCheckService 取得 ViolationReport，再交由 </w:t>
+        <w:t xml:space="preserve">• 新增 fix 子命令，由 FixCommand 作為 Controller 接收 fix(sourcePath, profilePath) 系統事件；FixCommand 先呼叫 ComplianceCheckService 取得 ViolationReport，再逐一顯示違規並讀取 Developer 決策（action: y | n）。</w:t>
         <w:lastRenderedPageBreak/>
-        <w:t>InteractiveFixer 執行互動迴圈。</w:t>
       </w:r>
     </w:p>
     <w:p>
@@ -25968,7 +26380,7 @@
         <w:ind w:firstLine="480"/>
       </w:pPr>
       <w:r>
-        <w:t>• InteractiveFixer 作為 Information Expert，逐一顯示違規與 suggestion，讀取使用者決策（f/s/q），並呼叫既有 SuppressionStore 寫出抑制記錄。</w:t>
+        <w:t>• SuppressionService 作為 Pure Fabrication，封裝 suppress 流程（讀取現有清單、建立 Suppression 記錄、寫回 YAML）；FixCommand 於 action == "y" 時委派 SuppressionService.suppress(violation, profile, suppressFile)，無需了解 SuppressionStore 的讀寫細節，達成 Indirection 與 Low Coupling。</w:t>
       </w:r>
     </w:p>
     <w:p>

--- a/hw/hw7/113598009_7.docx
+++ b/hw/hw7/113598009_7.docx
@@ -14654,7 +14654,7 @@
           </w:tcPr>
           <w:p>
             <w:r>
-              <w:t xml:space="preserve">FixCommand 僅依賴 ComplianceCheckService 與 SuppressionService 介面，I/O 直接走 System.in/out 而非耦合任何具體類別，便於替換實作。</w:t>
+              <w:t xml:space="preserve">FixCommand 僅依賴 ComplianceCheckService 與 SuppressionService 介面，I/O（包含 reason 輸入）直接走 System.in/out 而非耦合任何具體類別，便於替換實作。</w:t>
             </w:r>
           </w:p>
         </w:tc>
@@ -14671,7 +14671,7 @@
         <w:lastRenderedPageBreak/>
         <w:drawing>
           <wp:inline distT="0" distB="0" distL="0" distR="0" wp14:anchorId="37CF6A4C" wp14:editId="2B2DBB1B">
-            <wp:extent cx="5486400" cy="4410838"/>
+            <wp:extent cx="5486400" cy="4824516"/>
             <wp:effectExtent l="0" t="0" r="0" b="0"/>
             <wp:docPr id="1473456423" name="Picture uc03_sd"/>
             <wp:cNvGraphicFramePr>
@@ -14693,7 +14693,7 @@
                   <pic:spPr>
                     <a:xfrm>
                       <a:off x="0" y="0"/>
-                      <a:ext cx="5486400" cy="4410838"/>
+                      <a:ext cx="5486400" cy="4824516"/>
                     </a:xfrm>
                     <a:prstGeom prst="rect">
                       <a:avLst/>
